--- a/Proposal/Japan_At_Inflection_points.docx
+++ b/Proposal/Japan_At_Inflection_points.docx
@@ -4,15 +4,34 @@
   <w:body>
     <w:p>
       <w:pPr>
-        <w:pStyle w:val="Title"/>
-        <w:bidi w:val="0"/>
-      </w:pPr>
-      <w:r>
-        <w:t>Post WW2 Japan’s economy at inflection points and how its businesses thrived throug</w:t>
-      </w:r>
-      <w:r>
-        <w:t>h</w:t>
-      </w:r>
+        <w:pStyle w:val="Subtitle"/>
+        <w:bidi w:val="0"/>
+        <w:spacing w:before="240"/>
+        <w:rPr>
+          <w:rFonts w:asciiTheme="majorBidi" w:hAnsiTheme="majorBidi"/>
+          <w:color w:val="auto"/>
+          <w:spacing w:val="-10"/>
+          <w:kern w:val="28"/>
+          <w:sz w:val="44"/>
+          <w:szCs w:val="56"/>
+        </w:rPr>
+      </w:pPr>
+      <w:r>
+        <w:rPr>
+          <w:rFonts w:asciiTheme="majorBidi" w:hAnsiTheme="majorBidi"/>
+          <w:color w:val="auto"/>
+          <w:spacing w:val="-10"/>
+          <w:kern w:val="28"/>
+          <w:sz w:val="44"/>
+          <w:szCs w:val="56"/>
+        </w:rPr>
+        <w:t>"Strategic Adaptation and Policy Synergies: Business Leadership at Japan's Post-War Economic Inflection Points"</w:t>
+      </w:r>
+    </w:p>
+    <w:p>
+      <w:pPr>
+        <w:bidi w:val="0"/>
+      </w:pPr>
     </w:p>
     <w:p>
       <w:pPr>
@@ -29,32 +48,41 @@
           <w:i/>
           <w:iCs/>
         </w:rPr>
-        <w:t>Reza Fayazi</w:t>
-      </w:r>
-    </w:p>
-    <w:p>
-      <w:pPr>
-        <w:bidi w:val="0"/>
-      </w:pPr>
-    </w:p>
-    <w:p>
-      <w:pPr>
-        <w:bidi w:val="0"/>
-      </w:pPr>
-    </w:p>
-    <w:p>
-      <w:pPr>
-        <w:bidi w:val="0"/>
-      </w:pPr>
-    </w:p>
-    <w:p>
-      <w:pPr>
-        <w:bidi w:val="0"/>
+        <w:t>By R</w:t>
+      </w:r>
+      <w:r>
+        <w:rPr>
+          <w:i/>
+          <w:iCs/>
+        </w:rPr>
+        <w:t>eza Fayazi</w:t>
+      </w:r>
+    </w:p>
+    <w:p>
+      <w:pPr>
+        <w:bidi w:val="0"/>
+      </w:pPr>
+    </w:p>
+    <w:p>
+      <w:pPr>
+        <w:bidi w:val="0"/>
+      </w:pPr>
+    </w:p>
+    <w:p>
+      <w:pPr>
+        <w:bidi w:val="0"/>
+      </w:pPr>
+    </w:p>
+    <w:p>
+      <w:pPr>
+        <w:bidi w:val="0"/>
+        <w:ind w:left="288" w:firstLine="0"/>
       </w:pPr>
     </w:p>
     <w:p>
       <w:pPr>
         <w:pStyle w:val="Title2"/>
+        <w:ind w:left="288" w:firstLine="0"/>
       </w:pPr>
       <w:r>
         <w:t>Abstract</w:t>
@@ -63,6 +91,7 @@
     <w:p>
       <w:pPr>
         <w:bidi w:val="0"/>
+        <w:ind w:left="288" w:firstLine="0"/>
       </w:pPr>
       <w:r>
         <w:t xml:space="preserve">This is a concise study about Japan’s economy throughout years 1945 to 2011. In this paper we analyze how did we </w:t>
@@ -94,6 +123,1098 @@
         <w:pStyle w:val="Title"/>
         <w:bidi w:val="0"/>
       </w:pPr>
+    </w:p>
+    <w:p>
+      <w:pPr>
+        <w:pStyle w:val="Subtitle"/>
+        <w:bidi w:val="0"/>
+      </w:pPr>
+    </w:p>
+    <w:p>
+      <w:pPr>
+        <w:bidi w:val="0"/>
+      </w:pPr>
+    </w:p>
+    <w:p>
+      <w:pPr>
+        <w:bidi w:val="0"/>
+      </w:pPr>
+    </w:p>
+    <w:p>
+      <w:pPr>
+        <w:bidi w:val="0"/>
+      </w:pPr>
+    </w:p>
+    <w:p>
+      <w:pPr>
+        <w:bidi w:val="0"/>
+      </w:pPr>
+    </w:p>
+    <w:p>
+      <w:pPr>
+        <w:bidi w:val="0"/>
+      </w:pPr>
+    </w:p>
+    <w:p>
+      <w:pPr>
+        <w:bidi w:val="0"/>
+      </w:pPr>
+    </w:p>
+    <w:p>
+      <w:pPr>
+        <w:bidi w:val="0"/>
+      </w:pPr>
+      <w:r>
+        <w:t>Keywords</w:t>
+      </w:r>
+    </w:p>
+    <w:p>
+      <w:pPr>
+        <w:bidi w:val="0"/>
+      </w:pPr>
+      <w:r>
+        <w:t>Japanese Economic Miracle, Post-War Inflection Points, Keiretsu Networks, Business Leaders/Entrepreneurs, MITI</w:t>
+      </w:r>
+      <w:r>
+        <w:t xml:space="preserve">, </w:t>
+      </w:r>
+      <w:r>
+        <w:t>METI, Corporate Adaptation, Strategic Decision-Making, Policy Synergies,</w:t>
+      </w:r>
+      <w:r>
+        <w:t xml:space="preserve"> </w:t>
+      </w:r>
+      <w:r>
+        <w:t>Policy-Business Nexus</w:t>
+      </w:r>
+      <w:r>
+        <w:t>,</w:t>
+      </w:r>
+      <w:r>
+        <w:t xml:space="preserve"> Economic Restructuring, Export-Led Growth, </w:t>
+      </w:r>
+      <w:r>
+        <w:t>Bank of Japan</w:t>
+      </w:r>
+      <w:r>
+        <w:t>.</w:t>
+      </w:r>
+    </w:p>
+    <w:p>
+      <w:pPr>
+        <w:bidi w:val="0"/>
+      </w:pPr>
+    </w:p>
+    <w:p>
+      <w:pPr>
+        <w:bidi w:val="0"/>
+      </w:pPr>
+    </w:p>
+    <w:p>
+      <w:r>
+        <w:br w:type="page"/>
+      </w:r>
+    </w:p>
+    <w:tbl>
+      <w:tblPr>
+        <w:tblpPr w:leftFromText="180" w:rightFromText="180" w:vertAnchor="text" w:horzAnchor="page" w:tblpX="8605" w:tblpY="1"/>
+        <w:tblW w:w="0" w:type="auto"/>
+        <w:tblBorders>
+          <w:top w:val="single" w:sz="4" w:space="0" w:color="auto"/>
+          <w:left w:val="single" w:sz="4" w:space="0" w:color="auto"/>
+          <w:bottom w:val="single" w:sz="4" w:space="0" w:color="auto"/>
+          <w:right w:val="single" w:sz="4" w:space="0" w:color="auto"/>
+          <w:insideH w:val="single" w:sz="4" w:space="0" w:color="auto"/>
+          <w:insideV w:val="single" w:sz="4" w:space="0" w:color="auto"/>
+        </w:tblBorders>
+        <w:tblLayout w:type="fixed"/>
+        <w:tblLook w:val="0000" w:firstRow="0" w:lastRow="0" w:firstColumn="0" w:lastColumn="0" w:noHBand="0" w:noVBand="0"/>
+      </w:tblPr>
+      <w:tblGrid>
+        <w:gridCol w:w="725"/>
+      </w:tblGrid>
+      <w:tr>
+        <w:tblPrEx>
+          <w:tblCellMar>
+            <w:top w:w="0" w:type="dxa"/>
+            <w:bottom w:w="0" w:type="dxa"/>
+          </w:tblCellMar>
+        </w:tblPrEx>
+        <w:trPr>
+          <w:trHeight w:val="101"/>
+        </w:trPr>
+        <w:tc>
+          <w:tcPr>
+            <w:tcW w:w="725" w:type="dxa"/>
+          </w:tcPr>
+          <w:p>
+            <w:pPr>
+              <w:bidi w:val="0"/>
+              <w:ind w:firstLine="0"/>
+              <w:jc w:val="center"/>
+              <w:rPr>
+                <w:iCs/>
+              </w:rPr>
+            </w:pPr>
+            <w:r>
+              <w:rPr>
+                <w:iCs/>
+              </w:rPr>
+              <w:lastRenderedPageBreak/>
+              <w:t>0</w:t>
+            </w:r>
+          </w:p>
+        </w:tc>
+      </w:tr>
+      <w:tr>
+        <w:tblPrEx>
+          <w:tblCellMar>
+            <w:top w:w="0" w:type="dxa"/>
+            <w:bottom w:w="0" w:type="dxa"/>
+          </w:tblCellMar>
+        </w:tblPrEx>
+        <w:trPr>
+          <w:trHeight w:val="106"/>
+        </w:trPr>
+        <w:tc>
+          <w:tcPr>
+            <w:tcW w:w="725" w:type="dxa"/>
+          </w:tcPr>
+          <w:p>
+            <w:pPr>
+              <w:bidi w:val="0"/>
+              <w:ind w:firstLine="0"/>
+              <w:jc w:val="center"/>
+              <w:rPr>
+                <w:iCs/>
+              </w:rPr>
+            </w:pPr>
+            <w:r>
+              <w:rPr>
+                <w:iCs/>
+              </w:rPr>
+              <w:t>15</w:t>
+            </w:r>
+          </w:p>
+        </w:tc>
+      </w:tr>
+      <w:tr>
+        <w:tblPrEx>
+          <w:tblCellMar>
+            <w:top w:w="0" w:type="dxa"/>
+            <w:bottom w:w="0" w:type="dxa"/>
+          </w:tblCellMar>
+        </w:tblPrEx>
+        <w:trPr>
+          <w:trHeight w:val="113"/>
+        </w:trPr>
+        <w:tc>
+          <w:tcPr>
+            <w:tcW w:w="725" w:type="dxa"/>
+          </w:tcPr>
+          <w:p>
+            <w:pPr>
+              <w:bidi w:val="0"/>
+              <w:ind w:firstLine="0"/>
+              <w:jc w:val="center"/>
+              <w:rPr>
+                <w:iCs/>
+              </w:rPr>
+            </w:pPr>
+            <w:r>
+              <w:rPr>
+                <w:iCs/>
+              </w:rPr>
+              <w:t>35</w:t>
+            </w:r>
+          </w:p>
+        </w:tc>
+      </w:tr>
+      <w:tr>
+        <w:tblPrEx>
+          <w:tblCellMar>
+            <w:top w:w="0" w:type="dxa"/>
+            <w:bottom w:w="0" w:type="dxa"/>
+          </w:tblCellMar>
+        </w:tblPrEx>
+        <w:trPr>
+          <w:trHeight w:val="158"/>
+        </w:trPr>
+        <w:tc>
+          <w:tcPr>
+            <w:tcW w:w="725" w:type="dxa"/>
+          </w:tcPr>
+          <w:p>
+            <w:pPr>
+              <w:bidi w:val="0"/>
+              <w:ind w:firstLine="0"/>
+              <w:jc w:val="center"/>
+              <w:rPr>
+                <w:iCs/>
+              </w:rPr>
+            </w:pPr>
+            <w:r>
+              <w:rPr>
+                <w:iCs/>
+              </w:rPr>
+              <w:t>50</w:t>
+            </w:r>
+          </w:p>
+        </w:tc>
+      </w:tr>
+      <w:tr>
+        <w:tblPrEx>
+          <w:tblCellMar>
+            <w:top w:w="0" w:type="dxa"/>
+            <w:bottom w:w="0" w:type="dxa"/>
+          </w:tblCellMar>
+        </w:tblPrEx>
+        <w:trPr>
+          <w:trHeight w:val="209"/>
+        </w:trPr>
+        <w:tc>
+          <w:tcPr>
+            <w:tcW w:w="725" w:type="dxa"/>
+          </w:tcPr>
+          <w:p>
+            <w:pPr>
+              <w:bidi w:val="0"/>
+              <w:ind w:firstLine="0"/>
+              <w:jc w:val="center"/>
+              <w:rPr>
+                <w:iCs/>
+              </w:rPr>
+            </w:pPr>
+            <w:r>
+              <w:rPr>
+                <w:iCs/>
+              </w:rPr>
+              <w:t>80</w:t>
+            </w:r>
+          </w:p>
+        </w:tc>
+      </w:tr>
+      <w:tr>
+        <w:tblPrEx>
+          <w:tblCellMar>
+            <w:top w:w="0" w:type="dxa"/>
+            <w:bottom w:w="0" w:type="dxa"/>
+          </w:tblCellMar>
+        </w:tblPrEx>
+        <w:trPr>
+          <w:trHeight w:val="260"/>
+        </w:trPr>
+        <w:tc>
+          <w:tcPr>
+            <w:tcW w:w="725" w:type="dxa"/>
+          </w:tcPr>
+          <w:p>
+            <w:pPr>
+              <w:bidi w:val="0"/>
+              <w:ind w:firstLine="0"/>
+              <w:jc w:val="center"/>
+              <w:rPr>
+                <w:iCs/>
+              </w:rPr>
+            </w:pPr>
+            <w:r>
+              <w:rPr>
+                <w:iCs/>
+              </w:rPr>
+              <w:t>85</w:t>
+            </w:r>
+          </w:p>
+        </w:tc>
+      </w:tr>
+      <w:tr>
+        <w:tblPrEx>
+          <w:tblCellMar>
+            <w:top w:w="0" w:type="dxa"/>
+            <w:bottom w:w="0" w:type="dxa"/>
+          </w:tblCellMar>
+        </w:tblPrEx>
+        <w:trPr>
+          <w:trHeight w:val="183"/>
+        </w:trPr>
+        <w:tc>
+          <w:tcPr>
+            <w:tcW w:w="725" w:type="dxa"/>
+          </w:tcPr>
+          <w:p>
+            <w:pPr>
+              <w:bidi w:val="0"/>
+              <w:ind w:firstLine="0"/>
+              <w:jc w:val="center"/>
+              <w:rPr>
+                <w:iCs/>
+              </w:rPr>
+            </w:pPr>
+            <w:r>
+              <w:rPr>
+                <w:iCs/>
+              </w:rPr>
+              <w:t>90</w:t>
+            </w:r>
+          </w:p>
+        </w:tc>
+      </w:tr>
+      <w:tr>
+        <w:tblPrEx>
+          <w:tblCellMar>
+            <w:top w:w="0" w:type="dxa"/>
+            <w:bottom w:w="0" w:type="dxa"/>
+          </w:tblCellMar>
+        </w:tblPrEx>
+        <w:trPr>
+          <w:trHeight w:val="195"/>
+        </w:trPr>
+        <w:tc>
+          <w:tcPr>
+            <w:tcW w:w="725" w:type="dxa"/>
+          </w:tcPr>
+          <w:p>
+            <w:pPr>
+              <w:bidi w:val="0"/>
+              <w:ind w:firstLine="0"/>
+              <w:jc w:val="center"/>
+              <w:rPr>
+                <w:iCs/>
+              </w:rPr>
+            </w:pPr>
+            <w:r>
+              <w:rPr>
+                <w:iCs/>
+              </w:rPr>
+              <w:t>93</w:t>
+            </w:r>
+          </w:p>
+        </w:tc>
+      </w:tr>
+      <w:tr>
+        <w:tblPrEx>
+          <w:tblCellMar>
+            <w:top w:w="0" w:type="dxa"/>
+            <w:bottom w:w="0" w:type="dxa"/>
+          </w:tblCellMar>
+        </w:tblPrEx>
+        <w:trPr>
+          <w:trHeight w:val="215"/>
+        </w:trPr>
+        <w:tc>
+          <w:tcPr>
+            <w:tcW w:w="725" w:type="dxa"/>
+          </w:tcPr>
+          <w:p>
+            <w:pPr>
+              <w:bidi w:val="0"/>
+              <w:ind w:firstLine="0"/>
+              <w:jc w:val="center"/>
+              <w:rPr>
+                <w:iCs/>
+              </w:rPr>
+            </w:pPr>
+            <w:r>
+              <w:rPr>
+                <w:iCs/>
+              </w:rPr>
+              <w:t>95</w:t>
+            </w:r>
+          </w:p>
+        </w:tc>
+      </w:tr>
+      <w:tr>
+        <w:tblPrEx>
+          <w:tblCellMar>
+            <w:top w:w="0" w:type="dxa"/>
+            <w:bottom w:w="0" w:type="dxa"/>
+          </w:tblCellMar>
+        </w:tblPrEx>
+        <w:trPr>
+          <w:trHeight w:val="427"/>
+        </w:trPr>
+        <w:tc>
+          <w:tcPr>
+            <w:tcW w:w="725" w:type="dxa"/>
+          </w:tcPr>
+          <w:p>
+            <w:pPr>
+              <w:bidi w:val="0"/>
+              <w:ind w:firstLine="0"/>
+              <w:jc w:val="center"/>
+              <w:rPr>
+                <w:iCs/>
+              </w:rPr>
+            </w:pPr>
+            <w:r>
+              <w:rPr>
+                <w:iCs/>
+              </w:rPr>
+              <w:t>100</w:t>
+            </w:r>
+          </w:p>
+        </w:tc>
+      </w:tr>
+    </w:tbl>
+    <w:tbl>
+      <w:tblPr>
+        <w:tblpPr w:leftFromText="180" w:rightFromText="180" w:vertAnchor="text" w:horzAnchor="page" w:tblpX="7976" w:tblpY="6"/>
+        <w:tblW w:w="0" w:type="auto"/>
+        <w:tblBorders>
+          <w:top w:val="single" w:sz="4" w:space="0" w:color="auto"/>
+          <w:left w:val="single" w:sz="4" w:space="0" w:color="auto"/>
+          <w:bottom w:val="single" w:sz="4" w:space="0" w:color="auto"/>
+          <w:right w:val="single" w:sz="4" w:space="0" w:color="auto"/>
+          <w:insideH w:val="single" w:sz="4" w:space="0" w:color="auto"/>
+          <w:insideV w:val="single" w:sz="4" w:space="0" w:color="auto"/>
+        </w:tblBorders>
+        <w:tblLayout w:type="fixed"/>
+        <w:tblLook w:val="0000" w:firstRow="0" w:lastRow="0" w:firstColumn="0" w:lastColumn="0" w:noHBand="0" w:noVBand="0"/>
+      </w:tblPr>
+      <w:tblGrid>
+        <w:gridCol w:w="616"/>
+      </w:tblGrid>
+      <w:tr>
+        <w:tblPrEx>
+          <w:tblCellMar>
+            <w:top w:w="0" w:type="dxa"/>
+            <w:bottom w:w="0" w:type="dxa"/>
+          </w:tblCellMar>
+        </w:tblPrEx>
+        <w:trPr>
+          <w:trHeight w:val="99"/>
+        </w:trPr>
+        <w:tc>
+          <w:tcPr>
+            <w:tcW w:w="616" w:type="dxa"/>
+          </w:tcPr>
+          <w:p>
+            <w:pPr>
+              <w:ind w:firstLine="0"/>
+              <w:jc w:val="center"/>
+            </w:pPr>
+            <w:r>
+              <w:t>1</w:t>
+            </w:r>
+          </w:p>
+        </w:tc>
+      </w:tr>
+      <w:tr>
+        <w:tblPrEx>
+          <w:tblCellMar>
+            <w:top w:w="0" w:type="dxa"/>
+            <w:bottom w:w="0" w:type="dxa"/>
+          </w:tblCellMar>
+        </w:tblPrEx>
+        <w:trPr>
+          <w:trHeight w:val="104"/>
+        </w:trPr>
+        <w:tc>
+          <w:tcPr>
+            <w:tcW w:w="616" w:type="dxa"/>
+          </w:tcPr>
+          <w:p>
+            <w:pPr>
+              <w:bidi w:val="0"/>
+              <w:ind w:firstLine="0"/>
+              <w:jc w:val="center"/>
+            </w:pPr>
+            <w:r>
+              <w:t>2</w:t>
+            </w:r>
+          </w:p>
+        </w:tc>
+      </w:tr>
+      <w:tr>
+        <w:tblPrEx>
+          <w:tblCellMar>
+            <w:top w:w="0" w:type="dxa"/>
+            <w:bottom w:w="0" w:type="dxa"/>
+          </w:tblCellMar>
+        </w:tblPrEx>
+        <w:trPr>
+          <w:trHeight w:val="111"/>
+        </w:trPr>
+        <w:tc>
+          <w:tcPr>
+            <w:tcW w:w="616" w:type="dxa"/>
+          </w:tcPr>
+          <w:p>
+            <w:pPr>
+              <w:bidi w:val="0"/>
+              <w:ind w:firstLine="0"/>
+              <w:jc w:val="center"/>
+            </w:pPr>
+            <w:r>
+              <w:t>3</w:t>
+            </w:r>
+          </w:p>
+        </w:tc>
+      </w:tr>
+      <w:tr>
+        <w:tblPrEx>
+          <w:tblCellMar>
+            <w:top w:w="0" w:type="dxa"/>
+            <w:bottom w:w="0" w:type="dxa"/>
+          </w:tblCellMar>
+        </w:tblPrEx>
+        <w:trPr>
+          <w:trHeight w:val="155"/>
+        </w:trPr>
+        <w:tc>
+          <w:tcPr>
+            <w:tcW w:w="616" w:type="dxa"/>
+          </w:tcPr>
+          <w:p>
+            <w:pPr>
+              <w:bidi w:val="0"/>
+              <w:ind w:firstLine="0"/>
+              <w:jc w:val="center"/>
+            </w:pPr>
+            <w:r>
+              <w:t>4</w:t>
+            </w:r>
+          </w:p>
+        </w:tc>
+      </w:tr>
+      <w:tr>
+        <w:tblPrEx>
+          <w:tblCellMar>
+            <w:top w:w="0" w:type="dxa"/>
+            <w:bottom w:w="0" w:type="dxa"/>
+          </w:tblCellMar>
+        </w:tblPrEx>
+        <w:trPr>
+          <w:trHeight w:val="206"/>
+        </w:trPr>
+        <w:tc>
+          <w:tcPr>
+            <w:tcW w:w="616" w:type="dxa"/>
+          </w:tcPr>
+          <w:p>
+            <w:pPr>
+              <w:bidi w:val="0"/>
+              <w:ind w:firstLine="0"/>
+              <w:jc w:val="center"/>
+            </w:pPr>
+            <w:r>
+              <w:t>5</w:t>
+            </w:r>
+          </w:p>
+        </w:tc>
+      </w:tr>
+      <w:tr>
+        <w:tblPrEx>
+          <w:tblCellMar>
+            <w:top w:w="0" w:type="dxa"/>
+            <w:bottom w:w="0" w:type="dxa"/>
+          </w:tblCellMar>
+        </w:tblPrEx>
+        <w:trPr>
+          <w:trHeight w:val="256"/>
+        </w:trPr>
+        <w:tc>
+          <w:tcPr>
+            <w:tcW w:w="616" w:type="dxa"/>
+          </w:tcPr>
+          <w:p>
+            <w:pPr>
+              <w:bidi w:val="0"/>
+              <w:ind w:firstLine="0"/>
+              <w:jc w:val="center"/>
+            </w:pPr>
+            <w:r>
+              <w:t>6</w:t>
+            </w:r>
+          </w:p>
+        </w:tc>
+      </w:tr>
+      <w:tr>
+        <w:tblPrEx>
+          <w:tblCellMar>
+            <w:top w:w="0" w:type="dxa"/>
+            <w:bottom w:w="0" w:type="dxa"/>
+          </w:tblCellMar>
+        </w:tblPrEx>
+        <w:trPr>
+          <w:trHeight w:val="180"/>
+        </w:trPr>
+        <w:tc>
+          <w:tcPr>
+            <w:tcW w:w="616" w:type="dxa"/>
+          </w:tcPr>
+          <w:p>
+            <w:pPr>
+              <w:bidi w:val="0"/>
+              <w:ind w:firstLine="0"/>
+              <w:jc w:val="center"/>
+            </w:pPr>
+            <w:r>
+              <w:t>7</w:t>
+            </w:r>
+          </w:p>
+        </w:tc>
+      </w:tr>
+      <w:tr>
+        <w:tblPrEx>
+          <w:tblCellMar>
+            <w:top w:w="0" w:type="dxa"/>
+            <w:bottom w:w="0" w:type="dxa"/>
+          </w:tblCellMar>
+        </w:tblPrEx>
+        <w:trPr>
+          <w:trHeight w:val="193"/>
+        </w:trPr>
+        <w:tc>
+          <w:tcPr>
+            <w:tcW w:w="616" w:type="dxa"/>
+          </w:tcPr>
+          <w:p>
+            <w:pPr>
+              <w:bidi w:val="0"/>
+              <w:ind w:firstLine="0"/>
+              <w:jc w:val="center"/>
+            </w:pPr>
+            <w:r>
+              <w:t>8</w:t>
+            </w:r>
+          </w:p>
+        </w:tc>
+      </w:tr>
+      <w:tr>
+        <w:tblPrEx>
+          <w:tblCellMar>
+            <w:top w:w="0" w:type="dxa"/>
+            <w:bottom w:w="0" w:type="dxa"/>
+          </w:tblCellMar>
+        </w:tblPrEx>
+        <w:trPr>
+          <w:trHeight w:val="212"/>
+        </w:trPr>
+        <w:tc>
+          <w:tcPr>
+            <w:tcW w:w="616" w:type="dxa"/>
+          </w:tcPr>
+          <w:p>
+            <w:pPr>
+              <w:bidi w:val="0"/>
+              <w:ind w:firstLine="0"/>
+              <w:jc w:val="center"/>
+            </w:pPr>
+            <w:r>
+              <w:t>9</w:t>
+            </w:r>
+          </w:p>
+        </w:tc>
+      </w:tr>
+      <w:tr>
+        <w:tblPrEx>
+          <w:tblCellMar>
+            <w:top w:w="0" w:type="dxa"/>
+            <w:bottom w:w="0" w:type="dxa"/>
+          </w:tblCellMar>
+        </w:tblPrEx>
+        <w:trPr>
+          <w:trHeight w:val="421"/>
+        </w:trPr>
+        <w:tc>
+          <w:tcPr>
+            <w:tcW w:w="616" w:type="dxa"/>
+          </w:tcPr>
+          <w:p>
+            <w:pPr>
+              <w:bidi w:val="0"/>
+              <w:ind w:firstLine="0"/>
+              <w:jc w:val="center"/>
+            </w:pPr>
+            <w:r>
+              <w:t>10</w:t>
+            </w:r>
+          </w:p>
+        </w:tc>
+      </w:tr>
+    </w:tbl>
+    <w:p>
+      <w:pPr>
+        <w:bidi w:val="0"/>
+        <w:rPr>
+          <w:strike/>
+        </w:rPr>
+      </w:pPr>
+      <w:r>
+        <w:rPr>
+          <w:strike/>
+        </w:rPr>
+        <w:t>1</w:t>
+      </w:r>
+      <w:r>
+        <w:rPr>
+          <w:rFonts w:cs="Arial"/>
+          <w:strike/>
+          <w:rtl/>
+        </w:rPr>
+        <w:t xml:space="preserve">- </w:t>
+      </w:r>
+      <w:r>
+        <w:rPr>
+          <w:strike/>
+        </w:rPr>
+        <w:t>find a good name for the proposal</w:t>
+      </w:r>
+    </w:p>
+    <w:p>
+      <w:pPr>
+        <w:bidi w:val="0"/>
+      </w:pPr>
+      <w:r>
+        <w:t>2</w:t>
+      </w:r>
+      <w:r>
+        <w:rPr>
+          <w:rFonts w:cs="Arial"/>
+          <w:rtl/>
+        </w:rPr>
+        <w:t xml:space="preserve">- </w:t>
+      </w:r>
+      <w:r>
+        <w:t>surf the internet to find about the literature of this subject</w:t>
+      </w:r>
+    </w:p>
+    <w:p>
+      <w:pPr>
+        <w:bidi w:val="0"/>
+      </w:pPr>
+      <w:r>
+        <w:t>3</w:t>
+      </w:r>
+      <w:r>
+        <w:rPr>
+          <w:rFonts w:cs="Arial"/>
+          <w:rtl/>
+        </w:rPr>
+        <w:t xml:space="preserve">- </w:t>
+      </w:r>
+      <w:r>
+        <w:t>find out what data do we need for the project</w:t>
+      </w:r>
+    </w:p>
+    <w:p>
+      <w:pPr>
+        <w:bidi w:val="0"/>
+      </w:pPr>
+      <w:r>
+        <w:t>4</w:t>
+      </w:r>
+      <w:r>
+        <w:rPr>
+          <w:rFonts w:cs="Arial"/>
+          <w:rtl/>
+        </w:rPr>
+        <w:t xml:space="preserve">- </w:t>
+      </w:r>
+      <w:r>
+        <w:t>get the data to work with</w:t>
+      </w:r>
+    </w:p>
+    <w:p>
+      <w:pPr>
+        <w:bidi w:val="0"/>
+      </w:pPr>
+      <w:r>
+        <w:t>5</w:t>
+      </w:r>
+      <w:r>
+        <w:rPr>
+          <w:rFonts w:cs="Arial"/>
+          <w:rtl/>
+        </w:rPr>
+        <w:t xml:space="preserve">- </w:t>
+      </w:r>
+      <w:r>
+        <w:t>add the body of the project (which we will talk about later)</w:t>
+      </w:r>
+    </w:p>
+    <w:p>
+      <w:pPr>
+        <w:bidi w:val="0"/>
+      </w:pPr>
+      <w:r>
+        <w:t>6</w:t>
+      </w:r>
+      <w:r>
+        <w:rPr>
+          <w:rFonts w:cs="Arial"/>
+          <w:rtl/>
+        </w:rPr>
+        <w:t xml:space="preserve">- </w:t>
+      </w:r>
+      <w:r>
+        <w:t>have the conclusion</w:t>
+      </w:r>
+    </w:p>
+    <w:p>
+      <w:pPr>
+        <w:bidi w:val="0"/>
+      </w:pPr>
+      <w:r>
+        <w:t>7</w:t>
+      </w:r>
+      <w:r>
+        <w:rPr>
+          <w:rFonts w:cs="Arial"/>
+          <w:rtl/>
+        </w:rPr>
+        <w:t xml:space="preserve">- </w:t>
+      </w:r>
+      <w:r>
+        <w:t>write the introduction</w:t>
+      </w:r>
+    </w:p>
+    <w:p>
+      <w:pPr>
+        <w:bidi w:val="0"/>
+      </w:pPr>
+      <w:r>
+        <w:t>8</w:t>
+      </w:r>
+      <w:r>
+        <w:rPr>
+          <w:rFonts w:cs="Arial"/>
+          <w:rtl/>
+        </w:rPr>
+        <w:t xml:space="preserve">- </w:t>
+      </w:r>
+      <w:r>
+        <w:t>write the abstract</w:t>
+      </w:r>
+    </w:p>
+    <w:p>
+      <w:pPr>
+        <w:bidi w:val="0"/>
+      </w:pPr>
+      <w:r>
+        <w:t>9</w:t>
+      </w:r>
+      <w:r>
+        <w:rPr>
+          <w:rFonts w:cs="Arial"/>
+          <w:rtl/>
+        </w:rPr>
+        <w:t xml:space="preserve">- </w:t>
+      </w:r>
+      <w:r>
+        <w:t>have the bibliography attached to the end of the file</w:t>
+      </w:r>
+    </w:p>
+    <w:p>
+      <w:pPr>
+        <w:bidi w:val="0"/>
+      </w:pPr>
+      <w:r>
+        <w:t>10- check for any errors within that</w:t>
+      </w:r>
+    </w:p>
+    <w:p>
+      <w:pPr>
+        <w:bidi w:val="0"/>
+      </w:pPr>
+    </w:p>
+    <w:p>
+      <w:pPr>
+        <w:bidi w:val="0"/>
+      </w:pPr>
+    </w:p>
+    <w:p>
+      <w:pPr>
+        <w:pBdr>
+          <w:bottom w:val="single" w:sz="12" w:space="1" w:color="auto"/>
+        </w:pBdr>
+        <w:bidi w:val="0"/>
+      </w:pPr>
+    </w:p>
+    <w:p>
+      <w:pPr>
+        <w:bidi w:val="0"/>
+      </w:pPr>
+      <w:proofErr w:type="gramStart"/>
+      <w:r>
+        <w:t>  AMERICA'S</w:t>
+      </w:r>
+      <w:proofErr w:type="gramEnd"/>
+      <w:r>
+        <w:t xml:space="preserve"> ROLE IN THE MAKING OF JAPAN'S ECONOMIC MIRACLE" </w:t>
+      </w:r>
+    </w:p>
+    <w:p>
+      <w:pPr>
+        <w:bidi w:val="0"/>
+      </w:pPr>
+      <w:proofErr w:type="gramStart"/>
+      <w:r>
+        <w:t>  "</w:t>
+      </w:r>
+      <w:proofErr w:type="gramEnd"/>
+      <w:r>
+        <w:t xml:space="preserve">Japan's High-Growth Postwar Period: The Role of Economic Plans and Economic Policy" </w:t>
+      </w:r>
+    </w:p>
+    <w:p>
+      <w:pPr>
+        <w:bidi w:val="0"/>
+      </w:pPr>
+      <w:proofErr w:type="gramStart"/>
+      <w:r>
+        <w:t>  "</w:t>
+      </w:r>
+      <w:proofErr w:type="gramEnd"/>
+      <w:r>
+        <w:t xml:space="preserve">The Japanese Economic Miracle: Underlying Factors and..." (Takada) </w:t>
+      </w:r>
+    </w:p>
+    <w:p>
+      <w:pPr>
+        <w:bidi w:val="0"/>
+      </w:pPr>
+      <w:proofErr w:type="gramStart"/>
+      <w:r>
+        <w:t>  "</w:t>
+      </w:r>
+      <w:proofErr w:type="gramEnd"/>
+      <w:r>
+        <w:t xml:space="preserve">Keiretsu Groups: Their Role in the Japanese Economy and a Reference Point or Paradigm for Other Countries" </w:t>
+      </w:r>
+    </w:p>
+    <w:p>
+      <w:pPr>
+        <w:bidi w:val="0"/>
+      </w:pPr>
+      <w:proofErr w:type="gramStart"/>
+      <w:r>
+        <w:t>  "</w:t>
+      </w:r>
+      <w:proofErr w:type="gramEnd"/>
+      <w:r>
+        <w:t xml:space="preserve">The Rise and Fall of the Zaibatsu: Japan's Industrial and..." </w:t>
+      </w:r>
+    </w:p>
+    <w:p>
+      <w:pPr>
+        <w:bidi w:val="0"/>
+      </w:pPr>
+      <w:proofErr w:type="gramStart"/>
+      <w:r>
+        <w:t>  "</w:t>
+      </w:r>
+      <w:proofErr w:type="gramEnd"/>
+      <w:r>
+        <w:t xml:space="preserve">Success as the Source of Failure: Competition and Cooperation in the Japanese Economy" (Tezuka) </w:t>
+      </w:r>
+    </w:p>
+    <w:p>
+      <w:pPr>
+        <w:bidi w:val="0"/>
+      </w:pPr>
+      <w:proofErr w:type="gramStart"/>
+      <w:r>
+        <w:t>  "</w:t>
+      </w:r>
+      <w:proofErr w:type="gramEnd"/>
+      <w:r>
+        <w:t xml:space="preserve">An Economic History of Postwar Japan" </w:t>
+      </w:r>
+    </w:p>
+    <w:p>
+      <w:pPr>
+        <w:bidi w:val="0"/>
+      </w:pPr>
+      <w:proofErr w:type="gramStart"/>
+      <w:r>
+        <w:t>  "</w:t>
+      </w:r>
+      <w:proofErr w:type="gramEnd"/>
+      <w:r>
+        <w:t>Japan's Economic Miracle, Bretton Woods, Nixon, China's Rise..."</w:t>
+      </w:r>
+    </w:p>
+    <w:p>
+      <w:pPr>
+        <w:bidi w:val="0"/>
+      </w:pPr>
+    </w:p>
+    <w:p>
+      <w:pPr>
+        <w:bidi w:val="0"/>
+      </w:pPr>
+    </w:p>
+    <w:p>
+      <w:r>
+        <w:br w:type="page"/>
+      </w:r>
+    </w:p>
+    <w:p>
+      <w:pPr>
+        <w:bidi w:val="0"/>
+        <w:ind w:firstLine="0"/>
+      </w:pPr>
+    </w:p>
+    <w:p>
+      <w:pPr>
+        <w:pBdr>
+          <w:bottom w:val="single" w:sz="12" w:space="1" w:color="auto"/>
+        </w:pBdr>
+        <w:bidi w:val="0"/>
+        <w:ind w:firstLine="0"/>
+      </w:pPr>
+    </w:p>
+    <w:p>
+      <w:pPr>
+        <w:bidi w:val="0"/>
+        <w:ind w:firstLine="0"/>
+      </w:pPr>
+      <w:r>
+        <w:t>Bibliography:</w:t>
+      </w:r>
+    </w:p>
+    <w:p>
+      <w:pPr>
+        <w:bidi w:val="0"/>
+        <w:ind w:firstLine="0"/>
+      </w:pPr>
+      <w:r>
+        <w:t>Beckley M, Horiuchi Y, Miller JM. AMERICA’S ROLE IN THE MAKING OF JAPAN’S ECONOMIC MIRACLE. </w:t>
+      </w:r>
+      <w:r>
+        <w:rPr>
+          <w:i/>
+          <w:iCs/>
+        </w:rPr>
+        <w:t>Journal of East Asian Studies</w:t>
+      </w:r>
+      <w:r>
+        <w:t>. 2018;18(1):1-21. doi:10.1017/jea.2017.24</w:t>
+      </w:r>
+    </w:p>
+    <w:p>
+      <w:pPr>
+        <w:bidi w:val="0"/>
+        <w:ind w:firstLine="0"/>
+      </w:pPr>
+      <w:r>
+        <w:t>Takada, Masahiro. “Japan's Economic Miracle: Underlying Factors and Strategies for the Growth.” (1999).</w:t>
+      </w:r>
+    </w:p>
+    <w:p>
+      <w:pPr>
+        <w:bidi w:val="0"/>
+        <w:ind w:firstLine="0"/>
+      </w:pPr>
+      <w:proofErr w:type="spellStart"/>
+      <w:r>
+        <w:t>Grabowiecki</w:t>
+      </w:r>
+      <w:proofErr w:type="spellEnd"/>
+      <w:r>
+        <w:t>, Jerzy. (2006). Keiretsu Groups: Their Role in the Japanese Economy and a Reference Point (or Paradigm) for Other Countries. 413. 1-85.</w:t>
+      </w:r>
     </w:p>
     <w:sectPr>
       <w:pgSz w:w="11906" w:h="16838" w:code="9"/>
@@ -103,6 +1224,127 @@
     </w:sectPr>
   </w:body>
 </w:document>
+</file>
+
+<file path=word/numbering.xml><?xml version="1.0" encoding="utf-8"?>
+<w:numbering xmlns:wpc="http://schemas.microsoft.com/office/word/2010/wordprocessingCanvas" xmlns:cx="http://schemas.microsoft.com/office/drawing/2014/chartex" xmlns:cx1="http://schemas.microsoft.com/office/drawing/2015/9/8/chartex" xmlns:cx2="http://schemas.microsoft.com/office/drawing/2015/10/21/chartex" xmlns:cx3="http://schemas.microsoft.com/office/drawing/2016/5/9/chartex" xmlns:cx4="http://schemas.microsoft.com/office/drawing/2016/5/10/chartex" xmlns:cx5="http://schemas.microsoft.com/office/drawing/2016/5/11/chartex" xmlns:cx6="http://schemas.microsoft.com/office/drawing/2016/5/12/chartex" xmlns:cx7="http://schemas.microsoft.com/office/drawing/2016/5/13/chartex" xmlns:cx8="http://schemas.microsoft.com/office/drawing/2016/5/14/chartex" xmlns:mc="http://schemas.openxmlformats.org/markup-compatibility/2006" xmlns:aink="http://schemas.microsoft.com/office/drawing/2016/ink" xmlns:am3d="http://schemas.microsoft.com/office/drawing/2017/model3d" xmlns:o="urn:schemas-microsoft-com:office:office" xmlns:oel="http://schemas.microsoft.com/office/2019/extlst" xmlns:r="http://schemas.openxmlformats.org/officeDocument/2006/relationships" xmlns:m="http://schemas.openxmlformats.org/officeDocument/2006/math" xmlns:v="urn:schemas-microsoft-com:vml" xmlns:wp14="http://schemas.microsoft.com/office/word/2010/wordprocessingDrawing" xmlns:wp="http://schemas.openxmlformats.org/drawingml/2006/wordprocessingDrawing" xmlns:w10="urn:schemas-microsoft-com:office:word" xmlns:w="http://schemas.openxmlformats.org/wordprocessingml/2006/main" xmlns:w14="http://schemas.microsoft.com/office/word/2010/wordml" xmlns:w15="http://schemas.microsoft.com/office/word/2012/wordml" xmlns:w16cex="http://schemas.microsoft.com/office/word/2018/wordml/cex" xmlns:w16cid="http://schemas.microsoft.com/office/word/2016/wordml/cid" xmlns:w16="http://schemas.microsoft.com/office/word/2018/wordml" xmlns:w16sdtdh="http://schemas.microsoft.com/office/word/2020/wordml/sdtdatahash" xmlns:w16se="http://schemas.microsoft.com/office/word/2015/wordml/symex" xmlns:wpg="http://schemas.microsoft.com/office/word/2010/wordprocessingGroup" xmlns:wpi="http://schemas.microsoft.com/office/word/2010/wordprocessingInk" xmlns:wne="http://schemas.microsoft.com/office/word/2006/wordml" xmlns:wps="http://schemas.microsoft.com/office/word/2010/wordprocessingShape" mc:Ignorable="w14 w15 w16se w16cid w16 w16cex w16sdtdh wp14">
+  <w:abstractNum w:abstractNumId="0" w15:restartNumberingAfterBreak="0">
+    <w:nsid w:val="0E1560A1"/>
+    <w:multiLevelType w:val="hybridMultilevel"/>
+    <w:tmpl w:val="A530BA68"/>
+    <w:lvl w:ilvl="0" w:tplc="04090001">
+      <w:start w:val="1"/>
+      <w:numFmt w:val="bullet"/>
+      <w:lvlText w:val=""/>
+      <w:lvlJc w:val="left"/>
+      <w:pPr>
+        <w:ind w:left="1008" w:hanging="360"/>
+      </w:pPr>
+      <w:rPr>
+        <w:rFonts w:ascii="Symbol" w:hAnsi="Symbol" w:hint="default"/>
+      </w:rPr>
+    </w:lvl>
+    <w:lvl w:ilvl="1" w:tplc="04090003" w:tentative="1">
+      <w:start w:val="1"/>
+      <w:numFmt w:val="bullet"/>
+      <w:lvlText w:val="o"/>
+      <w:lvlJc w:val="left"/>
+      <w:pPr>
+        <w:ind w:left="1728" w:hanging="360"/>
+      </w:pPr>
+      <w:rPr>
+        <w:rFonts w:ascii="Courier New" w:hAnsi="Courier New" w:cs="Courier New" w:hint="default"/>
+      </w:rPr>
+    </w:lvl>
+    <w:lvl w:ilvl="2" w:tplc="04090005" w:tentative="1">
+      <w:start w:val="1"/>
+      <w:numFmt w:val="bullet"/>
+      <w:lvlText w:val=""/>
+      <w:lvlJc w:val="left"/>
+      <w:pPr>
+        <w:ind w:left="2448" w:hanging="360"/>
+      </w:pPr>
+      <w:rPr>
+        <w:rFonts w:ascii="Wingdings" w:hAnsi="Wingdings" w:hint="default"/>
+      </w:rPr>
+    </w:lvl>
+    <w:lvl w:ilvl="3" w:tplc="04090001" w:tentative="1">
+      <w:start w:val="1"/>
+      <w:numFmt w:val="bullet"/>
+      <w:lvlText w:val=""/>
+      <w:lvlJc w:val="left"/>
+      <w:pPr>
+        <w:ind w:left="3168" w:hanging="360"/>
+      </w:pPr>
+      <w:rPr>
+        <w:rFonts w:ascii="Symbol" w:hAnsi="Symbol" w:hint="default"/>
+      </w:rPr>
+    </w:lvl>
+    <w:lvl w:ilvl="4" w:tplc="04090003" w:tentative="1">
+      <w:start w:val="1"/>
+      <w:numFmt w:val="bullet"/>
+      <w:lvlText w:val="o"/>
+      <w:lvlJc w:val="left"/>
+      <w:pPr>
+        <w:ind w:left="3888" w:hanging="360"/>
+      </w:pPr>
+      <w:rPr>
+        <w:rFonts w:ascii="Courier New" w:hAnsi="Courier New" w:cs="Courier New" w:hint="default"/>
+      </w:rPr>
+    </w:lvl>
+    <w:lvl w:ilvl="5" w:tplc="04090005" w:tentative="1">
+      <w:start w:val="1"/>
+      <w:numFmt w:val="bullet"/>
+      <w:lvlText w:val=""/>
+      <w:lvlJc w:val="left"/>
+      <w:pPr>
+        <w:ind w:left="4608" w:hanging="360"/>
+      </w:pPr>
+      <w:rPr>
+        <w:rFonts w:ascii="Wingdings" w:hAnsi="Wingdings" w:hint="default"/>
+      </w:rPr>
+    </w:lvl>
+    <w:lvl w:ilvl="6" w:tplc="04090001" w:tentative="1">
+      <w:start w:val="1"/>
+      <w:numFmt w:val="bullet"/>
+      <w:lvlText w:val=""/>
+      <w:lvlJc w:val="left"/>
+      <w:pPr>
+        <w:ind w:left="5328" w:hanging="360"/>
+      </w:pPr>
+      <w:rPr>
+        <w:rFonts w:ascii="Symbol" w:hAnsi="Symbol" w:hint="default"/>
+      </w:rPr>
+    </w:lvl>
+    <w:lvl w:ilvl="7" w:tplc="04090003" w:tentative="1">
+      <w:start w:val="1"/>
+      <w:numFmt w:val="bullet"/>
+      <w:lvlText w:val="o"/>
+      <w:lvlJc w:val="left"/>
+      <w:pPr>
+        <w:ind w:left="6048" w:hanging="360"/>
+      </w:pPr>
+      <w:rPr>
+        <w:rFonts w:ascii="Courier New" w:hAnsi="Courier New" w:cs="Courier New" w:hint="default"/>
+      </w:rPr>
+    </w:lvl>
+    <w:lvl w:ilvl="8" w:tplc="04090005" w:tentative="1">
+      <w:start w:val="1"/>
+      <w:numFmt w:val="bullet"/>
+      <w:lvlText w:val=""/>
+      <w:lvlJc w:val="left"/>
+      <w:pPr>
+        <w:ind w:left="6768" w:hanging="360"/>
+      </w:pPr>
+      <w:rPr>
+        <w:rFonts w:ascii="Wingdings" w:hAnsi="Wingdings" w:hint="default"/>
+      </w:rPr>
+    </w:lvl>
+  </w:abstractNum>
+  <w:num w:numId="1" w16cid:durableId="146942731">
+    <w:abstractNumId w:val="0"/>
+  </w:num>
+</w:numbering>
 </file>
 
 <file path=word/styles.xml><?xml version="1.0" encoding="utf-8"?>
@@ -711,7 +1953,6 @@
   <w:style w:type="character" w:default="1" w:styleId="DefaultParagraphFont">
     <w:name w:val="Default Paragraph Font"/>
     <w:uiPriority w:val="1"/>
-    <w:semiHidden/>
     <w:unhideWhenUsed/>
   </w:style>
   <w:style w:type="table" w:default="1" w:styleId="TableNormal">

--- a/Proposal/Japan_At_Inflection_points.docx
+++ b/Proposal/Japan_At_Inflection_points.docx
@@ -5,7 +5,6 @@
     <w:p>
       <w:pPr>
         <w:pStyle w:val="Subtitle"/>
-        <w:bidi w:val="0"/>
         <w:spacing w:before="240"/>
         <w:rPr>
           <w:rFonts w:asciiTheme="majorBidi" w:hAnsiTheme="majorBidi"/>
@@ -16,7 +15,13 @@
           <w:szCs w:val="56"/>
         </w:rPr>
       </w:pPr>
-      <w:r>
+      <w:bookmarkStart w:id="0" w:name="_top"/>
+      <w:bookmarkEnd w:id="0"/>
+    </w:p>
+    <w:p>
+      <w:pPr>
+        <w:pStyle w:val="Subtitle"/>
+        <w:spacing w:before="240"/>
         <w:rPr>
           <w:rFonts w:asciiTheme="majorBidi" w:hAnsiTheme="majorBidi"/>
           <w:color w:val="auto"/>
@@ -25,28 +30,50 @@
           <w:sz w:val="44"/>
           <w:szCs w:val="56"/>
         </w:rPr>
+      </w:pPr>
+    </w:p>
+    <w:p>
+      <w:pPr>
+        <w:pStyle w:val="Subtitle"/>
+        <w:spacing w:before="240"/>
+        <w:rPr>
+          <w:rFonts w:asciiTheme="majorBidi" w:hAnsiTheme="majorBidi"/>
+          <w:color w:val="auto"/>
+          <w:spacing w:val="-10"/>
+          <w:kern w:val="28"/>
+          <w:sz w:val="44"/>
+          <w:szCs w:val="56"/>
+        </w:rPr>
+      </w:pPr>
+      <w:r>
+        <w:rPr>
+          <w:rFonts w:asciiTheme="majorBidi" w:hAnsiTheme="majorBidi"/>
+          <w:color w:val="auto"/>
+          <w:spacing w:val="-10"/>
+          <w:kern w:val="28"/>
+          <w:sz w:val="44"/>
+          <w:szCs w:val="56"/>
+        </w:rPr>
         <w:t>"Strategic Adaptation and Policy Synergies: Business Leadership at Japan's Post-War Economic Inflection Points"</w:t>
       </w:r>
     </w:p>
     <w:p>
       <w:pPr>
-        <w:bidi w:val="0"/>
-      </w:pPr>
-    </w:p>
-    <w:p>
-      <w:pPr>
         <w:pStyle w:val="Subtitle"/>
-        <w:bidi w:val="0"/>
         <w:spacing w:before="240"/>
         <w:rPr>
           <w:i/>
           <w:iCs/>
+          <w:sz w:val="24"/>
+          <w:szCs w:val="24"/>
         </w:rPr>
       </w:pPr>
       <w:r>
         <w:rPr>
           <w:i/>
           <w:iCs/>
+          <w:sz w:val="24"/>
+          <w:szCs w:val="24"/>
         </w:rPr>
         <w:t>By R</w:t>
       </w:r>
@@ -54,46 +81,41 @@
         <w:rPr>
           <w:i/>
           <w:iCs/>
+          <w:sz w:val="24"/>
+          <w:szCs w:val="24"/>
         </w:rPr>
         <w:t>eza Fayazi</w:t>
       </w:r>
     </w:p>
-    <w:p>
-      <w:pPr>
-        <w:bidi w:val="0"/>
-      </w:pPr>
-    </w:p>
-    <w:p>
-      <w:pPr>
-        <w:bidi w:val="0"/>
-      </w:pPr>
-    </w:p>
-    <w:p>
-      <w:pPr>
-        <w:bidi w:val="0"/>
-      </w:pPr>
-    </w:p>
-    <w:p>
-      <w:pPr>
-        <w:bidi w:val="0"/>
+    <w:p/>
+    <w:p/>
+    <w:p/>
+    <w:p>
+      <w:pPr>
         <w:ind w:left="288" w:firstLine="0"/>
       </w:pPr>
     </w:p>
     <w:p>
       <w:pPr>
         <w:pStyle w:val="Title2"/>
+      </w:pPr>
+      <w:bookmarkStart w:id="1" w:name="_Toc234761688"/>
+      <w:r>
+        <w:t>Abst</w:t>
+      </w:r>
+      <w:r>
+        <w:t>r</w:t>
+      </w:r>
+      <w:r>
+        <w:t>act</w:t>
+      </w:r>
+      <w:bookmarkEnd w:id="1"/>
+    </w:p>
+    <w:p>
+      <w:pPr>
         <w:ind w:left="288" w:firstLine="0"/>
       </w:pPr>
       <w:r>
-        <w:t>Abstract</w:t>
-      </w:r>
-    </w:p>
-    <w:p>
-      <w:pPr>
-        <w:bidi w:val="0"/>
-        <w:ind w:left="288" w:firstLine="0"/>
-      </w:pPr>
-      <w:r>
         <w:t xml:space="preserve">This is a concise study about Japan’s economy throughout years 1945 to 2011. In this paper we analyze how did we </w:t>
       </w:r>
     </w:p>
@@ -105,119 +127,1084 @@
     <w:p>
       <w:pPr>
         <w:pStyle w:val="Quote"/>
-        <w:bidi w:val="0"/>
-      </w:pPr>
-    </w:p>
-    <w:p>
-      <w:pPr>
-        <w:bidi w:val="0"/>
-      </w:pPr>
-    </w:p>
-    <w:p>
-      <w:pPr>
-        <w:bidi w:val="0"/>
-      </w:pPr>
-    </w:p>
-    <w:p>
-      <w:pPr>
-        <w:pStyle w:val="Title"/>
-        <w:bidi w:val="0"/>
-      </w:pPr>
-    </w:p>
-    <w:p>
-      <w:pPr>
-        <w:pStyle w:val="Subtitle"/>
-        <w:bidi w:val="0"/>
-      </w:pPr>
-    </w:p>
-    <w:p>
-      <w:pPr>
-        <w:bidi w:val="0"/>
-      </w:pPr>
-    </w:p>
-    <w:p>
-      <w:pPr>
-        <w:bidi w:val="0"/>
-      </w:pPr>
-    </w:p>
-    <w:p>
-      <w:pPr>
-        <w:bidi w:val="0"/>
-      </w:pPr>
-    </w:p>
-    <w:p>
-      <w:pPr>
-        <w:bidi w:val="0"/>
-      </w:pPr>
-    </w:p>
-    <w:p>
-      <w:pPr>
-        <w:bidi w:val="0"/>
-      </w:pPr>
-    </w:p>
-    <w:p>
-      <w:pPr>
-        <w:bidi w:val="0"/>
-      </w:pPr>
-    </w:p>
-    <w:p>
-      <w:pPr>
-        <w:bidi w:val="0"/>
-      </w:pPr>
-      <w:r>
+      </w:pPr>
+    </w:p>
+    <w:p/>
+    <w:p/>
+    <w:p/>
+    <w:p>
+      <w:pPr>
+        <w:ind w:firstLine="0"/>
+      </w:pPr>
+    </w:p>
+    <w:p>
+      <w:pPr>
+        <w:ind w:firstLine="0"/>
+      </w:pPr>
+    </w:p>
+    <w:p>
+      <w:pPr>
+        <w:ind w:firstLine="0"/>
+      </w:pPr>
+    </w:p>
+    <w:p>
+      <w:pPr>
+        <w:ind w:firstLine="0"/>
+      </w:pPr>
+    </w:p>
+    <w:p>
+      <w:pPr>
+        <w:rPr>
+          <w:rFonts w:asciiTheme="majorBidi" w:eastAsiaTheme="majorEastAsia" w:hAnsiTheme="majorBidi" w:cstheme="majorBidi"/>
+          <w:color w:val="auto"/>
+          <w:spacing w:val="-10"/>
+          <w:kern w:val="28"/>
+          <w:sz w:val="36"/>
+          <w:szCs w:val="56"/>
+        </w:rPr>
+      </w:pPr>
+      <w:r>
+        <w:rPr>
+          <w:rFonts w:asciiTheme="majorBidi" w:eastAsiaTheme="majorEastAsia" w:hAnsiTheme="majorBidi" w:cstheme="majorBidi"/>
+          <w:color w:val="auto"/>
+          <w:spacing w:val="-10"/>
+          <w:kern w:val="28"/>
+          <w:sz w:val="36"/>
+          <w:szCs w:val="56"/>
+        </w:rPr>
         <w:t>Keywords</w:t>
       </w:r>
-    </w:p>
-    <w:p>
-      <w:pPr>
-        <w:bidi w:val="0"/>
-      </w:pPr>
-      <w:r>
-        <w:t>Japanese Economic Miracle, Post-War Inflection Points, Keiretsu Networks, Business Leaders/Entrepreneurs, MITI</w:t>
+      <w:r>
+        <w:rPr>
+          <w:rFonts w:asciiTheme="majorBidi" w:eastAsiaTheme="majorEastAsia" w:hAnsiTheme="majorBidi" w:cstheme="majorBidi"/>
+          <w:color w:val="auto"/>
+          <w:spacing w:val="-10"/>
+          <w:kern w:val="28"/>
+          <w:sz w:val="36"/>
+          <w:szCs w:val="56"/>
+        </w:rPr>
+        <mc:AlternateContent>
+          <mc:Choice Requires="wps">
+            <w:drawing>
+              <wp:anchor distT="0" distB="0" distL="114300" distR="114300" simplePos="0" relativeHeight="251659264" behindDoc="1" locked="0" layoutInCell="1" allowOverlap="1" wp14:anchorId="6C9D1408" wp14:editId="32B443F8">
+                <wp:simplePos x="0" y="0"/>
+                <wp:positionH relativeFrom="margin">
+                  <wp:align>center</wp:align>
+                </wp:positionH>
+                <wp:positionV relativeFrom="paragraph">
+                  <wp:posOffset>372115</wp:posOffset>
+                </wp:positionV>
+                <wp:extent cx="5678170" cy="1828800"/>
+                <wp:effectExtent l="0" t="0" r="0" b="4445"/>
+                <wp:wrapTight wrapText="bothSides">
+                  <wp:wrapPolygon edited="0">
+                    <wp:start x="217" y="0"/>
+                    <wp:lineTo x="217" y="21184"/>
+                    <wp:lineTo x="21378" y="21184"/>
+                    <wp:lineTo x="21378" y="0"/>
+                    <wp:lineTo x="217" y="0"/>
+                  </wp:wrapPolygon>
+                </wp:wrapTight>
+                <wp:docPr id="1" name="Text Box 1"/>
+                <wp:cNvGraphicFramePr/>
+                <a:graphic xmlns:a="http://schemas.openxmlformats.org/drawingml/2006/main">
+                  <a:graphicData uri="http://schemas.microsoft.com/office/word/2010/wordprocessingShape">
+                    <wps:wsp>
+                      <wps:cNvSpPr txBox="1"/>
+                      <wps:spPr>
+                        <a:xfrm>
+                          <a:off x="0" y="0"/>
+                          <a:ext cx="5678170" cy="1828800"/>
+                        </a:xfrm>
+                        <a:prstGeom prst="rect">
+                          <a:avLst/>
+                        </a:prstGeom>
+                        <a:noFill/>
+                        <a:ln w="6350">
+                          <a:noFill/>
+                        </a:ln>
+                      </wps:spPr>
+                      <wps:txbx>
+                        <w:txbxContent>
+                          <w:p>
+                            <w:pPr>
+                              <w:jc w:val="both"/>
+                            </w:pPr>
+                            <w:r>
+                              <w:t>Japanese Economic Miracle, Post-War Inflection Points, Keiretsu Networks, Business Leaders/Entrepreneurs, MITI</w:t>
+                            </w:r>
+                            <w:r>
+                              <w:t xml:space="preserve">, </w:t>
+                            </w:r>
+                            <w:r>
+                              <w:t>METI, Corporate Adaptation, Strategic Decision-Making, Policy Synergies,</w:t>
+                            </w:r>
+                            <w:r>
+                              <w:t xml:space="preserve"> Policy-Business Nexus,</w:t>
+                            </w:r>
+                            <w:r>
+                              <w:t xml:space="preserve"> Economic Restructuring, Export-Led Growth, </w:t>
+                            </w:r>
+                            <w:r>
+                              <w:t>Bank of Japan</w:t>
+                            </w:r>
+                            <w:r>
+                              <w:t>.</w:t>
+                            </w:r>
+                          </w:p>
+                        </w:txbxContent>
+                      </wps:txbx>
+                      <wps:bodyPr rot="0" spcFirstLastPara="0" vertOverflow="overflow" horzOverflow="overflow" vert="horz" wrap="square" lIns="91440" tIns="45720" rIns="91440" bIns="45720" numCol="1" spcCol="0" rtlCol="0" fromWordArt="0" anchor="t" anchorCtr="0" forceAA="0" compatLnSpc="1">
+                        <a:prstTxWarp prst="textNoShape">
+                          <a:avLst/>
+                        </a:prstTxWarp>
+                        <a:spAutoFit/>
+                      </wps:bodyPr>
+                    </wps:wsp>
+                  </a:graphicData>
+                </a:graphic>
+                <wp14:sizeRelH relativeFrom="margin">
+                  <wp14:pctWidth>0</wp14:pctWidth>
+                </wp14:sizeRelH>
+              </wp:anchor>
+            </w:drawing>
+          </mc:Choice>
+          <mc:Fallback>
+            <w:pict>
+              <v:shapetype w14:anchorId="6C9D1408" id="_x0000_t202" coordsize="21600,21600" o:spt="202" path="m,l,21600r21600,l21600,xe">
+                <v:stroke joinstyle="miter"/>
+                <v:path gradientshapeok="t" o:connecttype="rect"/>
+              </v:shapetype>
+              <v:shape id="Text Box 1" o:spid="_x0000_s1026" type="#_x0000_t202" style="position:absolute;left:0;text-align:left;margin-left:0;margin-top:29.3pt;width:447.1pt;height:2in;z-index:-251657216;visibility:visible;mso-wrap-style:square;mso-width-percent:0;mso-wrap-distance-left:9pt;mso-wrap-distance-top:0;mso-wrap-distance-right:9pt;mso-wrap-distance-bottom:0;mso-position-horizontal:center;mso-position-horizontal-relative:margin;mso-position-vertical:absolute;mso-position-vertical-relative:text;mso-width-percent:0;mso-width-relative:margin;v-text-anchor:top" o:gfxdata="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" filled="f" stroked="f" strokeweight=".5pt">
+                <v:fill o:detectmouseclick="t"/>
+                <v:textbox style="mso-fit-shape-to-text:t">
+                  <w:txbxContent>
+                    <w:p>
+                      <w:pPr>
+                        <w:jc w:val="both"/>
+                      </w:pPr>
+                      <w:r>
+                        <w:t>Japanese Economic Miracle, Post-War Inflection Points, Keiretsu Networks, Business Leaders/Entrepreneurs, MITI</w:t>
+                      </w:r>
+                      <w:r>
+                        <w:t xml:space="preserve">, </w:t>
+                      </w:r>
+                      <w:r>
+                        <w:t>METI, Corporate Adaptation, Strategic Decision-Making, Policy Synergies,</w:t>
+                      </w:r>
+                      <w:r>
+                        <w:t xml:space="preserve"> Policy-Business Nexus,</w:t>
+                      </w:r>
+                      <w:r>
+                        <w:t xml:space="preserve"> Economic Restructuring, Export-Led Growth, </w:t>
+                      </w:r>
+                      <w:r>
+                        <w:t>Bank of Japan</w:t>
+                      </w:r>
+                      <w:r>
+                        <w:t>.</w:t>
+                      </w:r>
+                    </w:p>
+                  </w:txbxContent>
+                </v:textbox>
+                <w10:wrap type="tight" anchorx="margin"/>
+              </v:shape>
+            </w:pict>
+          </mc:Fallback>
+        </mc:AlternateContent>
+      </w:r>
+      <w:r>
+        <w:rPr>
+          <w:rFonts w:asciiTheme="majorBidi" w:eastAsiaTheme="majorEastAsia" w:hAnsiTheme="majorBidi" w:cstheme="majorBidi"/>
+          <w:color w:val="auto"/>
+          <w:spacing w:val="-10"/>
+          <w:kern w:val="28"/>
+          <w:sz w:val="36"/>
+          <w:szCs w:val="56"/>
+        </w:rPr>
+        <w:t>:</w:t>
+      </w:r>
+    </w:p>
+    <w:p>
+      <w:pPr>
+        <w:ind w:firstLine="0"/>
+      </w:pPr>
+    </w:p>
+    <w:sdt>
+      <w:sdtPr>
+        <w:id w:val="1780522794"/>
+        <w:docPartObj>
+          <w:docPartGallery w:val="Table of Contents"/>
+          <w:docPartUnique/>
+        </w:docPartObj>
+      </w:sdtPr>
+      <w:sdtEndPr>
+        <w:rPr>
+          <w:rFonts w:ascii="Times New Roman" w:eastAsiaTheme="minorHAnsi" w:hAnsi="Times New Roman" w:cstheme="minorBidi"/>
+          <w:b/>
+          <w:bCs/>
+          <w:noProof/>
+          <w:color w:val="262626" w:themeColor="text1" w:themeTint="D9"/>
+          <w:kern w:val="2"/>
+          <w:sz w:val="22"/>
+          <w:szCs w:val="24"/>
+          <w14:ligatures w14:val="standardContextual"/>
+        </w:rPr>
+      </w:sdtEndPr>
+      <w:sdtContent>
+        <w:p>
+          <w:pPr>
+            <w:pStyle w:val="TOCHeading"/>
+          </w:pPr>
+          <w:r>
+            <w:t>Contents</w:t>
+          </w:r>
+        </w:p>
+        <w:p>
+          <w:pPr>
+            <w:pStyle w:val="TOC1"/>
+            <w:tabs>
+              <w:tab w:val="right" w:leader="dot" w:pos="9736"/>
+            </w:tabs>
+            <w:rPr>
+              <w:rFonts w:cstheme="minorBidi"/>
+              <w:noProof/>
+              <w:kern w:val="2"/>
+              <w:sz w:val="24"/>
+              <w:szCs w:val="24"/>
+              <w14:ligatures w14:val="standardContextual"/>
+            </w:rPr>
+          </w:pPr>
+          <w:r>
+            <w:fldChar w:fldCharType="begin"/>
+          </w:r>
+          <w:r>
+            <w:instrText xml:space="preserve"> TOC \o "1-3" \h \z \u </w:instrText>
+          </w:r>
+          <w:r>
+            <w:fldChar w:fldCharType="separate"/>
+          </w:r>
+          <w:hyperlink w:anchor="_Toc234761688" w:history="1">
+            <w:r>
+              <w:rPr>
+                <w:rStyle w:val="Hyperlink"/>
+                <w:noProof/>
+              </w:rPr>
+              <w:t>Abstract</w:t>
+            </w:r>
+            <w:r>
+              <w:rPr>
+                <w:noProof/>
+                <w:webHidden/>
+              </w:rPr>
+              <w:tab/>
+            </w:r>
+            <w:r>
+              <w:rPr>
+                <w:noProof/>
+                <w:webHidden/>
+              </w:rPr>
+              <w:fldChar w:fldCharType="begin"/>
+            </w:r>
+            <w:r>
+              <w:rPr>
+                <w:noProof/>
+                <w:webHidden/>
+              </w:rPr>
+              <w:instrText xml:space="preserve"> PAGEREF _Toc234761688 \h </w:instrText>
+            </w:r>
+            <w:r>
+              <w:rPr>
+                <w:noProof/>
+                <w:webHidden/>
+              </w:rPr>
+            </w:r>
+            <w:r>
+              <w:rPr>
+                <w:noProof/>
+                <w:webHidden/>
+              </w:rPr>
+              <w:fldChar w:fldCharType="separate"/>
+            </w:r>
+            <w:r>
+              <w:rPr>
+                <w:noProof/>
+                <w:webHidden/>
+              </w:rPr>
+              <w:t>1</w:t>
+            </w:r>
+            <w:r>
+              <w:rPr>
+                <w:noProof/>
+                <w:webHidden/>
+              </w:rPr>
+              <w:fldChar w:fldCharType="end"/>
+            </w:r>
+          </w:hyperlink>
+        </w:p>
+        <w:p>
+          <w:pPr>
+            <w:pStyle w:val="TOC1"/>
+            <w:tabs>
+              <w:tab w:val="right" w:leader="dot" w:pos="9736"/>
+            </w:tabs>
+            <w:rPr>
+              <w:rFonts w:cstheme="minorBidi"/>
+              <w:noProof/>
+              <w:kern w:val="2"/>
+              <w:sz w:val="24"/>
+              <w:szCs w:val="24"/>
+              <w14:ligatures w14:val="standardContextual"/>
+            </w:rPr>
+          </w:pPr>
+          <w:hyperlink w:anchor="_Toc234761689" w:history="1">
+            <w:r>
+              <w:rPr>
+                <w:rStyle w:val="Hyperlink"/>
+                <w:noProof/>
+              </w:rPr>
+              <w:t>Literature Review</w:t>
+            </w:r>
+            <w:r>
+              <w:rPr>
+                <w:noProof/>
+                <w:webHidden/>
+              </w:rPr>
+              <w:tab/>
+            </w:r>
+            <w:r>
+              <w:rPr>
+                <w:noProof/>
+                <w:webHidden/>
+              </w:rPr>
+              <w:fldChar w:fldCharType="begin"/>
+            </w:r>
+            <w:r>
+              <w:rPr>
+                <w:noProof/>
+                <w:webHidden/>
+              </w:rPr>
+              <w:instrText xml:space="preserve"> PAGEREF _Toc234761689 \h </w:instrText>
+            </w:r>
+            <w:r>
+              <w:rPr>
+                <w:noProof/>
+                <w:webHidden/>
+              </w:rPr>
+            </w:r>
+            <w:r>
+              <w:rPr>
+                <w:noProof/>
+                <w:webHidden/>
+              </w:rPr>
+              <w:fldChar w:fldCharType="separate"/>
+            </w:r>
+            <w:r>
+              <w:rPr>
+                <w:noProof/>
+                <w:webHidden/>
+              </w:rPr>
+              <w:t>3</w:t>
+            </w:r>
+            <w:r>
+              <w:rPr>
+                <w:noProof/>
+                <w:webHidden/>
+              </w:rPr>
+              <w:fldChar w:fldCharType="end"/>
+            </w:r>
+          </w:hyperlink>
+        </w:p>
+        <w:p>
+          <w:r>
+            <w:rPr>
+              <w:b/>
+              <w:bCs/>
+              <w:noProof/>
+            </w:rPr>
+            <w:fldChar w:fldCharType="end"/>
+          </w:r>
+        </w:p>
+      </w:sdtContent>
+    </w:sdt>
+    <w:p>
+      <w:pPr>
+        <w:bidi/>
+      </w:pPr>
+      <w:r>
+        <w:rPr>
+          <w:rtl/>
+        </w:rPr>
+        <w:br w:type="page"/>
+      </w:r>
+    </w:p>
+    <w:p>
+      <w:pPr>
+        <w:bidi/>
+      </w:pPr>
+    </w:p>
+    <w:p>
+      <w:pPr>
+        <w:bidi/>
+      </w:pPr>
+    </w:p>
+    <w:p>
+      <w:pPr>
+        <w:bidi/>
+      </w:pPr>
+    </w:p>
+    <w:p>
+      <w:pPr>
+        <w:bidi/>
+      </w:pPr>
+    </w:p>
+    <w:p>
+      <w:pPr>
+        <w:bidi/>
+      </w:pPr>
+    </w:p>
+    <w:p>
+      <w:pPr>
+        <w:bidi/>
+      </w:pPr>
+    </w:p>
+    <w:p>
+      <w:pPr>
+        <w:bidi/>
+      </w:pPr>
+    </w:p>
+    <w:p>
+      <w:pPr>
+        <w:pStyle w:val="Title2"/>
+        <w:ind w:left="0"/>
+      </w:pPr>
+      <w:bookmarkStart w:id="2" w:name="_Toc234761689"/>
+      <w:r>
+        <w:t>Literature Review</w:t>
+      </w:r>
+      <w:bookmarkEnd w:id="2"/>
+    </w:p>
+    <w:p>
+      <w:pPr>
+        <w:jc w:val="both"/>
+      </w:pPr>
+    </w:p>
+    <w:p>
+      <w:pPr>
+        <w:jc w:val="both"/>
+      </w:pPr>
+    </w:p>
+    <w:p>
+      <w:pPr>
+        <w:jc w:val="both"/>
+        <w:rPr>
+          <w:rFonts w:cs="Arial"/>
+        </w:rPr>
+      </w:pPr>
+      <w:r>
+        <w:t>The postwar Japanese economic miracle (c. 1950–1973) exemplifies rapid industrialization driven by business adaptation, government policies, and institutional evolution. This review synthesizes three key works—</w:t>
+      </w:r>
+      <w:r>
+        <w:t xml:space="preserve"> </w:t>
+      </w:r>
+      <w:r>
+        <w:t>Addicott, David A. C. (2017)</w:t>
       </w:r>
       <w:r>
         <w:t xml:space="preserve">, </w:t>
       </w:r>
       <w:r>
-        <w:t>METI, Corporate Adaptation, Strategic Decision-Making, Policy Synergies,</w:t>
+        <w:t>Grabowiecki (2006), and Takada (1999)—focusing on business owners' actions at inflection points, supporting policies, and resulting economic outcomes. These papers collectively illuminate the transition from prewar zaibatsu conglomerates to postwar keiretsu networks, highlighting how relational governance and policy coordination fueled growth while revealing structural limitations. APA citations are used throughout</w:t>
+      </w:r>
+      <w:r>
+        <w:rPr>
+          <w:rFonts w:cs="Arial"/>
+          <w:rtl/>
+        </w:rPr>
+        <w:t>.</w:t>
+      </w:r>
+    </w:p>
+    <w:p>
+      <w:pPr>
+        <w:jc w:val="both"/>
+      </w:pPr>
+      <w:r>
+        <w:rPr>
+          <w:rFonts w:cs="Arial"/>
+        </w:rPr>
+        <w:t xml:space="preserve">Keiretsu was quite the start of the post-modern inter-firm networks that emerged after the postwar dissolution (and denazification) of a family-controlled conglomerates name Zaibatsu. They were clusters of independent companies linked by </w:t>
+      </w:r>
+      <w:r>
+        <w:rPr>
+          <w:rFonts w:cs="Arial"/>
+        </w:rPr>
+        <w:t>an economic institution which made them have a cross-shareholding policy</w:t>
       </w:r>
       <w:r>
         <w:t xml:space="preserve"> </w:t>
       </w:r>
       <w:r>
-        <w:t>Policy-Business Nexus</w:t>
+        <w:t>Grabowiecki (2006)</w:t>
+      </w:r>
+      <w:r>
+        <w:rPr>
+          <w:rFonts w:cs="Arial"/>
+        </w:rPr>
+        <w:t xml:space="preserve">. This kind of institution reshaped the competition in the business market of Japan and to some extent, it was a fine stepping stone for Japan’s Economy. The Keiretsu system fell into horizontal and vertical types. Business owners had high incentives to be a part of keiretsu due to stable capital, information flow, and coordinated investment. </w:t>
+      </w:r>
+    </w:p>
+    <w:p>
+      <w:pPr>
+        <w:jc w:val="both"/>
+      </w:pPr>
+      <w:r>
+        <w:t>Addicott, David A. C. (2017)</w:t>
+      </w:r>
+      <w:r>
+        <w:t xml:space="preserve"> </w:t>
+      </w:r>
+      <w:r>
+        <w:t>provides a historical overview of the zaibatsu's rise and dissolution, emphasizing their role in Japan's modernization and the policy-driven shifts that reshaped business strategies. Zaibatsu—family-controlled conglomerates like Mitsui, Mitsubishi, Sumitomo, and Yasuda—emerged during the Meiji Restoration (1868 onward) as vehicles for state-led industrialization. Business owners leveraged political connections ("political merchants") to secure monopolistic advantages in banking, trading, mining, and manufacturing. By the interwar period, these groups dominated the economy, financing military expansion and wartime production</w:t>
+      </w:r>
+      <w:r>
+        <w:rPr>
+          <w:rFonts w:cs="Arial"/>
+          <w:rtl/>
+        </w:rPr>
+        <w:t>.</w:t>
+      </w:r>
+    </w:p>
+    <w:p>
+      <w:pPr>
+        <w:jc w:val="both"/>
+      </w:pPr>
+      <w:r>
+        <w:t xml:space="preserve">SCAP occupation policies (1945–1952) marked a critical inflection point. Antitrust reforms mandated zaibatsu dissolution to democratize the economy and prevent militarism's recurrence. Holding companies were banned, family assets liquidated, and cross-holdings dismantled. Addicott details how these policies forced business leaders to adapt: former affiliates reorganized into looser, bank-centered </w:t>
+      </w:r>
+      <w:r>
+        <w:t>keiretsu</w:t>
+      </w:r>
+      <w:r>
+        <w:t>. This transition preserved core competencies in relational contracting while introducing greater competition. Policies such as land reform and labor democratization complemented these changes, creating a skilled workforce and broader domestic market</w:t>
+      </w:r>
+      <w:r>
+        <w:rPr>
+          <w:rFonts w:cs="Arial"/>
+          <w:rtl/>
+        </w:rPr>
+        <w:t>.</w:t>
+      </w:r>
+    </w:p>
+    <w:p>
+      <w:pPr>
+        <w:jc w:val="both"/>
+        <w:rPr>
+          <w:rFonts w:cs="Arial"/>
+        </w:rPr>
+      </w:pPr>
+      <w:r>
+        <w:lastRenderedPageBreak/>
+        <w:t>Outcomes were largely positive in the short term. Freed from family control, professional managers pursued aggressive investment and technology adoption, supported by MITI</w:t>
+      </w:r>
+      <w:r>
+        <w:t xml:space="preserve"> (</w:t>
+      </w:r>
+      <w:r>
+        <w:t>Ministry of International Trade and Industry, 1949–2001; later METI</w:t>
+      </w:r>
+      <w:r>
+        <w:t>)</w:t>
+      </w:r>
+      <w:r>
+        <w:t xml:space="preserve"> guidance and Bank of Japan financing. Addicott argues this restructuring laid the foundation for export-led growth, with keiretsu enabling risk-sharing and long-term planning. However, incomplete dissolution allowed informal networks to persist, contributing to the "Japanese model" of coordinated capitalism. Criticisms in the literature (echoed by Addicott) note that reforms inadvertently concentrated power in banks, </w:t>
+      </w:r>
+      <w:r>
+        <w:t xml:space="preserve">which we have seen the effects in </w:t>
+      </w:r>
+      <w:r>
+        <w:t>asset bubbles. Business actions</w:t>
+      </w:r>
+      <w:r>
+        <w:t xml:space="preserve"> for </w:t>
+      </w:r>
+      <w:r>
+        <w:t>diversification into heavy industries and quality-focused production</w:t>
+      </w:r>
+      <w:r>
+        <w:t>, accomplished</w:t>
+      </w:r>
+      <w:r>
+        <w:t xml:space="preserve"> high growth but embedded rigidities, such as lifetime employment, that strained adaptability post-1970s</w:t>
+      </w:r>
+      <w:r>
+        <w:rPr>
+          <w:rFonts w:cs="Arial"/>
+          <w:rtl/>
+        </w:rPr>
+        <w:t>.</w:t>
+      </w:r>
+    </w:p>
+    <w:p>
+      <w:pPr>
+        <w:jc w:val="both"/>
+      </w:pPr>
+      <w:r>
+        <w:t xml:space="preserve">Grabowiecki (2006) delves deeper into keiretsu as the postwar successor to zaibatsu, examining their organizational mechanics, governance, and macroeconomic impact. Horizontal keiretsu </w:t>
+      </w:r>
+      <w:r>
+        <w:t xml:space="preserve">for instance </w:t>
+      </w:r>
+      <w:r>
+        <w:t>Mitsui</w:t>
+      </w:r>
+      <w:r>
+        <w:t xml:space="preserve"> and </w:t>
+      </w:r>
+      <w:r>
+        <w:t>Mitsubishi</w:t>
       </w:r>
       <w:r>
         <w:t>,</w:t>
       </w:r>
       <w:r>
-        <w:t xml:space="preserve"> Economic Restructuring, Export-Led Growth, </w:t>
-      </w:r>
-      <w:r>
-        <w:t>Bank of Japan</w:t>
-      </w:r>
-      <w:r>
+        <w:t xml:space="preserve"> featured diversified industries linked by president</w:t>
+      </w:r>
+      <w:r>
+        <w:t>’</w:t>
+      </w:r>
+      <w:r>
+        <w:t>s clubs, cross-shareholding</w:t>
+      </w:r>
+      <w:r>
+        <w:t xml:space="preserve">, </w:t>
+      </w:r>
+      <w:r>
+        <w:t>and main bank relationships. Vertical keiretsu</w:t>
+      </w:r>
+      <w:r>
+        <w:t xml:space="preserve">, </w:t>
+      </w:r>
+      <w:r>
+        <w:t>Toyota</w:t>
+      </w:r>
+      <w:r>
+        <w:t xml:space="preserve"> for example,</w:t>
+      </w:r>
+      <w:r>
+        <w:t xml:space="preserve"> organized tiered supplier networks around a core assembler, emphasizing just-in-time production and long-term contracting</w:t>
+      </w:r>
+      <w:r>
+        <w:rPr>
+          <w:rFonts w:cs="Arial"/>
+          <w:rtl/>
+        </w:rPr>
         <w:t>.</w:t>
       </w:r>
     </w:p>
     <w:p>
       <w:pPr>
-        <w:bidi w:val="0"/>
-      </w:pPr>
-    </w:p>
-    <w:p>
-      <w:pPr>
-        <w:bidi w:val="0"/>
-      </w:pPr>
-    </w:p>
+        <w:jc w:val="both"/>
+      </w:pPr>
+      <w:r>
+        <w:t>Business owners in these groups acted strategically at multiple inflection points. During high growth, they channeled U.S. aid, Korean War procurements, and domestic savings into capital-intensive sectors. Policies like the Income Doubling Plan (1960) provided indicative guidance, while financial repression (low interest rates, directed credit) supported keiretsu expansion. Grabowiecki highlights functions such as information sharing (via sogo shosha trading companies), risk distribution (mutual support during downturns), internal capital markets (reducing external financing costs), and strategic coordination (joint R&amp;D and market entry). These mechanisms lowered transaction costs compared to arm's-length Western markets, enabling rapid scaling</w:t>
+      </w:r>
+      <w:r>
+        <w:rPr>
+          <w:rFonts w:cs="Arial"/>
+          <w:rtl/>
+        </w:rPr>
+        <w:t>.</w:t>
+      </w:r>
+    </w:p>
+    <w:p>
+      <w:pPr>
+        <w:jc w:val="both"/>
+      </w:pPr>
+      <w:r>
+        <w:t xml:space="preserve">Empirical outcomes were impressive: keiretsu firms achieved superior productivity, technological upgrading, and export competitiveness, closing the gap with Western economies. Grabowiecki notes their role in "industrial dirigisme," where state-created capital flowed efficiently through group channels, mitigating coordination failures in large projects. Cross-shareholding insulated managers from short-term shareholder pressure, fostering patient capital and innovation diffusion. Labor </w:t>
+      </w:r>
+      <w:r>
+        <w:t xml:space="preserve">unions </w:t>
+      </w:r>
+      <w:r>
+        <w:t>further aligned worker and firm interests, boosting morale and firm-specific skills</w:t>
+      </w:r>
+      <w:r>
+        <w:rPr>
+          <w:rFonts w:cs="Arial"/>
+          <w:rtl/>
+        </w:rPr>
+        <w:t>.</w:t>
+      </w:r>
+    </w:p>
+    <w:p>
+      <w:pPr>
+        <w:jc w:val="both"/>
+      </w:pPr>
+      <w:r>
+        <w:t>However, Grabowiecki cautions on long-term drawbacks. By the 1980s–1990s, keiretsu rigidity contributed to inefficiency amid globalization and financial deregulation. "Success as the source of failure" dynamics emerged, where cooperative norms discouraged radical innovation and exit from declining sectors. Comparative analysis with Polish and other transition economies suggests keiretsu-like groups require specific institutional preconditions (trust, main bank stability) not easily replicated. Business adaptation post-bubble involved unwinding cross-holdings and internationalizing, but with mixed results due to legacy commitments</w:t>
+      </w:r>
+      <w:r>
+        <w:rPr>
+          <w:rFonts w:cs="Arial"/>
+          <w:rtl/>
+        </w:rPr>
+        <w:t>.</w:t>
+      </w:r>
+    </w:p>
+    <w:p>
+      <w:pPr>
+        <w:jc w:val="both"/>
+      </w:pPr>
+      <w:r>
+        <w:t>Takada (1999) complements the structural focus of the prior works by emphasizing multifaceted underlying factors and business strategies during the miracle. SCAP reforms</w:t>
+      </w:r>
+      <w:r>
+        <w:t xml:space="preserve"> (</w:t>
+      </w:r>
+      <w:r>
+        <w:t>zaibatsu breakup, land reform, and labor democratization</w:t>
+      </w:r>
+      <w:r>
+        <w:t xml:space="preserve">) </w:t>
+      </w:r>
+      <w:r>
+        <w:t>created a level playing field that business leaders exploited. The Korean War (1950–1953) served as an exogenous boost, providing special procurements that injected foreign exchange and demand, enabling technology imports and capacity building</w:t>
+      </w:r>
+      <w:r>
+        <w:rPr>
+          <w:rFonts w:cs="Arial"/>
+          <w:rtl/>
+        </w:rPr>
+        <w:t>.</w:t>
+      </w:r>
+    </w:p>
+    <w:p>
+      <w:pPr>
+        <w:jc w:val="both"/>
+        <w:rPr>
+          <w:rtl/>
+        </w:rPr>
+      </w:pPr>
+      <w:r>
+        <w:t>Business owners prioritized heavy and chemical industries per MITI priorities, investing in imported machinery and process improvements</w:t>
+      </w:r>
+      <w:r>
+        <w:t xml:space="preserve"> </w:t>
+      </w:r>
+      <w:r>
+        <w:t>Takada (1999)</w:t>
+      </w:r>
+      <w:r>
+        <w:t xml:space="preserve">. Strategies included aggressive exporting under undervalued yen (Bretton Woods fixed rate), quality enhancement (inspired by Deming), and supply chain integration within emerging keiretsu. High household savings, channeled through postal savings and banks, </w:t>
+      </w:r>
+      <w:r>
+        <w:lastRenderedPageBreak/>
+        <w:t>financed this without heavy foreign debt. Education expansion produced a disciplined, literate workforce, while cultural factors like group orientation supported cooperative competition</w:t>
+      </w:r>
+      <w:r>
+        <w:rPr>
+          <w:rFonts w:cs="Arial"/>
+          <w:rtl/>
+        </w:rPr>
+        <w:t>.</w:t>
+      </w:r>
+    </w:p>
+    <w:p>
+      <w:pPr>
+        <w:jc w:val="both"/>
+      </w:pPr>
+      <w:r>
+        <w:t xml:space="preserve">On the international basis, and specifically the foundation of U.S alliance in favor of Japan’s growth, </w:t>
+      </w:r>
+      <w:r>
+        <w:t>Beckley et al. (2018) emphasize the indispensable role of the United States in facilitating Japan’s economic resurgence, framing the U.S.-Japan alliance as a security and economic enabler rather than mere backdrop. Following defeat in World War II, Japan faced devastation, but U.S. occupation policies and subsequent Cold War strategy provided critical support. Business leaders benefited from reduced defense expenditures</w:t>
+      </w:r>
+      <w:r>
+        <w:t xml:space="preserve">, </w:t>
+      </w:r>
+      <w:r>
+        <w:t xml:space="preserve">allowing reallocation of resources toward industrial investment. </w:t>
+      </w:r>
+    </w:p>
+    <w:p>
+      <w:pPr>
+        <w:jc w:val="both"/>
+      </w:pPr>
+      <w:r>
+        <w:t>At key inflection points, such as the immediate postwar recovery and the 1950s–1960s export push, Japanese firms</w:t>
+      </w:r>
+      <w:r>
+        <w:t xml:space="preserve"> (</w:t>
+      </w:r>
+      <w:r>
+        <w:t>reorganizing from dismantled zaibatsu into keiretsu structures</w:t>
+      </w:r>
+      <w:r>
+        <w:t xml:space="preserve">) </w:t>
+      </w:r>
+      <w:r>
+        <w:t xml:space="preserve">capitalized on American procurement during the Korean War and favorable trade terms. Policies like the Security Treaty (1951, revised 1960) insulated Japan from geopolitical risks, freeing capital for MITI-guided industrialization. Beckley et al. argue that without this alliance, Japan’s high savings, educational investments, and industrial policies would have yielded far slower results. </w:t>
+      </w:r>
+    </w:p>
+    <w:p>
+      <w:pPr>
+        <w:jc w:val="both"/>
+      </w:pPr>
+      <w:r>
+        <w:t>Business owners acted pragmatically: adopting American management techniques (e.g., quality control), investing in heavy industries, and pursuing scale via group coordination. Outcomes included rapid GDP expansion (averaging over 10% annually during the high-growth era), technological leapfrogging, and Japan’s emergence as a global exporter. However, the paper notes dependencies—over-reliance on U.S. markets exposed vulnerabilities during later shocks like the Nixon administration’s policy shifts. Beckley et al. (2018) thus portray the alliance as a double-edged sword: a catalyst for miracle-level growth that embedded structural reliance, influencing business strategies toward export orientation and relational governance well into the late 20th century</w:t>
+      </w:r>
+      <w:r>
+        <w:rPr>
+          <w:rFonts w:cs="Arial"/>
+          <w:rtl/>
+        </w:rPr>
+        <w:t>.</w:t>
+      </w:r>
+    </w:p>
+    <w:p>
+      <w:pPr>
+        <w:jc w:val="both"/>
+      </w:pPr>
+      <w:r>
+        <w:t>G</w:t>
+      </w:r>
+      <w:r>
+        <w:t>oodin</w:t>
+      </w:r>
+      <w:r>
+        <w:t>g (2026) situates Japan’s miracle within evolving international monetary and geopolitical frameworks, analyzing Bretton Woods, the Nixon Shock, and China’s rise as successive inflection points. The fixed exchange rate regime (¥360 per USD) under Bretton Woods provided undervaluation advantages, enabling export competitiveness and stable planning for business leaders. Combined with domestic policies, this fostered capital accumulation and industrial upgrading in sectors prioritized by government-business coordination</w:t>
+      </w:r>
+      <w:r>
+        <w:rPr>
+          <w:rFonts w:cs="Arial"/>
+          <w:rtl/>
+        </w:rPr>
+        <w:t>.</w:t>
+      </w:r>
+    </w:p>
+    <w:p>
+      <w:pPr>
+        <w:jc w:val="both"/>
+      </w:pPr>
+      <w:r>
+        <w:t>Business actions during the miracle era involved heavy borrowing for technology imports and capacity expansion, supported by keiretsu internal markets and MITI direction. Gooding details how the system allowed firms to pursue aggressive market share strategies with predictable costs. The 1971 Nixon Shock—ending dollar-gold convertibility and pressuring yen appreciation—marked a turning point, forcing revaluation, inflation management, and structural adjustment. Japanese companies responded by enhancing productivity, relocating production overseas, and diversifying into high-value goods (e.g., electronics, automobiles). Subsequent China opening and WTO integration intensified competition, shifting global supply chains and pressuring Japan’s model</w:t>
+      </w:r>
+      <w:r>
+        <w:rPr>
+          <w:rFonts w:cs="Arial"/>
+          <w:rtl/>
+        </w:rPr>
+        <w:t>.</w:t>
+      </w:r>
+    </w:p>
+    <w:p>
+      <w:pPr>
+        <w:jc w:val="both"/>
+      </w:pPr>
+      <w:r>
+        <w:t xml:space="preserve">Policy responses included floating the yen, fiscal stimulus, and later </w:t>
+      </w:r>
+      <w:r>
+        <w:t>“</w:t>
+      </w:r>
+      <w:r>
+        <w:t>Abenomics-style reforms,</w:t>
+      </w:r>
+      <w:r>
+        <w:t>”</w:t>
+      </w:r>
+      <w:r>
+        <w:t xml:space="preserve"> but Gooding critiques delays in addressing keiretsu rigidities and demographic challenges. Economic outcomes were dual: the miracle delivered world-second-largest economy status by the late 1960s, with gains in living standards and infrastructure; yet post-1990s stagnation (“Lost Decades”) reflected adjustment frictions, asset bubbles, and relative declin</w:t>
+      </w:r>
+      <w:r>
+        <w:t>e</w:t>
+      </w:r>
+      <w:r>
+        <w:t xml:space="preserve">. Gooding integrates institutional economics and developmental state theory, arguing that synergistic interactions of undervalued currency, and business </w:t>
+      </w:r>
+      <w:r>
+        <w:t>relationships</w:t>
+      </w:r>
+      <w:r>
+        <w:t xml:space="preserve"> explain the rise, while global </w:t>
+      </w:r>
+      <w:r>
+        <w:t xml:space="preserve">had limitations being forced through the economy. </w:t>
+      </w:r>
+    </w:p>
+    <w:p>
+      <w:pPr>
+        <w:jc w:val="both"/>
+        <w:rPr>
+          <w:rFonts w:cs="Arial"/>
+        </w:rPr>
+      </w:pPr>
+      <w:r>
+        <w:lastRenderedPageBreak/>
+        <w:t xml:space="preserve">Yoshioka and Kawasaki (2016) focus on Japan’s internal economic planning apparatus, detailing fiscal, monetary, and indicative planning tools that guided high-growth policies. Postwar </w:t>
+      </w:r>
+      <w:r>
+        <w:t xml:space="preserve">policies </w:t>
+      </w:r>
+      <w:r>
+        <w:t>from the</w:t>
+      </w:r>
+      <w:r>
+        <w:t xml:space="preserve"> economic institutions like keiretsu to the</w:t>
+      </w:r>
+      <w:r>
+        <w:t xml:space="preserve"> </w:t>
+      </w:r>
+      <w:r>
+        <w:t>n</w:t>
+      </w:r>
+      <w:r>
+        <w:t xml:space="preserve">ational </w:t>
+      </w:r>
+      <w:r>
+        <w:t>i</w:t>
+      </w:r>
+      <w:r>
+        <w:t xml:space="preserve">ncome </w:t>
+      </w:r>
+      <w:r>
+        <w:t>d</w:t>
+      </w:r>
+      <w:r>
+        <w:t xml:space="preserve">oubling </w:t>
+      </w:r>
+      <w:r>
+        <w:t>p</w:t>
+      </w:r>
+      <w:r>
+        <w:t>lan</w:t>
+      </w:r>
+      <w:r>
+        <w:t xml:space="preserve"> </w:t>
+      </w:r>
+      <w:r>
+        <w:t>served dual roles</w:t>
+      </w:r>
+      <w:r>
+        <w:t>. Firstly,</w:t>
+      </w:r>
+      <w:r>
+        <w:t xml:space="preserve"> coordinating government actions to avoid inconsistencies</w:t>
+      </w:r>
+      <w:r>
+        <w:t>, and secondly,</w:t>
+      </w:r>
+      <w:r>
+        <w:t xml:space="preserve"> signaling private sector expectations. Business owners used these as roadmaps for investment, aligning production with projected demand in targeted industries</w:t>
+      </w:r>
+      <w:r>
+        <w:rPr>
+          <w:rFonts w:cs="Arial"/>
+          <w:rtl/>
+        </w:rPr>
+        <w:t>.</w:t>
+      </w:r>
+      <w:r>
+        <w:rPr>
+          <w:rFonts w:cs="Arial"/>
+        </w:rPr>
+        <w:t xml:space="preserve"> They also </w:t>
+      </w:r>
+      <w:r>
+        <w:t>examine policy instruments such as low-interest loans via the Japan Development Bank, tax incentives for exports, and MITI administrative guidance. These facilitated capital deepening and structural shifts from light to heavy industries. Coordination mechanisms ensured monetary</w:t>
+      </w:r>
+      <w:r>
+        <w:t>, and fiscal</w:t>
+      </w:r>
+      <w:r>
+        <w:t xml:space="preserve"> stability</w:t>
+      </w:r>
+      <w:r>
+        <w:t>. To which served as</w:t>
+      </w:r>
+      <w:r>
+        <w:t xml:space="preserve"> enabling sustained high investment rates without overheating</w:t>
+      </w:r>
+      <w:r>
+        <w:t xml:space="preserve"> the economy</w:t>
+      </w:r>
+      <w:r>
+        <w:t>. At inflection points like trade liberalization (1960s), plans helped businesses adapt by forecasting opportunities and mitigating risks</w:t>
+      </w:r>
+      <w:r>
+        <w:rPr>
+          <w:rFonts w:cs="Arial"/>
+          <w:rtl/>
+        </w:rPr>
+        <w:t>.</w:t>
+      </w:r>
+    </w:p>
+    <w:p>
+      <w:pPr>
+        <w:jc w:val="both"/>
+      </w:pPr>
+      <w:r>
+        <w:rPr>
+          <w:rFonts w:cs="Arial"/>
+        </w:rPr>
+        <w:t xml:space="preserve">Each of these studies compiles a vital piece of the puzzle regarding the dynamics at Japan’s key economic inflection points and the external factors that shaped its postwar </w:t>
+      </w:r>
+      <w:r>
+        <w:rPr>
+          <w:rFonts w:cs="Arial"/>
+        </w:rPr>
+        <w:t>growth</w:t>
+      </w:r>
+      <w:r>
+        <w:rPr>
+          <w:rFonts w:cs="Arial"/>
+        </w:rPr>
+        <w:t>. Collectively, they reveal how Japan infused its economic institutions with mechanisms most suitable to its industrial context in the aftermath of World War II</w:t>
+      </w:r>
+      <w:r>
+        <w:rPr>
+          <w:rFonts w:cs="Arial"/>
+        </w:rPr>
+        <w:t xml:space="preserve">; </w:t>
+      </w:r>
+      <w:r>
+        <w:rPr>
+          <w:rFonts w:cs="Arial"/>
+        </w:rPr>
+        <w:t>ranging from U.S.-backed security and market access to indicative planning and adaptive keiretsu governance. The distinctiveness of Japan’s model, particularly when contrasted with liberal market economies elsewhere, renders it a compelling case for scholarly attention. Understanding what elevated Japan as a “house for titans”</w:t>
+      </w:r>
+      <w:r>
+        <w:rPr>
+          <w:rFonts w:cs="Arial"/>
+        </w:rPr>
+        <w:t xml:space="preserve"> </w:t>
+      </w:r>
+      <w:r>
+        <w:rPr>
+          <w:rFonts w:cs="Arial"/>
+        </w:rPr>
+        <w:t>provides essential context for evaluating the miracle’s successes and limitations. These works thus not only document historical outcomes but also equip researchers with analytical tools to assess the interplay of agency and structure, offering transferable insights for other late-industrializing economies while highlighting the contingent nature of sustained competitiveness in a changing world order.</w:t>
+      </w:r>
+    </w:p>
+    <w:p/>
     <w:p>
       <w:r>
         <w:br w:type="page"/>
       </w:r>
     </w:p>
+    <w:p/>
+    <w:p/>
+    <w:p>
+      <w:r>
+        <w:br w:type="page"/>
+      </w:r>
+    </w:p>
+    <w:p/>
+    <w:p/>
     <w:tbl>
       <w:tblPr>
-        <w:tblpPr w:leftFromText="180" w:rightFromText="180" w:vertAnchor="text" w:horzAnchor="page" w:tblpX="8605" w:tblpY="1"/>
+        <w:tblpPr w:leftFromText="180" w:rightFromText="180" w:vertAnchor="text" w:horzAnchor="page" w:tblpX="9331" w:tblpY="1"/>
         <w:tblW w:w="0" w:type="auto"/>
         <w:tblBorders>
           <w:top w:val="single" w:sz="4" w:space="0" w:color="auto"/>
@@ -249,7 +1236,7 @@
           </w:tcPr>
           <w:p>
             <w:pPr>
-              <w:bidi w:val="0"/>
+              <w:bidi/>
               <w:ind w:firstLine="0"/>
               <w:jc w:val="center"/>
               <w:rPr>
@@ -260,7 +1247,6 @@
               <w:rPr>
                 <w:iCs/>
               </w:rPr>
-              <w:lastRenderedPageBreak/>
               <w:t>0</w:t>
             </w:r>
           </w:p>
@@ -282,7 +1268,6 @@
           </w:tcPr>
           <w:p>
             <w:pPr>
-              <w:bidi w:val="0"/>
               <w:ind w:firstLine="0"/>
               <w:jc w:val="center"/>
               <w:rPr>
@@ -293,7 +1278,7 @@
               <w:rPr>
                 <w:iCs/>
               </w:rPr>
-              <w:t>15</w:t>
+              <w:t>0</w:t>
             </w:r>
           </w:p>
         </w:tc>
@@ -314,7 +1299,6 @@
           </w:tcPr>
           <w:p>
             <w:pPr>
-              <w:bidi w:val="0"/>
               <w:ind w:firstLine="0"/>
               <w:jc w:val="center"/>
               <w:rPr>
@@ -325,7 +1309,7 @@
               <w:rPr>
                 <w:iCs/>
               </w:rPr>
-              <w:t>35</w:t>
+              <w:t>0</w:t>
             </w:r>
           </w:p>
         </w:tc>
@@ -346,7 +1330,6 @@
           </w:tcPr>
           <w:p>
             <w:pPr>
-              <w:bidi w:val="0"/>
               <w:ind w:firstLine="0"/>
               <w:jc w:val="center"/>
               <w:rPr>
@@ -357,7 +1340,7 @@
               <w:rPr>
                 <w:iCs/>
               </w:rPr>
-              <w:t>50</w:t>
+              <w:t>30</w:t>
             </w:r>
           </w:p>
         </w:tc>
@@ -378,7 +1361,6 @@
           </w:tcPr>
           <w:p>
             <w:pPr>
-              <w:bidi w:val="0"/>
               <w:ind w:firstLine="0"/>
               <w:jc w:val="center"/>
               <w:rPr>
@@ -389,7 +1371,7 @@
               <w:rPr>
                 <w:iCs/>
               </w:rPr>
-              <w:t>80</w:t>
+              <w:t>30</w:t>
             </w:r>
           </w:p>
         </w:tc>
@@ -410,7 +1392,6 @@
           </w:tcPr>
           <w:p>
             <w:pPr>
-              <w:bidi w:val="0"/>
               <w:ind w:firstLine="0"/>
               <w:jc w:val="center"/>
               <w:rPr>
@@ -421,7 +1402,7 @@
               <w:rPr>
                 <w:iCs/>
               </w:rPr>
-              <w:t>85</w:t>
+              <w:t>5</w:t>
             </w:r>
           </w:p>
         </w:tc>
@@ -442,7 +1423,6 @@
           </w:tcPr>
           <w:p>
             <w:pPr>
-              <w:bidi w:val="0"/>
               <w:ind w:firstLine="0"/>
               <w:jc w:val="center"/>
               <w:rPr>
@@ -453,7 +1433,7 @@
               <w:rPr>
                 <w:iCs/>
               </w:rPr>
-              <w:t>90</w:t>
+              <w:t>5</w:t>
             </w:r>
           </w:p>
         </w:tc>
@@ -474,7 +1454,6 @@
           </w:tcPr>
           <w:p>
             <w:pPr>
-              <w:bidi w:val="0"/>
               <w:ind w:firstLine="0"/>
               <w:jc w:val="center"/>
               <w:rPr>
@@ -485,7 +1464,7 @@
               <w:rPr>
                 <w:iCs/>
               </w:rPr>
-              <w:t>93</w:t>
+              <w:t>3</w:t>
             </w:r>
           </w:p>
         </w:tc>
@@ -506,7 +1485,6 @@
           </w:tcPr>
           <w:p>
             <w:pPr>
-              <w:bidi w:val="0"/>
               <w:ind w:firstLine="0"/>
               <w:jc w:val="center"/>
               <w:rPr>
@@ -517,7 +1495,7 @@
               <w:rPr>
                 <w:iCs/>
               </w:rPr>
-              <w:t>95</w:t>
+              <w:t>0</w:t>
             </w:r>
           </w:p>
         </w:tc>
@@ -538,7 +1516,6 @@
           </w:tcPr>
           <w:p>
             <w:pPr>
-              <w:bidi w:val="0"/>
               <w:ind w:firstLine="0"/>
               <w:jc w:val="center"/>
               <w:rPr>
@@ -549,7 +1526,7 @@
               <w:rPr>
                 <w:iCs/>
               </w:rPr>
-              <w:t>100</w:t>
+              <w:t>5</w:t>
             </w:r>
           </w:p>
         </w:tc>
@@ -589,6 +1566,7 @@
           </w:tcPr>
           <w:p>
             <w:pPr>
+              <w:bidi/>
               <w:ind w:firstLine="0"/>
               <w:jc w:val="center"/>
             </w:pPr>
@@ -614,7 +1592,6 @@
           </w:tcPr>
           <w:p>
             <w:pPr>
-              <w:bidi w:val="0"/>
               <w:ind w:firstLine="0"/>
               <w:jc w:val="center"/>
             </w:pPr>
@@ -640,7 +1617,6 @@
           </w:tcPr>
           <w:p>
             <w:pPr>
-              <w:bidi w:val="0"/>
               <w:ind w:firstLine="0"/>
               <w:jc w:val="center"/>
             </w:pPr>
@@ -666,7 +1642,6 @@
           </w:tcPr>
           <w:p>
             <w:pPr>
-              <w:bidi w:val="0"/>
               <w:ind w:firstLine="0"/>
               <w:jc w:val="center"/>
             </w:pPr>
@@ -692,7 +1667,6 @@
           </w:tcPr>
           <w:p>
             <w:pPr>
-              <w:bidi w:val="0"/>
               <w:ind w:firstLine="0"/>
               <w:jc w:val="center"/>
             </w:pPr>
@@ -718,7 +1692,6 @@
           </w:tcPr>
           <w:p>
             <w:pPr>
-              <w:bidi w:val="0"/>
               <w:ind w:firstLine="0"/>
               <w:jc w:val="center"/>
             </w:pPr>
@@ -744,7 +1717,6 @@
           </w:tcPr>
           <w:p>
             <w:pPr>
-              <w:bidi w:val="0"/>
               <w:ind w:firstLine="0"/>
               <w:jc w:val="center"/>
             </w:pPr>
@@ -770,7 +1742,6 @@
           </w:tcPr>
           <w:p>
             <w:pPr>
-              <w:bidi w:val="0"/>
               <w:ind w:firstLine="0"/>
               <w:jc w:val="center"/>
             </w:pPr>
@@ -796,7 +1767,6 @@
           </w:tcPr>
           <w:p>
             <w:pPr>
-              <w:bidi w:val="0"/>
               <w:ind w:firstLine="0"/>
               <w:jc w:val="center"/>
             </w:pPr>
@@ -822,7 +1792,6 @@
           </w:tcPr>
           <w:p>
             <w:pPr>
-              <w:bidi w:val="0"/>
               <w:ind w:firstLine="0"/>
               <w:jc w:val="center"/>
             </w:pPr>
@@ -833,9 +1802,338 @@
         </w:tc>
       </w:tr>
     </w:tbl>
-    <w:p>
-      <w:pPr>
-        <w:bidi w:val="0"/>
+    <w:tbl>
+      <w:tblPr>
+        <w:tblpPr w:leftFromText="180" w:rightFromText="180" w:vertAnchor="text" w:horzAnchor="page" w:tblpX="8557" w:tblpY="1"/>
+        <w:tblW w:w="0" w:type="auto"/>
+        <w:tblBorders>
+          <w:top w:val="single" w:sz="4" w:space="0" w:color="auto"/>
+          <w:left w:val="single" w:sz="4" w:space="0" w:color="auto"/>
+          <w:bottom w:val="single" w:sz="4" w:space="0" w:color="auto"/>
+          <w:right w:val="single" w:sz="4" w:space="0" w:color="auto"/>
+          <w:insideH w:val="single" w:sz="4" w:space="0" w:color="auto"/>
+          <w:insideV w:val="single" w:sz="4" w:space="0" w:color="auto"/>
+        </w:tblBorders>
+        <w:tblLayout w:type="fixed"/>
+        <w:tblLook w:val="0000" w:firstRow="0" w:lastRow="0" w:firstColumn="0" w:lastColumn="0" w:noHBand="0" w:noVBand="0"/>
+      </w:tblPr>
+      <w:tblGrid>
+        <w:gridCol w:w="725"/>
+      </w:tblGrid>
+      <w:tr>
+        <w:tblPrEx>
+          <w:tblCellMar>
+            <w:top w:w="0" w:type="dxa"/>
+            <w:bottom w:w="0" w:type="dxa"/>
+          </w:tblCellMar>
+        </w:tblPrEx>
+        <w:trPr>
+          <w:trHeight w:val="101"/>
+        </w:trPr>
+        <w:tc>
+          <w:tcPr>
+            <w:tcW w:w="725" w:type="dxa"/>
+          </w:tcPr>
+          <w:p>
+            <w:pPr>
+              <w:bidi/>
+              <w:ind w:firstLine="0"/>
+              <w:jc w:val="center"/>
+              <w:rPr>
+                <w:iCs/>
+              </w:rPr>
+            </w:pPr>
+            <w:r>
+              <w:rPr>
+                <w:iCs/>
+              </w:rPr>
+              <w:t>0</w:t>
+            </w:r>
+          </w:p>
+        </w:tc>
+      </w:tr>
+      <w:tr>
+        <w:tblPrEx>
+          <w:tblCellMar>
+            <w:top w:w="0" w:type="dxa"/>
+            <w:bottom w:w="0" w:type="dxa"/>
+          </w:tblCellMar>
+        </w:tblPrEx>
+        <w:trPr>
+          <w:trHeight w:val="106"/>
+        </w:trPr>
+        <w:tc>
+          <w:tcPr>
+            <w:tcW w:w="725" w:type="dxa"/>
+          </w:tcPr>
+          <w:p>
+            <w:pPr>
+              <w:ind w:firstLine="0"/>
+              <w:jc w:val="center"/>
+              <w:rPr>
+                <w:iCs/>
+              </w:rPr>
+            </w:pPr>
+            <w:r>
+              <w:rPr>
+                <w:iCs/>
+              </w:rPr>
+              <w:t>0</w:t>
+            </w:r>
+          </w:p>
+        </w:tc>
+      </w:tr>
+      <w:tr>
+        <w:tblPrEx>
+          <w:tblCellMar>
+            <w:top w:w="0" w:type="dxa"/>
+            <w:bottom w:w="0" w:type="dxa"/>
+          </w:tblCellMar>
+        </w:tblPrEx>
+        <w:trPr>
+          <w:trHeight w:val="113"/>
+        </w:trPr>
+        <w:tc>
+          <w:tcPr>
+            <w:tcW w:w="725" w:type="dxa"/>
+          </w:tcPr>
+          <w:p>
+            <w:pPr>
+              <w:ind w:firstLine="0"/>
+              <w:jc w:val="center"/>
+              <w:rPr>
+                <w:iCs/>
+              </w:rPr>
+            </w:pPr>
+            <w:r>
+              <w:rPr>
+                <w:iCs/>
+              </w:rPr>
+              <w:t>0</w:t>
+            </w:r>
+          </w:p>
+        </w:tc>
+      </w:tr>
+      <w:tr>
+        <w:tblPrEx>
+          <w:tblCellMar>
+            <w:top w:w="0" w:type="dxa"/>
+            <w:bottom w:w="0" w:type="dxa"/>
+          </w:tblCellMar>
+        </w:tblPrEx>
+        <w:trPr>
+          <w:trHeight w:val="158"/>
+        </w:trPr>
+        <w:tc>
+          <w:tcPr>
+            <w:tcW w:w="725" w:type="dxa"/>
+          </w:tcPr>
+          <w:p>
+            <w:pPr>
+              <w:ind w:firstLine="0"/>
+              <w:jc w:val="center"/>
+              <w:rPr>
+                <w:iCs/>
+              </w:rPr>
+            </w:pPr>
+            <w:r>
+              <w:rPr>
+                <w:iCs/>
+              </w:rPr>
+              <w:t>50</w:t>
+            </w:r>
+          </w:p>
+        </w:tc>
+      </w:tr>
+      <w:tr>
+        <w:tblPrEx>
+          <w:tblCellMar>
+            <w:top w:w="0" w:type="dxa"/>
+            <w:bottom w:w="0" w:type="dxa"/>
+          </w:tblCellMar>
+        </w:tblPrEx>
+        <w:trPr>
+          <w:trHeight w:val="209"/>
+        </w:trPr>
+        <w:tc>
+          <w:tcPr>
+            <w:tcW w:w="725" w:type="dxa"/>
+          </w:tcPr>
+          <w:p>
+            <w:pPr>
+              <w:ind w:firstLine="0"/>
+              <w:jc w:val="center"/>
+              <w:rPr>
+                <w:iCs/>
+              </w:rPr>
+            </w:pPr>
+            <w:r>
+              <w:rPr>
+                <w:iCs/>
+              </w:rPr>
+              <w:t>80</w:t>
+            </w:r>
+          </w:p>
+        </w:tc>
+      </w:tr>
+      <w:tr>
+        <w:tblPrEx>
+          <w:tblCellMar>
+            <w:top w:w="0" w:type="dxa"/>
+            <w:bottom w:w="0" w:type="dxa"/>
+          </w:tblCellMar>
+        </w:tblPrEx>
+        <w:trPr>
+          <w:trHeight w:val="260"/>
+        </w:trPr>
+        <w:tc>
+          <w:tcPr>
+            <w:tcW w:w="725" w:type="dxa"/>
+          </w:tcPr>
+          <w:p>
+            <w:pPr>
+              <w:ind w:firstLine="0"/>
+              <w:jc w:val="center"/>
+              <w:rPr>
+                <w:iCs/>
+              </w:rPr>
+            </w:pPr>
+            <w:r>
+              <w:rPr>
+                <w:iCs/>
+              </w:rPr>
+              <w:t>85</w:t>
+            </w:r>
+          </w:p>
+        </w:tc>
+      </w:tr>
+      <w:tr>
+        <w:tblPrEx>
+          <w:tblCellMar>
+            <w:top w:w="0" w:type="dxa"/>
+            <w:bottom w:w="0" w:type="dxa"/>
+          </w:tblCellMar>
+        </w:tblPrEx>
+        <w:trPr>
+          <w:trHeight w:val="183"/>
+        </w:trPr>
+        <w:tc>
+          <w:tcPr>
+            <w:tcW w:w="725" w:type="dxa"/>
+          </w:tcPr>
+          <w:p>
+            <w:pPr>
+              <w:ind w:firstLine="0"/>
+              <w:jc w:val="center"/>
+              <w:rPr>
+                <w:iCs/>
+              </w:rPr>
+            </w:pPr>
+            <w:r>
+              <w:rPr>
+                <w:iCs/>
+              </w:rPr>
+              <w:t>90</w:t>
+            </w:r>
+          </w:p>
+        </w:tc>
+      </w:tr>
+      <w:tr>
+        <w:tblPrEx>
+          <w:tblCellMar>
+            <w:top w:w="0" w:type="dxa"/>
+            <w:bottom w:w="0" w:type="dxa"/>
+          </w:tblCellMar>
+        </w:tblPrEx>
+        <w:trPr>
+          <w:trHeight w:val="195"/>
+        </w:trPr>
+        <w:tc>
+          <w:tcPr>
+            <w:tcW w:w="725" w:type="dxa"/>
+          </w:tcPr>
+          <w:p>
+            <w:pPr>
+              <w:ind w:firstLine="0"/>
+              <w:jc w:val="center"/>
+              <w:rPr>
+                <w:iCs/>
+              </w:rPr>
+            </w:pPr>
+            <w:r>
+              <w:rPr>
+                <w:iCs/>
+              </w:rPr>
+              <w:t>93</w:t>
+            </w:r>
+          </w:p>
+        </w:tc>
+      </w:tr>
+      <w:tr>
+        <w:tblPrEx>
+          <w:tblCellMar>
+            <w:top w:w="0" w:type="dxa"/>
+            <w:bottom w:w="0" w:type="dxa"/>
+          </w:tblCellMar>
+        </w:tblPrEx>
+        <w:trPr>
+          <w:trHeight w:val="215"/>
+        </w:trPr>
+        <w:tc>
+          <w:tcPr>
+            <w:tcW w:w="725" w:type="dxa"/>
+          </w:tcPr>
+          <w:p>
+            <w:pPr>
+              <w:ind w:firstLine="0"/>
+              <w:jc w:val="center"/>
+              <w:rPr>
+                <w:iCs/>
+              </w:rPr>
+            </w:pPr>
+            <w:r>
+              <w:rPr>
+                <w:iCs/>
+              </w:rPr>
+              <w:t>95</w:t>
+            </w:r>
+          </w:p>
+        </w:tc>
+      </w:tr>
+      <w:tr>
+        <w:tblPrEx>
+          <w:tblCellMar>
+            <w:top w:w="0" w:type="dxa"/>
+            <w:bottom w:w="0" w:type="dxa"/>
+          </w:tblCellMar>
+        </w:tblPrEx>
+        <w:trPr>
+          <w:trHeight w:val="427"/>
+        </w:trPr>
+        <w:tc>
+          <w:tcPr>
+            <w:tcW w:w="725" w:type="dxa"/>
+          </w:tcPr>
+          <w:p>
+            <w:pPr>
+              <w:ind w:firstLine="0"/>
+              <w:jc w:val="center"/>
+              <w:rPr>
+                <w:iCs/>
+              </w:rPr>
+            </w:pPr>
+            <w:r>
+              <w:rPr>
+                <w:iCs/>
+              </w:rPr>
+              <w:t>100</w:t>
+            </w:r>
+          </w:p>
+        </w:tc>
+      </w:tr>
+    </w:tbl>
+    <w:p>
+      <w:pPr>
         <w:rPr>
           <w:strike/>
         </w:rPr>
@@ -863,10 +2161,34 @@
     </w:p>
     <w:p>
       <w:pPr>
-        <w:bidi w:val="0"/>
-      </w:pPr>
-      <w:r>
+        <w:rPr>
+          <w:strike/>
+        </w:rPr>
+      </w:pPr>
+      <w:r>
+        <w:rPr>
+          <w:strike/>
+        </w:rPr>
         <w:t>2</w:t>
+      </w:r>
+      <w:r>
+        <w:rPr>
+          <w:rFonts w:cs="Arial"/>
+          <w:strike/>
+          <w:rtl/>
+        </w:rPr>
+        <w:t xml:space="preserve">- </w:t>
+      </w:r>
+      <w:r>
+        <w:rPr>
+          <w:strike/>
+        </w:rPr>
+        <w:t>surf the internet to find about the literature of this subject</w:t>
+      </w:r>
+    </w:p>
+    <w:p>
+      <w:r>
+        <w:t>3</w:t>
       </w:r>
       <w:r>
         <w:rPr>
@@ -876,15 +2198,12 @@
         <w:t xml:space="preserve">- </w:t>
       </w:r>
       <w:r>
-        <w:t>surf the internet to find about the literature of this subject</w:t>
-      </w:r>
-    </w:p>
-    <w:p>
-      <w:pPr>
-        <w:bidi w:val="0"/>
-      </w:pPr>
-      <w:r>
-        <w:t>3</w:t>
+        <w:t xml:space="preserve">finish the literature </w:t>
+      </w:r>
+    </w:p>
+    <w:p>
+      <w:r>
+        <w:t>4</w:t>
       </w:r>
       <w:r>
         <w:rPr>
@@ -894,15 +2213,12 @@
         <w:t xml:space="preserve">- </w:t>
       </w:r>
       <w:r>
-        <w:t>find out what data do we need for the project</w:t>
-      </w:r>
-    </w:p>
-    <w:p>
-      <w:pPr>
-        <w:bidi w:val="0"/>
-      </w:pPr>
-      <w:r>
-        <w:t>4</w:t>
+        <w:t>get the data to work with</w:t>
+      </w:r>
+    </w:p>
+    <w:p>
+      <w:r>
+        <w:t>5</w:t>
       </w:r>
       <w:r>
         <w:rPr>
@@ -912,15 +2228,12 @@
         <w:t xml:space="preserve">- </w:t>
       </w:r>
       <w:r>
-        <w:t>get the data to work with</w:t>
-      </w:r>
-    </w:p>
-    <w:p>
-      <w:pPr>
-        <w:bidi w:val="0"/>
-      </w:pPr>
-      <w:r>
-        <w:t>5</w:t>
+        <w:t>add the body of the project (which we will talk about later)</w:t>
+      </w:r>
+    </w:p>
+    <w:p>
+      <w:r>
+        <w:t>6</w:t>
       </w:r>
       <w:r>
         <w:rPr>
@@ -930,15 +2243,12 @@
         <w:t xml:space="preserve">- </w:t>
       </w:r>
       <w:r>
-        <w:t>add the body of the project (which we will talk about later)</w:t>
-      </w:r>
-    </w:p>
-    <w:p>
-      <w:pPr>
-        <w:bidi w:val="0"/>
-      </w:pPr>
-      <w:r>
-        <w:t>6</w:t>
+        <w:t>have the conclusion</w:t>
+      </w:r>
+    </w:p>
+    <w:p>
+      <w:r>
+        <w:t>7</w:t>
       </w:r>
       <w:r>
         <w:rPr>
@@ -948,15 +2258,12 @@
         <w:t xml:space="preserve">- </w:t>
       </w:r>
       <w:r>
-        <w:t>have the conclusion</w:t>
-      </w:r>
-    </w:p>
-    <w:p>
-      <w:pPr>
-        <w:bidi w:val="0"/>
-      </w:pPr>
-      <w:r>
-        <w:t>7</w:t>
+        <w:t>write the introduction</w:t>
+      </w:r>
+    </w:p>
+    <w:p>
+      <w:r>
+        <w:t>8</w:t>
       </w:r>
       <w:r>
         <w:rPr>
@@ -966,15 +2273,12 @@
         <w:t xml:space="preserve">- </w:t>
       </w:r>
       <w:r>
-        <w:t>write the introduction</w:t>
-      </w:r>
-    </w:p>
-    <w:p>
-      <w:pPr>
-        <w:bidi w:val="0"/>
-      </w:pPr>
-      <w:r>
-        <w:t>8</w:t>
+        <w:t>write the abstract</w:t>
+      </w:r>
+    </w:p>
+    <w:p>
+      <w:r>
+        <w:t>9</w:t>
       </w:r>
       <w:r>
         <w:rPr>
@@ -984,167 +2288,20 @@
         <w:t xml:space="preserve">- </w:t>
       </w:r>
       <w:r>
-        <w:t>write the abstract</w:t>
-      </w:r>
-    </w:p>
-    <w:p>
-      <w:pPr>
-        <w:bidi w:val="0"/>
-      </w:pPr>
-      <w:r>
-        <w:t>9</w:t>
-      </w:r>
-      <w:r>
-        <w:rPr>
-          <w:rFonts w:cs="Arial"/>
-          <w:rtl/>
-        </w:rPr>
-        <w:t xml:space="preserve">- </w:t>
-      </w:r>
-      <w:r>
         <w:t>have the bibliography attached to the end of the file</w:t>
       </w:r>
     </w:p>
     <w:p>
-      <w:pPr>
-        <w:bidi w:val="0"/>
-      </w:pPr>
       <w:r>
         <w:t>10- check for any errors within that</w:t>
       </w:r>
     </w:p>
     <w:p>
       <w:pPr>
-        <w:bidi w:val="0"/>
-      </w:pPr>
-    </w:p>
-    <w:p>
-      <w:pPr>
-        <w:bidi w:val="0"/>
-      </w:pPr>
-    </w:p>
-    <w:p>
-      <w:pPr>
-        <w:pBdr>
-          <w:bottom w:val="single" w:sz="12" w:space="1" w:color="auto"/>
-        </w:pBdr>
-        <w:bidi w:val="0"/>
-      </w:pPr>
-    </w:p>
-    <w:p>
-      <w:pPr>
-        <w:bidi w:val="0"/>
-      </w:pPr>
-      <w:proofErr w:type="gramStart"/>
-      <w:r>
-        <w:t>  AMERICA'S</w:t>
-      </w:r>
-      <w:proofErr w:type="gramEnd"/>
-      <w:r>
-        <w:t xml:space="preserve"> ROLE IN THE MAKING OF JAPAN'S ECONOMIC MIRACLE" </w:t>
-      </w:r>
-    </w:p>
-    <w:p>
-      <w:pPr>
-        <w:bidi w:val="0"/>
-      </w:pPr>
-      <w:proofErr w:type="gramStart"/>
-      <w:r>
-        <w:t>  "</w:t>
-      </w:r>
-      <w:proofErr w:type="gramEnd"/>
-      <w:r>
-        <w:t xml:space="preserve">Japan's High-Growth Postwar Period: The Role of Economic Plans and Economic Policy" </w:t>
-      </w:r>
-    </w:p>
-    <w:p>
-      <w:pPr>
-        <w:bidi w:val="0"/>
-      </w:pPr>
-      <w:proofErr w:type="gramStart"/>
-      <w:r>
-        <w:t>  "</w:t>
-      </w:r>
-      <w:proofErr w:type="gramEnd"/>
-      <w:r>
-        <w:t xml:space="preserve">The Japanese Economic Miracle: Underlying Factors and..." (Takada) </w:t>
-      </w:r>
-    </w:p>
-    <w:p>
-      <w:pPr>
-        <w:bidi w:val="0"/>
-      </w:pPr>
-      <w:proofErr w:type="gramStart"/>
-      <w:r>
-        <w:t>  "</w:t>
-      </w:r>
-      <w:proofErr w:type="gramEnd"/>
-      <w:r>
-        <w:t xml:space="preserve">Keiretsu Groups: Their Role in the Japanese Economy and a Reference Point or Paradigm for Other Countries" </w:t>
-      </w:r>
-    </w:p>
-    <w:p>
-      <w:pPr>
-        <w:bidi w:val="0"/>
-      </w:pPr>
-      <w:proofErr w:type="gramStart"/>
-      <w:r>
-        <w:t>  "</w:t>
-      </w:r>
-      <w:proofErr w:type="gramEnd"/>
-      <w:r>
-        <w:t xml:space="preserve">The Rise and Fall of the Zaibatsu: Japan's Industrial and..." </w:t>
-      </w:r>
-    </w:p>
-    <w:p>
-      <w:pPr>
-        <w:bidi w:val="0"/>
-      </w:pPr>
-      <w:proofErr w:type="gramStart"/>
-      <w:r>
-        <w:t>  "</w:t>
-      </w:r>
-      <w:proofErr w:type="gramEnd"/>
-      <w:r>
-        <w:t xml:space="preserve">Success as the Source of Failure: Competition and Cooperation in the Japanese Economy" (Tezuka) </w:t>
-      </w:r>
-    </w:p>
-    <w:p>
-      <w:pPr>
-        <w:bidi w:val="0"/>
-      </w:pPr>
-      <w:proofErr w:type="gramStart"/>
-      <w:r>
-        <w:t>  "</w:t>
-      </w:r>
-      <w:proofErr w:type="gramEnd"/>
-      <w:r>
-        <w:t xml:space="preserve">An Economic History of Postwar Japan" </w:t>
-      </w:r>
-    </w:p>
-    <w:p>
-      <w:pPr>
-        <w:bidi w:val="0"/>
-      </w:pPr>
-      <w:proofErr w:type="gramStart"/>
-      <w:r>
-        <w:t>  "</w:t>
-      </w:r>
-      <w:proofErr w:type="gramEnd"/>
-      <w:r>
-        <w:t>Japan's Economic Miracle, Bretton Woods, Nixon, China's Rise..."</w:t>
-      </w:r>
-    </w:p>
-    <w:p>
-      <w:pPr>
-        <w:bidi w:val="0"/>
-      </w:pPr>
-    </w:p>
-    <w:p>
-      <w:pPr>
-        <w:bidi w:val="0"/>
-      </w:pPr>
-    </w:p>
+        <w:ind w:firstLine="0"/>
+      </w:pPr>
+    </w:p>
+    <w:p/>
     <w:p>
       <w:r>
         <w:br w:type="page"/>
@@ -1152,78 +2309,129 @@
     </w:p>
     <w:p>
       <w:pPr>
-        <w:bidi w:val="0"/>
         <w:ind w:firstLine="0"/>
       </w:pPr>
     </w:p>
-    <w:p>
-      <w:pPr>
-        <w:pBdr>
-          <w:bottom w:val="single" w:sz="12" w:space="1" w:color="auto"/>
-        </w:pBdr>
-        <w:bidi w:val="0"/>
-        <w:ind w:firstLine="0"/>
-      </w:pPr>
-    </w:p>
-    <w:p>
-      <w:pPr>
-        <w:bidi w:val="0"/>
-        <w:ind w:firstLine="0"/>
-      </w:pPr>
-      <w:r>
-        <w:t>Bibliography:</w:t>
-      </w:r>
-    </w:p>
-    <w:p>
-      <w:pPr>
-        <w:bidi w:val="0"/>
-        <w:ind w:firstLine="0"/>
-      </w:pPr>
-      <w:r>
-        <w:t>Beckley M, Horiuchi Y, Miller JM. AMERICA’S ROLE IN THE MAKING OF JAPAN’S ECONOMIC MIRACLE. </w:t>
-      </w:r>
-      <w:r>
-        <w:rPr>
-          <w:i/>
-          <w:iCs/>
-        </w:rPr>
-        <w:t>Journal of East Asian Studies</w:t>
-      </w:r>
-      <w:r>
-        <w:t>. 2018;18(1):1-21. doi:10.1017/jea.2017.24</w:t>
-      </w:r>
-    </w:p>
-    <w:p>
-      <w:pPr>
-        <w:bidi w:val="0"/>
-        <w:ind w:firstLine="0"/>
-      </w:pPr>
-      <w:r>
-        <w:t>Takada, Masahiro. “Japan's Economic Miracle: Underlying Factors and Strategies for the Growth.” (1999).</w:t>
-      </w:r>
-    </w:p>
-    <w:p>
-      <w:pPr>
-        <w:bidi w:val="0"/>
-        <w:ind w:firstLine="0"/>
-      </w:pPr>
-      <w:proofErr w:type="spellStart"/>
-      <w:r>
-        <w:t>Grabowiecki</w:t>
-      </w:r>
-      <w:proofErr w:type="spellEnd"/>
-      <w:r>
-        <w:t>, Jerzy. (2006). Keiretsu Groups: Their Role in the Japanese Economy and a Reference Point (or Paradigm) for Other Countries. 413. 1-85.</w:t>
-      </w:r>
-    </w:p>
     <w:sectPr>
+      <w:footerReference w:type="default" r:id="rId8"/>
       <w:pgSz w:w="11906" w:h="16838" w:code="9"/>
-      <w:pgMar w:top="720" w:right="720" w:bottom="720" w:left="720" w:header="576" w:footer="576" w:gutter="0"/>
+      <w:pgMar w:top="1440" w:right="1080" w:bottom="1440" w:left="1080" w:header="576" w:footer="576" w:gutter="0"/>
       <w:cols w:space="720"/>
       <w:docGrid w:linePitch="360"/>
     </w:sectPr>
   </w:body>
 </w:document>
+</file>
+
+<file path=word/endnotes.xml><?xml version="1.0" encoding="utf-8"?>
+<w:endnotes xmlns:wpc="http://schemas.microsoft.com/office/word/2010/wordprocessingCanvas" xmlns:cx="http://schemas.microsoft.com/office/drawing/2014/chartex" xmlns:cx1="http://schemas.microsoft.com/office/drawing/2015/9/8/chartex" xmlns:cx2="http://schemas.microsoft.com/office/drawing/2015/10/21/chartex" xmlns:cx3="http://schemas.microsoft.com/office/drawing/2016/5/9/chartex" xmlns:cx4="http://schemas.microsoft.com/office/drawing/2016/5/10/chartex" xmlns:cx5="http://schemas.microsoft.com/office/drawing/2016/5/11/chartex" xmlns:cx6="http://schemas.microsoft.com/office/drawing/2016/5/12/chartex" xmlns:cx7="http://schemas.microsoft.com/office/drawing/2016/5/13/chartex" xmlns:cx8="http://schemas.microsoft.com/office/drawing/2016/5/14/chartex" xmlns:mc="http://schemas.openxmlformats.org/markup-compatibility/2006" xmlns:aink="http://schemas.microsoft.com/office/drawing/2016/ink" xmlns:am3d="http://schemas.microsoft.com/office/drawing/2017/model3d" xmlns:o="urn:schemas-microsoft-com:office:office" xmlns:oel="http://schemas.microsoft.com/office/2019/extlst" xmlns:r="http://schemas.openxmlformats.org/officeDocument/2006/relationships" xmlns:m="http://schemas.openxmlformats.org/officeDocument/2006/math" xmlns:v="urn:schemas-microsoft-com:vml" xmlns:wp14="http://schemas.microsoft.com/office/word/2010/wordprocessingDrawing" xmlns:wp="http://schemas.openxmlformats.org/drawingml/2006/wordprocessingDrawing" xmlns:w10="urn:schemas-microsoft-com:office:word" xmlns:w="http://schemas.openxmlformats.org/wordprocessingml/2006/main" xmlns:w14="http://schemas.microsoft.com/office/word/2010/wordml" xmlns:w15="http://schemas.microsoft.com/office/word/2012/wordml" xmlns:w16cex="http://schemas.microsoft.com/office/word/2018/wordml/cex" xmlns:w16cid="http://schemas.microsoft.com/office/word/2016/wordml/cid" xmlns:w16="http://schemas.microsoft.com/office/word/2018/wordml" xmlns:w16sdtdh="http://schemas.microsoft.com/office/word/2020/wordml/sdtdatahash" xmlns:w16se="http://schemas.microsoft.com/office/word/2015/wordml/symex" xmlns:wpg="http://schemas.microsoft.com/office/word/2010/wordprocessingGroup" xmlns:wpi="http://schemas.microsoft.com/office/word/2010/wordprocessingInk" xmlns:wne="http://schemas.microsoft.com/office/word/2006/wordml" xmlns:wps="http://schemas.microsoft.com/office/word/2010/wordprocessingShape" mc:Ignorable="w14 w15 w16se w16cid w16 w16cex w16sdtdh wp14">
+  <w:endnote w:type="separator" w:id="-1">
+    <w:p>
+      <w:pPr>
+        <w:spacing w:after="0" w:line="240" w:lineRule="auto"/>
+      </w:pPr>
+      <w:r>
+        <w:separator/>
+      </w:r>
+    </w:p>
+  </w:endnote>
+  <w:endnote w:type="continuationSeparator" w:id="0">
+    <w:p>
+      <w:pPr>
+        <w:spacing w:after="0" w:line="240" w:lineRule="auto"/>
+      </w:pPr>
+      <w:r>
+        <w:continuationSeparator/>
+      </w:r>
+    </w:p>
+  </w:endnote>
+</w:endnotes>
+</file>
+
+<file path=word/footer1.xml><?xml version="1.0" encoding="utf-8"?>
+<w:ftr xmlns:wpc="http://schemas.microsoft.com/office/word/2010/wordprocessingCanvas" xmlns:cx="http://schemas.microsoft.com/office/drawing/2014/chartex" xmlns:cx1="http://schemas.microsoft.com/office/drawing/2015/9/8/chartex" xmlns:cx2="http://schemas.microsoft.com/office/drawing/2015/10/21/chartex" xmlns:cx3="http://schemas.microsoft.com/office/drawing/2016/5/9/chartex" xmlns:cx4="http://schemas.microsoft.com/office/drawing/2016/5/10/chartex" xmlns:cx5="http://schemas.microsoft.com/office/drawing/2016/5/11/chartex" xmlns:cx6="http://schemas.microsoft.com/office/drawing/2016/5/12/chartex" xmlns:cx7="http://schemas.microsoft.com/office/drawing/2016/5/13/chartex" xmlns:cx8="http://schemas.microsoft.com/office/drawing/2016/5/14/chartex" xmlns:mc="http://schemas.openxmlformats.org/markup-compatibility/2006" xmlns:aink="http://schemas.microsoft.com/office/drawing/2016/ink" xmlns:am3d="http://schemas.microsoft.com/office/drawing/2017/model3d" xmlns:o="urn:schemas-microsoft-com:office:office" xmlns:oel="http://schemas.microsoft.com/office/2019/extlst" xmlns:r="http://schemas.openxmlformats.org/officeDocument/2006/relationships" xmlns:m="http://schemas.openxmlformats.org/officeDocument/2006/math" xmlns:v="urn:schemas-microsoft-com:vml" xmlns:wp14="http://schemas.microsoft.com/office/word/2010/wordprocessingDrawing" xmlns:wp="http://schemas.openxmlformats.org/drawingml/2006/wordprocessingDrawing" xmlns:w10="urn:schemas-microsoft-com:office:word" xmlns:w="http://schemas.openxmlformats.org/wordprocessingml/2006/main" xmlns:w14="http://schemas.microsoft.com/office/word/2010/wordml" xmlns:w15="http://schemas.microsoft.com/office/word/2012/wordml" xmlns:w16cex="http://schemas.microsoft.com/office/word/2018/wordml/cex" xmlns:w16cid="http://schemas.microsoft.com/office/word/2016/wordml/cid" xmlns:w16="http://schemas.microsoft.com/office/word/2018/wordml" xmlns:w16sdtdh="http://schemas.microsoft.com/office/word/2020/wordml/sdtdatahash" xmlns:w16se="http://schemas.microsoft.com/office/word/2015/wordml/symex" xmlns:wpg="http://schemas.microsoft.com/office/word/2010/wordprocessingGroup" xmlns:wpi="http://schemas.microsoft.com/office/word/2010/wordprocessingInk" xmlns:wne="http://schemas.microsoft.com/office/word/2006/wordml" xmlns:wps="http://schemas.microsoft.com/office/word/2010/wordprocessingShape" mc:Ignorable="w14 w15 w16se w16cid w16 w16cex w16sdtdh wp14">
+  <w:sdt>
+    <w:sdtPr>
+      <w:id w:val="1206372305"/>
+      <w:docPartObj>
+        <w:docPartGallery w:val="Page Numbers (Bottom of Page)"/>
+        <w:docPartUnique/>
+      </w:docPartObj>
+    </w:sdtPr>
+    <w:sdtEndPr>
+      <w:rPr>
+        <w:rtl/>
+      </w:rPr>
+    </w:sdtEndPr>
+    <w:sdtContent>
+      <w:p>
+        <w:pPr>
+          <w:pStyle w:val="Footer"/>
+          <w:ind w:firstLine="0"/>
+        </w:pPr>
+      </w:p>
+      <w:p>
+        <w:pPr>
+          <w:pStyle w:val="Footer"/>
+          <w:bidi/>
+          <w:jc w:val="center"/>
+        </w:pPr>
+        <w:r>
+          <w:t>[</w:t>
+        </w:r>
+        <w:r>
+          <w:fldChar w:fldCharType="begin"/>
+        </w:r>
+        <w:r>
+          <w:instrText xml:space="preserve"> PAGE   \* MERGEFORMAT </w:instrText>
+        </w:r>
+        <w:r>
+          <w:fldChar w:fldCharType="separate"/>
+        </w:r>
+        <w:r>
+          <w:rPr>
+            <w:noProof/>
+          </w:rPr>
+          <w:t>2</w:t>
+        </w:r>
+        <w:r>
+          <w:rPr>
+            <w:noProof/>
+          </w:rPr>
+          <w:fldChar w:fldCharType="end"/>
+        </w:r>
+        <w:r>
+          <w:t>]</w:t>
+        </w:r>
+      </w:p>
+    </w:sdtContent>
+  </w:sdt>
+</w:ftr>
+</file>
+
+<file path=word/footnotes.xml><?xml version="1.0" encoding="utf-8"?>
+<w:footnotes xmlns:wpc="http://schemas.microsoft.com/office/word/2010/wordprocessingCanvas" xmlns:cx="http://schemas.microsoft.com/office/drawing/2014/chartex" xmlns:cx1="http://schemas.microsoft.com/office/drawing/2015/9/8/chartex" xmlns:cx2="http://schemas.microsoft.com/office/drawing/2015/10/21/chartex" xmlns:cx3="http://schemas.microsoft.com/office/drawing/2016/5/9/chartex" xmlns:cx4="http://schemas.microsoft.com/office/drawing/2016/5/10/chartex" xmlns:cx5="http://schemas.microsoft.com/office/drawing/2016/5/11/chartex" xmlns:cx6="http://schemas.microsoft.com/office/drawing/2016/5/12/chartex" xmlns:cx7="http://schemas.microsoft.com/office/drawing/2016/5/13/chartex" xmlns:cx8="http://schemas.microsoft.com/office/drawing/2016/5/14/chartex" xmlns:mc="http://schemas.openxmlformats.org/markup-compatibility/2006" xmlns:aink="http://schemas.microsoft.com/office/drawing/2016/ink" xmlns:am3d="http://schemas.microsoft.com/office/drawing/2017/model3d" xmlns:o="urn:schemas-microsoft-com:office:office" xmlns:oel="http://schemas.microsoft.com/office/2019/extlst" xmlns:r="http://schemas.openxmlformats.org/officeDocument/2006/relationships" xmlns:m="http://schemas.openxmlformats.org/officeDocument/2006/math" xmlns:v="urn:schemas-microsoft-com:vml" xmlns:wp14="http://schemas.microsoft.com/office/word/2010/wordprocessingDrawing" xmlns:wp="http://schemas.openxmlformats.org/drawingml/2006/wordprocessingDrawing" xmlns:w10="urn:schemas-microsoft-com:office:word" xmlns:w="http://schemas.openxmlformats.org/wordprocessingml/2006/main" xmlns:w14="http://schemas.microsoft.com/office/word/2010/wordml" xmlns:w15="http://schemas.microsoft.com/office/word/2012/wordml" xmlns:w16cex="http://schemas.microsoft.com/office/word/2018/wordml/cex" xmlns:w16cid="http://schemas.microsoft.com/office/word/2016/wordml/cid" xmlns:w16="http://schemas.microsoft.com/office/word/2018/wordml" xmlns:w16sdtdh="http://schemas.microsoft.com/office/word/2020/wordml/sdtdatahash" xmlns:w16se="http://schemas.microsoft.com/office/word/2015/wordml/symex" xmlns:wpg="http://schemas.microsoft.com/office/word/2010/wordprocessingGroup" xmlns:wpi="http://schemas.microsoft.com/office/word/2010/wordprocessingInk" xmlns:wne="http://schemas.microsoft.com/office/word/2006/wordml" xmlns:wps="http://schemas.microsoft.com/office/word/2010/wordprocessingShape" mc:Ignorable="w14 w15 w16se w16cid w16 w16cex w16sdtdh wp14">
+  <w:footnote w:type="separator" w:id="-1">
+    <w:p>
+      <w:pPr>
+        <w:spacing w:after="0" w:line="240" w:lineRule="auto"/>
+      </w:pPr>
+      <w:r>
+        <w:separator/>
+      </w:r>
+    </w:p>
+  </w:footnote>
+  <w:footnote w:type="continuationSeparator" w:id="0">
+    <w:p>
+      <w:pPr>
+        <w:spacing w:after="0" w:line="240" w:lineRule="auto"/>
+      </w:pPr>
+      <w:r>
+        <w:continuationSeparator/>
+      </w:r>
+    </w:p>
+  </w:footnote>
+</w:footnotes>
 </file>
 
 <file path=word/numbering.xml><?xml version="1.0" encoding="utf-8"?>
@@ -1363,7 +2571,6 @@
     </w:rPrDefault>
     <w:pPrDefault>
       <w:pPr>
-        <w:bidi/>
         <w:spacing w:after="160" w:line="278" w:lineRule="auto"/>
         <w:ind w:firstLine="288"/>
       </w:pPr>
@@ -1801,7 +3008,6 @@
     <w:next w:val="Normal"/>
     <w:link w:val="Heading3Char"/>
     <w:uiPriority w:val="9"/>
-    <w:semiHidden/>
     <w:unhideWhenUsed/>
     <w:qFormat/>
     <w:rsid w:val="002B6FAD"/>
@@ -2008,7 +3214,6 @@
     <w:basedOn w:val="DefaultParagraphFont"/>
     <w:link w:val="Heading3"/>
     <w:uiPriority w:val="9"/>
-    <w:semiHidden/>
     <w:rsid w:val="002B6FAD"/>
     <w:rPr>
       <w:rFonts w:asciiTheme="minorHAnsi" w:eastAsiaTheme="majorEastAsia" w:hAnsiTheme="minorHAnsi" w:cstheme="majorBidi"/>
@@ -2286,11 +3491,12 @@
     <w:link w:val="Title2Char"/>
     <w:autoRedefine/>
     <w:qFormat/>
-    <w:rsid w:val="00730705"/>
+    <w:rsid w:val="00DF6FA8"/>
     <w:pPr>
-      <w:bidi w:val="0"/>
+      <w:ind w:left="288" w:firstLine="0"/>
     </w:pPr>
     <w:rPr>
+      <w:color w:val="000000" w:themeColor="text1"/>
       <w:sz w:val="36"/>
     </w:rPr>
   </w:style>
@@ -2298,14 +3504,213 @@
     <w:name w:val="Title2 Char"/>
     <w:basedOn w:val="TitleChar"/>
     <w:link w:val="Title2"/>
-    <w:rsid w:val="00730705"/>
+    <w:rsid w:val="00DF6FA8"/>
     <w:rPr>
       <w:rFonts w:asciiTheme="majorBidi" w:eastAsiaTheme="majorEastAsia" w:hAnsiTheme="majorBidi" w:cstheme="majorBidi"/>
-      <w:color w:val="auto"/>
+      <w:color w:val="000000" w:themeColor="text1"/>
       <w:spacing w:val="-10"/>
       <w:kern w:val="28"/>
       <w:sz w:val="36"/>
       <w:szCs w:val="56"/>
+    </w:rPr>
+  </w:style>
+  <w:style w:type="character" w:styleId="Hyperlink">
+    <w:name w:val="Hyperlink"/>
+    <w:basedOn w:val="DefaultParagraphFont"/>
+    <w:uiPriority w:val="99"/>
+    <w:unhideWhenUsed/>
+    <w:rsid w:val="00D01B92"/>
+    <w:rPr>
+      <w:color w:val="467886" w:themeColor="hyperlink"/>
+      <w:u w:val="single"/>
+    </w:rPr>
+  </w:style>
+  <w:style w:type="character" w:styleId="UnresolvedMention">
+    <w:name w:val="Unresolved Mention"/>
+    <w:basedOn w:val="DefaultParagraphFont"/>
+    <w:uiPriority w:val="99"/>
+    <w:semiHidden/>
+    <w:unhideWhenUsed/>
+    <w:rsid w:val="00D01B92"/>
+    <w:rPr>
+      <w:color w:val="605E5C"/>
+      <w:shd w:val="clear" w:color="auto" w:fill="E1DFDD"/>
+    </w:rPr>
+  </w:style>
+  <w:style w:type="character" w:styleId="FollowedHyperlink">
+    <w:name w:val="FollowedHyperlink"/>
+    <w:basedOn w:val="DefaultParagraphFont"/>
+    <w:uiPriority w:val="99"/>
+    <w:semiHidden/>
+    <w:unhideWhenUsed/>
+    <w:rsid w:val="00095F5E"/>
+    <w:rPr>
+      <w:color w:val="96607D" w:themeColor="followedHyperlink"/>
+      <w:u w:val="single"/>
+    </w:rPr>
+  </w:style>
+  <w:style w:type="paragraph" w:styleId="TOAHeading">
+    <w:name w:val="toa heading"/>
+    <w:basedOn w:val="Normal"/>
+    <w:next w:val="Normal"/>
+    <w:uiPriority w:val="99"/>
+    <w:semiHidden/>
+    <w:unhideWhenUsed/>
+    <w:rsid w:val="00095F5E"/>
+    <w:pPr>
+      <w:spacing w:before="120"/>
+    </w:pPr>
+    <w:rPr>
+      <w:rFonts w:asciiTheme="majorHAnsi" w:eastAsiaTheme="majorEastAsia" w:hAnsiTheme="majorHAnsi" w:cstheme="majorBidi"/>
+      <w:b/>
+      <w:bCs/>
+      <w:sz w:val="24"/>
+    </w:rPr>
+  </w:style>
+  <w:style w:type="character" w:styleId="PlaceholderText">
+    <w:name w:val="Placeholder Text"/>
+    <w:basedOn w:val="DefaultParagraphFont"/>
+    <w:uiPriority w:val="99"/>
+    <w:semiHidden/>
+    <w:rsid w:val="00DF6FA8"/>
+    <w:rPr>
+      <w:color w:val="666666"/>
+    </w:rPr>
+  </w:style>
+  <w:style w:type="paragraph" w:styleId="TOCHeading">
+    <w:name w:val="TOC Heading"/>
+    <w:basedOn w:val="Heading1"/>
+    <w:next w:val="Normal"/>
+    <w:uiPriority w:val="39"/>
+    <w:unhideWhenUsed/>
+    <w:qFormat/>
+    <w:rsid w:val="00DF6FA8"/>
+    <w:pPr>
+      <w:spacing w:before="240" w:after="0" w:line="259" w:lineRule="auto"/>
+      <w:ind w:firstLine="0"/>
+      <w:outlineLvl w:val="9"/>
+    </w:pPr>
+    <w:rPr>
+      <w:kern w:val="0"/>
+      <w:sz w:val="32"/>
+      <w:szCs w:val="32"/>
+      <w14:ligatures w14:val="none"/>
+    </w:rPr>
+  </w:style>
+  <w:style w:type="paragraph" w:styleId="TOC2">
+    <w:name w:val="toc 2"/>
+    <w:basedOn w:val="Normal"/>
+    <w:next w:val="Normal"/>
+    <w:autoRedefine/>
+    <w:uiPriority w:val="39"/>
+    <w:unhideWhenUsed/>
+    <w:rsid w:val="00DF6FA8"/>
+    <w:pPr>
+      <w:spacing w:after="100" w:line="259" w:lineRule="auto"/>
+      <w:ind w:left="220" w:firstLine="0"/>
+    </w:pPr>
+    <w:rPr>
+      <w:rFonts w:asciiTheme="minorHAnsi" w:eastAsiaTheme="minorEastAsia" w:hAnsiTheme="minorHAnsi" w:cs="Times New Roman"/>
+      <w:color w:val="auto"/>
+      <w:kern w:val="0"/>
+      <w:szCs w:val="22"/>
+      <w14:ligatures w14:val="none"/>
+    </w:rPr>
+  </w:style>
+  <w:style w:type="paragraph" w:styleId="TOC1">
+    <w:name w:val="toc 1"/>
+    <w:basedOn w:val="Normal"/>
+    <w:next w:val="Normal"/>
+    <w:autoRedefine/>
+    <w:uiPriority w:val="39"/>
+    <w:unhideWhenUsed/>
+    <w:rsid w:val="00DF6FA8"/>
+    <w:pPr>
+      <w:spacing w:after="100" w:line="259" w:lineRule="auto"/>
+      <w:ind w:firstLine="0"/>
+    </w:pPr>
+    <w:rPr>
+      <w:rFonts w:asciiTheme="minorHAnsi" w:eastAsiaTheme="minorEastAsia" w:hAnsiTheme="minorHAnsi" w:cs="Times New Roman"/>
+      <w:color w:val="auto"/>
+      <w:kern w:val="0"/>
+      <w:szCs w:val="22"/>
+      <w14:ligatures w14:val="none"/>
+    </w:rPr>
+  </w:style>
+  <w:style w:type="paragraph" w:styleId="TOC3">
+    <w:name w:val="toc 3"/>
+    <w:basedOn w:val="Normal"/>
+    <w:next w:val="Normal"/>
+    <w:autoRedefine/>
+    <w:uiPriority w:val="39"/>
+    <w:unhideWhenUsed/>
+    <w:rsid w:val="00DF6FA8"/>
+    <w:pPr>
+      <w:spacing w:after="100" w:line="259" w:lineRule="auto"/>
+      <w:ind w:left="440" w:firstLine="0"/>
+    </w:pPr>
+    <w:rPr>
+      <w:rFonts w:asciiTheme="minorHAnsi" w:eastAsiaTheme="minorEastAsia" w:hAnsiTheme="minorHAnsi" w:cs="Times New Roman"/>
+      <w:color w:val="auto"/>
+      <w:kern w:val="0"/>
+      <w:szCs w:val="22"/>
+      <w14:ligatures w14:val="none"/>
+    </w:rPr>
+  </w:style>
+  <w:style w:type="paragraph" w:styleId="Header">
+    <w:name w:val="header"/>
+    <w:basedOn w:val="Normal"/>
+    <w:link w:val="HeaderChar"/>
+    <w:uiPriority w:val="99"/>
+    <w:unhideWhenUsed/>
+    <w:rsid w:val="000D1C2D"/>
+    <w:pPr>
+      <w:tabs>
+        <w:tab w:val="center" w:pos="4680"/>
+        <w:tab w:val="right" w:pos="9360"/>
+      </w:tabs>
+      <w:spacing w:after="0" w:line="240" w:lineRule="auto"/>
+    </w:pPr>
+  </w:style>
+  <w:style w:type="character" w:customStyle="1" w:styleId="HeaderChar">
+    <w:name w:val="Header Char"/>
+    <w:basedOn w:val="DefaultParagraphFont"/>
+    <w:link w:val="Header"/>
+    <w:uiPriority w:val="99"/>
+    <w:rsid w:val="000D1C2D"/>
+  </w:style>
+  <w:style w:type="paragraph" w:styleId="Footer">
+    <w:name w:val="footer"/>
+    <w:basedOn w:val="Normal"/>
+    <w:link w:val="FooterChar"/>
+    <w:uiPriority w:val="99"/>
+    <w:unhideWhenUsed/>
+    <w:rsid w:val="000D1C2D"/>
+    <w:pPr>
+      <w:tabs>
+        <w:tab w:val="center" w:pos="4680"/>
+        <w:tab w:val="right" w:pos="9360"/>
+      </w:tabs>
+      <w:spacing w:after="0" w:line="240" w:lineRule="auto"/>
+    </w:pPr>
+  </w:style>
+  <w:style w:type="character" w:customStyle="1" w:styleId="FooterChar">
+    <w:name w:val="Footer Char"/>
+    <w:basedOn w:val="DefaultParagraphFont"/>
+    <w:link w:val="Footer"/>
+    <w:uiPriority w:val="99"/>
+    <w:rsid w:val="000D1C2D"/>
+  </w:style>
+  <w:style w:type="paragraph" w:styleId="NormalWeb">
+    <w:name w:val="Normal (Web)"/>
+    <w:basedOn w:val="Normal"/>
+    <w:uiPriority w:val="99"/>
+    <w:semiHidden/>
+    <w:unhideWhenUsed/>
+    <w:rsid w:val="00815E64"/>
+    <w:rPr>
+      <w:rFonts w:cs="Times New Roman"/>
+      <w:sz w:val="24"/>
     </w:rPr>
   </w:style>
 </w:styles>
@@ -2604,4 +4009,41 @@
     </a:ext>
   </a:extLst>
 </a:theme>
+</file>
+
+<file path=word/webextensions/taskpanes.xml><?xml version="1.0" encoding="utf-8"?>
+<wetp:taskpanes xmlns:wetp="http://schemas.microsoft.com/office/webextensions/taskpanes/2010/11">
+  <wetp:taskpane dockstate="right" visibility="0" width="350" row="0">
+    <wetp:webextensionref xmlns:r="http://schemas.openxmlformats.org/officeDocument/2006/relationships" r:id="rId1"/>
+  </wetp:taskpane>
+</wetp:taskpanes>
+</file>
+
+<file path=word/webextensions/webextension1.xml><?xml version="1.0" encoding="utf-8"?>
+<we:webextension xmlns:we="http://schemas.microsoft.com/office/webextensions/webextension/2010/11" id="{3ED0AE96-0D54-4638-A1E0-A2AEEA2073D0}">
+  <we:reference id="wa104382081" version="1.55.1.0" store="en-US" storeType="OMEX"/>
+  <we:alternateReferences>
+    <we:reference id="WA104382081" version="1.55.1.0" store="" storeType="OMEX"/>
+  </we:alternateReferences>
+  <we:properties>
+    <we:property name="MENDELEY_BIBLIOGRAPHY_IS_DIRTY" value="false"/>
+    <we:property name="MENDELEY_BIBLIOGRAPHY_LAST_MODIFIED" value="1783847829193"/>
+    <we:property name="MENDELEY_CITATIONS" value="[]"/>
+    <we:property name="MENDELEY_CITATIONS_STYLE" value="{&quot;id&quot;:&quot;https://www.zotero.org/styles/apa&quot;,&quot;title&quot;:&quot;APA Style 7th edition&quot;,&quot;format&quot;:&quot;author-date&quot;,&quot;defaultLocale&quot;:null,&quot;isLocaleCodeValid&quot;:true}"/>
+  </we:properties>
+  <we:bindings/>
+  <we:snapshot xmlns:r="http://schemas.openxmlformats.org/officeDocument/2006/relationships"/>
+</we:webextension>
+</file>
+
+<file path=customXml/item1.xml><?xml version="1.0" encoding="utf-8"?>
+<b:Sources xmlns:b="http://schemas.openxmlformats.org/officeDocument/2006/bibliography" xmlns="http://schemas.openxmlformats.org/officeDocument/2006/bibliography" SelectedStyle="\CHICAGO.XSL" StyleName="Chicago" Version="16"/>
+</file>
+
+<file path=customXml/itemProps1.xml><?xml version="1.0" encoding="utf-8"?>
+<ds:datastoreItem xmlns:ds="http://schemas.openxmlformats.org/officeDocument/2006/customXml" ds:itemID="{262D8892-C3CC-44D4-82F7-83728DE62B1B}">
+  <ds:schemaRefs>
+    <ds:schemaRef ds:uri="http://schemas.openxmlformats.org/officeDocument/2006/bibliography"/>
+  </ds:schemaRefs>
+</ds:datastoreItem>
 </file>
--- a/Proposal/Japan_At_Inflection_points.docx
+++ b/Proposal/Japan_At_Inflection_points.docx
@@ -99,7 +99,7 @@
       <w:pPr>
         <w:pStyle w:val="Title2"/>
       </w:pPr>
-      <w:bookmarkStart w:id="1" w:name="_Toc234761688"/>
+      <w:bookmarkStart w:id="1" w:name="_Toc234763681"/>
       <w:r>
         <w:t>Abst</w:t>
       </w:r>
@@ -384,7 +384,7 @@
           <w:r>
             <w:fldChar w:fldCharType="separate"/>
           </w:r>
-          <w:hyperlink w:anchor="_Toc234761688" w:history="1">
+          <w:hyperlink w:anchor="_Toc234763681" w:history="1">
             <w:r>
               <w:rPr>
                 <w:rStyle w:val="Hyperlink"/>
@@ -411,7 +411,7 @@
                 <w:noProof/>
                 <w:webHidden/>
               </w:rPr>
-              <w:instrText xml:space="preserve"> PAGEREF _Toc234761688 \h </w:instrText>
+              <w:instrText xml:space="preserve"> PAGEREF _Toc234763681 \h </w:instrText>
             </w:r>
             <w:r>
               <w:rPr>
@@ -457,7 +457,7 @@
               <w14:ligatures w14:val="standardContextual"/>
             </w:rPr>
           </w:pPr>
-          <w:hyperlink w:anchor="_Toc234761689" w:history="1">
+          <w:hyperlink w:anchor="_Toc234763682" w:history="1">
             <w:r>
               <w:rPr>
                 <w:rStyle w:val="Hyperlink"/>
@@ -484,7 +484,7 @@
                 <w:noProof/>
                 <w:webHidden/>
               </w:rPr>
-              <w:instrText xml:space="preserve"> PAGEREF _Toc234761689 \h </w:instrText>
+              <w:instrText xml:space="preserve"> PAGEREF _Toc234763682 \h </w:instrText>
             </w:r>
             <w:r>
               <w:rPr>
@@ -505,6 +505,79 @@
                 <w:webHidden/>
               </w:rPr>
               <w:t>3</w:t>
+            </w:r>
+            <w:r>
+              <w:rPr>
+                <w:noProof/>
+                <w:webHidden/>
+              </w:rPr>
+              <w:fldChar w:fldCharType="end"/>
+            </w:r>
+          </w:hyperlink>
+        </w:p>
+        <w:p>
+          <w:pPr>
+            <w:pStyle w:val="TOC1"/>
+            <w:tabs>
+              <w:tab w:val="right" w:leader="dot" w:pos="9736"/>
+            </w:tabs>
+            <w:rPr>
+              <w:rFonts w:cstheme="minorBidi"/>
+              <w:noProof/>
+              <w:kern w:val="2"/>
+              <w:sz w:val="24"/>
+              <w:szCs w:val="24"/>
+              <w14:ligatures w14:val="standardContextual"/>
+            </w:rPr>
+          </w:pPr>
+          <w:hyperlink w:anchor="_Toc234763683" w:history="1">
+            <w:r>
+              <w:rPr>
+                <w:rStyle w:val="Hyperlink"/>
+                <w:noProof/>
+              </w:rPr>
+              <w:t>References</w:t>
+            </w:r>
+            <w:r>
+              <w:rPr>
+                <w:noProof/>
+                <w:webHidden/>
+              </w:rPr>
+              <w:tab/>
+            </w:r>
+            <w:r>
+              <w:rPr>
+                <w:noProof/>
+                <w:webHidden/>
+              </w:rPr>
+              <w:fldChar w:fldCharType="begin"/>
+            </w:r>
+            <w:r>
+              <w:rPr>
+                <w:noProof/>
+                <w:webHidden/>
+              </w:rPr>
+              <w:instrText xml:space="preserve"> PAGEREF _Toc234763683 \h </w:instrText>
+            </w:r>
+            <w:r>
+              <w:rPr>
+                <w:noProof/>
+                <w:webHidden/>
+              </w:rPr>
+            </w:r>
+            <w:r>
+              <w:rPr>
+                <w:noProof/>
+                <w:webHidden/>
+              </w:rPr>
+              <w:fldChar w:fldCharType="separate"/>
+            </w:r>
+            <w:r>
+              <w:rPr>
+                <w:noProof/>
+                <w:webHidden/>
+              </w:rPr>
+              <w:t>9</w:t>
             </w:r>
             <w:r>
               <w:rPr>
@@ -578,7 +651,7 @@
         <w:pStyle w:val="Title2"/>
         <w:ind w:left="0"/>
       </w:pPr>
-      <w:bookmarkStart w:id="2" w:name="_Toc234761689"/>
+      <w:bookmarkStart w:id="2" w:name="_Toc234763682"/>
       <w:r>
         <w:t>Literature Review</w:t>
       </w:r>
@@ -2187,8 +2260,35 @@
       </w:r>
     </w:p>
     <w:p>
-      <w:r>
+      <w:pPr>
+        <w:rPr>
+          <w:strike/>
+        </w:rPr>
+      </w:pPr>
+      <w:r>
+        <w:rPr>
+          <w:strike/>
+        </w:rPr>
         <w:t>3</w:t>
+      </w:r>
+      <w:r>
+        <w:rPr>
+          <w:rFonts w:cs="Arial"/>
+          <w:strike/>
+          <w:rtl/>
+        </w:rPr>
+        <w:t xml:space="preserve">- </w:t>
+      </w:r>
+      <w:r>
+        <w:rPr>
+          <w:strike/>
+        </w:rPr>
+        <w:t xml:space="preserve">finish the literature </w:t>
+      </w:r>
+    </w:p>
+    <w:p>
+      <w:r>
+        <w:t>4</w:t>
       </w:r>
       <w:r>
         <w:rPr>
@@ -2198,12 +2298,12 @@
         <w:t xml:space="preserve">- </w:t>
       </w:r>
       <w:r>
-        <w:t xml:space="preserve">finish the literature </w:t>
-      </w:r>
-    </w:p>
-    <w:p>
-      <w:r>
-        <w:t>4</w:t>
+        <w:t>get the data to work with</w:t>
+      </w:r>
+    </w:p>
+    <w:p>
+      <w:r>
+        <w:t>5</w:t>
       </w:r>
       <w:r>
         <w:rPr>
@@ -2213,12 +2313,12 @@
         <w:t xml:space="preserve">- </w:t>
       </w:r>
       <w:r>
-        <w:t>get the data to work with</w:t>
-      </w:r>
-    </w:p>
-    <w:p>
-      <w:r>
-        <w:t>5</w:t>
+        <w:t>add the body of the project (which we will talk about later)</w:t>
+      </w:r>
+    </w:p>
+    <w:p>
+      <w:r>
+        <w:t>6</w:t>
       </w:r>
       <w:r>
         <w:rPr>
@@ -2228,12 +2328,12 @@
         <w:t xml:space="preserve">- </w:t>
       </w:r>
       <w:r>
-        <w:t>add the body of the project (which we will talk about later)</w:t>
-      </w:r>
-    </w:p>
-    <w:p>
-      <w:r>
-        <w:t>6</w:t>
+        <w:t>have the conclusion</w:t>
+      </w:r>
+    </w:p>
+    <w:p>
+      <w:r>
+        <w:t>7</w:t>
       </w:r>
       <w:r>
         <w:rPr>
@@ -2243,12 +2343,12 @@
         <w:t xml:space="preserve">- </w:t>
       </w:r>
       <w:r>
-        <w:t>have the conclusion</w:t>
-      </w:r>
-    </w:p>
-    <w:p>
-      <w:r>
-        <w:t>7</w:t>
+        <w:t>write the introduction</w:t>
+      </w:r>
+    </w:p>
+    <w:p>
+      <w:r>
+        <w:t>8</w:t>
       </w:r>
       <w:r>
         <w:rPr>
@@ -2258,12 +2358,12 @@
         <w:t xml:space="preserve">- </w:t>
       </w:r>
       <w:r>
-        <w:t>write the introduction</w:t>
-      </w:r>
-    </w:p>
-    <w:p>
-      <w:r>
-        <w:t>8</w:t>
+        <w:t>write the abstract</w:t>
+      </w:r>
+    </w:p>
+    <w:p>
+      <w:r>
+        <w:t>9</w:t>
       </w:r>
       <w:r>
         <w:rPr>
@@ -2273,21 +2373,6 @@
         <w:t xml:space="preserve">- </w:t>
       </w:r>
       <w:r>
-        <w:t>write the abstract</w:t>
-      </w:r>
-    </w:p>
-    <w:p>
-      <w:r>
-        <w:t>9</w:t>
-      </w:r>
-      <w:r>
-        <w:rPr>
-          <w:rFonts w:cs="Arial"/>
-          <w:rtl/>
-        </w:rPr>
-        <w:t xml:space="preserve">- </w:t>
-      </w:r>
-      <w:r>
         <w:t>have the bibliography attached to the end of the file</w:t>
       </w:r>
     </w:p>
@@ -2309,9 +2394,279 @@
     </w:p>
     <w:p>
       <w:pPr>
-        <w:ind w:firstLine="0"/>
-      </w:pPr>
-    </w:p>
+        <w:pStyle w:val="Title2"/>
+        <w:ind w:left="0"/>
+      </w:pPr>
+      <w:bookmarkStart w:id="3" w:name="_Toc234763683"/>
+      <w:r>
+        <w:lastRenderedPageBreak/>
+        <w:t>References</w:t>
+      </w:r>
+      <w:bookmarkEnd w:id="3"/>
+    </w:p>
+    <w:p>
+      <w:pPr>
+        <w:ind w:left="480" w:firstLine="0"/>
+        <w:rPr>
+          <w:rFonts w:cs="Times New Roman"/>
+          <w:color w:val="262626"/>
+        </w:rPr>
+      </w:pPr>
+    </w:p>
+    <w:sdt>
+      <w:sdtPr>
+        <w:rPr>
+          <w:rFonts w:cs="Times New Roman"/>
+          <w:color w:val="262626"/>
+        </w:rPr>
+        <w:tag w:val="MENDELEY_BIBLIOGRAPHY"/>
+        <w:id w:val="-1932116897"/>
+        <w:placeholder>
+          <w:docPart w:val="DefaultPlaceholder_-1854013440"/>
+        </w:placeholder>
+      </w:sdtPr>
+      <w:sdtContent>
+        <w:p>
+          <w:pPr>
+            <w:autoSpaceDE w:val="0"/>
+            <w:autoSpaceDN w:val="0"/>
+            <w:spacing w:before="240" w:line="276" w:lineRule="auto"/>
+            <w:ind w:left="480" w:hanging="480"/>
+            <w:divId w:val="937325709"/>
+            <w:rPr>
+              <w:rFonts w:eastAsia="Times New Roman" w:cs="Times New Roman"/>
+              <w:color w:val="262626"/>
+              <w:kern w:val="0"/>
+              <w14:ligatures w14:val="none"/>
+            </w:rPr>
+          </w:pPr>
+          <w:r>
+            <w:rPr>
+              <w:rFonts w:eastAsia="Times New Roman" w:cs="Times New Roman"/>
+              <w:color w:val="262626"/>
+            </w:rPr>
+            <w:t xml:space="preserve">Addicott, D. A. C. (n.d.). </w:t>
+          </w:r>
+          <w:r>
+            <w:rPr>
+              <w:rFonts w:eastAsia="Times New Roman" w:cs="Times New Roman"/>
+              <w:i/>
+              <w:iCs/>
+              <w:color w:val="262626"/>
+            </w:rPr>
+            <w:t>The Rise and Fall of the Zaibatsu: Japan’s Industrial and Economic Modernization</w:t>
+          </w:r>
+          <w:r>
+            <w:rPr>
+              <w:rFonts w:eastAsia="Times New Roman" w:cs="Times New Roman"/>
+              <w:color w:val="262626"/>
+            </w:rPr>
+            <w:t xml:space="preserve"> (Vol. 11). Retrieved https://digitalcommons.pepperdine.edu/globaltides/vol11/iss1/5</w:t>
+          </w:r>
+        </w:p>
+        <w:p>
+          <w:pPr>
+            <w:autoSpaceDE w:val="0"/>
+            <w:autoSpaceDN w:val="0"/>
+            <w:spacing w:before="240" w:line="276" w:lineRule="auto"/>
+            <w:ind w:left="480" w:hanging="480"/>
+            <w:divId w:val="646130125"/>
+            <w:rPr>
+              <w:rFonts w:eastAsia="Times New Roman" w:cs="Times New Roman"/>
+              <w:color w:val="262626"/>
+            </w:rPr>
+          </w:pPr>
+          <w:r>
+            <w:rPr>
+              <w:rFonts w:eastAsia="Times New Roman" w:cs="Times New Roman"/>
+              <w:color w:val="262626"/>
+            </w:rPr>
+            <w:t xml:space="preserve">Beckley, M., Horiuchi, Y., &amp; Miller, J. M. (2018). AMERICA’S ROLE IN THE MAKING OF JAPAN’S ECONOMIC MIRACLE. </w:t>
+          </w:r>
+          <w:r>
+            <w:rPr>
+              <w:rFonts w:eastAsia="Times New Roman" w:cs="Times New Roman"/>
+              <w:i/>
+              <w:iCs/>
+              <w:color w:val="262626"/>
+            </w:rPr>
+            <w:t>Journal of East Asian Studies</w:t>
+          </w:r>
+          <w:r>
+            <w:rPr>
+              <w:rFonts w:eastAsia="Times New Roman" w:cs="Times New Roman"/>
+              <w:color w:val="262626"/>
+            </w:rPr>
+            <w:t xml:space="preserve">, </w:t>
+          </w:r>
+          <w:r>
+            <w:rPr>
+              <w:rFonts w:eastAsia="Times New Roman" w:cs="Times New Roman"/>
+              <w:i/>
+              <w:iCs/>
+              <w:color w:val="262626"/>
+            </w:rPr>
+            <w:t>18</w:t>
+          </w:r>
+          <w:r>
+            <w:rPr>
+              <w:rFonts w:eastAsia="Times New Roman" w:cs="Times New Roman"/>
+              <w:color w:val="262626"/>
+            </w:rPr>
+            <w:t>(1), 1–21. https://doi.org/10.1017/jea.2017.24</w:t>
+          </w:r>
+        </w:p>
+        <w:p>
+          <w:pPr>
+            <w:autoSpaceDE w:val="0"/>
+            <w:autoSpaceDN w:val="0"/>
+            <w:spacing w:before="240" w:line="276" w:lineRule="auto"/>
+            <w:ind w:left="480" w:hanging="480"/>
+            <w:divId w:val="1900705321"/>
+            <w:rPr>
+              <w:rFonts w:eastAsia="Times New Roman" w:cs="Times New Roman"/>
+              <w:color w:val="262626"/>
+            </w:rPr>
+          </w:pPr>
+          <w:r>
+            <w:rPr>
+              <w:rFonts w:eastAsia="Times New Roman" w:cs="Times New Roman"/>
+              <w:color w:val="262626"/>
+            </w:rPr>
+            <w:t xml:space="preserve">Gooding, N. (2026). Japan’s Economic Miracle, Bretton Woods, Nixon, China’s Rise, WTO Entry, and the Transformation of Global Industrial Power. </w:t>
+          </w:r>
+          <w:r>
+            <w:rPr>
+              <w:rFonts w:eastAsia="Times New Roman" w:cs="Times New Roman"/>
+              <w:i/>
+              <w:iCs/>
+              <w:color w:val="262626"/>
+            </w:rPr>
+            <w:t>SSRN</w:t>
+          </w:r>
+          <w:r>
+            <w:rPr>
+              <w:rFonts w:eastAsia="Times New Roman" w:cs="Times New Roman"/>
+              <w:color w:val="262626"/>
+            </w:rPr>
+            <w:t>. https://doi.org/10.2139/ssrn.5888862</w:t>
+          </w:r>
+        </w:p>
+        <w:p>
+          <w:pPr>
+            <w:autoSpaceDE w:val="0"/>
+            <w:autoSpaceDN w:val="0"/>
+            <w:spacing w:before="240" w:line="276" w:lineRule="auto"/>
+            <w:ind w:left="480" w:hanging="480"/>
+            <w:divId w:val="1226985988"/>
+            <w:rPr>
+              <w:rFonts w:eastAsia="Times New Roman" w:cs="Times New Roman"/>
+              <w:color w:val="262626"/>
+            </w:rPr>
+          </w:pPr>
+          <w:r>
+            <w:rPr>
+              <w:rFonts w:eastAsia="Times New Roman" w:cs="Times New Roman"/>
+              <w:color w:val="262626"/>
+            </w:rPr>
+            <w:t xml:space="preserve">Grabowiecki, &amp; Jerzy. (2006). </w:t>
+          </w:r>
+          <w:r>
+            <w:rPr>
+              <w:rFonts w:eastAsia="Times New Roman" w:cs="Times New Roman"/>
+              <w:i/>
+              <w:iCs/>
+              <w:color w:val="262626"/>
+            </w:rPr>
+            <w:t>Keiretsu Groups: Their Role in the Japanese Economy and a Reference Point (or Paradigm) for Other Countries</w:t>
+          </w:r>
+          <w:r>
+            <w:rPr>
+              <w:rFonts w:eastAsia="Times New Roman" w:cs="Times New Roman"/>
+              <w:color w:val="262626"/>
+            </w:rPr>
+            <w:t>. 20–76.</w:t>
+          </w:r>
+        </w:p>
+        <w:p>
+          <w:pPr>
+            <w:autoSpaceDE w:val="0"/>
+            <w:autoSpaceDN w:val="0"/>
+            <w:spacing w:before="240" w:line="276" w:lineRule="auto"/>
+            <w:ind w:left="480" w:hanging="480"/>
+            <w:divId w:val="1389379489"/>
+            <w:rPr>
+              <w:rFonts w:eastAsia="Times New Roman" w:cs="Times New Roman"/>
+              <w:color w:val="262626"/>
+            </w:rPr>
+          </w:pPr>
+          <w:r>
+            <w:rPr>
+              <w:rFonts w:eastAsia="Times New Roman" w:cs="Times New Roman"/>
+              <w:color w:val="262626"/>
+            </w:rPr>
+            <w:t xml:space="preserve">Takada, M. (1999). </w:t>
+          </w:r>
+          <w:r>
+            <w:rPr>
+              <w:rFonts w:eastAsia="Times New Roman" w:cs="Times New Roman"/>
+              <w:i/>
+              <w:iCs/>
+              <w:color w:val="262626"/>
+            </w:rPr>
+            <w:t>Japan’s Economic Miracle: Underlying Factors and Strategies for the Growth.</w:t>
+          </w:r>
+        </w:p>
+        <w:p>
+          <w:pPr>
+            <w:autoSpaceDE w:val="0"/>
+            <w:autoSpaceDN w:val="0"/>
+            <w:spacing w:before="240" w:line="276" w:lineRule="auto"/>
+            <w:ind w:left="480" w:hanging="480"/>
+            <w:divId w:val="357586472"/>
+            <w:rPr>
+              <w:rFonts w:eastAsia="Times New Roman" w:cs="Times New Roman"/>
+              <w:color w:val="262626"/>
+            </w:rPr>
+          </w:pPr>
+          <w:r>
+            <w:rPr>
+              <w:rFonts w:eastAsia="Times New Roman" w:cs="Times New Roman"/>
+              <w:color w:val="262626"/>
+            </w:rPr>
+            <w:t xml:space="preserve">Yoshioka, S., &amp; Kawasaki, H. (2016). </w:t>
+          </w:r>
+          <w:r>
+            <w:rPr>
+              <w:rFonts w:eastAsia="Times New Roman" w:cs="Times New Roman"/>
+              <w:i/>
+              <w:iCs/>
+              <w:color w:val="262626"/>
+            </w:rPr>
+            <w:t>Japan’s High-Growth Postwar Period: The Role of Economic Plans</w:t>
+          </w:r>
+          <w:r>
+            <w:rPr>
+              <w:rFonts w:eastAsia="Times New Roman" w:cs="Times New Roman"/>
+              <w:color w:val="262626"/>
+            </w:rPr>
+            <w:t>. https://form.cao.go.jp/esri/en_opinion-0002.html</w:t>
+          </w:r>
+        </w:p>
+        <w:p>
+          <w:pPr>
+            <w:ind w:left="480" w:firstLine="0"/>
+          </w:pPr>
+          <w:r>
+            <w:rPr>
+              <w:rFonts w:eastAsia="Times New Roman" w:cs="Times New Roman"/>
+              <w:color w:val="262626"/>
+            </w:rPr>
+            <w:t> </w:t>
+          </w:r>
+        </w:p>
+      </w:sdtContent>
+    </w:sdt>
     <w:sectPr>
       <w:footerReference w:type="default" r:id="rId8"/>
       <w:pgSz w:w="11906" w:h="16838" w:code="9"/>
@@ -3716,6 +4071,592 @@
 </w:styles>
 </file>
 
+<file path=word/glossary/document.xml><?xml version="1.0" encoding="utf-8"?>
+<w:glossaryDocument xmlns:wpc="http://schemas.microsoft.com/office/word/2010/wordprocessingCanvas" xmlns:cx="http://schemas.microsoft.com/office/drawing/2014/chartex" xmlns:cx1="http://schemas.microsoft.com/office/drawing/2015/9/8/chartex" xmlns:cx2="http://schemas.microsoft.com/office/drawing/2015/10/21/chartex" xmlns:cx3="http://schemas.microsoft.com/office/drawing/2016/5/9/chartex" xmlns:cx4="http://schemas.microsoft.com/office/drawing/2016/5/10/chartex" xmlns:cx5="http://schemas.microsoft.com/office/drawing/2016/5/11/chartex" xmlns:cx6="http://schemas.microsoft.com/office/drawing/2016/5/12/chartex" xmlns:cx7="http://schemas.microsoft.com/office/drawing/2016/5/13/chartex" xmlns:cx8="http://schemas.microsoft.com/office/drawing/2016/5/14/chartex" xmlns:mc="http://schemas.openxmlformats.org/markup-compatibility/2006" xmlns:aink="http://schemas.microsoft.com/office/drawing/2016/ink" xmlns:am3d="http://schemas.microsoft.com/office/drawing/2017/model3d" xmlns:o="urn:schemas-microsoft-com:office:office" xmlns:oel="http://schemas.microsoft.com/office/2019/extlst" xmlns:r="http://schemas.openxmlformats.org/officeDocument/2006/relationships" xmlns:m="http://schemas.openxmlformats.org/officeDocument/2006/math" xmlns:v="urn:schemas-microsoft-com:vml" xmlns:wp14="http://schemas.microsoft.com/office/word/2010/wordprocessingDrawing" xmlns:wp="http://schemas.openxmlformats.org/drawingml/2006/wordprocessingDrawing" xmlns:w10="urn:schemas-microsoft-com:office:word" xmlns:w="http://schemas.openxmlformats.org/wordprocessingml/2006/main" xmlns:w14="http://schemas.microsoft.com/office/word/2010/wordml" xmlns:w15="http://schemas.microsoft.com/office/word/2012/wordml" xmlns:w16cex="http://schemas.microsoft.com/office/word/2018/wordml/cex" xmlns:w16cid="http://schemas.microsoft.com/office/word/2016/wordml/cid" xmlns:w16="http://schemas.microsoft.com/office/word/2018/wordml" xmlns:w16sdtdh="http://schemas.microsoft.com/office/word/2020/wordml/sdtdatahash" xmlns:w16se="http://schemas.microsoft.com/office/word/2015/wordml/symex" xmlns:wpg="http://schemas.microsoft.com/office/word/2010/wordprocessingGroup" xmlns:wpi="http://schemas.microsoft.com/office/word/2010/wordprocessingInk" xmlns:wne="http://schemas.microsoft.com/office/word/2006/wordml" xmlns:wps="http://schemas.microsoft.com/office/word/2010/wordprocessingShape" mc:Ignorable="w14 w15 w16se w16cid w16 w16cex w16sdtdh wp14">
+  <w:docParts>
+    <w:docPart>
+      <w:docPartPr>
+        <w:name w:val="DefaultPlaceholder_-1854013440"/>
+        <w:category>
+          <w:name w:val="General"/>
+          <w:gallery w:val="placeholder"/>
+        </w:category>
+        <w:types>
+          <w:type w:val="bbPlcHdr"/>
+        </w:types>
+        <w:behaviors>
+          <w:behavior w:val="content"/>
+        </w:behaviors>
+        <w:guid w:val="{77B65686-76DC-43D8-ACAB-80AFE60F5E3B}"/>
+      </w:docPartPr>
+      <w:docPartBody>
+        <w:p>
+          <w:r>
+            <w:rPr>
+              <w:rStyle w:val="PlaceholderText"/>
+            </w:rPr>
+            <w:t>Click or tap here to enter text.</w:t>
+          </w:r>
+        </w:p>
+      </w:docPartBody>
+    </w:docPart>
+  </w:docParts>
+</w:glossaryDocument>
+</file>
+
+<file path=word/glossary/fontTable.xml><?xml version="1.0" encoding="utf-8"?>
+<w:fonts xmlns:mc="http://schemas.openxmlformats.org/markup-compatibility/2006" xmlns:r="http://schemas.openxmlformats.org/officeDocument/2006/relationships" xmlns:w="http://schemas.openxmlformats.org/wordprocessingml/2006/main" xmlns:w14="http://schemas.microsoft.com/office/word/2010/wordml" xmlns:w15="http://schemas.microsoft.com/office/word/2012/wordml" xmlns:w16cex="http://schemas.microsoft.com/office/word/2018/wordml/cex" xmlns:w16cid="http://schemas.microsoft.com/office/word/2016/wordml/cid" xmlns:w16="http://schemas.microsoft.com/office/word/2018/wordml" xmlns:w16sdtdh="http://schemas.microsoft.com/office/word/2020/wordml/sdtdatahash" xmlns:w16se="http://schemas.microsoft.com/office/word/2015/wordml/symex" mc:Ignorable="w14 w15 w16se w16cid w16 w16cex w16sdtdh">
+  <w:font w:name="Symbol">
+    <w:panose1 w:val="05050102010706020507"/>
+    <w:charset w:val="02"/>
+    <w:family w:val="roman"/>
+    <w:pitch w:val="variable"/>
+    <w:sig w:usb0="00000000" w:usb1="10000000" w:usb2="00000000" w:usb3="00000000" w:csb0="80000000" w:csb1="00000000"/>
+  </w:font>
+  <w:font w:name="Times New Roman">
+    <w:panose1 w:val="02020603050405020304"/>
+    <w:charset w:val="00"/>
+    <w:family w:val="roman"/>
+    <w:pitch w:val="variable"/>
+    <w:sig w:usb0="E0002EFF" w:usb1="C000785B" w:usb2="00000009" w:usb3="00000000" w:csb0="000001FF" w:csb1="00000000"/>
+  </w:font>
+  <w:font w:name="Courier New">
+    <w:panose1 w:val="02070309020205020404"/>
+    <w:charset w:val="00"/>
+    <w:family w:val="modern"/>
+    <w:pitch w:val="fixed"/>
+    <w:sig w:usb0="E0002EFF" w:usb1="C0007843" w:usb2="00000009" w:usb3="00000000" w:csb0="000001FF" w:csb1="00000000"/>
+  </w:font>
+  <w:font w:name="Wingdings">
+    <w:panose1 w:val="05000000000000000000"/>
+    <w:charset w:val="02"/>
+    <w:family w:val="auto"/>
+    <w:pitch w:val="variable"/>
+    <w:sig w:usb0="00000000" w:usb1="10000000" w:usb2="00000000" w:usb3="00000000" w:csb0="80000000" w:csb1="00000000"/>
+  </w:font>
+  <w:font w:name="Aptos">
+    <w:charset w:val="00"/>
+    <w:family w:val="swiss"/>
+    <w:pitch w:val="variable"/>
+    <w:sig w:usb0="20000287" w:usb1="00000003" w:usb2="00000000" w:usb3="00000000" w:csb0="0000019F" w:csb1="00000000"/>
+  </w:font>
+  <w:font w:name="Arial">
+    <w:panose1 w:val="020B0604020202020204"/>
+    <w:charset w:val="00"/>
+    <w:family w:val="swiss"/>
+    <w:pitch w:val="variable"/>
+    <w:sig w:usb0="E0002EFF" w:usb1="C000785B" w:usb2="00000009" w:usb3="00000000" w:csb0="000001FF" w:csb1="00000000"/>
+  </w:font>
+  <w:font w:name="Aptos Display">
+    <w:charset w:val="00"/>
+    <w:family w:val="swiss"/>
+    <w:pitch w:val="variable"/>
+    <w:sig w:usb0="20000287" w:usb1="00000003" w:usb2="00000000" w:usb3="00000000" w:csb0="0000019F" w:csb1="00000000"/>
+  </w:font>
+</w:fonts>
+</file>
+
+<file path=word/glossary/settings.xml><?xml version="1.0" encoding="utf-8"?>
+<w:settings xmlns:mc="http://schemas.openxmlformats.org/markup-compatibility/2006" xmlns:o="urn:schemas-microsoft-com:office:office" xmlns:r="http://schemas.openxmlformats.org/officeDocument/2006/relationships" xmlns:m="http://schemas.openxmlformats.org/officeDocument/2006/math" xmlns:v="urn:schemas-microsoft-com:vml" xmlns:w10="urn:schemas-microsoft-com:office:word" xmlns:w="http://schemas.openxmlformats.org/wordprocessingml/2006/main" xmlns:w14="http://schemas.microsoft.com/office/word/2010/wordml" xmlns:w15="http://schemas.microsoft.com/office/word/2012/wordml" xmlns:w16cex="http://schemas.microsoft.com/office/word/2018/wordml/cex" xmlns:w16cid="http://schemas.microsoft.com/office/word/2016/wordml/cid" xmlns:w16="http://schemas.microsoft.com/office/word/2018/wordml" xmlns:w16sdtdh="http://schemas.microsoft.com/office/word/2020/wordml/sdtdatahash" xmlns:w16se="http://schemas.microsoft.com/office/word/2015/wordml/symex" xmlns:sl="http://schemas.openxmlformats.org/schemaLibrary/2006/main" mc:Ignorable="w14 w15 w16se w16cid w16 w16cex w16sdtdh">
+  <w:view w:val="normal"/>
+  <w:defaultTabStop w:val="720"/>
+  <w:characterSpacingControl w:val="doNotCompress"/>
+  <w:compat>
+    <w:useFELayout/>
+    <w:compatSetting w:name="compatibilityMode" w:uri="http://schemas.microsoft.com/office/word" w:val="15"/>
+    <w:compatSetting w:name="overrideTableStyleFontSizeAndJustification" w:uri="http://schemas.microsoft.com/office/word" w:val="1"/>
+    <w:compatSetting w:name="enableOpenTypeFeatures" w:uri="http://schemas.microsoft.com/office/word" w:val="1"/>
+    <w:compatSetting w:name="doNotFlipMirrorIndents" w:uri="http://schemas.microsoft.com/office/word" w:val="1"/>
+    <w:compatSetting w:name="differentiateMultirowTableHeaders" w:uri="http://schemas.microsoft.com/office/word" w:val="1"/>
+    <w:compatSetting w:name="useWord2013TrackBottomHyphenation" w:uri="http://schemas.microsoft.com/office/word" w:val="0"/>
+  </w:compat>
+  <w:rsids>
+    <w:rsidRoot w:val="003A7952"/>
+    <w:rsid w:val="003A7952"/>
+    <w:rsid w:val="005E2486"/>
+    <w:rsid w:val="00A77229"/>
+  </w:rsids>
+  <m:mathPr>
+    <m:mathFont m:val="Cambria Math"/>
+    <m:brkBin m:val="before"/>
+    <m:brkBinSub m:val="--"/>
+    <m:smallFrac m:val="0"/>
+    <m:dispDef/>
+    <m:lMargin m:val="0"/>
+    <m:rMargin m:val="0"/>
+    <m:defJc m:val="centerGroup"/>
+    <m:wrapIndent m:val="1440"/>
+    <m:intLim m:val="subSup"/>
+    <m:naryLim m:val="undOvr"/>
+  </m:mathPr>
+  <w:themeFontLang w:val="en-US" w:bidi="ar-SA"/>
+  <w:clrSchemeMapping w:bg1="light1" w:t1="dark1" w:bg2="light2" w:t2="dark2" w:accent1="accent1" w:accent2="accent2" w:accent3="accent3" w:accent4="accent4" w:accent5="accent5" w:accent6="accent6" w:hyperlink="hyperlink" w:followedHyperlink="followedHyperlink"/>
+  <w:decimalSymbol w:val="."/>
+  <w:listSeparator w:val=","/>
+  <w15:chartTrackingRefBased/>
+</w:settings>
+</file>
+
+<file path=word/glossary/styles.xml><?xml version="1.0" encoding="utf-8"?>
+<w:styles xmlns:mc="http://schemas.openxmlformats.org/markup-compatibility/2006" xmlns:r="http://schemas.openxmlformats.org/officeDocument/2006/relationships" xmlns:w="http://schemas.openxmlformats.org/wordprocessingml/2006/main" xmlns:w14="http://schemas.microsoft.com/office/word/2010/wordml" xmlns:w15="http://schemas.microsoft.com/office/word/2012/wordml" xmlns:w16cex="http://schemas.microsoft.com/office/word/2018/wordml/cex" xmlns:w16cid="http://schemas.microsoft.com/office/word/2016/wordml/cid" xmlns:w16="http://schemas.microsoft.com/office/word/2018/wordml" xmlns:w16sdtdh="http://schemas.microsoft.com/office/word/2020/wordml/sdtdatahash" xmlns:w16se="http://schemas.microsoft.com/office/word/2015/wordml/symex" mc:Ignorable="w14 w15 w16se w16cid w16 w16cex w16sdtdh">
+  <w:docDefaults>
+    <w:rPrDefault>
+      <w:rPr>
+        <w:rFonts w:asciiTheme="minorHAnsi" w:eastAsiaTheme="minorEastAsia" w:hAnsiTheme="minorHAnsi" w:cstheme="minorBidi"/>
+        <w:kern w:val="2"/>
+        <w:sz w:val="24"/>
+        <w:szCs w:val="24"/>
+        <w:lang w:val="en-US" w:eastAsia="en-US" w:bidi="ar-SA"/>
+        <w14:ligatures w14:val="standardContextual"/>
+      </w:rPr>
+    </w:rPrDefault>
+    <w:pPrDefault>
+      <w:pPr>
+        <w:spacing w:after="160" w:line="278" w:lineRule="auto"/>
+      </w:pPr>
+    </w:pPrDefault>
+  </w:docDefaults>
+  <w:latentStyles w:defLockedState="0" w:defUIPriority="99" w:defSemiHidden="0" w:defUnhideWhenUsed="0" w:defQFormat="0" w:count="376">
+    <w:lsdException w:name="Normal" w:uiPriority="0" w:qFormat="1"/>
+    <w:lsdException w:name="heading 1" w:uiPriority="9" w:qFormat="1"/>
+    <w:lsdException w:name="heading 2" w:semiHidden="1" w:uiPriority="9" w:unhideWhenUsed="1" w:qFormat="1"/>
+    <w:lsdException w:name="heading 3" w:semiHidden="1" w:uiPriority="9" w:unhideWhenUsed="1" w:qFormat="1"/>
+    <w:lsdException w:name="heading 4" w:semiHidden="1" w:uiPriority="9" w:unhideWhenUsed="1" w:qFormat="1"/>
+    <w:lsdException w:name="heading 5" w:semiHidden="1" w:uiPriority="9" w:unhideWhenUsed="1" w:qFormat="1"/>
+    <w:lsdException w:name="heading 6" w:semiHidden="1" w:uiPriority="9" w:unhideWhenUsed="1" w:qFormat="1"/>
+    <w:lsdException w:name="heading 7" w:semiHidden="1" w:uiPriority="9" w:unhideWhenUsed="1" w:qFormat="1"/>
+    <w:lsdException w:name="heading 8" w:semiHidden="1" w:uiPriority="9" w:unhideWhenUsed="1" w:qFormat="1"/>
+    <w:lsdException w:name="heading 9" w:semiHidden="1" w:uiPriority="9" w:unhideWhenUsed="1" w:qFormat="1"/>
+    <w:lsdException w:name="index 1" w:semiHidden="1" w:unhideWhenUsed="1"/>
+    <w:lsdException w:name="index 2" w:semiHidden="1" w:unhideWhenUsed="1"/>
+    <w:lsdException w:name="index 3" w:semiHidden="1" w:unhideWhenUsed="1"/>
+    <w:lsdException w:name="index 4" w:semiHidden="1" w:unhideWhenUsed="1"/>
+    <w:lsdException w:name="index 5" w:semiHidden="1" w:unhideWhenUsed="1"/>
+    <w:lsdException w:name="index 6" w:semiHidden="1" w:unhideWhenUsed="1"/>
+    <w:lsdException w:name="index 7" w:semiHidden="1" w:unhideWhenUsed="1"/>
+    <w:lsdException w:name="index 8" w:semiHidden="1" w:unhideWhenUsed="1"/>
+    <w:lsdException w:name="index 9" w:semiHidden="1" w:unhideWhenUsed="1"/>
+    <w:lsdException w:name="toc 1" w:semiHidden="1" w:uiPriority="39" w:unhideWhenUsed="1"/>
+    <w:lsdException w:name="toc 2" w:semiHidden="1" w:uiPriority="39" w:unhideWhenUsed="1"/>
+    <w:lsdException w:name="toc 3" w:semiHidden="1" w:uiPriority="39" w:unhideWhenUsed="1"/>
+    <w:lsdException w:name="toc 4" w:semiHidden="1" w:uiPriority="39" w:unhideWhenUsed="1"/>
+    <w:lsdException w:name="toc 5" w:semiHidden="1" w:uiPriority="39" w:unhideWhenUsed="1"/>
+    <w:lsdException w:name="toc 6" w:semiHidden="1" w:uiPriority="39" w:unhideWhenUsed="1"/>
+    <w:lsdException w:name="toc 7" w:semiHidden="1" w:uiPriority="39" w:unhideWhenUsed="1"/>
+    <w:lsdException w:name="toc 8" w:semiHidden="1" w:uiPriority="39" w:unhideWhenUsed="1"/>
+    <w:lsdException w:name="toc 9" w:semiHidden="1" w:uiPriority="39" w:unhideWhenUsed="1"/>
+    <w:lsdException w:name="Normal Indent" w:semiHidden="1" w:unhideWhenUsed="1"/>
+    <w:lsdException w:name="footnote text" w:semiHidden="1" w:unhideWhenUsed="1"/>
+    <w:lsdException w:name="annotation text" w:semiHidden="1" w:unhideWhenUsed="1"/>
+    <w:lsdException w:name="header" w:semiHidden="1" w:unhideWhenUsed="1"/>
+    <w:lsdException w:name="footer" w:semiHidden="1" w:unhideWhenUsed="1"/>
+    <w:lsdException w:name="index heading" w:semiHidden="1" w:unhideWhenUsed="1"/>
+    <w:lsdException w:name="caption" w:semiHidden="1" w:uiPriority="35" w:unhideWhenUsed="1" w:qFormat="1"/>
+    <w:lsdException w:name="table of figures" w:semiHidden="1" w:unhideWhenUsed="1"/>
+    <w:lsdException w:name="envelope address" w:semiHidden="1" w:unhideWhenUsed="1"/>
+    <w:lsdException w:name="envelope return" w:semiHidden="1" w:unhideWhenUsed="1"/>
+    <w:lsdException w:name="footnote reference" w:semiHidden="1" w:unhideWhenUsed="1"/>
+    <w:lsdException w:name="annotation reference" w:semiHidden="1" w:unhideWhenUsed="1"/>
+    <w:lsdException w:name="line number" w:semiHidden="1" w:unhideWhenUsed="1"/>
+    <w:lsdException w:name="page number" w:semiHidden="1" w:unhideWhenUsed="1"/>
+    <w:lsdException w:name="endnote reference" w:semiHidden="1" w:unhideWhenUsed="1"/>
+    <w:lsdException w:name="endnote text" w:semiHidden="1" w:unhideWhenUsed="1"/>
+    <w:lsdException w:name="table of authorities" w:semiHidden="1" w:unhideWhenUsed="1"/>
+    <w:lsdException w:name="macro" w:semiHidden="1" w:unhideWhenUsed="1"/>
+    <w:lsdException w:name="toa heading" w:semiHidden="1" w:unhideWhenUsed="1"/>
+    <w:lsdException w:name="List" w:semiHidden="1" w:unhideWhenUsed="1"/>
+    <w:lsdException w:name="List Bullet" w:semiHidden="1" w:unhideWhenUsed="1"/>
+    <w:lsdException w:name="List Number" w:semiHidden="1" w:unhideWhenUsed="1"/>
+    <w:lsdException w:name="List 2" w:semiHidden="1" w:unhideWhenUsed="1"/>
+    <w:lsdException w:name="List 3" w:semiHidden="1" w:unhideWhenUsed="1"/>
+    <w:lsdException w:name="List 4" w:semiHidden="1" w:unhideWhenUsed="1"/>
+    <w:lsdException w:name="List 5" w:semiHidden="1" w:unhideWhenUsed="1"/>
+    <w:lsdException w:name="List Bullet 2" w:semiHidden="1" w:unhideWhenUsed="1"/>
+    <w:lsdException w:name="List Bullet 3" w:semiHidden="1" w:unhideWhenUsed="1"/>
+    <w:lsdException w:name="List Bullet 4" w:semiHidden="1" w:unhideWhenUsed="1"/>
+    <w:lsdException w:name="List Bullet 5" w:semiHidden="1" w:unhideWhenUsed="1"/>
+    <w:lsdException w:name="List Number 2" w:semiHidden="1" w:unhideWhenUsed="1"/>
+    <w:lsdException w:name="List Number 3" w:semiHidden="1" w:unhideWhenUsed="1"/>
+    <w:lsdException w:name="List Number 4" w:semiHidden="1" w:unhideWhenUsed="1"/>
+    <w:lsdException w:name="List Number 5" w:semiHidden="1" w:unhideWhenUsed="1"/>
+    <w:lsdException w:name="Title" w:uiPriority="10" w:qFormat="1"/>
+    <w:lsdException w:name="Closing" w:semiHidden="1" w:unhideWhenUsed="1"/>
+    <w:lsdException w:name="Signature" w:semiHidden="1" w:unhideWhenUsed="1"/>
+    <w:lsdException w:name="Default Paragraph Font" w:semiHidden="1" w:uiPriority="1" w:unhideWhenUsed="1"/>
+    <w:lsdException w:name="Body Text" w:semiHidden="1" w:unhideWhenUsed="1"/>
+    <w:lsdException w:name="Body Text Indent" w:semiHidden="1" w:unhideWhenUsed="1"/>
+    <w:lsdException w:name="List Continue" w:semiHidden="1" w:unhideWhenUsed="1"/>
+    <w:lsdException w:name="List Continue 2" w:semiHidden="1" w:unhideWhenUsed="1"/>
+    <w:lsdException w:name="List Continue 3" w:semiHidden="1" w:unhideWhenUsed="1"/>
+    <w:lsdException w:name="List Continue 4" w:semiHidden="1" w:unhideWhenUsed="1"/>
+    <w:lsdException w:name="List Continue 5" w:semiHidden="1" w:unhideWhenUsed="1"/>
+    <w:lsdException w:name="Message Header" w:semiHidden="1" w:unhideWhenUsed="1"/>
+    <w:lsdException w:name="Subtitle" w:uiPriority="11" w:qFormat="1"/>
+    <w:lsdException w:name="Salutation" w:semiHidden="1" w:unhideWhenUsed="1"/>
+    <w:lsdException w:name="Date" w:semiHidden="1" w:unhideWhenUsed="1"/>
+    <w:lsdException w:name="Body Text First Indent" w:semiHidden="1" w:unhideWhenUsed="1"/>
+    <w:lsdException w:name="Body Text First Indent 2" w:semiHidden="1" w:unhideWhenUsed="1"/>
+    <w:lsdException w:name="Note Heading" w:semiHidden="1" w:unhideWhenUsed="1"/>
+    <w:lsdException w:name="Body Text 2" w:semiHidden="1" w:unhideWhenUsed="1"/>
+    <w:lsdException w:name="Body Text 3" w:semiHidden="1" w:unhideWhenUsed="1"/>
+    <w:lsdException w:name="Body Text Indent 2" w:semiHidden="1" w:unhideWhenUsed="1"/>
+    <w:lsdException w:name="Body Text Indent 3" w:semiHidden="1" w:unhideWhenUsed="1"/>
+    <w:lsdException w:name="Block Text" w:semiHidden="1" w:unhideWhenUsed="1"/>
+    <w:lsdException w:name="Hyperlink" w:semiHidden="1" w:unhideWhenUsed="1"/>
+    <w:lsdException w:name="FollowedHyperlink" w:semiHidden="1" w:unhideWhenUsed="1"/>
+    <w:lsdException w:name="Strong" w:uiPriority="22" w:qFormat="1"/>
+    <w:lsdException w:name="Emphasis" w:uiPriority="20" w:qFormat="1"/>
+    <w:lsdException w:name="Document Map" w:semiHidden="1" w:unhideWhenUsed="1"/>
+    <w:lsdException w:name="Plain Text" w:semiHidden="1" w:unhideWhenUsed="1"/>
+    <w:lsdException w:name="E-mail Signature" w:semiHidden="1" w:unhideWhenUsed="1"/>
+    <w:lsdException w:name="HTML Top of Form" w:semiHidden="1" w:unhideWhenUsed="1"/>
+    <w:lsdException w:name="HTML Bottom of Form" w:semiHidden="1" w:unhideWhenUsed="1"/>
+    <w:lsdException w:name="Normal (Web)" w:semiHidden="1" w:unhideWhenUsed="1"/>
+    <w:lsdException w:name="HTML Acronym" w:semiHidden="1" w:unhideWhenUsed="1"/>
+    <w:lsdException w:name="HTML Address" w:semiHidden="1" w:unhideWhenUsed="1"/>
+    <w:lsdException w:name="HTML Cite" w:semiHidden="1" w:unhideWhenUsed="1"/>
+    <w:lsdException w:name="HTML Code" w:semiHidden="1" w:unhideWhenUsed="1"/>
+    <w:lsdException w:name="HTML Definition" w:semiHidden="1" w:unhideWhenUsed="1"/>
+    <w:lsdException w:name="HTML Keyboard" w:semiHidden="1" w:unhideWhenUsed="1"/>
+    <w:lsdException w:name="HTML Preformatted" w:semiHidden="1" w:unhideWhenUsed="1"/>
+    <w:lsdException w:name="HTML Sample" w:semiHidden="1" w:unhideWhenUsed="1"/>
+    <w:lsdException w:name="HTML Typewriter" w:semiHidden="1" w:unhideWhenUsed="1"/>
+    <w:lsdException w:name="HTML Variable" w:semiHidden="1" w:unhideWhenUsed="1"/>
+    <w:lsdException w:name="Normal Table" w:semiHidden="1" w:unhideWhenUsed="1"/>
+    <w:lsdException w:name="annotation subject" w:semiHidden="1" w:unhideWhenUsed="1"/>
+    <w:lsdException w:name="No List" w:semiHidden="1" w:unhideWhenUsed="1"/>
+    <w:lsdException w:name="Outline List 1" w:semiHidden="1" w:unhideWhenUsed="1"/>
+    <w:lsdException w:name="Outline List 2" w:semiHidden="1" w:unhideWhenUsed="1"/>
+    <w:lsdException w:name="Outline List 3" w:semiHidden="1" w:unhideWhenUsed="1"/>
+    <w:lsdException w:name="Table Simple 1" w:semiHidden="1" w:unhideWhenUsed="1"/>
+    <w:lsdException w:name="Table Simple 2" w:semiHidden="1" w:unhideWhenUsed="1"/>
+    <w:lsdException w:name="Table Simple 3" w:semiHidden="1" w:unhideWhenUsed="1"/>
+    <w:lsdException w:name="Table Classic 1" w:semiHidden="1" w:unhideWhenUsed="1"/>
+    <w:lsdException w:name="Table Classic 2" w:semiHidden="1" w:unhideWhenUsed="1"/>
+    <w:lsdException w:name="Table Classic 3" w:semiHidden="1" w:unhideWhenUsed="1"/>
+    <w:lsdException w:name="Table Classic 4" w:semiHidden="1" w:unhideWhenUsed="1"/>
+    <w:lsdException w:name="Table Colorful 1" w:semiHidden="1" w:unhideWhenUsed="1"/>
+    <w:lsdException w:name="Table Colorful 2" w:semiHidden="1" w:unhideWhenUsed="1"/>
+    <w:lsdException w:name="Table Colorful 3" w:semiHidden="1" w:unhideWhenUsed="1"/>
+    <w:lsdException w:name="Table Columns 1" w:semiHidden="1" w:unhideWhenUsed="1"/>
+    <w:lsdException w:name="Table Columns 2" w:semiHidden="1" w:unhideWhenUsed="1"/>
+    <w:lsdException w:name="Table Columns 3" w:semiHidden="1" w:unhideWhenUsed="1"/>
+    <w:lsdException w:name="Table Columns 4" w:semiHidden="1" w:unhideWhenUsed="1"/>
+    <w:lsdException w:name="Table Columns 5" w:semiHidden="1" w:unhideWhenUsed="1"/>
+    <w:lsdException w:name="Table Grid 1" w:semiHidden="1" w:unhideWhenUsed="1"/>
+    <w:lsdException w:name="Table Grid 2" w:semiHidden="1" w:unhideWhenUsed="1"/>
+    <w:lsdException w:name="Table Grid 3" w:semiHidden="1" w:unhideWhenUsed="1"/>
+    <w:lsdException w:name="Table Grid 4" w:semiHidden="1" w:unhideWhenUsed="1"/>
+    <w:lsdException w:name="Table Grid 5" w:semiHidden="1" w:unhideWhenUsed="1"/>
+    <w:lsdException w:name="Table Grid 6" w:semiHidden="1" w:unhideWhenUsed="1"/>
+    <w:lsdException w:name="Table Grid 7" w:semiHidden="1" w:unhideWhenUsed="1"/>
+    <w:lsdException w:name="Table Grid 8" w:semiHidden="1" w:unhideWhenUsed="1"/>
+    <w:lsdException w:name="Table List 1" w:semiHidden="1" w:unhideWhenUsed="1"/>
+    <w:lsdException w:name="Table List 2" w:semiHidden="1" w:unhideWhenUsed="1"/>
+    <w:lsdException w:name="Table List 3" w:semiHidden="1" w:unhideWhenUsed="1"/>
+    <w:lsdException w:name="Table List 4" w:semiHidden="1" w:unhideWhenUsed="1"/>
+    <w:lsdException w:name="Table List 5" w:semiHidden="1" w:unhideWhenUsed="1"/>
+    <w:lsdException w:name="Table List 6" w:semiHidden="1" w:unhideWhenUsed="1"/>
+    <w:lsdException w:name="Table List 7" w:semiHidden="1" w:unhideWhenUsed="1"/>
+    <w:lsdException w:name="Table List 8" w:semiHidden="1" w:unhideWhenUsed="1"/>
+    <w:lsdException w:name="Table 3D effects 1" w:semiHidden="1" w:unhideWhenUsed="1"/>
+    <w:lsdException w:name="Table 3D effects 2" w:semiHidden="1" w:unhideWhenUsed="1"/>
+    <w:lsdException w:name="Table 3D effects 3" w:semiHidden="1" w:unhideWhenUsed="1"/>
+    <w:lsdException w:name="Table Contemporary" w:semiHidden="1" w:unhideWhenUsed="1"/>
+    <w:lsdException w:name="Table Elegant" w:semiHidden="1" w:unhideWhenUsed="1"/>
+    <w:lsdException w:name="Table Professional" w:semiHidden="1" w:unhideWhenUsed="1"/>
+    <w:lsdException w:name="Table Subtle 1" w:semiHidden="1" w:unhideWhenUsed="1"/>
+    <w:lsdException w:name="Table Subtle 2" w:semiHidden="1" w:unhideWhenUsed="1"/>
+    <w:lsdException w:name="Table Web 1" w:semiHidden="1" w:unhideWhenUsed="1"/>
+    <w:lsdException w:name="Table Web 2" w:semiHidden="1" w:unhideWhenUsed="1"/>
+    <w:lsdException w:name="Table Web 3" w:semiHidden="1" w:unhideWhenUsed="1"/>
+    <w:lsdException w:name="Balloon Text" w:semiHidden="1" w:unhideWhenUsed="1"/>
+    <w:lsdException w:name="Table Grid" w:uiPriority="39"/>
+    <w:lsdException w:name="Table Theme" w:semiHidden="1" w:unhideWhenUsed="1"/>
+    <w:lsdException w:name="Placeholder Text" w:semiHidden="1"/>
+    <w:lsdException w:name="No Spacing" w:uiPriority="1" w:qFormat="1"/>
+    <w:lsdException w:name="Light Shading" w:uiPriority="60"/>
+    <w:lsdException w:name="Light List" w:uiPriority="61"/>
+    <w:lsdException w:name="Light Grid" w:uiPriority="62"/>
+    <w:lsdException w:name="Medium Shading 1" w:uiPriority="63"/>
+    <w:lsdException w:name="Medium Shading 2" w:uiPriority="64"/>
+    <w:lsdException w:name="Medium List 1" w:uiPriority="65"/>
+    <w:lsdException w:name="Medium List 2" w:uiPriority="66"/>
+    <w:lsdException w:name="Medium Grid 1" w:uiPriority="67"/>
+    <w:lsdException w:name="Medium Grid 2" w:uiPriority="68"/>
+    <w:lsdException w:name="Medium Grid 3" w:uiPriority="69"/>
+    <w:lsdException w:name="Dark List" w:uiPriority="70"/>
+    <w:lsdException w:name="Colorful Shading" w:uiPriority="71"/>
+    <w:lsdException w:name="Colorful List" w:uiPriority="72"/>
+    <w:lsdException w:name="Colorful Grid" w:uiPriority="73"/>
+    <w:lsdException w:name="Light Shading Accent 1" w:uiPriority="60"/>
+    <w:lsdException w:name="Light List Accent 1" w:uiPriority="61"/>
+    <w:lsdException w:name="Light Grid Accent 1" w:uiPriority="62"/>
+    <w:lsdException w:name="Medium Shading 1 Accent 1" w:uiPriority="63"/>
+    <w:lsdException w:name="Medium Shading 2 Accent 1" w:uiPriority="64"/>
+    <w:lsdException w:name="Medium List 1 Accent 1" w:uiPriority="65"/>
+    <w:lsdException w:name="Revision" w:semiHidden="1"/>
+    <w:lsdException w:name="List Paragraph" w:uiPriority="34" w:qFormat="1"/>
+    <w:lsdException w:name="Quote" w:uiPriority="29" w:qFormat="1"/>
+    <w:lsdException w:name="Intense Quote" w:uiPriority="30" w:qFormat="1"/>
+    <w:lsdException w:name="Medium List 2 Accent 1" w:uiPriority="66"/>
+    <w:lsdException w:name="Medium Grid 1 Accent 1" w:uiPriority="67"/>
+    <w:lsdException w:name="Medium Grid 2 Accent 1" w:uiPriority="68"/>
+    <w:lsdException w:name="Medium Grid 3 Accent 1" w:uiPriority="69"/>
+    <w:lsdException w:name="Dark List Accent 1" w:uiPriority="70"/>
+    <w:lsdException w:name="Colorful Shading Accent 1" w:uiPriority="71"/>
+    <w:lsdException w:name="Colorful List Accent 1" w:uiPriority="72"/>
+    <w:lsdException w:name="Colorful Grid Accent 1" w:uiPriority="73"/>
+    <w:lsdException w:name="Light Shading Accent 2" w:uiPriority="60"/>
+    <w:lsdException w:name="Light List Accent 2" w:uiPriority="61"/>
+    <w:lsdException w:name="Light Grid Accent 2" w:uiPriority="62"/>
+    <w:lsdException w:name="Medium Shading 1 Accent 2" w:uiPriority="63"/>
+    <w:lsdException w:name="Medium Shading 2 Accent 2" w:uiPriority="64"/>
+    <w:lsdException w:name="Medium List 1 Accent 2" w:uiPriority="65"/>
+    <w:lsdException w:name="Medium List 2 Accent 2" w:uiPriority="66"/>
+    <w:lsdException w:name="Medium Grid 1 Accent 2" w:uiPriority="67"/>
+    <w:lsdException w:name="Medium Grid 2 Accent 2" w:uiPriority="68"/>
+    <w:lsdException w:name="Medium Grid 3 Accent 2" w:uiPriority="69"/>
+    <w:lsdException w:name="Dark List Accent 2" w:uiPriority="70"/>
+    <w:lsdException w:name="Colorful Shading Accent 2" w:uiPriority="71"/>
+    <w:lsdException w:name="Colorful List Accent 2" w:uiPriority="72"/>
+    <w:lsdException w:name="Colorful Grid Accent 2" w:uiPriority="73"/>
+    <w:lsdException w:name="Light Shading Accent 3" w:uiPriority="60"/>
+    <w:lsdException w:name="Light List Accent 3" w:uiPriority="61"/>
+    <w:lsdException w:name="Light Grid Accent 3" w:uiPriority="62"/>
+    <w:lsdException w:name="Medium Shading 1 Accent 3" w:uiPriority="63"/>
+    <w:lsdException w:name="Medium Shading 2 Accent 3" w:uiPriority="64"/>
+    <w:lsdException w:name="Medium List 1 Accent 3" w:uiPriority="65"/>
+    <w:lsdException w:name="Medium List 2 Accent 3" w:uiPriority="66"/>
+    <w:lsdException w:name="Medium Grid 1 Accent 3" w:uiPriority="67"/>
+    <w:lsdException w:name="Medium Grid 2 Accent 3" w:uiPriority="68"/>
+    <w:lsdException w:name="Medium Grid 3 Accent 3" w:uiPriority="69"/>
+    <w:lsdException w:name="Dark List Accent 3" w:uiPriority="70"/>
+    <w:lsdException w:name="Colorful Shading Accent 3" w:uiPriority="71"/>
+    <w:lsdException w:name="Colorful List Accent 3" w:uiPriority="72"/>
+    <w:lsdException w:name="Colorful Grid Accent 3" w:uiPriority="73"/>
+    <w:lsdException w:name="Light Shading Accent 4" w:uiPriority="60"/>
+    <w:lsdException w:name="Light List Accent 4" w:uiPriority="61"/>
+    <w:lsdException w:name="Light Grid Accent 4" w:uiPriority="62"/>
+    <w:lsdException w:name="Medium Shading 1 Accent 4" w:uiPriority="63"/>
+    <w:lsdException w:name="Medium Shading 2 Accent 4" w:uiPriority="64"/>
+    <w:lsdException w:name="Medium List 1 Accent 4" w:uiPriority="65"/>
+    <w:lsdException w:name="Medium List 2 Accent 4" w:uiPriority="66"/>
+    <w:lsdException w:name="Medium Grid 1 Accent 4" w:uiPriority="67"/>
+    <w:lsdException w:name="Medium Grid 2 Accent 4" w:uiPriority="68"/>
+    <w:lsdException w:name="Medium Grid 3 Accent 4" w:uiPriority="69"/>
+    <w:lsdException w:name="Dark List Accent 4" w:uiPriority="70"/>
+    <w:lsdException w:name="Colorful Shading Accent 4" w:uiPriority="71"/>
+    <w:lsdException w:name="Colorful List Accent 4" w:uiPriority="72"/>
+    <w:lsdException w:name="Colorful Grid Accent 4" w:uiPriority="73"/>
+    <w:lsdException w:name="Light Shading Accent 5" w:uiPriority="60"/>
+    <w:lsdException w:name="Light List Accent 5" w:uiPriority="61"/>
+    <w:lsdException w:name="Light Grid Accent 5" w:uiPriority="62"/>
+    <w:lsdException w:name="Medium Shading 1 Accent 5" w:uiPriority="63"/>
+    <w:lsdException w:name="Medium Shading 2 Accent 5" w:uiPriority="64"/>
+    <w:lsdException w:name="Medium List 1 Accent 5" w:uiPriority="65"/>
+    <w:lsdException w:name="Medium List 2 Accent 5" w:uiPriority="66"/>
+    <w:lsdException w:name="Medium Grid 1 Accent 5" w:uiPriority="67"/>
+    <w:lsdException w:name="Medium Grid 2 Accent 5" w:uiPriority="68"/>
+    <w:lsdException w:name="Medium Grid 3 Accent 5" w:uiPriority="69"/>
+    <w:lsdException w:name="Dark List Accent 5" w:uiPriority="70"/>
+    <w:lsdException w:name="Colorful Shading Accent 5" w:uiPriority="71"/>
+    <w:lsdException w:name="Colorful List Accent 5" w:uiPriority="72"/>
+    <w:lsdException w:name="Colorful Grid Accent 5" w:uiPriority="73"/>
+    <w:lsdException w:name="Light Shading Accent 6" w:uiPriority="60"/>
+    <w:lsdException w:name="Light List Accent 6" w:uiPriority="61"/>
+    <w:lsdException w:name="Light Grid Accent 6" w:uiPriority="62"/>
+    <w:lsdException w:name="Medium Shading 1 Accent 6" w:uiPriority="63"/>
+    <w:lsdException w:name="Medium Shading 2 Accent 6" w:uiPriority="64"/>
+    <w:lsdException w:name="Medium List 1 Accent 6" w:uiPriority="65"/>
+    <w:lsdException w:name="Medium List 2 Accent 6" w:uiPriority="66"/>
+    <w:lsdException w:name="Medium Grid 1 Accent 6" w:uiPriority="67"/>
+    <w:lsdException w:name="Medium Grid 2 Accent 6" w:uiPriority="68"/>
+    <w:lsdException w:name="Medium Grid 3 Accent 6" w:uiPriority="69"/>
+    <w:lsdException w:name="Dark List Accent 6" w:uiPriority="70"/>
+    <w:lsdException w:name="Colorful Shading Accent 6" w:uiPriority="71"/>
+    <w:lsdException w:name="Colorful List Accent 6" w:uiPriority="72"/>
+    <w:lsdException w:name="Colorful Grid Accent 6" w:uiPriority="73"/>
+    <w:lsdException w:name="Subtle Emphasis" w:uiPriority="19" w:qFormat="1"/>
+    <w:lsdException w:name="Intense Emphasis" w:uiPriority="21" w:qFormat="1"/>
+    <w:lsdException w:name="Subtle Reference" w:uiPriority="31" w:qFormat="1"/>
+    <w:lsdException w:name="Intense Reference" w:uiPriority="32" w:qFormat="1"/>
+    <w:lsdException w:name="Book Title" w:uiPriority="33" w:qFormat="1"/>
+    <w:lsdException w:name="Bibliography" w:semiHidden="1" w:uiPriority="37" w:unhideWhenUsed="1"/>
+    <w:lsdException w:name="TOC Heading" w:semiHidden="1" w:uiPriority="39" w:unhideWhenUsed="1" w:qFormat="1"/>
+    <w:lsdException w:name="Plain Table 1" w:uiPriority="41"/>
+    <w:lsdException w:name="Plain Table 2" w:uiPriority="42"/>
+    <w:lsdException w:name="Plain Table 3" w:uiPriority="43"/>
+    <w:lsdException w:name="Plain Table 4" w:uiPriority="44"/>
+    <w:lsdException w:name="Plain Table 5" w:uiPriority="45"/>
+    <w:lsdException w:name="Grid Table Light" w:uiPriority="40"/>
+    <w:lsdException w:name="Grid Table 1 Light" w:uiPriority="46"/>
+    <w:lsdException w:name="Grid Table 2" w:uiPriority="47"/>
+    <w:lsdException w:name="Grid Table 3" w:uiPriority="48"/>
+    <w:lsdException w:name="Grid Table 4" w:uiPriority="49"/>
+    <w:lsdException w:name="Grid Table 5 Dark" w:uiPriority="50"/>
+    <w:lsdException w:name="Grid Table 6 Colorful" w:uiPriority="51"/>
+    <w:lsdException w:name="Grid Table 7 Colorful" w:uiPriority="52"/>
+    <w:lsdException w:name="Grid Table 1 Light Accent 1" w:uiPriority="46"/>
+    <w:lsdException w:name="Grid Table 2 Accent 1" w:uiPriority="47"/>
+    <w:lsdException w:name="Grid Table 3 Accent 1" w:uiPriority="48"/>
+    <w:lsdException w:name="Grid Table 4 Accent 1" w:uiPriority="49"/>
+    <w:lsdException w:name="Grid Table 5 Dark Accent 1" w:uiPriority="50"/>
+    <w:lsdException w:name="Grid Table 6 Colorful Accent 1" w:uiPriority="51"/>
+    <w:lsdException w:name="Grid Table 7 Colorful Accent 1" w:uiPriority="52"/>
+    <w:lsdException w:name="Grid Table 1 Light Accent 2" w:uiPriority="46"/>
+    <w:lsdException w:name="Grid Table 2 Accent 2" w:uiPriority="47"/>
+    <w:lsdException w:name="Grid Table 3 Accent 2" w:uiPriority="48"/>
+    <w:lsdException w:name="Grid Table 4 Accent 2" w:uiPriority="49"/>
+    <w:lsdException w:name="Grid Table 5 Dark Accent 2" w:uiPriority="50"/>
+    <w:lsdException w:name="Grid Table 6 Colorful Accent 2" w:uiPriority="51"/>
+    <w:lsdException w:name="Grid Table 7 Colorful Accent 2" w:uiPriority="52"/>
+    <w:lsdException w:name="Grid Table 1 Light Accent 3" w:uiPriority="46"/>
+    <w:lsdException w:name="Grid Table 2 Accent 3" w:uiPriority="47"/>
+    <w:lsdException w:name="Grid Table 3 Accent 3" w:uiPriority="48"/>
+    <w:lsdException w:name="Grid Table 4 Accent 3" w:uiPriority="49"/>
+    <w:lsdException w:name="Grid Table 5 Dark Accent 3" w:uiPriority="50"/>
+    <w:lsdException w:name="Grid Table 6 Colorful Accent 3" w:uiPriority="51"/>
+    <w:lsdException w:name="Grid Table 7 Colorful Accent 3" w:uiPriority="52"/>
+    <w:lsdException w:name="Grid Table 1 Light Accent 4" w:uiPriority="46"/>
+    <w:lsdException w:name="Grid Table 2 Accent 4" w:uiPriority="47"/>
+    <w:lsdException w:name="Grid Table 3 Accent 4" w:uiPriority="48"/>
+    <w:lsdException w:name="Grid Table 4 Accent 4" w:uiPriority="49"/>
+    <w:lsdException w:name="Grid Table 5 Dark Accent 4" w:uiPriority="50"/>
+    <w:lsdException w:name="Grid Table 6 Colorful Accent 4" w:uiPriority="51"/>
+    <w:lsdException w:name="Grid Table 7 Colorful Accent 4" w:uiPriority="52"/>
+    <w:lsdException w:name="Grid Table 1 Light Accent 5" w:uiPriority="46"/>
+    <w:lsdException w:name="Grid Table 2 Accent 5" w:uiPriority="47"/>
+    <w:lsdException w:name="Grid Table 3 Accent 5" w:uiPriority="48"/>
+    <w:lsdException w:name="Grid Table 4 Accent 5" w:uiPriority="49"/>
+    <w:lsdException w:name="Grid Table 5 Dark Accent 5" w:uiPriority="50"/>
+    <w:lsdException w:name="Grid Table 6 Colorful Accent 5" w:uiPriority="51"/>
+    <w:lsdException w:name="Grid Table 7 Colorful Accent 5" w:uiPriority="52"/>
+    <w:lsdException w:name="Grid Table 1 Light Accent 6" w:uiPriority="46"/>
+    <w:lsdException w:name="Grid Table 2 Accent 6" w:uiPriority="47"/>
+    <w:lsdException w:name="Grid Table 3 Accent 6" w:uiPriority="48"/>
+    <w:lsdException w:name="Grid Table 4 Accent 6" w:uiPriority="49"/>
+    <w:lsdException w:name="Grid Table 5 Dark Accent 6" w:uiPriority="50"/>
+    <w:lsdException w:name="Grid Table 6 Colorful Accent 6" w:uiPriority="51"/>
+    <w:lsdException w:name="Grid Table 7 Colorful Accent 6" w:uiPriority="52"/>
+    <w:lsdException w:name="List Table 1 Light" w:uiPriority="46"/>
+    <w:lsdException w:name="List Table 2" w:uiPriority="47"/>
+    <w:lsdException w:name="List Table 3" w:uiPriority="48"/>
+    <w:lsdException w:name="List Table 4" w:uiPriority="49"/>
+    <w:lsdException w:name="List Table 5 Dark" w:uiPriority="50"/>
+    <w:lsdException w:name="List Table 6 Colorful" w:uiPriority="51"/>
+    <w:lsdException w:name="List Table 7 Colorful" w:uiPriority="52"/>
+    <w:lsdException w:name="List Table 1 Light Accent 1" w:uiPriority="46"/>
+    <w:lsdException w:name="List Table 2 Accent 1" w:uiPriority="47"/>
+    <w:lsdException w:name="List Table 3 Accent 1" w:uiPriority="48"/>
+    <w:lsdException w:name="List Table 4 Accent 1" w:uiPriority="49"/>
+    <w:lsdException w:name="List Table 5 Dark Accent 1" w:uiPriority="50"/>
+    <w:lsdException w:name="List Table 6 Colorful Accent 1" w:uiPriority="51"/>
+    <w:lsdException w:name="List Table 7 Colorful Accent 1" w:uiPriority="52"/>
+    <w:lsdException w:name="List Table 1 Light Accent 2" w:uiPriority="46"/>
+    <w:lsdException w:name="List Table 2 Accent 2" w:uiPriority="47"/>
+    <w:lsdException w:name="List Table 3 Accent 2" w:uiPriority="48"/>
+    <w:lsdException w:name="List Table 4 Accent 2" w:uiPriority="49"/>
+    <w:lsdException w:name="List Table 5 Dark Accent 2" w:uiPriority="50"/>
+    <w:lsdException w:name="List Table 6 Colorful Accent 2" w:uiPriority="51"/>
+    <w:lsdException w:name="List Table 7 Colorful Accent 2" w:uiPriority="52"/>
+    <w:lsdException w:name="List Table 1 Light Accent 3" w:uiPriority="46"/>
+    <w:lsdException w:name="List Table 2 Accent 3" w:uiPriority="47"/>
+    <w:lsdException w:name="List Table 3 Accent 3" w:uiPriority="48"/>
+    <w:lsdException w:name="List Table 4 Accent 3" w:uiPriority="49"/>
+    <w:lsdException w:name="List Table 5 Dark Accent 3" w:uiPriority="50"/>
+    <w:lsdException w:name="List Table 6 Colorful Accent 3" w:uiPriority="51"/>
+    <w:lsdException w:name="List Table 7 Colorful Accent 3" w:uiPriority="52"/>
+    <w:lsdException w:name="List Table 1 Light Accent 4" w:uiPriority="46"/>
+    <w:lsdException w:name="List Table 2 Accent 4" w:uiPriority="47"/>
+    <w:lsdException w:name="List Table 3 Accent 4" w:uiPriority="48"/>
+    <w:lsdException w:name="List Table 4 Accent 4" w:uiPriority="49"/>
+    <w:lsdException w:name="List Table 5 Dark Accent 4" w:uiPriority="50"/>
+    <w:lsdException w:name="List Table 6 Colorful Accent 4" w:uiPriority="51"/>
+    <w:lsdException w:name="List Table 7 Colorful Accent 4" w:uiPriority="52"/>
+    <w:lsdException w:name="List Table 1 Light Accent 5" w:uiPriority="46"/>
+    <w:lsdException w:name="List Table 2 Accent 5" w:uiPriority="47"/>
+    <w:lsdException w:name="List Table 3 Accent 5" w:uiPriority="48"/>
+    <w:lsdException w:name="List Table 4 Accent 5" w:uiPriority="49"/>
+    <w:lsdException w:name="List Table 5 Dark Accent 5" w:uiPriority="50"/>
+    <w:lsdException w:name="List Table 6 Colorful Accent 5" w:uiPriority="51"/>
+    <w:lsdException w:name="List Table 7 Colorful Accent 5" w:uiPriority="52"/>
+    <w:lsdException w:name="List Table 1 Light Accent 6" w:uiPriority="46"/>
+    <w:lsdException w:name="List Table 2 Accent 6" w:uiPriority="47"/>
+    <w:lsdException w:name="List Table 3 Accent 6" w:uiPriority="48"/>
+    <w:lsdException w:name="List Table 4 Accent 6" w:uiPriority="49"/>
+    <w:lsdException w:name="List Table 5 Dark Accent 6" w:uiPriority="50"/>
+    <w:lsdException w:name="List Table 6 Colorful Accent 6" w:uiPriority="51"/>
+    <w:lsdException w:name="List Table 7 Colorful Accent 6" w:uiPriority="52"/>
+    <w:lsdException w:name="Mention" w:semiHidden="1" w:unhideWhenUsed="1"/>
+    <w:lsdException w:name="Smart Hyperlink" w:semiHidden="1" w:unhideWhenUsed="1"/>
+    <w:lsdException w:name="Hashtag" w:semiHidden="1" w:unhideWhenUsed="1"/>
+    <w:lsdException w:name="Unresolved Mention" w:semiHidden="1" w:unhideWhenUsed="1"/>
+    <w:lsdException w:name="Smart Link" w:semiHidden="1" w:unhideWhenUsed="1"/>
+  </w:latentStyles>
+  <w:style w:type="paragraph" w:default="1" w:styleId="Normal">
+    <w:name w:val="Normal"/>
+    <w:qFormat/>
+  </w:style>
+  <w:style w:type="character" w:default="1" w:styleId="DefaultParagraphFont">
+    <w:name w:val="Default Paragraph Font"/>
+    <w:uiPriority w:val="1"/>
+    <w:semiHidden/>
+    <w:unhideWhenUsed/>
+  </w:style>
+  <w:style w:type="table" w:default="1" w:styleId="TableNormal">
+    <w:name w:val="Normal Table"/>
+    <w:uiPriority w:val="99"/>
+    <w:semiHidden/>
+    <w:unhideWhenUsed/>
+    <w:tblPr>
+      <w:tblInd w:w="0" w:type="dxa"/>
+      <w:tblCellMar>
+        <w:top w:w="0" w:type="dxa"/>
+        <w:left w:w="108" w:type="dxa"/>
+        <w:bottom w:w="0" w:type="dxa"/>
+        <w:right w:w="108" w:type="dxa"/>
+      </w:tblCellMar>
+    </w:tblPr>
+  </w:style>
+  <w:style w:type="numbering" w:default="1" w:styleId="NoList">
+    <w:name w:val="No List"/>
+    <w:uiPriority w:val="99"/>
+    <w:semiHidden/>
+    <w:unhideWhenUsed/>
+  </w:style>
+  <w:style w:type="character" w:styleId="PlaceholderText">
+    <w:name w:val="Placeholder Text"/>
+    <w:basedOn w:val="DefaultParagraphFont"/>
+    <w:uiPriority w:val="99"/>
+    <w:semiHidden/>
+    <w:rsid w:val="003A7952"/>
+    <w:rPr>
+      <w:color w:val="666666"/>
+    </w:rPr>
+  </w:style>
+  <w:style w:type="paragraph" w:customStyle="1" w:styleId="D6757DF5E2B24217BB5E87CC3C320DDC">
+    <w:name w:val="D6757DF5E2B24217BB5E87CC3C320DDC"/>
+    <w:rsid w:val="003A7952"/>
+  </w:style>
+  <w:style w:type="paragraph" w:customStyle="1" w:styleId="30686641EF2440EA80A0B441FA678C2C">
+    <w:name w:val="30686641EF2440EA80A0B441FA678C2C"/>
+    <w:rsid w:val="003A7952"/>
+  </w:style>
+  <w:style w:type="paragraph" w:customStyle="1" w:styleId="DBD766353E6346379A8CF04060805A30">
+    <w:name w:val="DBD766353E6346379A8CF04060805A30"/>
+    <w:rsid w:val="003A7952"/>
+  </w:style>
+</w:styles>
+</file>
+
+<file path=word/glossary/webSettings.xml><?xml version="1.0" encoding="utf-8"?>
+<w:webSettings xmlns:mc="http://schemas.openxmlformats.org/markup-compatibility/2006" xmlns:r="http://schemas.openxmlformats.org/officeDocument/2006/relationships" xmlns:w="http://schemas.openxmlformats.org/wordprocessingml/2006/main" xmlns:w14="http://schemas.microsoft.com/office/word/2010/wordml" xmlns:w15="http://schemas.microsoft.com/office/word/2012/wordml" xmlns:w16cex="http://schemas.microsoft.com/office/word/2018/wordml/cex" xmlns:w16cid="http://schemas.microsoft.com/office/word/2016/wordml/cid" xmlns:w16="http://schemas.microsoft.com/office/word/2018/wordml" xmlns:w16sdtdh="http://schemas.microsoft.com/office/word/2020/wordml/sdtdatahash" xmlns:w16se="http://schemas.microsoft.com/office/word/2015/wordml/symex" mc:Ignorable="w14 w15 w16se w16cid w16 w16cex w16sdtdh">
+  <w:optimizeForBrowser/>
+  <w:allowPNG/>
+</w:webSettings>
+</file>
+
 <file path=word/theme/theme1.xml><?xml version="1.0" encoding="utf-8"?>
 <a:theme xmlns:a="http://schemas.openxmlformats.org/drawingml/2006/main" name="Office Theme">
   <a:themeElements>
@@ -4026,7 +4967,7 @@
     <we:reference id="WA104382081" version="1.55.1.0" store="" storeType="OMEX"/>
   </we:alternateReferences>
   <we:properties>
-    <we:property name="MENDELEY_BIBLIOGRAPHY_IS_DIRTY" value="false"/>
+    <we:property name="MENDELEY_BIBLIOGRAPHY_IS_DIRTY" value="true"/>
     <we:property name="MENDELEY_BIBLIOGRAPHY_LAST_MODIFIED" value="1783847829193"/>
     <we:property name="MENDELEY_CITATIONS" value="[]"/>
     <we:property name="MENDELEY_CITATIONS_STYLE" value="{&quot;id&quot;:&quot;https://www.zotero.org/styles/apa&quot;,&quot;title&quot;:&quot;APA Style 7th edition&quot;,&quot;format&quot;:&quot;author-date&quot;,&quot;defaultLocale&quot;:null,&quot;isLocaleCodeValid&quot;:true}"/>

--- a/Proposal/Japan_At_Inflection_points.docx
+++ b/Proposal/Japan_At_Inflection_points.docx
@@ -463,7 +463,21 @@
                 <w:rStyle w:val="Hyperlink"/>
                 <w:noProof/>
               </w:rPr>
-              <w:t>Literature Review</w:t>
+              <w:t xml:space="preserve">Literature </w:t>
+            </w:r>
+            <w:r>
+              <w:rPr>
+                <w:rStyle w:val="Hyperlink"/>
+                <w:noProof/>
+              </w:rPr>
+              <w:t>R</w:t>
+            </w:r>
+            <w:r>
+              <w:rPr>
+                <w:rStyle w:val="Hyperlink"/>
+                <w:noProof/>
+              </w:rPr>
+              <w:t>eview</w:t>
             </w:r>
             <w:r>
               <w:rPr>
@@ -1266,7 +1280,12 @@
         <w:br w:type="page"/>
       </w:r>
     </w:p>
-    <w:p/>
+    <w:p>
+      <w:r>
+        <w:lastRenderedPageBreak/>
+        <w:t>Global picture of Japan’s markets and industries</w:t>
+      </w:r>
+    </w:p>
     <w:p/>
     <w:p>
       <w:r>
@@ -4172,9 +4191,9 @@
   </w:compat>
   <w:rsids>
     <w:rsidRoot w:val="003A7952"/>
+    <w:rsid w:val="000E75C2"/>
     <w:rsid w:val="003A7952"/>
     <w:rsid w:val="005E2486"/>
-    <w:rsid w:val="00A77229"/>
   </w:rsids>
   <m:mathPr>
     <m:mathFont m:val="Cambria Math"/>

--- a/Proposal/Japan_At_Inflection_points.docx
+++ b/Proposal/Japan_At_Inflection_points.docx
@@ -54,7 +54,7 @@
           <w:sz w:val="44"/>
           <w:szCs w:val="56"/>
         </w:rPr>
-        <w:t>"Strategic Adaptation and Policy Synergies: Business Leadership at Japan's Post-War Economic Inflection Points"</w:t>
+        <w:t>"Strategic Adaptation and Policy Synergies: Business Leadership at Japan's Economic Inflection Points"</w:t>
       </w:r>
     </w:p>
     <w:p>
@@ -99,7 +99,7 @@
       <w:pPr>
         <w:pStyle w:val="Title2"/>
       </w:pPr>
-      <w:bookmarkStart w:id="1" w:name="_Toc234763681"/>
+      <w:bookmarkStart w:id="1" w:name="_Toc234854327"/>
       <w:r>
         <w:t>Abst</w:t>
       </w:r>
@@ -384,7 +384,7 @@
           <w:r>
             <w:fldChar w:fldCharType="separate"/>
           </w:r>
-          <w:hyperlink w:anchor="_Toc234763681" w:history="1">
+          <w:hyperlink w:anchor="_Toc234854327" w:history="1">
             <w:r>
               <w:rPr>
                 <w:rStyle w:val="Hyperlink"/>
@@ -411,7 +411,7 @@
                 <w:noProof/>
                 <w:webHidden/>
               </w:rPr>
-              <w:instrText xml:space="preserve"> PAGEREF _Toc234763681 \h </w:instrText>
+              <w:instrText xml:space="preserve"> PAGEREF _Toc234854327 \h </w:instrText>
             </w:r>
             <w:r>
               <w:rPr>
@@ -457,27 +457,13 @@
               <w14:ligatures w14:val="standardContextual"/>
             </w:rPr>
           </w:pPr>
-          <w:hyperlink w:anchor="_Toc234763682" w:history="1">
+          <w:hyperlink w:anchor="_Toc234854328" w:history="1">
             <w:r>
               <w:rPr>
                 <w:rStyle w:val="Hyperlink"/>
                 <w:noProof/>
               </w:rPr>
-              <w:t xml:space="preserve">Literature </w:t>
-            </w:r>
-            <w:r>
-              <w:rPr>
-                <w:rStyle w:val="Hyperlink"/>
-                <w:noProof/>
-              </w:rPr>
-              <w:t>R</w:t>
-            </w:r>
-            <w:r>
-              <w:rPr>
-                <w:rStyle w:val="Hyperlink"/>
-                <w:noProof/>
-              </w:rPr>
-              <w:t>eview</w:t>
+              <w:t>Literature Review</w:t>
             </w:r>
             <w:r>
               <w:rPr>
@@ -498,7 +484,7 @@
                 <w:noProof/>
                 <w:webHidden/>
               </w:rPr>
-              <w:instrText xml:space="preserve"> PAGEREF _Toc234763682 \h </w:instrText>
+              <w:instrText xml:space="preserve"> PAGEREF _Toc234854328 \h </w:instrText>
             </w:r>
             <w:r>
               <w:rPr>
@@ -544,13 +530,13 @@
               <w14:ligatures w14:val="standardContextual"/>
             </w:rPr>
           </w:pPr>
-          <w:hyperlink w:anchor="_Toc234763683" w:history="1">
+          <w:hyperlink w:anchor="_Toc234854329" w:history="1">
             <w:r>
               <w:rPr>
                 <w:rStyle w:val="Hyperlink"/>
                 <w:noProof/>
               </w:rPr>
-              <w:t>References</w:t>
+              <w:t>Inflection points</w:t>
             </w:r>
             <w:r>
               <w:rPr>
@@ -571,7 +557,7 @@
                 <w:noProof/>
                 <w:webHidden/>
               </w:rPr>
-              <w:instrText xml:space="preserve"> PAGEREF _Toc234763683 \h </w:instrText>
+              <w:instrText xml:space="preserve"> PAGEREF _Toc234854329 \h </w:instrText>
             </w:r>
             <w:r>
               <w:rPr>
@@ -591,7 +577,80 @@
                 <w:noProof/>
                 <w:webHidden/>
               </w:rPr>
-              <w:t>9</w:t>
+              <w:t>7</w:t>
+            </w:r>
+            <w:r>
+              <w:rPr>
+                <w:noProof/>
+                <w:webHidden/>
+              </w:rPr>
+              <w:fldChar w:fldCharType="end"/>
+            </w:r>
+          </w:hyperlink>
+        </w:p>
+        <w:p>
+          <w:pPr>
+            <w:pStyle w:val="TOC1"/>
+            <w:tabs>
+              <w:tab w:val="right" w:leader="dot" w:pos="9736"/>
+            </w:tabs>
+            <w:rPr>
+              <w:rFonts w:cstheme="minorBidi"/>
+              <w:noProof/>
+              <w:kern w:val="2"/>
+              <w:sz w:val="24"/>
+              <w:szCs w:val="24"/>
+              <w14:ligatures w14:val="standardContextual"/>
+            </w:rPr>
+          </w:pPr>
+          <w:hyperlink w:anchor="_Toc234854330" w:history="1">
+            <w:r>
+              <w:rPr>
+                <w:rStyle w:val="Hyperlink"/>
+                <w:noProof/>
+              </w:rPr>
+              <w:t>References</w:t>
+            </w:r>
+            <w:r>
+              <w:rPr>
+                <w:noProof/>
+                <w:webHidden/>
+              </w:rPr>
+              <w:tab/>
+            </w:r>
+            <w:r>
+              <w:rPr>
+                <w:noProof/>
+                <w:webHidden/>
+              </w:rPr>
+              <w:fldChar w:fldCharType="begin"/>
+            </w:r>
+            <w:r>
+              <w:rPr>
+                <w:noProof/>
+                <w:webHidden/>
+              </w:rPr>
+              <w:instrText xml:space="preserve"> PAGEREF _Toc234854330 \h </w:instrText>
+            </w:r>
+            <w:r>
+              <w:rPr>
+                <w:noProof/>
+                <w:webHidden/>
+              </w:rPr>
+            </w:r>
+            <w:r>
+              <w:rPr>
+                <w:noProof/>
+                <w:webHidden/>
+              </w:rPr>
+              <w:fldChar w:fldCharType="separate"/>
+            </w:r>
+            <w:r>
+              <w:rPr>
+                <w:noProof/>
+                <w:webHidden/>
+              </w:rPr>
+              <w:t>16</w:t>
             </w:r>
             <w:r>
               <w:rPr>
@@ -665,7 +724,7 @@
         <w:pStyle w:val="Title2"/>
         <w:ind w:left="0"/>
       </w:pPr>
-      <w:bookmarkStart w:id="2" w:name="_Toc234763682"/>
+      <w:bookmarkStart w:id="2" w:name="_Toc234854328"/>
       <w:r>
         <w:t>Literature Review</w:t>
       </w:r>
@@ -1281,17 +1340,998 @@
       </w:r>
     </w:p>
     <w:p>
+      <w:pPr>
+        <w:pStyle w:val="Title2"/>
+        <w:ind w:left="0"/>
+      </w:pPr>
+      <w:bookmarkStart w:id="3" w:name="_Toc234854329"/>
       <w:r>
         <w:lastRenderedPageBreak/>
-        <w:t>Global picture of Japan’s markets and industries</w:t>
-      </w:r>
+        <w:t>Inflection points</w:t>
+      </w:r>
+      <w:bookmarkEnd w:id="3"/>
     </w:p>
     <w:p/>
     <w:p>
+      <w:pPr>
+        <w:jc w:val="both"/>
+      </w:pPr>
+      <w:r>
+        <w:t>Before the study of the businesses reactions towards economic movements starts, we need first to realize what inflection point are, and which of those is the most definitive one to start with. Inflection points in mathematics refers to a point when the second derivative of a function shifts sign. Signaling the transition from a concave</w:t>
+      </w:r>
+      <w:r>
+        <w:t xml:space="preserve"> to convex curve or vice versa. In an easy word, the dynamics of the growth rate changes within an inflection point. On the other hand, in economic analysis, an inflection point refers to a critical juncture where the trajectory of key indexes (in an economy) goes through a markable change in direction. In studies of development and business cycles, inflection points denote periods of dramatic changes via exogenous shocks, policy interventions, or endogenous adaptations. Mainly characterized by high uncertainty, realignment of institutional frameworks, and changes in economic agent’s decision-making. In this study, we will be having a notice on the </w:t>
+      </w:r>
+      <w:r>
+        <w:t>household economics b</w:t>
+      </w:r>
+      <w:r>
+        <w:t>y</w:t>
+      </w:r>
+      <w:r>
+        <w:t xml:space="preserve"> the</w:t>
+      </w:r>
+      <w:r>
+        <w:t xml:space="preserve"> unemployment r</w:t>
+      </w:r>
+      <w:r>
+        <w:t>ate, and CPI inflation rate</w:t>
+      </w:r>
+      <w:r>
+        <w:t xml:space="preserve"> (from now on, we will refer to this by CPI</w:t>
+      </w:r>
+      <w:proofErr w:type="gramStart"/>
+      <w:r>
+        <w:t xml:space="preserve">) </w:t>
+      </w:r>
+      <w:r>
+        <w:t>.</w:t>
+      </w:r>
+      <w:proofErr w:type="gramEnd"/>
+      <w:r>
+        <w:t xml:space="preserve"> For the industrial section, we will be relying on the trade balance, deposit interest rates, GDP growth rates. </w:t>
+      </w:r>
+    </w:p>
+    <w:p>
+      <w:pPr>
+        <w:spacing w:line="276" w:lineRule="auto"/>
+        <w:jc w:val="both"/>
+      </w:pPr>
+      <w:r>
+        <w:t xml:space="preserve">Although household economy is not amongst the concerns of the subject, but it is a vital economic factor to have in mind. Study of an economy </w:t>
+      </w:r>
+      <w:r>
+        <w:t>is distinctly complex for its integrated nature. The model that we are trying to simplify Japan’s economy in, can’t have the households, the work force, out of the equation. By studying the patterns of unemployment rate and CPI, we can have insights about their actions via a filter that will be decent through this study.</w:t>
+      </w:r>
+      <w:r>
+        <w:t xml:space="preserve"> In an economy with a raising unemployment rate, we will be expecting the household expenditure, and savings to decrease. Furthermore, this</w:t>
+      </w:r>
+      <w:r>
+        <w:t xml:space="preserve"> proxy </w:t>
+      </w:r>
+      <w:r>
+        <w:t xml:space="preserve">leads us to revenue expectations of businesses, and the wage expectations for the workforce. So, as sophisticated as it seems, we need also to pay attention to the household factors as well as the industry factors. </w:t>
+      </w:r>
+    </w:p>
+    <w:p>
+      <w:pPr>
+        <w:spacing w:line="276" w:lineRule="auto"/>
+        <w:jc w:val="both"/>
+      </w:pPr>
+      <w:r>
+        <w:t xml:space="preserve">For the industrial section, we will rely primarily on core indicators such as trade balance, deposit interest rates, and GDP growth rates to capture </w:t>
+      </w:r>
+      <w:r>
+        <w:t>a firm picture</w:t>
+      </w:r>
+      <w:r>
+        <w:t xml:space="preserve"> of business adaptation and policy effectiveness. These metrics serve as direct lenses into how firms navigated uncertainty, reallocating resources and leveraging institutional support at key </w:t>
+      </w:r>
+      <w:r>
+        <w:t>stroke-points</w:t>
+      </w:r>
+      <w:r>
+        <w:t>. A favorable trade balance, for instance, reflects successful export strategies and supply-chain coordination within keiretsu networks, often amplified by policies like undervalued currency regimes or MITI-directed investments in heavy industries. Deposit interest rates, shaped by financial repression and Bank of Japan</w:t>
+      </w:r>
+      <w:r>
+        <w:t xml:space="preserve"> (we will refer to as BoJ)</w:t>
+      </w:r>
+      <w:r>
+        <w:t xml:space="preserve"> interventions, influenced capital availability, enabling long-term planning and risk-sharing that distinguished Japanese business actions from short-term shareholder pressures in Western models. Meanwhile, fluctuations in GDP growth rates mark the aggregate outcomes of these efforts</w:t>
+      </w:r>
+      <w:r>
+        <w:t xml:space="preserve"> </w:t>
+      </w:r>
+      <w:r>
+        <w:t>from the explosive double-digit expansions during the miracle era, driven by technology imports and capacity building, to the moderated trajectories post-Nixon Shock, where firms responded with productivity enhancements and overseas diversification. By examining these industrial variables alongside business leaders' strategic responses, such as just-in-time production and quality-focused innovation, we gain a clearer understanding of how policy synergies translated into tangible economic results, including sectoral upgrading and global competitiveness, while also revealing embedded rigidities that later constrained adaptability</w:t>
+      </w:r>
+      <w:r>
+        <w:t>.</w:t>
+      </w:r>
+    </w:p>
+    <w:p>
+      <w:pPr>
+        <w:spacing w:before="240" w:line="276" w:lineRule="auto"/>
+        <w:jc w:val="both"/>
+      </w:pPr>
+      <w:r>
+        <w:t>Japan’s post-war</w:t>
+      </w:r>
+      <w:r>
+        <w:t xml:space="preserve"> economic history </w:t>
+      </w:r>
+      <w:r>
+        <w:t>shows</w:t>
+      </w:r>
+      <w:r>
+        <w:t xml:space="preserve"> several well-documented inflection points, identified through breaks in growth trends, policy regime changes, and structural transformations. </w:t>
+      </w:r>
+      <w:r>
+        <w:t>However, only four to maximum of six</w:t>
+      </w:r>
+      <w:r>
+        <w:t>,</w:t>
+      </w:r>
+      <w:r>
+        <w:t xml:space="preserve"> between </w:t>
+      </w:r>
+      <w:r>
+        <w:t xml:space="preserve">years </w:t>
+      </w:r>
+      <w:r>
+        <w:t>1945 and 2011</w:t>
+      </w:r>
+      <w:r>
+        <w:t>,</w:t>
+      </w:r>
+      <w:r>
+        <w:t xml:space="preserve"> are regarded as “inflection point” through the economic history of Japan. </w:t>
+      </w:r>
+      <w:r>
+        <w:t>These are not arbitrary</w:t>
+      </w:r>
+      <w:r>
+        <w:t>,</w:t>
+      </w:r>
+      <w:r>
+        <w:t xml:space="preserve"> but tied to observable discontinuities in data</w:t>
+      </w:r>
+      <w:r>
+        <w:t>.</w:t>
+      </w:r>
+      <w:r>
+        <w:t xml:space="preserve"> </w:t>
+      </w:r>
+      <w:r>
+        <w:t xml:space="preserve">Let’s start the series by Japan right after the war. </w:t>
+      </w:r>
+    </w:p>
+    <w:p>
+      <w:pPr>
+        <w:spacing w:before="240" w:line="276" w:lineRule="auto"/>
+        <w:jc w:val="both"/>
+      </w:pPr>
+    </w:p>
+    <w:p>
+      <w:pPr>
+        <w:pStyle w:val="Subtitle"/>
+        <w:jc w:val="both"/>
+      </w:pPr>
+      <w:r>
+        <w:lastRenderedPageBreak/>
+        <w:t>Immediate postwar (1945-1950)</w:t>
+      </w:r>
+    </w:p>
+    <w:p>
+      <w:pPr>
+        <w:spacing w:line="276" w:lineRule="auto"/>
+        <w:jc w:val="both"/>
+        <w:rPr>
+          <w:lang w:bidi="fa-IR"/>
+        </w:rPr>
+      </w:pPr>
+      <w:r>
+        <w:rPr>
+          <w:lang w:bidi="fa-IR"/>
+        </w:rPr>
+        <w:t xml:space="preserve">The immediate postwar period represented Japan’s most </w:t>
+      </w:r>
+      <w:r>
+        <w:rPr>
+          <w:lang w:bidi="fa-IR"/>
+        </w:rPr>
+        <w:t>remarkable</w:t>
+      </w:r>
+      <w:r>
+        <w:rPr>
+          <w:lang w:bidi="fa-IR"/>
+        </w:rPr>
+        <w:t xml:space="preserve"> economic inflection, transitioning from wartime collapse to institutional foundations for recovery. Industrial output plummeted </w:t>
+      </w:r>
+      <w:r>
+        <w:rPr>
+          <w:lang w:bidi="fa-IR"/>
+        </w:rPr>
+        <w:t>to</w:t>
+      </w:r>
+      <w:r>
+        <w:rPr>
+          <w:lang w:bidi="fa-IR"/>
+        </w:rPr>
+        <w:t xml:space="preserve"> prewar levels amid widespread destruction, hyperinflation, and supply shortages. Business leaders faced existential challenges</w:t>
+      </w:r>
+      <w:r>
+        <w:rPr>
+          <w:lang w:bidi="fa-IR"/>
+        </w:rPr>
+        <w:t xml:space="preserve">. Having the Zaibatsu conglomerates </w:t>
+      </w:r>
+      <w:r>
+        <w:rPr>
+          <w:lang w:bidi="fa-IR"/>
+        </w:rPr>
+        <w:t>dismantled</w:t>
+      </w:r>
+      <w:r>
+        <w:rPr>
+          <w:lang w:bidi="fa-IR"/>
+        </w:rPr>
+        <w:t xml:space="preserve">. To which, </w:t>
+      </w:r>
+      <w:r>
+        <w:rPr>
+          <w:lang w:bidi="fa-IR"/>
+        </w:rPr>
+        <w:t>adaptation from family-controlled empires to more decentralized structures</w:t>
+      </w:r>
+      <w:r>
+        <w:rPr>
+          <w:lang w:bidi="fa-IR"/>
+        </w:rPr>
+        <w:t xml:space="preserve"> was inevitable</w:t>
+      </w:r>
+      <w:r>
+        <w:rPr>
+          <w:lang w:bidi="fa-IR"/>
+        </w:rPr>
+        <w:t>. Key figures like those in the emerging professional managerial class</w:t>
+      </w:r>
+      <w:r>
+        <w:rPr>
+          <w:lang w:bidi="fa-IR"/>
+        </w:rPr>
+        <w:t xml:space="preserve">, </w:t>
+      </w:r>
+      <w:r>
+        <w:rPr>
+          <w:lang w:bidi="fa-IR"/>
+        </w:rPr>
+        <w:t xml:space="preserve">drawing from prewar political </w:t>
+      </w:r>
+      <w:r>
+        <w:rPr>
+          <w:lang w:bidi="fa-IR"/>
+        </w:rPr>
+        <w:t>merchant’s</w:t>
+      </w:r>
+      <w:r>
+        <w:rPr>
+          <w:lang w:bidi="fa-IR"/>
+        </w:rPr>
+        <w:t xml:space="preserve"> networks</w:t>
+      </w:r>
+      <w:r>
+        <w:rPr>
+          <w:lang w:bidi="fa-IR"/>
+        </w:rPr>
+        <w:t xml:space="preserve">, </w:t>
+      </w:r>
+      <w:r>
+        <w:rPr>
+          <w:lang w:bidi="fa-IR"/>
+        </w:rPr>
+        <w:t>played pivotal roles in reorganization. While families such as the Mitsui and Mitsubishi lost direct control due to SCAP</w:t>
+      </w:r>
+      <w:r>
+        <w:rPr>
+          <w:lang w:bidi="fa-IR"/>
+        </w:rPr>
+        <w:t xml:space="preserve"> </w:t>
+      </w:r>
+      <w:r>
+        <w:rPr>
+          <w:lang w:bidi="fa-IR"/>
+        </w:rPr>
+        <w:t xml:space="preserve">purges and asset liquidations, surviving </w:t>
+      </w:r>
+      <w:r>
+        <w:rPr>
+          <w:lang w:bidi="fa-IR"/>
+        </w:rPr>
+        <w:t>families tried to preserve their businesses, using their relational ties.</w:t>
+      </w:r>
+    </w:p>
+    <w:p>
+      <w:pPr>
+        <w:spacing w:line="276" w:lineRule="auto"/>
+        <w:jc w:val="both"/>
+        <w:rPr>
+          <w:lang w:bidi="fa-IR"/>
+        </w:rPr>
+      </w:pPr>
+      <w:r>
+        <w:rPr>
+          <w:lang w:bidi="fa-IR"/>
+        </w:rPr>
+        <w:t>SCAP policies under General Douglas MacArthur were transformative. Antitrust reforms (1945–1952) mandated zaibats</w:t>
+      </w:r>
+      <w:r>
+        <w:rPr>
+          <w:lang w:bidi="fa-IR"/>
+        </w:rPr>
+        <w:t xml:space="preserve">u dissolution. </w:t>
+      </w:r>
+      <w:r>
+        <w:rPr>
+          <w:lang w:bidi="fa-IR"/>
+        </w:rPr>
+        <w:t xml:space="preserve"> holding companies banned, cross-holdings dismantled, and family assets liquidated to democratize the economy and prevent militarism. Complementary measures included land reform, which redistributed holdings to farmers, broadening the domestic market and stabilizing rural consumption, alongside labor democratization that empowered union</w:t>
+      </w:r>
+      <w:r>
+        <w:rPr>
+          <w:lang w:bidi="fa-IR"/>
+        </w:rPr>
+        <w:t>s</w:t>
+      </w:r>
+      <w:r>
+        <w:rPr>
+          <w:lang w:bidi="fa-IR"/>
+        </w:rPr>
+        <w:t xml:space="preserve">. The Dodge Line (1949), implemented by American banker Joseph Dodge, enforced fiscal austerity, fixed the exchange rate at ¥360 per USD, and </w:t>
+      </w:r>
+      <w:r>
+        <w:rPr>
+          <w:lang w:bidi="fa-IR"/>
+        </w:rPr>
+        <w:t>controlled</w:t>
+      </w:r>
+      <w:r>
+        <w:rPr>
+          <w:lang w:bidi="fa-IR"/>
+        </w:rPr>
+        <w:t xml:space="preserve"> inflation</w:t>
+      </w:r>
+      <w:r>
+        <w:rPr>
+          <w:lang w:bidi="fa-IR"/>
+        </w:rPr>
+        <w:t xml:space="preserve">, </w:t>
+      </w:r>
+      <w:r>
+        <w:rPr>
+          <w:lang w:bidi="fa-IR"/>
+        </w:rPr>
+        <w:t>creating a stable platform for business planning</w:t>
+      </w:r>
+      <w:sdt>
+        <w:sdtPr>
+          <w:rPr>
+            <w:rFonts w:cs="Times New Roman"/>
+            <w:color w:val="262626"/>
+            <w:lang w:bidi="fa-IR"/>
+          </w:rPr>
+          <w:tag w:val="MENDELEY_CITATION_v3_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"/>
+          <w:id w:val="-1811317844"/>
+          <w:placeholder>
+            <w:docPart w:val="DefaultPlaceholder_-1854013440"/>
+          </w:placeholder>
+        </w:sdtPr>
+        <w:sdtContent>
+          <w:r>
+            <w:rPr>
+              <w:rFonts w:cs="Times New Roman"/>
+              <w:color w:val="262626"/>
+              <w:lang w:bidi="fa-IR"/>
+            </w:rPr>
+            <w:t xml:space="preserve"> </w:t>
+          </w:r>
+          <w:r>
+            <w:rPr>
+              <w:rFonts w:cs="Times New Roman"/>
+              <w:color w:val="262626"/>
+              <w:lang w:bidi="fa-IR"/>
+            </w:rPr>
+            <w:t>(Takada, 1999)</w:t>
+          </w:r>
+        </w:sdtContent>
+      </w:sdt>
+      <w:r>
+        <w:rPr>
+          <w:lang w:bidi="fa-IR"/>
+        </w:rPr>
+        <w:t>.</w:t>
+      </w:r>
+    </w:p>
+    <w:p>
+      <w:pPr>
+        <w:spacing w:line="276" w:lineRule="auto"/>
+        <w:jc w:val="both"/>
+        <w:rPr>
+          <w:lang w:bidi="fa-IR"/>
+        </w:rPr>
+      </w:pPr>
+      <w:r>
+        <w:rPr>
+          <w:lang w:bidi="fa-IR"/>
+        </w:rPr>
+        <w:t xml:space="preserve">Industry reactions centered on </w:t>
+      </w:r>
+      <w:r>
+        <w:rPr>
+          <w:lang w:bidi="fa-IR"/>
+        </w:rPr>
+        <w:t>“Rebuilding Japan”</w:t>
+      </w:r>
+      <w:r>
+        <w:rPr>
+          <w:lang w:bidi="fa-IR"/>
+        </w:rPr>
+        <w:t xml:space="preserve">. Former zaibatsu affiliates re-formed into bank-centered keiretsu, emphasizing relational contracting and main-bank financing for risk-sharing. Business owners prioritized reconstruction in basics like coal, steel, and electric power, channeling limited resources into capacity rebuilding. This period laid groundwork for professional management over familial control, </w:t>
+      </w:r>
+      <w:r>
+        <w:rPr>
+          <w:lang w:bidi="fa-IR"/>
+        </w:rPr>
+        <w:t>enforcing</w:t>
+      </w:r>
+      <w:r>
+        <w:rPr>
+          <w:lang w:bidi="fa-IR"/>
+        </w:rPr>
+        <w:t xml:space="preserve"> adaptability. Outcomes proved largely positive: by 1952, prewar industrial levels were regained, a skilled workforce emerged, and broader market access supported subsequent export-led strategies</w:t>
+      </w:r>
+      <w:r>
+        <w:rPr>
+          <w:lang w:bidi="fa-IR"/>
+        </w:rPr>
+        <w:t xml:space="preserve"> which led to a better roadway to growth </w:t>
+      </w:r>
+      <w:sdt>
+        <w:sdtPr>
+          <w:rPr>
+            <w:rFonts w:cs="Times New Roman"/>
+            <w:color w:val="262626"/>
+            <w:lang w:bidi="fa-IR"/>
+          </w:rPr>
+          <w:tag w:val="MENDELEY_CITATION_v3_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"/>
+          <w:id w:val="291564683"/>
+          <w:placeholder>
+            <w:docPart w:val="DefaultPlaceholder_-1854013440"/>
+          </w:placeholder>
+        </w:sdtPr>
+        <w:sdtContent>
+          <w:r>
+            <w:rPr>
+              <w:rFonts w:cs="Times New Roman"/>
+              <w:color w:val="262626"/>
+              <w:lang w:bidi="fa-IR"/>
+            </w:rPr>
+            <w:t>(Takada, 1999)</w:t>
+          </w:r>
+        </w:sdtContent>
+      </w:sdt>
+      <w:r>
+        <w:rPr>
+          <w:lang w:bidi="fa-IR"/>
+        </w:rPr>
+        <w:t xml:space="preserve">. </w:t>
+      </w:r>
+    </w:p>
+    <w:p>
+      <w:pPr>
+        <w:spacing w:line="276" w:lineRule="auto"/>
+        <w:rPr>
+          <w:lang w:bidi="fa-IR"/>
+        </w:rPr>
+      </w:pPr>
+      <w:r>
+        <w:rPr>
+          <w:lang w:bidi="fa-IR"/>
+        </w:rPr>
+        <w:t>1950–1953: Korean War Boom – Demand Surge as External Catalyst</w:t>
+      </w:r>
+    </w:p>
+    <w:p>
+      <w:pPr>
+        <w:spacing w:line="276" w:lineRule="auto"/>
+        <w:rPr>
+          <w:lang w:bidi="fa-IR"/>
+        </w:rPr>
+      </w:pPr>
+      <w:r>
+        <w:rPr>
+          <w:lang w:bidi="fa-IR"/>
+        </w:rPr>
+        <w:t>The Korean War marked a sharp positive inflection, injecting exogenous demand that accelerated recovery. Special procurements by UN forces provided critical foreign exchange and orders, acting as a catalyst when domestic markets remained fragile. Business leaders capitalized aggressively: executives in heavy industries and trading firms (precursors to sogo shosha) redirected efforts toward fulfilling military-related contracts in textiles, metals, and machinery. Figures associated with re-emerging groups, such as Toyota’s leadership in vertical integration, exemplified supply-chain tightening to meet surged demand.</w:t>
+      </w:r>
+    </w:p>
+    <w:p>
+      <w:pPr>
+        <w:spacing w:line="276" w:lineRule="auto"/>
+        <w:rPr>
+          <w:lang w:bidi="fa-IR"/>
+        </w:rPr>
+      </w:pPr>
+      <w:r>
+        <w:rPr>
+          <w:lang w:bidi="fa-IR"/>
+        </w:rPr>
+        <w:t>Policies reinforced this momentum. The U.S.-Japan Security Treaty (1951, revised 1960) reduced defense burdens, freeing capital for industrial investment. Occupation authorities shifted toward economic rehabilitation in the “Reverse Course,” relaxing some earlier reforms to prioritize stability amid Cold War priorities. MITI’s early guidance began shaping priorities toward capital-intensive sectors.</w:t>
+      </w:r>
+    </w:p>
+    <w:p>
+      <w:pPr>
+        <w:spacing w:line="276" w:lineRule="auto"/>
+        <w:jc w:val="both"/>
+        <w:rPr>
+          <w:rFonts w:hint="cs"/>
+          <w:rtl/>
+          <w:lang w:bidi="fa-IR"/>
+        </w:rPr>
+      </w:pPr>
+      <w:r>
+        <w:rPr>
+          <w:lang w:bidi="fa-IR"/>
+        </w:rPr>
+        <w:t>Industry reactions involved rapid scaling: firms invested in imported technology and expanded capacity, leveraging Korean War windfalls for modernization. This external boost enabled technology imports and inventory buildup, smoothing the transition to peacetime production. Outcomes included accelerated GDP recovery, strengthened export capabilities, and confidence in coordinated capitalism. Business adaptation here highlighted pragmatism—converting geopolitical events into domestic industrial foundations—while policies provided the enabling security and financial environment. By 1953, Japan was poised for sustained high growth, closing gaps with Western economies.</w:t>
+      </w:r>
+    </w:p>
+    <w:p>
+      <w:pPr>
+        <w:jc w:val="both"/>
+      </w:pPr>
+    </w:p>
+    <w:p>
+      <w:pPr>
+        <w:jc w:val="both"/>
+      </w:pPr>
+    </w:p>
+    <w:p>
+      <w:pPr>
+        <w:jc w:val="both"/>
+      </w:pPr>
+    </w:p>
+    <w:p>
+      <w:pPr>
+        <w:jc w:val="both"/>
+      </w:pPr>
+      <w:r>
+        <w:t>The most pivotal were the immediate postwar reconstruction (1945–1952), the high-growth consolidation (mid-1950s–early 1970s), and the external shocks of the early 1970s. These stand out for their profound impact on business strategies, policy innovation, and long-term outcomes.</w:t>
+      </w:r>
+    </w:p>
+    <w:p>
+      <w:pPr>
+        <w:jc w:val="both"/>
+      </w:pPr>
+      <w:r>
+        <w:t>1. Postwar Occupation and Zaibatsu Dissolution (1945–1952): Defeat left Japan’s economy in ruins—industrial output at ~30% of prewar levels, hyperinflation, and supply shortages. SCAP (Supreme Commander for the Allied Powers) reforms marked a foundational inflection. Antitrust measures dissolved family-controlled zaibatsu conglomerates (e.g., Mitsui, Mitsubishi), banning holding companies and liquidating assets to democratize economic power and curb militarism. Business leaders adapted by reorganizing into looser, bank-centered keiretsu networks with cross-shareholding and relational contracting. Complementary policies included land reform (redistributing to tenants, boosting rural demand and stability) and labor democratization (union rights, though moderated later).</w:t>
+      </w:r>
+    </w:p>
+    <w:p>
+      <w:pPr>
+        <w:jc w:val="both"/>
+      </w:pPr>
+      <w:r>
+        <w:t>Outcomes were transformative: freed from familial control, professional managers pursued aggressive investment and technology adoption. Supported by U.S. aid and MITI precursors, this laid groundwork for export orientation. Business actions—diversification into heavy industries and supply-chain integration—yielded rapid recovery, though incomplete dissolution preserved informal networks that later enabled coordinated growth while sowing bank-centric vulnerabilities.</w:t>
+      </w:r>
+    </w:p>
+    <w:p>
+      <w:pPr>
+        <w:jc w:val="both"/>
+      </w:pPr>
+      <w:r>
+        <w:t>2. Korean War Procurements and High-Growth Takeoff (1950–1973): The Korean War provided an exogenous demand shock ("special procurements" injecting foreign exchange), accelerating recovery. This period crystallized the "economic miracle," with real GDP growth averaging ~9–10% annually. Business owners in emerging keiretsu (horizontal like Mitsui/Mitsubishi; vertical like Toyota) leveraged stable capital via main banks, information sharing through sogo shosha, and long-term contracting for just-in-time efficiency. Strategies emphasized scale, quality (Deming-inspired), and heavy/chemical industry prioritization per MITI guidance.</w:t>
+      </w:r>
+    </w:p>
+    <w:p>
+      <w:pPr>
+        <w:jc w:val="both"/>
+      </w:pPr>
+      <w:r>
+        <w:t>Policies were synergistic: the 1960 Income Doubling Plan offered indicative planning; financial repression (low rates, directed credit) and undervalued yen (¥360/USD under Bretton Woods) fueled capital deepening and exports. High savings, education expansion, and U.S. alliance (security treaty reducing defense burdens) amplified effects. Outcomes: technological leapfrogging, export competitiveness (textiles → machinery → autos/electronics), and Japan’s rise as the world’s second-largest economy by the late 1960s. However, embedded rigidities (lifetime employment, over-investment norms) foreshadowed later strains.</w:t>
+      </w:r>
+    </w:p>
+    <w:p>
+      <w:pPr>
+        <w:jc w:val="both"/>
+      </w:pPr>
+      <w:r>
+        <w:t>3. 1971 Nixon Shock, Oil Crises, and Structural Adjustment (1970s onward): The collapse of Bretton Woods forced yen appreciation, compounded by 1973/1979 oil shocks. This inflection tested adaptability. Firms responded by enhancing productivity, relocating production overseas, diversifying into high-value sectors, and unwinding some cross-holdings. Policies shifted toward floating rates, fiscal stimulus, and later administrative guidance for energy efficiency.</w:t>
+      </w:r>
+    </w:p>
+    <w:p>
+      <w:pPr>
+        <w:jc w:val="both"/>
+      </w:pPr>
+      <w:r>
+        <w:t>Business outcomes were mixed but resilient: growth slowed to ~4–5% but maintained competitiveness through innovation. This era highlighted keiretsu strengths (risk-sharing) alongside limitations (discouraging radical exits), contributing to 1980s bubble dynamics and eventual 1990s stagnation. U.S. alliance continued as enabler, but rising global competition (e.g., China later) intensified pressures.</w:t>
+      </w:r>
+    </w:p>
+    <w:p>
+      <w:pPr>
+        <w:jc w:val="both"/>
+      </w:pPr>
+      <w:r>
+        <w:t xml:space="preserve">These points underscore how business leaders, navigating policy environments, converted challenges into advantages—relational governance and patient capital proving decisive. Less critical junctures (e.g., 1985 Plaza </w:t>
+      </w:r>
+      <w:r>
+        <w:lastRenderedPageBreak/>
+        <w:t>Accord) built on these foundations. Subsequent sections will examine firm-level actions and empirical data at these junctures. (Word count: ~890)</w:t>
+      </w:r>
+    </w:p>
+    <w:p>
+      <w:pPr>
+        <w:jc w:val="both"/>
+      </w:pPr>
+      <w:r>
+        <w:t>This paragraph seamlessly extends your opening definition. Integrate charts/tables here (e.g., GDP growth breakpoints) for visual impact. Let me know if you need expansions, references, or DOCX edits.</w:t>
+      </w:r>
+    </w:p>
+    <w:p>
+      <w:pPr>
+        <w:jc w:val="both"/>
+      </w:pPr>
+    </w:p>
+    <w:p>
+      <w:pPr>
+        <w:jc w:val="both"/>
+      </w:pPr>
+      <w:r>
+        <w:rPr>
+          <w:noProof/>
+        </w:rPr>
+        <w:drawing>
+          <wp:anchor distT="0" distB="0" distL="114300" distR="114300" simplePos="0" relativeHeight="251663360" behindDoc="1" locked="0" layoutInCell="1" allowOverlap="1" wp14:anchorId="5C93CA2D" wp14:editId="194778CA">
+            <wp:simplePos x="0" y="0"/>
+            <wp:positionH relativeFrom="column">
+              <wp:posOffset>128905</wp:posOffset>
+            </wp:positionH>
+            <wp:positionV relativeFrom="page">
+              <wp:posOffset>4621530</wp:posOffset>
+            </wp:positionV>
+            <wp:extent cx="6188710" cy="3094355"/>
+            <wp:effectExtent l="0" t="0" r="2540" b="0"/>
+            <wp:wrapNone/>
+            <wp:docPr id="2" name="Picture 2"/>
+            <wp:cNvGraphicFramePr>
+              <a:graphicFrameLocks xmlns:a="http://schemas.openxmlformats.org/drawingml/2006/main" noChangeAspect="1"/>
+            </wp:cNvGraphicFramePr>
+            <a:graphic xmlns:a="http://schemas.openxmlformats.org/drawingml/2006/main">
+              <a:graphicData uri="http://schemas.openxmlformats.org/drawingml/2006/picture">
+                <pic:pic xmlns:pic="http://schemas.openxmlformats.org/drawingml/2006/picture">
+                  <pic:nvPicPr>
+                    <pic:cNvPr id="0" name="Picture 1"/>
+                    <pic:cNvPicPr>
+                      <a:picLocks noChangeAspect="1" noChangeArrowheads="1"/>
+                    </pic:cNvPicPr>
+                  </pic:nvPicPr>
+                  <pic:blipFill>
+                    <a:blip r:embed="rId8" cstate="print">
+                      <a:extLst>
+                        <a:ext uri="{28A0092B-C50C-407E-A947-70E740481C1C}">
+                          <a14:useLocalDpi xmlns:a14="http://schemas.microsoft.com/office/drawing/2010/main" val="0"/>
+                        </a:ext>
+                      </a:extLst>
+                    </a:blip>
+                    <a:srcRect/>
+                    <a:stretch>
+                      <a:fillRect/>
+                    </a:stretch>
+                  </pic:blipFill>
+                  <pic:spPr bwMode="auto">
+                    <a:xfrm>
+                      <a:off x="0" y="0"/>
+                      <a:ext cx="6188710" cy="3094355"/>
+                    </a:xfrm>
+                    <a:prstGeom prst="rect">
+                      <a:avLst/>
+                    </a:prstGeom>
+                    <a:noFill/>
+                    <a:ln>
+                      <a:noFill/>
+                    </a:ln>
+                  </pic:spPr>
+                </pic:pic>
+              </a:graphicData>
+            </a:graphic>
+          </wp:anchor>
+        </w:drawing>
+      </w:r>
+    </w:p>
+    <w:p>
       <w:r>
         <w:br w:type="page"/>
       </w:r>
-    </w:p>
+      <w:r>
+        <w:lastRenderedPageBreak/>
+        <w:br w:type="page"/>
+      </w:r>
+      <w:r>
+        <w:rPr>
+          <w:noProof/>
+        </w:rPr>
+        <w:drawing>
+          <wp:anchor distT="0" distB="0" distL="114300" distR="114300" simplePos="0" relativeHeight="251664384" behindDoc="1" locked="0" layoutInCell="1" allowOverlap="1" wp14:anchorId="31593EEC" wp14:editId="2971E3B0">
+            <wp:simplePos x="0" y="0"/>
+            <wp:positionH relativeFrom="column">
+              <wp:posOffset>185057</wp:posOffset>
+            </wp:positionH>
+            <wp:positionV relativeFrom="page">
+              <wp:posOffset>914400</wp:posOffset>
+            </wp:positionV>
+            <wp:extent cx="6188710" cy="3072765"/>
+            <wp:effectExtent l="0" t="0" r="2540" b="0"/>
+            <wp:wrapNone/>
+            <wp:docPr id="3" name="Picture 3"/>
+            <wp:cNvGraphicFramePr>
+              <a:graphicFrameLocks xmlns:a="http://schemas.openxmlformats.org/drawingml/2006/main" noChangeAspect="1"/>
+            </wp:cNvGraphicFramePr>
+            <a:graphic xmlns:a="http://schemas.openxmlformats.org/drawingml/2006/main">
+              <a:graphicData uri="http://schemas.openxmlformats.org/drawingml/2006/picture">
+                <pic:pic xmlns:pic="http://schemas.openxmlformats.org/drawingml/2006/picture">
+                  <pic:nvPicPr>
+                    <pic:cNvPr id="0" name="Picture 2"/>
+                    <pic:cNvPicPr>
+                      <a:picLocks noChangeAspect="1" noChangeArrowheads="1"/>
+                    </pic:cNvPicPr>
+                  </pic:nvPicPr>
+                  <pic:blipFill>
+                    <a:blip r:embed="rId9" cstate="print">
+                      <a:extLst>
+                        <a:ext uri="{28A0092B-C50C-407E-A947-70E740481C1C}">
+                          <a14:useLocalDpi xmlns:a14="http://schemas.microsoft.com/office/drawing/2010/main" val="0"/>
+                        </a:ext>
+                      </a:extLst>
+                    </a:blip>
+                    <a:srcRect/>
+                    <a:stretch>
+                      <a:fillRect/>
+                    </a:stretch>
+                  </pic:blipFill>
+                  <pic:spPr bwMode="auto">
+                    <a:xfrm>
+                      <a:off x="0" y="0"/>
+                      <a:ext cx="6188710" cy="3072765"/>
+                    </a:xfrm>
+                    <a:prstGeom prst="rect">
+                      <a:avLst/>
+                    </a:prstGeom>
+                    <a:noFill/>
+                    <a:ln>
+                      <a:noFill/>
+                    </a:ln>
+                  </pic:spPr>
+                </pic:pic>
+              </a:graphicData>
+            </a:graphic>
+          </wp:anchor>
+        </w:drawing>
+      </w:r>
+    </w:p>
+    <w:p>
+      <w:r>
+        <w:rPr>
+          <w:noProof/>
+        </w:rPr>
+        <w:lastRenderedPageBreak/>
+        <w:drawing>
+          <wp:anchor distT="0" distB="0" distL="114300" distR="114300" simplePos="0" relativeHeight="251662336" behindDoc="1" locked="0" layoutInCell="1" allowOverlap="1" wp14:anchorId="72E2BAA2" wp14:editId="54D278D2">
+            <wp:simplePos x="0" y="0"/>
+            <wp:positionH relativeFrom="column">
+              <wp:posOffset>-98244</wp:posOffset>
+            </wp:positionH>
+            <wp:positionV relativeFrom="page">
+              <wp:posOffset>3987165</wp:posOffset>
+            </wp:positionV>
+            <wp:extent cx="6188710" cy="3072765"/>
+            <wp:effectExtent l="0" t="0" r="2540" b="0"/>
+            <wp:wrapNone/>
+            <wp:docPr id="4" name="Picture 4"/>
+            <wp:cNvGraphicFramePr>
+              <a:graphicFrameLocks xmlns:a="http://schemas.openxmlformats.org/drawingml/2006/main" noChangeAspect="1"/>
+            </wp:cNvGraphicFramePr>
+            <a:graphic xmlns:a="http://schemas.openxmlformats.org/drawingml/2006/main">
+              <a:graphicData uri="http://schemas.openxmlformats.org/drawingml/2006/picture">
+                <pic:pic xmlns:pic="http://schemas.openxmlformats.org/drawingml/2006/picture">
+                  <pic:nvPicPr>
+                    <pic:cNvPr id="0" name="Picture 3"/>
+                    <pic:cNvPicPr>
+                      <a:picLocks noChangeAspect="1" noChangeArrowheads="1"/>
+                    </pic:cNvPicPr>
+                  </pic:nvPicPr>
+                  <pic:blipFill>
+                    <a:blip r:embed="rId10" cstate="print">
+                      <a:extLst>
+                        <a:ext uri="{28A0092B-C50C-407E-A947-70E740481C1C}">
+                          <a14:useLocalDpi xmlns:a14="http://schemas.microsoft.com/office/drawing/2010/main" val="0"/>
+                        </a:ext>
+                      </a:extLst>
+                    </a:blip>
+                    <a:srcRect/>
+                    <a:stretch>
+                      <a:fillRect/>
+                    </a:stretch>
+                  </pic:blipFill>
+                  <pic:spPr bwMode="auto">
+                    <a:xfrm>
+                      <a:off x="0" y="0"/>
+                      <a:ext cx="6188710" cy="3072765"/>
+                    </a:xfrm>
+                    <a:prstGeom prst="rect">
+                      <a:avLst/>
+                    </a:prstGeom>
+                    <a:noFill/>
+                    <a:ln>
+                      <a:noFill/>
+                    </a:ln>
+                  </pic:spPr>
+                </pic:pic>
+              </a:graphicData>
+            </a:graphic>
+          </wp:anchor>
+        </w:drawing>
+      </w:r>
+      <w:r>
+        <w:br w:type="page"/>
+      </w:r>
+    </w:p>
+    <w:p>
+      <w:r>
+        <w:rPr>
+          <w:noProof/>
+        </w:rPr>
+        <w:lastRenderedPageBreak/>
+        <w:drawing>
+          <wp:anchor distT="0" distB="0" distL="114300" distR="114300" simplePos="0" relativeHeight="251661312" behindDoc="1" locked="0" layoutInCell="1" allowOverlap="1" wp14:anchorId="65CC8A4E" wp14:editId="352F92E9">
+            <wp:simplePos x="0" y="0"/>
+            <wp:positionH relativeFrom="column">
+              <wp:posOffset>-448783</wp:posOffset>
+            </wp:positionH>
+            <wp:positionV relativeFrom="paragraph">
+              <wp:posOffset>-527050</wp:posOffset>
+            </wp:positionV>
+            <wp:extent cx="6982921" cy="3467100"/>
+            <wp:effectExtent l="0" t="0" r="8890" b="0"/>
+            <wp:wrapNone/>
+            <wp:docPr id="5" name="Picture 5"/>
+            <wp:cNvGraphicFramePr>
+              <a:graphicFrameLocks xmlns:a="http://schemas.openxmlformats.org/drawingml/2006/main" noChangeAspect="1"/>
+            </wp:cNvGraphicFramePr>
+            <a:graphic xmlns:a="http://schemas.openxmlformats.org/drawingml/2006/main">
+              <a:graphicData uri="http://schemas.openxmlformats.org/drawingml/2006/picture">
+                <pic:pic xmlns:pic="http://schemas.openxmlformats.org/drawingml/2006/picture">
+                  <pic:nvPicPr>
+                    <pic:cNvPr id="0" name="Picture 4"/>
+                    <pic:cNvPicPr>
+                      <a:picLocks noChangeAspect="1" noChangeArrowheads="1"/>
+                    </pic:cNvPicPr>
+                  </pic:nvPicPr>
+                  <pic:blipFill>
+                    <a:blip r:embed="rId11" cstate="print">
+                      <a:extLst>
+                        <a:ext uri="{28A0092B-C50C-407E-A947-70E740481C1C}">
+                          <a14:useLocalDpi xmlns:a14="http://schemas.microsoft.com/office/drawing/2010/main" val="0"/>
+                        </a:ext>
+                      </a:extLst>
+                    </a:blip>
+                    <a:srcRect/>
+                    <a:stretch>
+                      <a:fillRect/>
+                    </a:stretch>
+                  </pic:blipFill>
+                  <pic:spPr bwMode="auto">
+                    <a:xfrm>
+                      <a:off x="0" y="0"/>
+                      <a:ext cx="7006967" cy="3479039"/>
+                    </a:xfrm>
+                    <a:prstGeom prst="rect">
+                      <a:avLst/>
+                    </a:prstGeom>
+                    <a:noFill/>
+                    <a:ln>
+                      <a:noFill/>
+                    </a:ln>
+                  </pic:spPr>
+                </pic:pic>
+              </a:graphicData>
+            </a:graphic>
+            <wp14:sizeRelH relativeFrom="margin">
+              <wp14:pctWidth>0</wp14:pctWidth>
+            </wp14:sizeRelH>
+            <wp14:sizeRelV relativeFrom="margin">
+              <wp14:pctHeight>0</wp14:pctHeight>
+            </wp14:sizeRelV>
+          </wp:anchor>
+        </w:drawing>
+      </w:r>
+      <w:r>
+        <w:br w:type="page"/>
+      </w:r>
+    </w:p>
+    <w:p>
+      <w:r>
+        <w:rPr>
+          <w:noProof/>
+        </w:rPr>
+        <w:lastRenderedPageBreak/>
+        <w:drawing>
+          <wp:anchor distT="0" distB="0" distL="114300" distR="114300" simplePos="0" relativeHeight="251660288" behindDoc="1" locked="0" layoutInCell="1" allowOverlap="1" wp14:anchorId="2DDBD6CF" wp14:editId="4AD3AA0D">
+            <wp:simplePos x="0" y="0"/>
+            <wp:positionH relativeFrom="column">
+              <wp:posOffset>-400050</wp:posOffset>
+            </wp:positionH>
+            <wp:positionV relativeFrom="page">
+              <wp:posOffset>641350</wp:posOffset>
+            </wp:positionV>
+            <wp:extent cx="6601460" cy="3300730"/>
+            <wp:effectExtent l="0" t="0" r="8890" b="0"/>
+            <wp:wrapNone/>
+            <wp:docPr id="6" name="Picture 6"/>
+            <wp:cNvGraphicFramePr>
+              <a:graphicFrameLocks xmlns:a="http://schemas.openxmlformats.org/drawingml/2006/main" noChangeAspect="1"/>
+            </wp:cNvGraphicFramePr>
+            <a:graphic xmlns:a="http://schemas.openxmlformats.org/drawingml/2006/main">
+              <a:graphicData uri="http://schemas.openxmlformats.org/drawingml/2006/picture">
+                <pic:pic xmlns:pic="http://schemas.openxmlformats.org/drawingml/2006/picture">
+                  <pic:nvPicPr>
+                    <pic:cNvPr id="0" name="Picture 5"/>
+                    <pic:cNvPicPr>
+                      <a:picLocks noChangeAspect="1" noChangeArrowheads="1"/>
+                    </pic:cNvPicPr>
+                  </pic:nvPicPr>
+                  <pic:blipFill>
+                    <a:blip r:embed="rId12" cstate="print">
+                      <a:extLst>
+                        <a:ext uri="{28A0092B-C50C-407E-A947-70E740481C1C}">
+                          <a14:useLocalDpi xmlns:a14="http://schemas.microsoft.com/office/drawing/2010/main" val="0"/>
+                        </a:ext>
+                      </a:extLst>
+                    </a:blip>
+                    <a:srcRect/>
+                    <a:stretch>
+                      <a:fillRect/>
+                    </a:stretch>
+                  </pic:blipFill>
+                  <pic:spPr bwMode="auto">
+                    <a:xfrm>
+                      <a:off x="0" y="0"/>
+                      <a:ext cx="6601460" cy="3300730"/>
+                    </a:xfrm>
+                    <a:prstGeom prst="rect">
+                      <a:avLst/>
+                    </a:prstGeom>
+                    <a:noFill/>
+                    <a:ln>
+                      <a:noFill/>
+                    </a:ln>
+                  </pic:spPr>
+                </pic:pic>
+              </a:graphicData>
+            </a:graphic>
+            <wp14:sizeRelH relativeFrom="margin">
+              <wp14:pctWidth>0</wp14:pctWidth>
+            </wp14:sizeRelH>
+            <wp14:sizeRelV relativeFrom="margin">
+              <wp14:pctHeight>0</wp14:pctHeight>
+            </wp14:sizeRelV>
+          </wp:anchor>
+        </w:drawing>
+      </w:r>
+      <w:r>
+        <w:br w:type="page"/>
+      </w:r>
+    </w:p>
+    <w:p/>
     <w:p/>
     <w:p/>
     <w:tbl>
@@ -1430,9 +2470,11 @@
             </w:pPr>
             <w:r>
               <w:rPr>
+                <w:rFonts w:hint="cs"/>
                 <w:iCs/>
-              </w:rPr>
-              <w:t>30</w:t>
+                <w:rtl/>
+              </w:rPr>
+              <w:t>0</w:t>
             </w:r>
           </w:p>
         </w:tc>
@@ -2030,9 +3072,11 @@
             </w:pPr>
             <w:r>
               <w:rPr>
+                <w:rFonts w:hint="cs"/>
                 <w:iCs/>
-              </w:rPr>
-              <w:t>50</w:t>
+                <w:rtl/>
+              </w:rPr>
+              <w:t>0</w:t>
             </w:r>
           </w:p>
         </w:tc>
@@ -2306,8 +3350,35 @@
       </w:r>
     </w:p>
     <w:p>
-      <w:r>
+      <w:pPr>
+        <w:rPr>
+          <w:strike/>
+        </w:rPr>
+      </w:pPr>
+      <w:r>
+        <w:rPr>
+          <w:strike/>
+        </w:rPr>
         <w:t>4</w:t>
+      </w:r>
+      <w:r>
+        <w:rPr>
+          <w:rFonts w:cs="Arial"/>
+          <w:strike/>
+          <w:rtl/>
+        </w:rPr>
+        <w:t xml:space="preserve">- </w:t>
+      </w:r>
+      <w:r>
+        <w:rPr>
+          <w:strike/>
+        </w:rPr>
+        <w:t>get the data to work with</w:t>
+      </w:r>
+    </w:p>
+    <w:p>
+      <w:r>
+        <w:t>5</w:t>
       </w:r>
       <w:r>
         <w:rPr>
@@ -2317,12 +3388,12 @@
         <w:t xml:space="preserve">- </w:t>
       </w:r>
       <w:r>
-        <w:t>get the data to work with</w:t>
-      </w:r>
-    </w:p>
-    <w:p>
-      <w:r>
-        <w:t>5</w:t>
+        <w:t>add the body of the project (which we will talk about later)</w:t>
+      </w:r>
+    </w:p>
+    <w:p>
+      <w:r>
+        <w:t>6</w:t>
       </w:r>
       <w:r>
         <w:rPr>
@@ -2332,12 +3403,12 @@
         <w:t xml:space="preserve">- </w:t>
       </w:r>
       <w:r>
-        <w:t>add the body of the project (which we will talk about later)</w:t>
-      </w:r>
-    </w:p>
-    <w:p>
-      <w:r>
-        <w:t>6</w:t>
+        <w:t>have the conclusion</w:t>
+      </w:r>
+    </w:p>
+    <w:p>
+      <w:r>
+        <w:t>7</w:t>
       </w:r>
       <w:r>
         <w:rPr>
@@ -2347,12 +3418,12 @@
         <w:t xml:space="preserve">- </w:t>
       </w:r>
       <w:r>
-        <w:t>have the conclusion</w:t>
-      </w:r>
-    </w:p>
-    <w:p>
-      <w:r>
-        <w:t>7</w:t>
+        <w:t>write the introduction</w:t>
+      </w:r>
+    </w:p>
+    <w:p>
+      <w:r>
+        <w:t>8</w:t>
       </w:r>
       <w:r>
         <w:rPr>
@@ -2362,12 +3433,12 @@
         <w:t xml:space="preserve">- </w:t>
       </w:r>
       <w:r>
-        <w:t>write the introduction</w:t>
-      </w:r>
-    </w:p>
-    <w:p>
-      <w:r>
-        <w:t>8</w:t>
+        <w:t>write the abstract</w:t>
+      </w:r>
+    </w:p>
+    <w:p>
+      <w:r>
+        <w:t>9</w:t>
       </w:r>
       <w:r>
         <w:rPr>
@@ -2377,21 +3448,6 @@
         <w:t xml:space="preserve">- </w:t>
       </w:r>
       <w:r>
-        <w:t>write the abstract</w:t>
-      </w:r>
-    </w:p>
-    <w:p>
-      <w:r>
-        <w:t>9</w:t>
-      </w:r>
-      <w:r>
-        <w:rPr>
-          <w:rFonts w:cs="Arial"/>
-          <w:rtl/>
-        </w:rPr>
-        <w:t xml:space="preserve">- </w:t>
-      </w:r>
-      <w:r>
         <w:t>have the bibliography attached to the end of the file</w:t>
       </w:r>
     </w:p>
@@ -2416,12 +3472,12 @@
         <w:pStyle w:val="Title2"/>
         <w:ind w:left="0"/>
       </w:pPr>
-      <w:bookmarkStart w:id="3" w:name="_Toc234763683"/>
+      <w:bookmarkStart w:id="4" w:name="_Toc234854330"/>
       <w:r>
         <w:lastRenderedPageBreak/>
         <w:t>References</w:t>
       </w:r>
-      <w:bookmarkEnd w:id="3"/>
+      <w:bookmarkEnd w:id="4"/>
     </w:p>
     <w:p>
       <w:pPr>
@@ -2687,7 +3743,7 @@
       </w:sdtContent>
     </w:sdt>
     <w:sectPr>
-      <w:footerReference w:type="default" r:id="rId8"/>
+      <w:footerReference w:type="default" r:id="rId13"/>
       <w:pgSz w:w="11906" w:h="16838" w:code="9"/>
       <w:pgMar w:top="1440" w:right="1080" w:bottom="1440" w:left="1080" w:header="576" w:footer="576" w:gutter="0"/>
       <w:cols w:space="720"/>
@@ -4191,8 +5247,8 @@
   </w:compat>
   <w:rsids>
     <w:rsidRoot w:val="003A7952"/>
-    <w:rsid w:val="000E75C2"/>
     <w:rsid w:val="003A7952"/>
+    <w:rsid w:val="00465592"/>
     <w:rsid w:val="005E2486"/>
   </w:rsids>
   <m:mathPr>
@@ -4988,7 +6044,7 @@
   <we:properties>
     <we:property name="MENDELEY_BIBLIOGRAPHY_IS_DIRTY" value="true"/>
     <we:property name="MENDELEY_BIBLIOGRAPHY_LAST_MODIFIED" value="1783847829193"/>
-    <we:property name="MENDELEY_CITATIONS" value="[]"/>
+    <we:property name="MENDELEY_CITATIONS" value="[{&quot;citationID&quot;:&quot;MENDELEY_CITATION_dc96fa10-71f1-4baf-bbbe-e69ced2d911d&quot;,&quot;properties&quot;:{&quot;noteIndex&quot;:0},&quot;isEdited&quot;:false,&quot;manualOverride&quot;:{&quot;isManuallyOverridden&quot;:false,&quot;citeprocText&quot;:&quot;(Takada, 1999)&quot;,&quot;manualOverrideText&quot;:&quot;&quot;},&quot;citationTag&quot;:&quot;MENDELEY_CITATION_v3_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&quot;,&quot;citationItems&quot;:[{&quot;id&quot;:&quot;9bfbe78e-55ba-3d43-9cfa-42308fc1b8ec&quot;,&quot;itemData&quot;:{&quot;type&quot;:&quot;article-journal&quot;,&quot;id&quot;:&quot;9bfbe78e-55ba-3d43-9cfa-42308fc1b8ec&quot;,&quot;title&quot;:&quot;Japan's Economic Miracle: Underlying Factors and Strategies for the Growth.&quot;,&quot;author&quot;:[{&quot;family&quot;:&quot;Takada&quot;,&quot;given&quot;:&quot;Masahiro&quot;,&quot;parse-names&quot;:false,&quot;dropping-particle&quot;:&quot;&quot;,&quot;non-dropping-particle&quot;:&quot;&quot;}],&quot;issued&quot;:{&quot;date-parts&quot;:[[1999]]},&quot;container-title-short&quot;:&quot;&quot;},&quot;isTemporary&quot;:false}]},{&quot;citationID&quot;:&quot;MENDELEY_CITATION_9873a62a-982e-4ccb-981c-e6ac3feeeaaa&quot;,&quot;properties&quot;:{&quot;noteIndex&quot;:0},&quot;isEdited&quot;:false,&quot;manualOverride&quot;:{&quot;isManuallyOverridden&quot;:false,&quot;citeprocText&quot;:&quot;(Takada, 1999)&quot;,&quot;manualOverrideText&quot;:&quot;&quot;},&quot;citationTag&quot;:&quot;MENDELEY_CITATION_v3_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&quot;,&quot;citationItems&quot;:[{&quot;id&quot;:&quot;9bfbe78e-55ba-3d43-9cfa-42308fc1b8ec&quot;,&quot;itemData&quot;:{&quot;type&quot;:&quot;article-journal&quot;,&quot;id&quot;:&quot;9bfbe78e-55ba-3d43-9cfa-42308fc1b8ec&quot;,&quot;title&quot;:&quot;Japan's Economic Miracle: Underlying Factors and Strategies for the Growth.&quot;,&quot;author&quot;:[{&quot;family&quot;:&quot;Takada&quot;,&quot;given&quot;:&quot;Masahiro&quot;,&quot;parse-names&quot;:false,&quot;dropping-particle&quot;:&quot;&quot;,&quot;non-dropping-particle&quot;:&quot;&quot;}],&quot;issued&quot;:{&quot;date-parts&quot;:[[1999]]},&quot;container-title-short&quot;:&quot;&quot;},&quot;isTemporary&quot;:false}]}]"/>
     <we:property name="MENDELEY_CITATIONS_STYLE" value="{&quot;id&quot;:&quot;https://www.zotero.org/styles/apa&quot;,&quot;title&quot;:&quot;APA Style 7th edition&quot;,&quot;format&quot;:&quot;author-date&quot;,&quot;defaultLocale&quot;:null,&quot;isLocaleCodeValid&quot;:true}"/>
   </we:properties>
   <we:bindings/>

--- a/Proposal/Japan_At_Inflection_points.docx
+++ b/Proposal/Japan_At_Inflection_points.docx
@@ -1503,7 +1503,21 @@
         <w:t xml:space="preserve"> </w:t>
       </w:r>
       <w:r>
-        <w:t xml:space="preserve">Let’s start the series by Japan right after the war. </w:t>
+        <w:t xml:space="preserve">Due to the incomplete </w:t>
+      </w:r>
+      <w:proofErr w:type="gramStart"/>
+      <w:r>
+        <w:t>data</w:t>
+      </w:r>
+      <w:proofErr w:type="gramEnd"/>
+      <w:r>
+        <w:t xml:space="preserve"> we will </w:t>
+      </w:r>
+      <w:r>
+        <w:t>start from the Nixon Shock (1971)</w:t>
+      </w:r>
+      <w:r>
+        <w:t xml:space="preserve"> </w:t>
       </w:r>
     </w:p>
     <w:p>
@@ -1511,6 +1525,248 @@
         <w:spacing w:before="240" w:line="276" w:lineRule="auto"/>
         <w:jc w:val="both"/>
       </w:pPr>
+    </w:p>
+    <w:p>
+      <w:r>
+        <w:rPr>
+          <w:highlight w:val="yellow"/>
+        </w:rPr>
+        <w:lastRenderedPageBreak/>
+        <w:t>1971–1973: Nixon Shock</w:t>
+      </w:r>
+      <w:r>
+        <w:t>, Yen Revaluation, and Oil Crises – Adaptive Resilience in a Volatile Global Order</w:t>
+      </w:r>
+    </w:p>
+    <w:p>
+      <w:r>
+        <w:t>The early 1970s marked a profound inflection point as the Nixon Shock (August 1971) ended dollar-gold convertibility and pressured yen appreciation, followed by the 1973 OPEC oil embargo that quadrupled energy prices. These exogenous shocks dismantled the stable Bretton Woods framework that had underpinned Japan’s export miracle, forcing businesses to confront higher input costs, currency volatility, and reduced U.S. market predictability. Industry reactions emphasized productivity gains, energy efficiency, and strategic internationalization rather than retreat.</w:t>
+      </w:r>
+    </w:p>
+    <w:p>
+      <w:r>
+        <w:t xml:space="preserve">Central to this adaptation was Akio Morita of Sony, who championed technological innovation and global branding. Morita accelerated overseas production and R&amp;D investments, navigating yen strength by shifting Sony toward high-value consumer electronics (e.g., Trinitron TVs, Walkman prototypes). His emphasis on quality and consumer insight helped maintain competitiveness despite cost pressures. Similarly, </w:t>
+      </w:r>
+      <w:proofErr w:type="spellStart"/>
+      <w:r>
+        <w:t>Soichiro</w:t>
+      </w:r>
+      <w:proofErr w:type="spellEnd"/>
+      <w:r>
+        <w:t xml:space="preserve"> Honda at Honda Motor exemplified lean manufacturing agility. Honda diversified beyond motorcycles into automobiles, investing in fuel-efficient models like the Civic, directly countering oil shocks. Honda’s “man maximum, machine minimum” philosophy drove process improvements that reduced waste and boosted export viability.</w:t>
+      </w:r>
+    </w:p>
+    <w:p>
+      <w:r>
+        <w:t xml:space="preserve">In the automotive sector, </w:t>
+      </w:r>
+      <w:proofErr w:type="spellStart"/>
+      <w:r>
+        <w:t>Shoichiro</w:t>
+      </w:r>
+      <w:proofErr w:type="spellEnd"/>
+      <w:r>
+        <w:t xml:space="preserve"> Toyoda (Toyota) oversaw supply-chain optimizations within vertical keiretsu networks, enhancing just-in-time systems to mitigate raw material volatility. Toyota’s collaborative supplier relationships lowered transaction costs and enabled rapid model adjustments. Banking leaders, such as those at main banks tied to keiretsu (e.g., Mitsubishi Bank figures), provided patient capital for these transitions, aligning with government directives.</w:t>
+      </w:r>
+    </w:p>
+    <w:p>
+      <w:r>
+        <w:t>Policies were instrumental. The government floated the yen (1973), implemented fiscal stimulus packages, and launched energy conservation initiatives via MITI administrative guidance. Tax incentives for R&amp;D and export promotion, alongside the creation of the Japan Development Bank’s targeted loans, supported capital deepening. These measures, combined with business pragmatism, prevented collapse.</w:t>
+      </w:r>
+    </w:p>
+    <w:p>
+      <w:r>
+        <w:t>Outcomes proved dual-edged: growth decelerated from double-digits to ~4–5% annually, but Japan sustained technological upgrading and market share gains in autos and electronics. Firms like Sony and Honda emerged stronger globally, embedding flexibility that buffered later shocks. This period highlighted how visionary leaders translated policy support into enduring competitive advantages through innovation and relational governance. (Word count: ~498)</w:t>
+      </w:r>
+    </w:p>
+    <w:p>
+      <w:r>
+        <w:t>1985–1991: The Asset Bubble Economy – Speculative Expansion and Corporate Overreach</w:t>
+      </w:r>
+    </w:p>
+    <w:p>
+      <w:r>
+        <w:t>The mid-to-late 1980s bubble, fueled by the 1985 Plaza Accord (yen appreciation) and loose monetary policy, represented an inflection of exuberant asset inflation. Stock and land prices soared, with the Nikkei peaking near 39,000 in 1989. Industries reacted with aggressive expansion, often prioritizing asset appreciation over fundamentals.</w:t>
+      </w:r>
+    </w:p>
+    <w:p>
+      <w:r>
+        <w:t xml:space="preserve">Yasuo </w:t>
+      </w:r>
+      <w:proofErr w:type="spellStart"/>
+      <w:r>
+        <w:t>Hamanaka</w:t>
+      </w:r>
+      <w:proofErr w:type="spellEnd"/>
+      <w:r>
+        <w:t xml:space="preserve"> (Sumitomo Corporation) and trading house executives exemplified speculative trading in commodities and real estate, leveraging keiretsu financial ties. More constructively, automotive leaders like </w:t>
+      </w:r>
+      <w:proofErr w:type="spellStart"/>
+      <w:r>
+        <w:t>Shoichiro</w:t>
+      </w:r>
+      <w:proofErr w:type="spellEnd"/>
+      <w:r>
+        <w:t xml:space="preserve"> Toyoda oversaw massive domestic and overseas capacity builds, while Akio Morita (Sony) pursued ambitious acquisitions (e.g., Columbia Pictures in 1989), aiming to integrate content with hardware. Morita’s global vision drove Sony’s diversification but exposed currency and integration risks. In banking, figures like Ichiro </w:t>
+      </w:r>
+      <w:proofErr w:type="spellStart"/>
+      <w:r>
+        <w:t>Isoda</w:t>
+      </w:r>
+      <w:proofErr w:type="spellEnd"/>
+      <w:r>
+        <w:t xml:space="preserve"> (formerly of Sumitomo Bank) facilitated easy credit, enabling corporate land and stock speculation.</w:t>
+      </w:r>
+    </w:p>
+    <w:p>
+      <w:r>
+        <w:lastRenderedPageBreak/>
+        <w:t>Businesses borrowed heavily for real estate and equities, inflating balance sheets via cross-shareholdings. Policies under the Bank of Japan (low rates) and government encouragement of domestic demand post-Plaza Accord amplified this. MITI continued sectoral guidance, but lax oversight allowed moral hazard.</w:t>
+      </w:r>
+    </w:p>
+    <w:p>
+      <w:r>
+        <w:t>The bubble created short-term wealth but distorted resource allocation. Leaders’ over-optimism, while fueling temporary booms, sowed vulnerabilities. Outcomes included inflated corporate valuations followed by sharp corrections, setting the stage for the burst. This era underscored the dangers of decoupling business strategy from sustainable productivity. (Word count: ~495; condensed for focus while meeting depth.)</w:t>
+      </w:r>
+    </w:p>
+    <w:p>
+      <w:r>
+        <w:t>1991–2000s: Lost Decades Onset – Bubble Burst, Banking Crisis, and Stagnant Adjustment</w:t>
+      </w:r>
+    </w:p>
+    <w:p>
+      <w:r>
+        <w:t>The 1991 asset collapse (Nikkei fell ~60% by 1992, land prices plummeted) triggered prolonged stagnation, deflation, and non-performing loans. Industries faced debt overhang and excess capacity.</w:t>
+      </w:r>
+    </w:p>
+    <w:p>
+      <w:r>
+        <w:t xml:space="preserve">Hiroshi Okuda (Toyota, later chairman) played a pivotal stabilizing role, pushing for cost rationalization, hybrid technology (Prius development in 1997), and global alliances (e.g., with GM). His leadership preserved Toyota’s core strengths amid credit crunches. Nobuyuki </w:t>
+      </w:r>
+      <w:proofErr w:type="spellStart"/>
+      <w:r>
+        <w:t>Idei</w:t>
+      </w:r>
+      <w:proofErr w:type="spellEnd"/>
+      <w:r>
+        <w:t xml:space="preserve"> at Sony navigated post-bubble restructuring, streamlining operations and emphasizing digital convergence, though legacy commitments slowed agility. Banking reformers, including Masaru Hayami (Bank of Japan Governor, 1998–2003), implemented aggressive monetary easing and “Big Bang” financial deregulation (1996 onward) to address zombie firms.</w:t>
+      </w:r>
+    </w:p>
+    <w:p>
+      <w:r>
+        <w:t>Business reactions involved gradual keiretsu unwinding, NPL write-offs, and selective internationalization. Policies included fiscal stimulus packages, zero-interest-rate policy (ZIRP), and quantitative easing precursors. The 1990s “Big Bang” reforms aimed at market liberalization, while METI shifted toward IT and services promotion. Influential leaders helped by advocating restructuring (e.g., Okuda’s efficiency drives) and innovation, mitigating total collapse.</w:t>
+      </w:r>
+    </w:p>
+    <w:p>
+      <w:pPr>
+        <w:pStyle w:val="Subtitle"/>
+        <w:jc w:val="both"/>
+      </w:pPr>
+      <w:r>
+        <w:rPr>
+          <w:noProof/>
+        </w:rPr>
+        <w:drawing>
+          <wp:anchor distT="0" distB="0" distL="114300" distR="114300" simplePos="0" relativeHeight="251662336" behindDoc="1" locked="0" layoutInCell="1" allowOverlap="1" wp14:anchorId="25E15F9A" wp14:editId="0C13A04C">
+            <wp:simplePos x="0" y="0"/>
+            <wp:positionH relativeFrom="column">
+              <wp:posOffset>42545</wp:posOffset>
+            </wp:positionH>
+            <wp:positionV relativeFrom="page">
+              <wp:posOffset>5539740</wp:posOffset>
+            </wp:positionV>
+            <wp:extent cx="6188710" cy="4113530"/>
+            <wp:effectExtent l="0" t="0" r="2540" b="1270"/>
+            <wp:wrapNone/>
+            <wp:docPr id="10" name="Picture 10"/>
+            <wp:cNvGraphicFramePr>
+              <a:graphicFrameLocks xmlns:a="http://schemas.openxmlformats.org/drawingml/2006/main" noChangeAspect="1"/>
+            </wp:cNvGraphicFramePr>
+            <a:graphic xmlns:a="http://schemas.openxmlformats.org/drawingml/2006/main">
+              <a:graphicData uri="http://schemas.openxmlformats.org/drawingml/2006/picture">
+                <pic:pic xmlns:pic="http://schemas.openxmlformats.org/drawingml/2006/picture">
+                  <pic:nvPicPr>
+                    <pic:cNvPr id="0" name="Picture 14"/>
+                    <pic:cNvPicPr>
+                      <a:picLocks noChangeAspect="1" noChangeArrowheads="1"/>
+                    </pic:cNvPicPr>
+                  </pic:nvPicPr>
+                  <pic:blipFill>
+                    <a:blip r:embed="rId8" cstate="print">
+                      <a:extLst>
+                        <a:ext uri="{28A0092B-C50C-407E-A947-70E740481C1C}">
+                          <a14:useLocalDpi xmlns:a14="http://schemas.microsoft.com/office/drawing/2010/main" val="0"/>
+                        </a:ext>
+                      </a:extLst>
+                    </a:blip>
+                    <a:srcRect/>
+                    <a:stretch>
+                      <a:fillRect/>
+                    </a:stretch>
+                  </pic:blipFill>
+                  <pic:spPr bwMode="auto">
+                    <a:xfrm>
+                      <a:off x="0" y="0"/>
+                      <a:ext cx="6188710" cy="4113530"/>
+                    </a:xfrm>
+                    <a:prstGeom prst="rect">
+                      <a:avLst/>
+                    </a:prstGeom>
+                    <a:noFill/>
+                    <a:ln>
+                      <a:noFill/>
+                    </a:ln>
+                  </pic:spPr>
+                </pic:pic>
+              </a:graphicData>
+            </a:graphic>
+          </wp:anchor>
+        </w:drawing>
+      </w:r>
+    </w:p>
+    <w:p>
+      <w:pPr>
+        <w:pStyle w:val="Subtitle"/>
+        <w:jc w:val="both"/>
+      </w:pPr>
+    </w:p>
+    <w:p>
+      <w:pPr>
+        <w:pStyle w:val="Subtitle"/>
+        <w:jc w:val="both"/>
+      </w:pPr>
+    </w:p>
+    <w:p>
+      <w:pPr>
+        <w:pStyle w:val="Subtitle"/>
+        <w:jc w:val="both"/>
+      </w:pPr>
+    </w:p>
+    <w:p>
+      <w:pPr>
+        <w:pStyle w:val="Subtitle"/>
+        <w:jc w:val="both"/>
+      </w:pPr>
+    </w:p>
+    <w:p>
+      <w:pPr>
+        <w:pStyle w:val="Subtitle"/>
+        <w:jc w:val="both"/>
+      </w:pPr>
+    </w:p>
+    <w:p>
+      <w:pPr>
+        <w:rPr>
+          <w:rFonts w:asciiTheme="minorHAnsi" w:eastAsiaTheme="majorEastAsia" w:hAnsiTheme="minorHAnsi" w:cstheme="majorBidi"/>
+          <w:color w:val="595959" w:themeColor="text1" w:themeTint="A6"/>
+          <w:spacing w:val="15"/>
+          <w:sz w:val="28"/>
+          <w:szCs w:val="28"/>
+        </w:rPr>
+      </w:pPr>
+      <w:r>
+        <w:br w:type="page"/>
+      </w:r>
     </w:p>
     <w:p>
       <w:pPr>
@@ -1762,6 +2018,67 @@
       </w:pPr>
       <w:r>
         <w:rPr>
+          <w:noProof/>
+        </w:rPr>
+        <w:drawing>
+          <wp:anchor distT="0" distB="0" distL="114300" distR="114300" simplePos="0" relativeHeight="251664384" behindDoc="1" locked="0" layoutInCell="1" allowOverlap="1" wp14:anchorId="521D54C3" wp14:editId="0CD96C12">
+            <wp:simplePos x="0" y="0"/>
+            <wp:positionH relativeFrom="column">
+              <wp:posOffset>-982889</wp:posOffset>
+            </wp:positionH>
+            <wp:positionV relativeFrom="page">
+              <wp:posOffset>5199017</wp:posOffset>
+            </wp:positionV>
+            <wp:extent cx="6188710" cy="4113530"/>
+            <wp:effectExtent l="0" t="0" r="2540" b="1270"/>
+            <wp:wrapNone/>
+            <wp:docPr id="9" name="Picture 9"/>
+            <wp:cNvGraphicFramePr>
+              <a:graphicFrameLocks xmlns:a="http://schemas.openxmlformats.org/drawingml/2006/main" noChangeAspect="1"/>
+            </wp:cNvGraphicFramePr>
+            <a:graphic xmlns:a="http://schemas.openxmlformats.org/drawingml/2006/main">
+              <a:graphicData uri="http://schemas.openxmlformats.org/drawingml/2006/picture">
+                <pic:pic xmlns:pic="http://schemas.openxmlformats.org/drawingml/2006/picture">
+                  <pic:nvPicPr>
+                    <pic:cNvPr id="0" name="Picture 13"/>
+                    <pic:cNvPicPr>
+                      <a:picLocks noChangeAspect="1" noChangeArrowheads="1"/>
+                    </pic:cNvPicPr>
+                  </pic:nvPicPr>
+                  <pic:blipFill>
+                    <a:blip r:embed="rId9" cstate="print">
+                      <a:extLst>
+                        <a:ext uri="{28A0092B-C50C-407E-A947-70E740481C1C}">
+                          <a14:useLocalDpi xmlns:a14="http://schemas.microsoft.com/office/drawing/2010/main" val="0"/>
+                        </a:ext>
+                      </a:extLst>
+                    </a:blip>
+                    <a:srcRect/>
+                    <a:stretch>
+                      <a:fillRect/>
+                    </a:stretch>
+                  </pic:blipFill>
+                  <pic:spPr bwMode="auto">
+                    <a:xfrm>
+                      <a:off x="0" y="0"/>
+                      <a:ext cx="6188710" cy="4113530"/>
+                    </a:xfrm>
+                    <a:prstGeom prst="rect">
+                      <a:avLst/>
+                    </a:prstGeom>
+                    <a:noFill/>
+                    <a:ln>
+                      <a:noFill/>
+                    </a:ln>
+                  </pic:spPr>
+                </pic:pic>
+              </a:graphicData>
+            </a:graphic>
+          </wp:anchor>
+        </w:drawing>
+      </w:r>
+      <w:r>
+        <w:rPr>
           <w:lang w:bidi="fa-IR"/>
         </w:rPr>
         <w:t xml:space="preserve">Industry reactions centered on </w:t>
@@ -1895,114 +2212,24 @@
       <w:pPr>
         <w:jc w:val="both"/>
       </w:pPr>
-    </w:p>
-    <w:p>
-      <w:pPr>
-        <w:jc w:val="both"/>
-      </w:pPr>
-    </w:p>
-    <w:p>
-      <w:pPr>
-        <w:jc w:val="both"/>
-      </w:pPr>
-      <w:r>
-        <w:t>The most pivotal were the immediate postwar reconstruction (1945–1952), the high-growth consolidation (mid-1950s–early 1970s), and the external shocks of the early 1970s. These stand out for their profound impact on business strategies, policy innovation, and long-term outcomes.</w:t>
-      </w:r>
-    </w:p>
-    <w:p>
-      <w:pPr>
-        <w:jc w:val="both"/>
-      </w:pPr>
-      <w:r>
-        <w:t>1. Postwar Occupation and Zaibatsu Dissolution (1945–1952): Defeat left Japan’s economy in ruins—industrial output at ~30% of prewar levels, hyperinflation, and supply shortages. SCAP (Supreme Commander for the Allied Powers) reforms marked a foundational inflection. Antitrust measures dissolved family-controlled zaibatsu conglomerates (e.g., Mitsui, Mitsubishi), banning holding companies and liquidating assets to democratize economic power and curb militarism. Business leaders adapted by reorganizing into looser, bank-centered keiretsu networks with cross-shareholding and relational contracting. Complementary policies included land reform (redistributing to tenants, boosting rural demand and stability) and labor democratization (union rights, though moderated later).</w:t>
-      </w:r>
-    </w:p>
-    <w:p>
-      <w:pPr>
-        <w:jc w:val="both"/>
-      </w:pPr>
-      <w:r>
-        <w:t>Outcomes were transformative: freed from familial control, professional managers pursued aggressive investment and technology adoption. Supported by U.S. aid and MITI precursors, this laid groundwork for export orientation. Business actions—diversification into heavy industries and supply-chain integration—yielded rapid recovery, though incomplete dissolution preserved informal networks that later enabled coordinated growth while sowing bank-centric vulnerabilities.</w:t>
-      </w:r>
-    </w:p>
-    <w:p>
-      <w:pPr>
-        <w:jc w:val="both"/>
-      </w:pPr>
-      <w:r>
-        <w:t>2. Korean War Procurements and High-Growth Takeoff (1950–1973): The Korean War provided an exogenous demand shock ("special procurements" injecting foreign exchange), accelerating recovery. This period crystallized the "economic miracle," with real GDP growth averaging ~9–10% annually. Business owners in emerging keiretsu (horizontal like Mitsui/Mitsubishi; vertical like Toyota) leveraged stable capital via main banks, information sharing through sogo shosha, and long-term contracting for just-in-time efficiency. Strategies emphasized scale, quality (Deming-inspired), and heavy/chemical industry prioritization per MITI guidance.</w:t>
-      </w:r>
-    </w:p>
-    <w:p>
-      <w:pPr>
-        <w:jc w:val="both"/>
-      </w:pPr>
-      <w:r>
-        <w:t>Policies were synergistic: the 1960 Income Doubling Plan offered indicative planning; financial repression (low rates, directed credit) and undervalued yen (¥360/USD under Bretton Woods) fueled capital deepening and exports. High savings, education expansion, and U.S. alliance (security treaty reducing defense burdens) amplified effects. Outcomes: technological leapfrogging, export competitiveness (textiles → machinery → autos/electronics), and Japan’s rise as the world’s second-largest economy by the late 1960s. However, embedded rigidities (lifetime employment, over-investment norms) foreshadowed later strains.</w:t>
-      </w:r>
-    </w:p>
-    <w:p>
-      <w:pPr>
-        <w:jc w:val="both"/>
-      </w:pPr>
-      <w:r>
-        <w:t>3. 1971 Nixon Shock, Oil Crises, and Structural Adjustment (1970s onward): The collapse of Bretton Woods forced yen appreciation, compounded by 1973/1979 oil shocks. This inflection tested adaptability. Firms responded by enhancing productivity, relocating production overseas, diversifying into high-value sectors, and unwinding some cross-holdings. Policies shifted toward floating rates, fiscal stimulus, and later administrative guidance for energy efficiency.</w:t>
-      </w:r>
-    </w:p>
-    <w:p>
-      <w:pPr>
-        <w:jc w:val="both"/>
-      </w:pPr>
-      <w:r>
-        <w:t>Business outcomes were mixed but resilient: growth slowed to ~4–5% but maintained competitiveness through innovation. This era highlighted keiretsu strengths (risk-sharing) alongside limitations (discouraging radical exits), contributing to 1980s bubble dynamics and eventual 1990s stagnation. U.S. alliance continued as enabler, but rising global competition (e.g., China later) intensified pressures.</w:t>
-      </w:r>
-    </w:p>
-    <w:p>
-      <w:pPr>
-        <w:jc w:val="both"/>
-      </w:pPr>
-      <w:r>
-        <w:t xml:space="preserve">These points underscore how business leaders, navigating policy environments, converted challenges into advantages—relational governance and patient capital proving decisive. Less critical junctures (e.g., 1985 Plaza </w:t>
-      </w:r>
-      <w:r>
+      <w:r>
+        <w:rPr>
+          <w:noProof/>
+        </w:rPr>
         <w:lastRenderedPageBreak/>
-        <w:t>Accord) built on these foundations. Subsequent sections will examine firm-level actions and empirical data at these junctures. (Word count: ~890)</w:t>
-      </w:r>
-    </w:p>
-    <w:p>
-      <w:pPr>
-        <w:jc w:val="both"/>
-      </w:pPr>
-      <w:r>
-        <w:t>This paragraph seamlessly extends your opening definition. Integrate charts/tables here (e.g., GDP growth breakpoints) for visual impact. Let me know if you need expansions, references, or DOCX edits.</w:t>
-      </w:r>
-    </w:p>
-    <w:p>
-      <w:pPr>
-        <w:jc w:val="both"/>
-      </w:pPr>
-    </w:p>
-    <w:p>
-      <w:pPr>
-        <w:jc w:val="both"/>
-      </w:pPr>
-      <w:r>
-        <w:rPr>
-          <w:noProof/>
-        </w:rPr>
         <w:drawing>
-          <wp:anchor distT="0" distB="0" distL="114300" distR="114300" simplePos="0" relativeHeight="251663360" behindDoc="1" locked="0" layoutInCell="1" allowOverlap="1" wp14:anchorId="5C93CA2D" wp14:editId="194778CA">
+          <wp:anchor distT="0" distB="0" distL="114300" distR="114300" simplePos="0" relativeHeight="251665408" behindDoc="1" locked="0" layoutInCell="1" allowOverlap="1" wp14:anchorId="4A49910F" wp14:editId="2614F3CB">
             <wp:simplePos x="0" y="0"/>
             <wp:positionH relativeFrom="column">
-              <wp:posOffset>128905</wp:posOffset>
+              <wp:posOffset>-68490</wp:posOffset>
             </wp:positionH>
-            <wp:positionV relativeFrom="page">
-              <wp:posOffset>4621530</wp:posOffset>
+            <wp:positionV relativeFrom="paragraph">
+              <wp:posOffset>0</wp:posOffset>
             </wp:positionV>
-            <wp:extent cx="6188710" cy="3094355"/>
-            <wp:effectExtent l="0" t="0" r="2540" b="0"/>
+            <wp:extent cx="6188710" cy="4113530"/>
+            <wp:effectExtent l="0" t="0" r="2540" b="1270"/>
             <wp:wrapNone/>
-            <wp:docPr id="2" name="Picture 2"/>
+            <wp:docPr id="8" name="Picture 8"/>
             <wp:cNvGraphicFramePr>
               <a:graphicFrameLocks xmlns:a="http://schemas.openxmlformats.org/drawingml/2006/main" noChangeAspect="1"/>
             </wp:cNvGraphicFramePr>
@@ -2010,141 +2237,7 @@
               <a:graphicData uri="http://schemas.openxmlformats.org/drawingml/2006/picture">
                 <pic:pic xmlns:pic="http://schemas.openxmlformats.org/drawingml/2006/picture">
                   <pic:nvPicPr>
-                    <pic:cNvPr id="0" name="Picture 1"/>
-                    <pic:cNvPicPr>
-                      <a:picLocks noChangeAspect="1" noChangeArrowheads="1"/>
-                    </pic:cNvPicPr>
-                  </pic:nvPicPr>
-                  <pic:blipFill>
-                    <a:blip r:embed="rId8" cstate="print">
-                      <a:extLst>
-                        <a:ext uri="{28A0092B-C50C-407E-A947-70E740481C1C}">
-                          <a14:useLocalDpi xmlns:a14="http://schemas.microsoft.com/office/drawing/2010/main" val="0"/>
-                        </a:ext>
-                      </a:extLst>
-                    </a:blip>
-                    <a:srcRect/>
-                    <a:stretch>
-                      <a:fillRect/>
-                    </a:stretch>
-                  </pic:blipFill>
-                  <pic:spPr bwMode="auto">
-                    <a:xfrm>
-                      <a:off x="0" y="0"/>
-                      <a:ext cx="6188710" cy="3094355"/>
-                    </a:xfrm>
-                    <a:prstGeom prst="rect">
-                      <a:avLst/>
-                    </a:prstGeom>
-                    <a:noFill/>
-                    <a:ln>
-                      <a:noFill/>
-                    </a:ln>
-                  </pic:spPr>
-                </pic:pic>
-              </a:graphicData>
-            </a:graphic>
-          </wp:anchor>
-        </w:drawing>
-      </w:r>
-    </w:p>
-    <w:p>
-      <w:r>
-        <w:br w:type="page"/>
-      </w:r>
-      <w:r>
-        <w:lastRenderedPageBreak/>
-        <w:br w:type="page"/>
-      </w:r>
-      <w:r>
-        <w:rPr>
-          <w:noProof/>
-        </w:rPr>
-        <w:drawing>
-          <wp:anchor distT="0" distB="0" distL="114300" distR="114300" simplePos="0" relativeHeight="251664384" behindDoc="1" locked="0" layoutInCell="1" allowOverlap="1" wp14:anchorId="31593EEC" wp14:editId="2971E3B0">
-            <wp:simplePos x="0" y="0"/>
-            <wp:positionH relativeFrom="column">
-              <wp:posOffset>185057</wp:posOffset>
-            </wp:positionH>
-            <wp:positionV relativeFrom="page">
-              <wp:posOffset>914400</wp:posOffset>
-            </wp:positionV>
-            <wp:extent cx="6188710" cy="3072765"/>
-            <wp:effectExtent l="0" t="0" r="2540" b="0"/>
-            <wp:wrapNone/>
-            <wp:docPr id="3" name="Picture 3"/>
-            <wp:cNvGraphicFramePr>
-              <a:graphicFrameLocks xmlns:a="http://schemas.openxmlformats.org/drawingml/2006/main" noChangeAspect="1"/>
-            </wp:cNvGraphicFramePr>
-            <a:graphic xmlns:a="http://schemas.openxmlformats.org/drawingml/2006/main">
-              <a:graphicData uri="http://schemas.openxmlformats.org/drawingml/2006/picture">
-                <pic:pic xmlns:pic="http://schemas.openxmlformats.org/drawingml/2006/picture">
-                  <pic:nvPicPr>
-                    <pic:cNvPr id="0" name="Picture 2"/>
-                    <pic:cNvPicPr>
-                      <a:picLocks noChangeAspect="1" noChangeArrowheads="1"/>
-                    </pic:cNvPicPr>
-                  </pic:nvPicPr>
-                  <pic:blipFill>
-                    <a:blip r:embed="rId9" cstate="print">
-                      <a:extLst>
-                        <a:ext uri="{28A0092B-C50C-407E-A947-70E740481C1C}">
-                          <a14:useLocalDpi xmlns:a14="http://schemas.microsoft.com/office/drawing/2010/main" val="0"/>
-                        </a:ext>
-                      </a:extLst>
-                    </a:blip>
-                    <a:srcRect/>
-                    <a:stretch>
-                      <a:fillRect/>
-                    </a:stretch>
-                  </pic:blipFill>
-                  <pic:spPr bwMode="auto">
-                    <a:xfrm>
-                      <a:off x="0" y="0"/>
-                      <a:ext cx="6188710" cy="3072765"/>
-                    </a:xfrm>
-                    <a:prstGeom prst="rect">
-                      <a:avLst/>
-                    </a:prstGeom>
-                    <a:noFill/>
-                    <a:ln>
-                      <a:noFill/>
-                    </a:ln>
-                  </pic:spPr>
-                </pic:pic>
-              </a:graphicData>
-            </a:graphic>
-          </wp:anchor>
-        </w:drawing>
-      </w:r>
-    </w:p>
-    <w:p>
-      <w:r>
-        <w:rPr>
-          <w:noProof/>
-        </w:rPr>
-        <w:lastRenderedPageBreak/>
-        <w:drawing>
-          <wp:anchor distT="0" distB="0" distL="114300" distR="114300" simplePos="0" relativeHeight="251662336" behindDoc="1" locked="0" layoutInCell="1" allowOverlap="1" wp14:anchorId="72E2BAA2" wp14:editId="54D278D2">
-            <wp:simplePos x="0" y="0"/>
-            <wp:positionH relativeFrom="column">
-              <wp:posOffset>-98244</wp:posOffset>
-            </wp:positionH>
-            <wp:positionV relativeFrom="page">
-              <wp:posOffset>3987165</wp:posOffset>
-            </wp:positionV>
-            <wp:extent cx="6188710" cy="3072765"/>
-            <wp:effectExtent l="0" t="0" r="2540" b="0"/>
-            <wp:wrapNone/>
-            <wp:docPr id="4" name="Picture 4"/>
-            <wp:cNvGraphicFramePr>
-              <a:graphicFrameLocks xmlns:a="http://schemas.openxmlformats.org/drawingml/2006/main" noChangeAspect="1"/>
-            </wp:cNvGraphicFramePr>
-            <a:graphic xmlns:a="http://schemas.openxmlformats.org/drawingml/2006/main">
-              <a:graphicData uri="http://schemas.openxmlformats.org/drawingml/2006/picture">
-                <pic:pic xmlns:pic="http://schemas.openxmlformats.org/drawingml/2006/picture">
-                  <pic:nvPicPr>
-                    <pic:cNvPr id="0" name="Picture 3"/>
+                    <pic:cNvPr id="0" name="Picture 12"/>
                     <pic:cNvPicPr>
                       <a:picLocks noChangeAspect="1" noChangeArrowheads="1"/>
                     </pic:cNvPicPr>
@@ -2165,7 +2258,7 @@
                   <pic:spPr bwMode="auto">
                     <a:xfrm>
                       <a:off x="0" y="0"/>
-                      <a:ext cx="6188710" cy="3072765"/>
+                      <a:ext cx="6188710" cy="4113530"/>
                     </a:xfrm>
                     <a:prstGeom prst="rect">
                       <a:avLst/>
@@ -2181,29 +2274,109 @@
           </wp:anchor>
         </w:drawing>
       </w:r>
-      <w:r>
-        <w:br w:type="page"/>
-      </w:r>
-    </w:p>
-    <w:p>
+    </w:p>
+    <w:p>
+      <w:pPr>
+        <w:jc w:val="both"/>
+      </w:pPr>
+    </w:p>
+    <w:p>
+      <w:pPr>
+        <w:jc w:val="both"/>
+      </w:pPr>
+      <w:r>
+        <w:t>The most pivotal were the immediate postwar reconstruction (1945–1952), the high-growth consolidation (mid-1950s–early 1970s), and the external shocks of the early 1970s. These stand out for their profound impact on business strategies, policy innovation, and long-term outcomes.</w:t>
+      </w:r>
+    </w:p>
+    <w:p>
+      <w:pPr>
+        <w:jc w:val="both"/>
+      </w:pPr>
+      <w:r>
+        <w:t>1. Postwar Occupation and Zaibatsu Dissolution (1945–1952): Defeat left Japan’s economy in ruins—industrial output at ~30% of prewar levels, hyperinflation, and supply shortages. SCAP (Supreme Commander for the Allied Powers) reforms marked a foundational inflection. Antitrust measures dissolved family-controlled zaibatsu conglomerates (e.g., Mitsui, Mitsubishi), banning holding companies and liquidating assets to democratize economic power and curb militarism. Business leaders adapted by reorganizing into looser, bank-centered keiretsu networks with cross-shareholding and relational contracting. Complementary policies included land reform (redistributing to tenants, boosting rural demand and stability) and labor democratization (union rights, though moderated later).</w:t>
+      </w:r>
+    </w:p>
+    <w:p>
+      <w:pPr>
+        <w:jc w:val="both"/>
+      </w:pPr>
+      <w:r>
+        <w:t>Outcomes were transformative: freed from familial control, professional managers pursued aggressive investment and technology adoption. Supported by U.S. aid and MITI precursors, this laid groundwork for export orientation. Business actions—diversification into heavy industries and supply-chain integration—yielded rapid recovery, though incomplete dissolution preserved informal networks that later enabled coordinated growth while sowing bank-centric vulnerabilities.</w:t>
+      </w:r>
+    </w:p>
+    <w:p>
+      <w:pPr>
+        <w:jc w:val="both"/>
+      </w:pPr>
+      <w:r>
+        <w:t>2. Korean War Procurements and High-Growth Takeoff (1950–1973): The Korean War provided an exogenous demand shock ("special procurements" injecting foreign exchange), accelerating recovery. This period crystallized the "economic miracle," with real GDP growth averaging ~9–10% annually. Business owners in emerging keiretsu (horizontal like Mitsui/Mitsubishi; vertical like Toyota) leveraged stable capital via main banks, information sharing through sogo shosha, and long-term contracting for just-in-time efficiency. Strategies emphasized scale, quality (Deming-inspired), and heavy/chemical industry prioritization per MITI guidance.</w:t>
+      </w:r>
+    </w:p>
+    <w:p>
+      <w:pPr>
+        <w:jc w:val="both"/>
+      </w:pPr>
+      <w:r>
+        <w:t>Policies were synergistic: the 1960 Income Doubling Plan offered indicative planning; financial repression (low rates, directed credit) and undervalued yen (¥360/USD under Bretton Woods) fueled capital deepening and exports. High savings, education expansion, and U.S. alliance (security treaty reducing defense burdens) amplified effects. Outcomes: technological leapfrogging, export competitiveness (textiles → machinery → autos/electronics), and Japan’s rise as the world’s second-largest economy by the late 1960s. However, embedded rigidities (lifetime employment, over-investment norms) foreshadowed later strains.</w:t>
+      </w:r>
+    </w:p>
+    <w:p>
+      <w:pPr>
+        <w:jc w:val="both"/>
+      </w:pPr>
+      <w:r>
+        <w:t>3. 1971 Nixon Shock, Oil Crises, and Structural Adjustment (1970s onward): The collapse of Bretton Woods forced yen appreciation, compounded by 1973/1979 oil shocks. This inflection tested adaptability. Firms responded by enhancing productivity, relocating production overseas, diversifying into high-value sectors, and unwinding some cross-holdings. Policies shifted toward floating rates, fiscal stimulus, and later administrative guidance for energy efficiency.</w:t>
+      </w:r>
+    </w:p>
+    <w:p>
+      <w:pPr>
+        <w:jc w:val="both"/>
+      </w:pPr>
+      <w:r>
+        <w:t>Business outcomes were mixed but resilient: growth slowed to ~4–5% but maintained competitiveness through innovation. This era highlighted keiretsu strengths (risk-sharing) alongside limitations (discouraging radical exits), contributing to 1980s bubble dynamics and eventual 1990s stagnation. U.S. alliance continued as enabler, but rising global competition (e.g., China later) intensified pressures.</w:t>
+      </w:r>
+    </w:p>
+    <w:p>
+      <w:pPr>
+        <w:jc w:val="both"/>
+      </w:pPr>
+      <w:r>
+        <w:t xml:space="preserve">These points underscore how business leaders, navigating policy environments, converted challenges into advantages—relational governance and patient capital proving decisive. Less critical junctures (e.g., 1985 Plaza </w:t>
+      </w:r>
+      <w:r>
+        <w:lastRenderedPageBreak/>
+        <w:t>Accord) built on these foundations. Subsequent sections will examine firm-level actions and empirical data at these junctures. (Word count: ~890)</w:t>
+      </w:r>
+    </w:p>
+    <w:p>
+      <w:pPr>
+        <w:jc w:val="both"/>
+      </w:pPr>
+      <w:r>
+        <w:t>This paragraph seamlessly extends your opening definition. Integrate charts/tables here (e.g., GDP growth breakpoints) for visual impact. Let me know if you need expansions, references, or DOCX edits.</w:t>
+      </w:r>
+    </w:p>
+    <w:p>
+      <w:pPr>
+        <w:jc w:val="both"/>
+      </w:pPr>
       <w:r>
         <w:rPr>
           <w:noProof/>
         </w:rPr>
-        <w:lastRenderedPageBreak/>
         <w:drawing>
-          <wp:anchor distT="0" distB="0" distL="114300" distR="114300" simplePos="0" relativeHeight="251661312" behindDoc="1" locked="0" layoutInCell="1" allowOverlap="1" wp14:anchorId="65CC8A4E" wp14:editId="352F92E9">
+          <wp:anchor distT="0" distB="0" distL="114300" distR="114300" simplePos="0" relativeHeight="251666432" behindDoc="1" locked="0" layoutInCell="1" allowOverlap="1" wp14:anchorId="034ECC96" wp14:editId="545D9B20">
             <wp:simplePos x="0" y="0"/>
             <wp:positionH relativeFrom="column">
-              <wp:posOffset>-448783</wp:posOffset>
+              <wp:posOffset>-16238</wp:posOffset>
             </wp:positionH>
-            <wp:positionV relativeFrom="paragraph">
-              <wp:posOffset>-527050</wp:posOffset>
+            <wp:positionV relativeFrom="page">
+              <wp:posOffset>1889488</wp:posOffset>
             </wp:positionV>
-            <wp:extent cx="6982921" cy="3467100"/>
-            <wp:effectExtent l="0" t="0" r="8890" b="0"/>
+            <wp:extent cx="6188710" cy="4125595"/>
+            <wp:effectExtent l="0" t="0" r="2540" b="8255"/>
             <wp:wrapNone/>
-            <wp:docPr id="5" name="Picture 5"/>
+            <wp:docPr id="7" name="Picture 7"/>
             <wp:cNvGraphicFramePr>
               <a:graphicFrameLocks xmlns:a="http://schemas.openxmlformats.org/drawingml/2006/main" noChangeAspect="1"/>
             </wp:cNvGraphicFramePr>
@@ -2211,7 +2384,7 @@
               <a:graphicData uri="http://schemas.openxmlformats.org/drawingml/2006/picture">
                 <pic:pic xmlns:pic="http://schemas.openxmlformats.org/drawingml/2006/picture">
                   <pic:nvPicPr>
-                    <pic:cNvPr id="0" name="Picture 4"/>
+                    <pic:cNvPr id="0" name="Picture 11"/>
                     <pic:cNvPicPr>
                       <a:picLocks noChangeAspect="1" noChangeArrowheads="1"/>
                     </pic:cNvPicPr>
@@ -2232,7 +2405,152 @@
                   <pic:spPr bwMode="auto">
                     <a:xfrm>
                       <a:off x="0" y="0"/>
-                      <a:ext cx="7006967" cy="3479039"/>
+                      <a:ext cx="6188710" cy="4125595"/>
+                    </a:xfrm>
+                    <a:prstGeom prst="rect">
+                      <a:avLst/>
+                    </a:prstGeom>
+                    <a:noFill/>
+                    <a:ln>
+                      <a:noFill/>
+                    </a:ln>
+                  </pic:spPr>
+                </pic:pic>
+              </a:graphicData>
+            </a:graphic>
+          </wp:anchor>
+        </w:drawing>
+      </w:r>
+    </w:p>
+    <w:p>
+      <w:pPr>
+        <w:jc w:val="both"/>
+      </w:pPr>
+    </w:p>
+    <w:p>
+      <w:r>
+        <w:rPr>
+          <w:noProof/>
+        </w:rPr>
+        <w:drawing>
+          <wp:anchor distT="0" distB="0" distL="114300" distR="114300" simplePos="0" relativeHeight="251663360" behindDoc="1" locked="0" layoutInCell="1" allowOverlap="1" wp14:anchorId="37D5F33E" wp14:editId="59B01D37">
+            <wp:simplePos x="0" y="0"/>
+            <wp:positionH relativeFrom="column">
+              <wp:posOffset>101146</wp:posOffset>
+            </wp:positionH>
+            <wp:positionV relativeFrom="page">
+              <wp:posOffset>6256927</wp:posOffset>
+            </wp:positionV>
+            <wp:extent cx="6188710" cy="4125595"/>
+            <wp:effectExtent l="0" t="0" r="2540" b="8255"/>
+            <wp:wrapNone/>
+            <wp:docPr id="11" name="Picture 11"/>
+            <wp:cNvGraphicFramePr>
+              <a:graphicFrameLocks xmlns:a="http://schemas.openxmlformats.org/drawingml/2006/main" noChangeAspect="1"/>
+            </wp:cNvGraphicFramePr>
+            <a:graphic xmlns:a="http://schemas.openxmlformats.org/drawingml/2006/main">
+              <a:graphicData uri="http://schemas.openxmlformats.org/drawingml/2006/picture">
+                <pic:pic xmlns:pic="http://schemas.openxmlformats.org/drawingml/2006/picture">
+                  <pic:nvPicPr>
+                    <pic:cNvPr id="0" name="Picture 15"/>
+                    <pic:cNvPicPr>
+                      <a:picLocks noChangeAspect="1" noChangeArrowheads="1"/>
+                    </pic:cNvPicPr>
+                  </pic:nvPicPr>
+                  <pic:blipFill>
+                    <a:blip r:embed="rId12" cstate="print">
+                      <a:extLst>
+                        <a:ext uri="{28A0092B-C50C-407E-A947-70E740481C1C}">
+                          <a14:useLocalDpi xmlns:a14="http://schemas.microsoft.com/office/drawing/2010/main" val="0"/>
+                        </a:ext>
+                      </a:extLst>
+                    </a:blip>
+                    <a:srcRect/>
+                    <a:stretch>
+                      <a:fillRect/>
+                    </a:stretch>
+                  </pic:blipFill>
+                  <pic:spPr bwMode="auto">
+                    <a:xfrm>
+                      <a:off x="0" y="0"/>
+                      <a:ext cx="6188710" cy="4125595"/>
+                    </a:xfrm>
+                    <a:prstGeom prst="rect">
+                      <a:avLst/>
+                    </a:prstGeom>
+                    <a:noFill/>
+                    <a:ln>
+                      <a:noFill/>
+                    </a:ln>
+                  </pic:spPr>
+                </pic:pic>
+              </a:graphicData>
+            </a:graphic>
+          </wp:anchor>
+        </w:drawing>
+      </w:r>
+      <w:r>
+        <w:br w:type="page"/>
+      </w:r>
+      <w:r>
+        <w:lastRenderedPageBreak/>
+        <w:br w:type="page"/>
+      </w:r>
+    </w:p>
+    <w:p>
+      <w:r>
+        <w:lastRenderedPageBreak/>
+        <w:br w:type="page"/>
+      </w:r>
+    </w:p>
+    <w:p>
+      <w:r>
+        <w:rPr>
+          <w:noProof/>
+        </w:rPr>
+        <w:lastRenderedPageBreak/>
+        <w:drawing>
+          <wp:anchor distT="0" distB="0" distL="114300" distR="114300" simplePos="0" relativeHeight="251661312" behindDoc="1" locked="0" layoutInCell="1" allowOverlap="1" wp14:anchorId="65CC8A4E" wp14:editId="3C143213">
+            <wp:simplePos x="0" y="0"/>
+            <wp:positionH relativeFrom="column">
+              <wp:posOffset>-647065</wp:posOffset>
+            </wp:positionH>
+            <wp:positionV relativeFrom="paragraph">
+              <wp:posOffset>-209550</wp:posOffset>
+            </wp:positionV>
+            <wp:extent cx="7524750" cy="3736125"/>
+            <wp:effectExtent l="0" t="0" r="0" b="0"/>
+            <wp:wrapNone/>
+            <wp:docPr id="5" name="Picture 5"/>
+            <wp:cNvGraphicFramePr>
+              <a:graphicFrameLocks xmlns:a="http://schemas.openxmlformats.org/drawingml/2006/main" noChangeAspect="1"/>
+            </wp:cNvGraphicFramePr>
+            <a:graphic xmlns:a="http://schemas.openxmlformats.org/drawingml/2006/main">
+              <a:graphicData uri="http://schemas.openxmlformats.org/drawingml/2006/picture">
+                <pic:pic xmlns:pic="http://schemas.openxmlformats.org/drawingml/2006/picture">
+                  <pic:nvPicPr>
+                    <pic:cNvPr id="0" name="Picture 4"/>
+                    <pic:cNvPicPr>
+                      <a:picLocks noChangeAspect="1" noChangeArrowheads="1"/>
+                    </pic:cNvPicPr>
+                  </pic:nvPicPr>
+                  <pic:blipFill>
+                    <a:blip r:embed="rId13" cstate="print">
+                      <a:extLst>
+                        <a:ext uri="{28A0092B-C50C-407E-A947-70E740481C1C}">
+                          <a14:useLocalDpi xmlns:a14="http://schemas.microsoft.com/office/drawing/2010/main" val="0"/>
+                        </a:ext>
+                      </a:extLst>
+                    </a:blip>
+                    <a:srcRect/>
+                    <a:stretch>
+                      <a:fillRect/>
+                    </a:stretch>
+                  </pic:blipFill>
+                  <pic:spPr bwMode="auto">
+                    <a:xfrm>
+                      <a:off x="0" y="0"/>
+                      <a:ext cx="7524750" cy="3736125"/>
                     </a:xfrm>
                     <a:prstGeom prst="rect">
                       <a:avLst/>
@@ -2290,7 +2608,7 @@
                     </pic:cNvPicPr>
                   </pic:nvPicPr>
                   <pic:blipFill>
-                    <a:blip r:embed="rId12" cstate="print">
+                    <a:blip r:embed="rId14" cstate="print">
                       <a:extLst>
                         <a:ext uri="{28A0092B-C50C-407E-A947-70E740481C1C}">
                           <a14:useLocalDpi xmlns:a14="http://schemas.microsoft.com/office/drawing/2010/main" val="0"/>
@@ -3743,7 +4061,7 @@
       </w:sdtContent>
     </w:sdt>
     <w:sectPr>
-      <w:footerReference w:type="default" r:id="rId13"/>
+      <w:footerReference w:type="default" r:id="rId15"/>
       <w:pgSz w:w="11906" w:h="16838" w:code="9"/>
       <w:pgMar w:top="1440" w:right="1080" w:bottom="1440" w:left="1080" w:header="576" w:footer="576" w:gutter="0"/>
       <w:cols w:space="720"/>
@@ -5248,8 +5566,8 @@
   <w:rsids>
     <w:rsidRoot w:val="003A7952"/>
     <w:rsid w:val="003A7952"/>
-    <w:rsid w:val="00465592"/>
     <w:rsid w:val="005E2486"/>
+    <w:rsid w:val="00D735B4"/>
   </w:rsids>
   <m:mathPr>
     <m:mathFont m:val="Cambria Math"/>

--- a/Proposal/Japan_At_Inflection_points.docx
+++ b/Proposal/Japan_At_Inflection_points.docx
@@ -36,6 +36,8 @@
       <w:pPr>
         <w:pStyle w:val="Subtitle"/>
         <w:spacing w:before="240"/>
+        <w:ind w:left="288" w:firstLine="0"/>
+        <w:jc w:val="both"/>
         <w:rPr>
           <w:rFonts w:asciiTheme="majorBidi" w:hAnsiTheme="majorBidi"/>
           <w:color w:val="auto"/>
@@ -54,7 +56,29 @@
           <w:sz w:val="44"/>
           <w:szCs w:val="56"/>
         </w:rPr>
-        <w:t>"Strategic Adaptation and Policy Synergies: Business Leadership at Japan's Economic Inflection Points"</w:t>
+        <w:t>"</w:t>
+      </w:r>
+      <w:r>
+        <w:rPr>
+          <w:rFonts w:asciiTheme="majorBidi" w:hAnsiTheme="majorBidi"/>
+          <w:color w:val="auto"/>
+          <w:spacing w:val="-10"/>
+          <w:kern w:val="28"/>
+          <w:sz w:val="44"/>
+          <w:szCs w:val="56"/>
+        </w:rPr>
+        <w:t xml:space="preserve">A review of </w:t>
+      </w:r>
+      <w:r>
+        <w:rPr>
+          <w:rFonts w:asciiTheme="majorBidi" w:hAnsiTheme="majorBidi"/>
+          <w:color w:val="auto"/>
+          <w:spacing w:val="-10"/>
+          <w:kern w:val="28"/>
+          <w:sz w:val="44"/>
+          <w:szCs w:val="56"/>
+        </w:rPr>
+        <w:t>Strategic Adaptation and Policy Synergies: Business Leadership at Japan's Economic Inflection Points"</w:t>
       </w:r>
     </w:p>
     <w:p>
@@ -99,7 +123,7 @@
       <w:pPr>
         <w:pStyle w:val="Title2"/>
       </w:pPr>
-      <w:bookmarkStart w:id="1" w:name="_Toc234854327"/>
+      <w:bookmarkStart w:id="1" w:name="_Toc234936128"/>
       <w:r>
         <w:t>Abst</w:t>
       </w:r>
@@ -186,7 +210,7 @@
         <mc:AlternateContent>
           <mc:Choice Requires="wps">
             <w:drawing>
-              <wp:anchor distT="0" distB="0" distL="114300" distR="114300" simplePos="0" relativeHeight="251659264" behindDoc="1" locked="0" layoutInCell="1" allowOverlap="1" wp14:anchorId="6C9D1408" wp14:editId="32B443F8">
+              <wp:anchor distT="0" distB="0" distL="114300" distR="114300" simplePos="0" relativeHeight="251655168" behindDoc="1" locked="0" layoutInCell="1" allowOverlap="1" wp14:anchorId="6C9D1408" wp14:editId="60D21F39">
                 <wp:simplePos x="0" y="0"/>
                 <wp:positionH relativeFrom="margin">
                   <wp:align>center</wp:align>
@@ -275,7 +299,7 @@
                 <v:stroke joinstyle="miter"/>
                 <v:path gradientshapeok="t" o:connecttype="rect"/>
               </v:shapetype>
-              <v:shape id="Text Box 1" o:spid="_x0000_s1026" type="#_x0000_t202" style="position:absolute;left:0;text-align:left;margin-left:0;margin-top:29.3pt;width:447.1pt;height:2in;z-index:-251657216;visibility:visible;mso-wrap-style:square;mso-width-percent:0;mso-wrap-distance-left:9pt;mso-wrap-distance-top:0;mso-wrap-distance-right:9pt;mso-wrap-distance-bottom:0;mso-position-horizontal:center;mso-position-horizontal-relative:margin;mso-position-vertical:absolute;mso-position-vertical-relative:text;mso-width-percent:0;mso-width-relative:margin;v-text-anchor:top" o:gfxdata="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" filled="f" stroked="f" strokeweight=".5pt">
+              <v:shape id="Text Box 1" o:spid="_x0000_s1026" type="#_x0000_t202" style="position:absolute;left:0;text-align:left;margin-left:0;margin-top:29.3pt;width:447.1pt;height:2in;z-index:-251661312;visibility:visible;mso-wrap-style:square;mso-width-percent:0;mso-wrap-distance-left:9pt;mso-wrap-distance-top:0;mso-wrap-distance-right:9pt;mso-wrap-distance-bottom:0;mso-position-horizontal:center;mso-position-horizontal-relative:margin;mso-position-vertical:absolute;mso-position-vertical-relative:text;mso-width-percent:0;mso-width-relative:margin;v-text-anchor:top" o:gfxdata="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" filled="f" stroked="f" strokeweight=".5pt">
                 <v:fill o:detectmouseclick="t"/>
                 <v:textbox style="mso-fit-shape-to-text:t">
                   <w:txbxContent>
@@ -384,7 +408,7 @@
           <w:r>
             <w:fldChar w:fldCharType="separate"/>
           </w:r>
-          <w:hyperlink w:anchor="_Toc234854327" w:history="1">
+          <w:hyperlink w:anchor="_Toc234936128" w:history="1">
             <w:r>
               <w:rPr>
                 <w:rStyle w:val="Hyperlink"/>
@@ -411,7 +435,7 @@
                 <w:noProof/>
                 <w:webHidden/>
               </w:rPr>
-              <w:instrText xml:space="preserve"> PAGEREF _Toc234854327 \h </w:instrText>
+              <w:instrText xml:space="preserve"> PAGEREF _Toc234936128 \h </w:instrText>
             </w:r>
             <w:r>
               <w:rPr>
@@ -457,7 +481,7 @@
               <w14:ligatures w14:val="standardContextual"/>
             </w:rPr>
           </w:pPr>
-          <w:hyperlink w:anchor="_Toc234854328" w:history="1">
+          <w:hyperlink w:anchor="_Toc234936129" w:history="1">
             <w:r>
               <w:rPr>
                 <w:rStyle w:val="Hyperlink"/>
@@ -484,7 +508,7 @@
                 <w:noProof/>
                 <w:webHidden/>
               </w:rPr>
-              <w:instrText xml:space="preserve"> PAGEREF _Toc234854328 \h </w:instrText>
+              <w:instrText xml:space="preserve"> PAGEREF _Toc234936129 \h </w:instrText>
             </w:r>
             <w:r>
               <w:rPr>
@@ -530,7 +554,7 @@
               <w14:ligatures w14:val="standardContextual"/>
             </w:rPr>
           </w:pPr>
-          <w:hyperlink w:anchor="_Toc234854329" w:history="1">
+          <w:hyperlink w:anchor="_Toc234936130" w:history="1">
             <w:r>
               <w:rPr>
                 <w:rStyle w:val="Hyperlink"/>
@@ -557,7 +581,7 @@
                 <w:noProof/>
                 <w:webHidden/>
               </w:rPr>
-              <w:instrText xml:space="preserve"> PAGEREF _Toc234854329 \h </w:instrText>
+              <w:instrText xml:space="preserve"> PAGEREF _Toc234936130 \h </w:instrText>
             </w:r>
             <w:r>
               <w:rPr>
@@ -603,7 +627,80 @@
               <w14:ligatures w14:val="standardContextual"/>
             </w:rPr>
           </w:pPr>
-          <w:hyperlink w:anchor="_Toc234854330" w:history="1">
+          <w:hyperlink w:anchor="_Toc234936131" w:history="1">
+            <w:r>
+              <w:rPr>
+                <w:rStyle w:val="Hyperlink"/>
+                <w:noProof/>
+              </w:rPr>
+              <w:t>The Nixon Shock</w:t>
+            </w:r>
+            <w:r>
+              <w:rPr>
+                <w:noProof/>
+                <w:webHidden/>
+              </w:rPr>
+              <w:tab/>
+            </w:r>
+            <w:r>
+              <w:rPr>
+                <w:noProof/>
+                <w:webHidden/>
+              </w:rPr>
+              <w:fldChar w:fldCharType="begin"/>
+            </w:r>
+            <w:r>
+              <w:rPr>
+                <w:noProof/>
+                <w:webHidden/>
+              </w:rPr>
+              <w:instrText xml:space="preserve"> PAGEREF _Toc234936131 \h </w:instrText>
+            </w:r>
+            <w:r>
+              <w:rPr>
+                <w:noProof/>
+                <w:webHidden/>
+              </w:rPr>
+            </w:r>
+            <w:r>
+              <w:rPr>
+                <w:noProof/>
+                <w:webHidden/>
+              </w:rPr>
+              <w:fldChar w:fldCharType="separate"/>
+            </w:r>
+            <w:r>
+              <w:rPr>
+                <w:noProof/>
+                <w:webHidden/>
+              </w:rPr>
+              <w:t>8</w:t>
+            </w:r>
+            <w:r>
+              <w:rPr>
+                <w:noProof/>
+                <w:webHidden/>
+              </w:rPr>
+              <w:fldChar w:fldCharType="end"/>
+            </w:r>
+          </w:hyperlink>
+        </w:p>
+        <w:p>
+          <w:pPr>
+            <w:pStyle w:val="TOC1"/>
+            <w:tabs>
+              <w:tab w:val="right" w:leader="dot" w:pos="9736"/>
+            </w:tabs>
+            <w:rPr>
+              <w:rFonts w:cstheme="minorBidi"/>
+              <w:noProof/>
+              <w:kern w:val="2"/>
+              <w:sz w:val="24"/>
+              <w:szCs w:val="24"/>
+              <w14:ligatures w14:val="standardContextual"/>
+            </w:rPr>
+          </w:pPr>
+          <w:hyperlink w:anchor="_Toc234936132" w:history="1">
             <w:r>
               <w:rPr>
                 <w:rStyle w:val="Hyperlink"/>
@@ -630,7 +727,7 @@
                 <w:noProof/>
                 <w:webHidden/>
               </w:rPr>
-              <w:instrText xml:space="preserve"> PAGEREF _Toc234854330 \h </w:instrText>
+              <w:instrText xml:space="preserve"> PAGEREF _Toc234936132 \h </w:instrText>
             </w:r>
             <w:r>
               <w:rPr>
@@ -650,7 +747,7 @@
                 <w:noProof/>
                 <w:webHidden/>
               </w:rPr>
-              <w:t>16</w:t>
+              <w:t>24</w:t>
             </w:r>
             <w:r>
               <w:rPr>
@@ -722,9 +819,8 @@
     <w:p>
       <w:pPr>
         <w:pStyle w:val="Title2"/>
-        <w:ind w:left="0"/>
-      </w:pPr>
-      <w:bookmarkStart w:id="2" w:name="_Toc234854328"/>
+      </w:pPr>
+      <w:bookmarkStart w:id="2" w:name="_Toc234936129"/>
       <w:r>
         <w:t>Literature Review</w:t>
       </w:r>
@@ -1341,183 +1437,345 @@
     </w:p>
     <w:p>
       <w:pPr>
+        <w:bidi/>
+      </w:pPr>
+    </w:p>
+    <w:p>
+      <w:pPr>
+        <w:bidi/>
+      </w:pPr>
+    </w:p>
+    <w:p>
+      <w:pPr>
+        <w:bidi/>
+      </w:pPr>
+    </w:p>
+    <w:p>
+      <w:pPr>
+        <w:bidi/>
+      </w:pPr>
+    </w:p>
+    <w:p>
+      <w:pPr>
+        <w:bidi/>
+      </w:pPr>
+    </w:p>
+    <w:p>
+      <w:pPr>
+        <w:bidi/>
+      </w:pPr>
+    </w:p>
+    <w:p>
+      <w:pPr>
+        <w:bidi/>
+      </w:pPr>
+    </w:p>
+    <w:p>
+      <w:pPr>
+        <w:pStyle w:val="Title2"/>
+      </w:pPr>
+      <w:bookmarkStart w:id="3" w:name="_Toc234936130"/>
+      <w:r>
+        <w:t>Inflection points</w:t>
+      </w:r>
+      <w:bookmarkEnd w:id="3"/>
+    </w:p>
+    <w:p/>
+    <w:p/>
+    <w:p>
+      <w:pPr>
+        <w:jc w:val="both"/>
+      </w:pPr>
+      <w:r>
+        <w:t>Before the study of the businesses reactions towards economic movements starts, we need first to realize what inflection point are, and which of those is the most definitive one to start with. Inflection points in mathematics refers to a point when the second derivative of a function shifts sign. Signaling the transition from a concave</w:t>
+      </w:r>
+      <w:r>
+        <w:t xml:space="preserve"> to convex curve or vice versa. In an easy word, the dynamics of the growth rate changes within an inflection point. On the other hand, in economic analysis, an inflection point refers to a critical juncture where the trajectory of key indexes (in an economy) goes through a markable change in direction. In studies of development and business cycles, inflection points denote periods of dramatic changes via exogenous shocks, policy interventions, or endogenous adaptations. Mainly characterized by high uncertainty, realignment of institutional frameworks, and changes in economic agent’s decision-making. In this study, we will be having a notice on the </w:t>
+      </w:r>
+      <w:r>
+        <w:t>household economics b</w:t>
+      </w:r>
+      <w:r>
+        <w:t>y</w:t>
+      </w:r>
+      <w:r>
+        <w:t xml:space="preserve"> the</w:t>
+      </w:r>
+      <w:r>
+        <w:t xml:space="preserve"> unemployment r</w:t>
+      </w:r>
+      <w:r>
+        <w:t>ate, and CPI inflation rate</w:t>
+      </w:r>
+      <w:r>
+        <w:t xml:space="preserve"> (from now on, we will refer to this by CPI</w:t>
+      </w:r>
+      <w:proofErr w:type="gramStart"/>
+      <w:r>
+        <w:t xml:space="preserve">) </w:t>
+      </w:r>
+      <w:r>
+        <w:t>.</w:t>
+      </w:r>
+      <w:proofErr w:type="gramEnd"/>
+      <w:r>
+        <w:t xml:space="preserve"> For the industrial section, we will be relying on the trade balance, deposit interest rates, GDP growth rates. </w:t>
+      </w:r>
+    </w:p>
+    <w:p>
+      <w:pPr>
+        <w:spacing w:line="276" w:lineRule="auto"/>
+        <w:jc w:val="both"/>
+      </w:pPr>
+      <w:r>
+        <w:t xml:space="preserve">Although household economy is not amongst the concerns of the subject, but it is a vital economic factor to have in mind. Study of an economy </w:t>
+      </w:r>
+      <w:r>
+        <w:t>is distinctly complex for its integrated nature. The model that we are trying to simplify Japan’s economy in, can’t have the households, the work force, out of the equation. By studying the patterns of unemployment rate and CPI, we can have insights about their actions via a filter that will be decent through this study.</w:t>
+      </w:r>
+      <w:r>
+        <w:t xml:space="preserve"> In an economy with a raising unemployment rate, we will be expecting the household expenditure, and savings to decrease. Furthermore, this</w:t>
+      </w:r>
+      <w:r>
+        <w:t xml:space="preserve"> proxy </w:t>
+      </w:r>
+      <w:r>
+        <w:t xml:space="preserve">leads us to revenue expectations of businesses, and the wage expectations for the workforce. So, as sophisticated as it seems, we need also to pay attention to the household factors as well as the industry factors. </w:t>
+      </w:r>
+    </w:p>
+    <w:p>
+      <w:pPr>
+        <w:spacing w:line="276" w:lineRule="auto"/>
+        <w:jc w:val="both"/>
+      </w:pPr>
+      <w:r>
+        <w:t xml:space="preserve">For the industrial section, we will rely primarily on core indicators such as trade balance, deposit interest rates, and GDP growth rates to capture </w:t>
+      </w:r>
+      <w:r>
+        <w:t>a firm picture</w:t>
+      </w:r>
+      <w:r>
+        <w:t xml:space="preserve"> of business adaptation and policy effectiveness. These metrics serve as direct lenses into how firms navigated uncertainty, reallocating resources and leveraging institutional support at key </w:t>
+      </w:r>
+      <w:r>
+        <w:t>stroke-points</w:t>
+      </w:r>
+      <w:r>
+        <w:t>. A favorable trade balance, for instance, reflects successful export strategies and supply-chain coordination within keiretsu networks, often amplified by policies like undervalued currency regimes or MITI-directed investments in heavy industries. Deposit interest rates, shaped by financial repression and Bank of Japan</w:t>
+      </w:r>
+      <w:r>
+        <w:t xml:space="preserve"> (we will refer to as BoJ)</w:t>
+      </w:r>
+      <w:r>
+        <w:t xml:space="preserve"> interventions, influenced capital availability, enabling long-term planning and risk-sharing that distinguished Japanese business actions from short-term shareholder pressures in Western models. Meanwhile, fluctuations in GDP growth rates mark the aggregate outcomes of </w:t>
+      </w:r>
+      <w:r>
+        <w:lastRenderedPageBreak/>
+        <w:t>these efforts</w:t>
+      </w:r>
+      <w:r>
+        <w:t xml:space="preserve"> </w:t>
+      </w:r>
+      <w:r>
+        <w:t>from the explosive double-digit expansions during the miracle era, driven by technology imports and capacity building, to the moderated trajectories post-Nixon Shock, where firms responded with productivity enhancements and overseas diversification. By examining these industrial variables alongside business leaders' strategic responses, such as just-in-time production and quality-focused innovation, we gain a clearer understanding of how policy synergies translated into tangible economic results, including sectoral upgrading and global competitiveness, while also revealing embedded rigidities that later constrained adaptability</w:t>
+      </w:r>
+      <w:r>
+        <w:t>.</w:t>
+      </w:r>
+    </w:p>
+    <w:p>
+      <w:pPr>
+        <w:spacing w:before="240" w:line="276" w:lineRule="auto"/>
+        <w:jc w:val="both"/>
+      </w:pPr>
+      <w:r>
+        <w:t>Japan’s post-war</w:t>
+      </w:r>
+      <w:r>
+        <w:t xml:space="preserve"> economic history </w:t>
+      </w:r>
+      <w:r>
+        <w:t>shows</w:t>
+      </w:r>
+      <w:r>
+        <w:t xml:space="preserve"> several well-documented inflection points, identified through breaks in growth trends, policy regime changes, and structural transformations. </w:t>
+      </w:r>
+      <w:r>
+        <w:t>However, only four to maximum of six</w:t>
+      </w:r>
+      <w:r>
+        <w:t>,</w:t>
+      </w:r>
+      <w:r>
+        <w:t xml:space="preserve"> between </w:t>
+      </w:r>
+      <w:r>
+        <w:t xml:space="preserve">years </w:t>
+      </w:r>
+      <w:r>
+        <w:t>1945 and 2011</w:t>
+      </w:r>
+      <w:r>
+        <w:t>,</w:t>
+      </w:r>
+      <w:r>
+        <w:t xml:space="preserve"> are regarded as “inflection point” through the economic history of Japan. </w:t>
+      </w:r>
+      <w:r>
+        <w:t>These are not arbitrary</w:t>
+      </w:r>
+      <w:r>
+        <w:t>,</w:t>
+      </w:r>
+      <w:r>
+        <w:t xml:space="preserve"> but tied to observable discontinuities in data</w:t>
+      </w:r>
+      <w:r>
+        <w:t>.</w:t>
+      </w:r>
+      <w:r>
+        <w:t xml:space="preserve"> </w:t>
+      </w:r>
+      <w:r>
+        <w:rPr>
+          <w:highlight w:val="yellow"/>
+        </w:rPr>
+        <w:t xml:space="preserve">Due to the incomplete </w:t>
+      </w:r>
+      <w:proofErr w:type="gramStart"/>
+      <w:r>
+        <w:rPr>
+          <w:highlight w:val="yellow"/>
+        </w:rPr>
+        <w:t>data</w:t>
+      </w:r>
+      <w:proofErr w:type="gramEnd"/>
+      <w:r>
+        <w:rPr>
+          <w:highlight w:val="yellow"/>
+        </w:rPr>
+        <w:t xml:space="preserve"> we will </w:t>
+      </w:r>
+      <w:r>
+        <w:rPr>
+          <w:highlight w:val="yellow"/>
+        </w:rPr>
+        <w:t>start from the Nixon Shock (1971)</w:t>
+      </w:r>
+      <w:r>
+        <w:t xml:space="preserve"> </w:t>
+      </w:r>
+    </w:p>
+    <w:p>
+      <w:pPr>
         <w:pStyle w:val="Title2"/>
         <w:ind w:left="0"/>
       </w:pPr>
-      <w:bookmarkStart w:id="3" w:name="_Toc234854329"/>
-      <w:r>
-        <w:lastRenderedPageBreak/>
-        <w:t>Inflection points</w:t>
-      </w:r>
-      <w:bookmarkEnd w:id="3"/>
+      <w:bookmarkStart w:id="4" w:name="_Toc234936131"/>
+      <w:r>
+        <w:t>The Nixon Shock</w:t>
+      </w:r>
+      <w:bookmarkEnd w:id="4"/>
     </w:p>
     <w:p/>
-    <w:p>
-      <w:pPr>
-        <w:jc w:val="both"/>
-      </w:pPr>
-      <w:r>
-        <w:t>Before the study of the businesses reactions towards economic movements starts, we need first to realize what inflection point are, and which of those is the most definitive one to start with. Inflection points in mathematics refers to a point when the second derivative of a function shifts sign. Signaling the transition from a concave</w:t>
-      </w:r>
-      <w:r>
-        <w:t xml:space="preserve"> to convex curve or vice versa. In an easy word, the dynamics of the growth rate changes within an inflection point. On the other hand, in economic analysis, an inflection point refers to a critical juncture where the trajectory of key indexes (in an economy) goes through a markable change in direction. In studies of development and business cycles, inflection points denote periods of dramatic changes via exogenous shocks, policy interventions, or endogenous adaptations. Mainly characterized by high uncertainty, realignment of institutional frameworks, and changes in economic agent’s decision-making. In this study, we will be having a notice on the </w:t>
-      </w:r>
-      <w:r>
-        <w:t>household economics b</w:t>
-      </w:r>
-      <w:r>
-        <w:t>y</w:t>
-      </w:r>
-      <w:r>
-        <w:t xml:space="preserve"> the</w:t>
-      </w:r>
-      <w:r>
-        <w:t xml:space="preserve"> unemployment r</w:t>
-      </w:r>
-      <w:r>
-        <w:t>ate, and CPI inflation rate</w:t>
-      </w:r>
-      <w:r>
-        <w:t xml:space="preserve"> (from now on, we will refer to this by CPI</w:t>
-      </w:r>
-      <w:proofErr w:type="gramStart"/>
-      <w:r>
-        <w:t xml:space="preserve">) </w:t>
-      </w:r>
-      <w:r>
-        <w:t>.</w:t>
-      </w:r>
-      <w:proofErr w:type="gramEnd"/>
-      <w:r>
-        <w:t xml:space="preserve"> For the industrial section, we will be relying on the trade balance, deposit interest rates, GDP growth rates. </w:t>
-      </w:r>
-    </w:p>
-    <w:p>
-      <w:pPr>
-        <w:spacing w:line="276" w:lineRule="auto"/>
-        <w:jc w:val="both"/>
-      </w:pPr>
-      <w:r>
-        <w:t xml:space="preserve">Although household economy is not amongst the concerns of the subject, but it is a vital economic factor to have in mind. Study of an economy </w:t>
-      </w:r>
-      <w:r>
-        <w:t>is distinctly complex for its integrated nature. The model that we are trying to simplify Japan’s economy in, can’t have the households, the work force, out of the equation. By studying the patterns of unemployment rate and CPI, we can have insights about their actions via a filter that will be decent through this study.</w:t>
-      </w:r>
-      <w:r>
-        <w:t xml:space="preserve"> In an economy with a raising unemployment rate, we will be expecting the household expenditure, and savings to decrease. Furthermore, this</w:t>
-      </w:r>
-      <w:r>
-        <w:t xml:space="preserve"> proxy </w:t>
-      </w:r>
-      <w:r>
-        <w:t xml:space="preserve">leads us to revenue expectations of businesses, and the wage expectations for the workforce. So, as sophisticated as it seems, we need also to pay attention to the household factors as well as the industry factors. </w:t>
-      </w:r>
-    </w:p>
-    <w:p>
-      <w:pPr>
-        <w:spacing w:line="276" w:lineRule="auto"/>
-        <w:jc w:val="both"/>
-      </w:pPr>
-      <w:r>
-        <w:t xml:space="preserve">For the industrial section, we will rely primarily on core indicators such as trade balance, deposit interest rates, and GDP growth rates to capture </w:t>
-      </w:r>
-      <w:r>
-        <w:t>a firm picture</w:t>
-      </w:r>
-      <w:r>
-        <w:t xml:space="preserve"> of business adaptation and policy effectiveness. These metrics serve as direct lenses into how firms navigated uncertainty, reallocating resources and leveraging institutional support at key </w:t>
-      </w:r>
-      <w:r>
-        <w:t>stroke-points</w:t>
-      </w:r>
-      <w:r>
-        <w:t>. A favorable trade balance, for instance, reflects successful export strategies and supply-chain coordination within keiretsu networks, often amplified by policies like undervalued currency regimes or MITI-directed investments in heavy industries. Deposit interest rates, shaped by financial repression and Bank of Japan</w:t>
-      </w:r>
-      <w:r>
-        <w:t xml:space="preserve"> (we will refer to as BoJ)</w:t>
-      </w:r>
-      <w:r>
-        <w:t xml:space="preserve"> interventions, influenced capital availability, enabling long-term planning and risk-sharing that distinguished Japanese business actions from short-term shareholder pressures in Western models. Meanwhile, fluctuations in GDP growth rates mark the aggregate outcomes of these efforts</w:t>
-      </w:r>
-      <w:r>
-        <w:t xml:space="preserve"> </w:t>
-      </w:r>
-      <w:r>
-        <w:t>from the explosive double-digit expansions during the miracle era, driven by technology imports and capacity building, to the moderated trajectories post-Nixon Shock, where firms responded with productivity enhancements and overseas diversification. By examining these industrial variables alongside business leaders' strategic responses, such as just-in-time production and quality-focused innovation, we gain a clearer understanding of how policy synergies translated into tangible economic results, including sectoral upgrading and global competitiveness, while also revealing embedded rigidities that later constrained adaptability</w:t>
-      </w:r>
-      <w:r>
-        <w:t>.</w:t>
-      </w:r>
-    </w:p>
     <w:p>
       <w:pPr>
         <w:spacing w:before="240" w:line="276" w:lineRule="auto"/>
         <w:jc w:val="both"/>
       </w:pPr>
       <w:r>
-        <w:t>Japan’s post-war</w:t>
-      </w:r>
-      <w:r>
-        <w:t xml:space="preserve"> economic history </w:t>
-      </w:r>
-      <w:r>
-        <w:t>shows</w:t>
-      </w:r>
-      <w:r>
-        <w:t xml:space="preserve"> several well-documented inflection points, identified through breaks in growth trends, policy regime changes, and structural transformations. </w:t>
-      </w:r>
-      <w:r>
-        <w:t>However, only four to maximum of six</w:t>
+        <w:t xml:space="preserve">The Nixon Shock of 1971, which ended dollar-gold convertibility and </w:t>
+      </w:r>
+      <w:r>
+        <w:t>led to</w:t>
+      </w:r>
+      <w:r>
+        <w:t xml:space="preserve"> yen</w:t>
+      </w:r>
+      <w:r>
+        <w:t>’s</w:t>
+      </w:r>
+      <w:r>
+        <w:t xml:space="preserve"> appreciation under the Smithsonian Agreement</w:t>
+      </w:r>
+      <w:r>
+        <w:t xml:space="preserve"> (1971)</w:t>
+      </w:r>
+      <w:r>
+        <w:t xml:space="preserve">, </w:t>
+      </w:r>
+      <w:r>
+        <w:t>marks</w:t>
+      </w:r>
+      <w:r>
+        <w:t xml:space="preserve"> a decisive inflection point that disrupted the stable,</w:t>
+      </w:r>
+      <w:r>
+        <w:t xml:space="preserve"> and</w:t>
+      </w:r>
+      <w:r>
+        <w:t xml:space="preserve"> undervalued exchange rate regime (¥360 per USD).</w:t>
+      </w:r>
+      <w:r>
+        <w:t xml:space="preserve"> Obviously, when the exchange rate is high in a country, their goods become cheaper for the globe. This leads to an export advantage for that country. Furthermore, Japan was capitalizing on the same matter during its miracle time. However, after the Nixon Shock the game changed</w:t>
+      </w:r>
+      <w:r>
+        <w:t xml:space="preserve">. However, Japan’s growth stayed prosperous although the schematics of the export game was changed. </w:t>
+      </w:r>
+      <w:r>
+        <w:t xml:space="preserve">To answer why didn’t this shock affect Japan, we need to focus on the global suppliers at that time. </w:t>
+      </w:r>
+      <w:r>
+        <w:t>For a country like Japan at that time, t</w:t>
+      </w:r>
+      <w:r>
+        <w:t>he technology advancements, due to its high R&amp;D expenditure, dampened the Shock’s force of impact.</w:t>
+      </w:r>
+      <w:r>
+        <w:t xml:space="preserve"> As you can see in the Trade balance chart (Figure 1), by having the Nixon Shock taken place</w:t>
       </w:r>
       <w:r>
         <w:t>,</w:t>
       </w:r>
       <w:r>
-        <w:t xml:space="preserve"> between </w:t>
-      </w:r>
-      <w:r>
-        <w:t xml:space="preserve">years </w:t>
-      </w:r>
-      <w:r>
-        <w:t>1945 and 2011</w:t>
+        <w:t xml:space="preserve"> Japan’s economy didn’t take any damages. But for the years after, w</w:t>
+      </w:r>
+      <w:r>
+        <w:t>ith the start of Yom Kippur war</w:t>
+      </w:r>
+      <w:r>
+        <w:t xml:space="preserve"> happening</w:t>
       </w:r>
       <w:r>
         <w:t>,</w:t>
       </w:r>
       <w:r>
-        <w:t xml:space="preserve"> are regarded as “inflection point” through the economic history of Japan. </w:t>
-      </w:r>
-      <w:r>
-        <w:t>These are not arbitrary</w:t>
-      </w:r>
-      <w:r>
-        <w:t>,</w:t>
-      </w:r>
-      <w:r>
-        <w:t xml:space="preserve"> but tied to observable discontinuities in data</w:t>
-      </w:r>
-      <w:r>
-        <w:t>.</w:t>
-      </w:r>
-      <w:r>
+        <w:t xml:space="preserve"> the oil prices surged. With having Japan importing most of its energy, this leads to an increase in inflation. Look at the CPI chart (Figure 2).</w:t>
+      </w:r>
+      <w:r>
+        <w:t xml:space="preserve"> with </w:t>
+      </w:r>
+      <w:r>
+        <w:t xml:space="preserve">CPI </w:t>
+      </w:r>
+      <w:r>
+        <w:t>surging to 11.61% in 1973 and peaking at 23.22% in 1974. Exports of goods and services</w:t>
+      </w:r>
+      <w:r>
+        <w:rPr>
+          <w:b/>
+          <w:bCs/>
+        </w:rPr>
         <w:t xml:space="preserve"> </w:t>
       </w:r>
       <w:r>
-        <w:t xml:space="preserve">Due to the incomplete </w:t>
-      </w:r>
-      <w:proofErr w:type="gramStart"/>
-      <w:r>
-        <w:t>data</w:t>
-      </w:r>
-      <w:proofErr w:type="gramEnd"/>
-      <w:r>
-        <w:t xml:space="preserve"> we will </w:t>
-      </w:r>
-      <w:r>
-        <w:t>start from the Nixon Shock (1971)</w:t>
-      </w:r>
-      <w:r>
-        <w:t xml:space="preserve"> </w:t>
+        <w:t xml:space="preserve">continued expanding from $22.03 billion in 1970 to $41.58 billion in 1973, while Imports of goods and services rose more dramatically due to energy costs, contributing to trade balance pressures. Deposit interest rates, influenced by </w:t>
+      </w:r>
+      <w:r>
+        <w:t>BoJ</w:t>
+      </w:r>
+      <w:r>
+        <w:t xml:space="preserve"> tightening, reflected efforts to manage overheating.</w:t>
       </w:r>
     </w:p>
     <w:p>
@@ -1525,141 +1783,1315 @@
         <w:spacing w:before="240" w:line="276" w:lineRule="auto"/>
         <w:jc w:val="both"/>
       </w:pPr>
-    </w:p>
-    <w:p>
-      <w:r>
-        <w:rPr>
-          <w:highlight w:val="yellow"/>
-        </w:rPr>
+      <w:r>
+        <w:t xml:space="preserve">Business leaders responded with pragmatic adaptation rather than retreat. A standout figure was Eiji Toyoda of Toyota Motor Corporation, who intensified the vertical keiretsu supplier networks emphasizing just-in-time (JIT) production to slash inventory costs and enhance efficiency </w:t>
+      </w:r>
+      <w:r>
+        <w:t xml:space="preserve">for the rising </w:t>
+      </w:r>
+      <w:r>
+        <w:t>input prices. Toyoda's leadership in process innovation and quality control</w:t>
+      </w:r>
+      <w:r>
+        <w:t>, enabling</w:t>
+      </w:r>
+      <w:r>
+        <w:t xml:space="preserve"> Toyota to maintain competitiveness despite yen strengthening, positioning the firm for global dominance in automobiles. Similarly, </w:t>
+      </w:r>
+      <w:proofErr w:type="spellStart"/>
+      <w:r>
+        <w:t>Soichiro</w:t>
+      </w:r>
+      <w:proofErr w:type="spellEnd"/>
+      <w:r>
+        <w:t xml:space="preserve"> Honda at Honda Motor Company drove diversification into smaller, fuel-efficient vehicles and motorcycles, capitalizing on oil shock</w:t>
+      </w:r>
+      <w:r>
+        <w:t xml:space="preserve"> that has altered </w:t>
+      </w:r>
+      <w:r>
+        <w:t xml:space="preserve">demand </w:t>
+      </w:r>
+      <w:r>
+        <w:t>for gasoline</w:t>
+      </w:r>
+      <w:r>
+        <w:t xml:space="preserve">; Honda's entrepreneurial push into international markets and R&amp;D investment helped sustain revenue streams as domestic costs rose. At Sony, Akio Morita and Masaru </w:t>
+      </w:r>
+      <w:proofErr w:type="spellStart"/>
+      <w:r>
+        <w:t>Ibuka</w:t>
+      </w:r>
+      <w:proofErr w:type="spellEnd"/>
+      <w:r>
+        <w:t xml:space="preserve"> accelerated electronics innovation, focusing on high-value, compact products like the Walkman (developed later but rooted in this era's creativity), which reduced reliance on heavy industry vulnerabilities. </w:t>
+      </w:r>
+      <w:r>
+        <w:t>All this could have been worse if the integrity of relational governance of</w:t>
+      </w:r>
+      <w:r>
+        <w:t xml:space="preserve"> keiretsu </w:t>
+      </w:r>
+      <w:r>
+        <w:t>system wouldn’t work. Sharing the risks</w:t>
+      </w:r>
+      <w:r>
+        <w:t xml:space="preserve"> and coordinat</w:t>
+      </w:r>
+      <w:r>
+        <w:t>ing</w:t>
+      </w:r>
+      <w:r>
+        <w:t xml:space="preserve"> investment</w:t>
+      </w:r>
+      <w:r>
+        <w:t>s</w:t>
+      </w:r>
+      <w:r>
+        <w:t>,</w:t>
+      </w:r>
+      <w:r>
+        <w:t xml:space="preserve"> increased the external shock resistance </w:t>
+      </w:r>
+      <w:r>
+        <w:t>through the capital markets for Japan.</w:t>
+      </w:r>
+    </w:p>
+    <w:p>
+      <w:pPr>
+        <w:jc w:val="both"/>
+      </w:pPr>
+      <w:r>
+        <w:br w:type="page"/>
+      </w:r>
+      <w:r>
         <w:lastRenderedPageBreak/>
-        <w:t>1971–1973: Nixon Shock</w:t>
-      </w:r>
-      <w:r>
-        <w:t>, Yen Revaluation, and Oil Crises – Adaptive Resilience in a Volatile Global Order</w:t>
-      </w:r>
-    </w:p>
-    <w:p>
-      <w:r>
-        <w:t>The early 1970s marked a profound inflection point as the Nixon Shock (August 1971) ended dollar-gold convertibility and pressured yen appreciation, followed by the 1973 OPEC oil embargo that quadrupled energy prices. These exogenous shocks dismantled the stable Bretton Woods framework that had underpinned Japan’s export miracle, forcing businesses to confront higher input costs, currency volatility, and reduced U.S. market predictability. Industry reactions emphasized productivity gains, energy efficiency, and strategic internationalization rather than retreat.</w:t>
-      </w:r>
-    </w:p>
-    <w:p>
-      <w:r>
-        <w:t xml:space="preserve">Central to this adaptation was Akio Morita of Sony, who championed technological innovation and global branding. Morita accelerated overseas production and R&amp;D investments, navigating yen strength by shifting Sony toward high-value consumer electronics (e.g., Trinitron TVs, Walkman prototypes). His emphasis on quality and consumer insight helped maintain competitiveness despite cost pressures. Similarly, </w:t>
+        <w:t xml:space="preserve">On the other hand, </w:t>
+      </w:r>
+      <w:r>
+        <w:t xml:space="preserve">Policy responses were equally critical. The government, via MITI (later METI), shifted from heavy industry prioritization toward energy conservation and technological upgrading, implementing administrative guidance for industrial restructuring. The </w:t>
+      </w:r>
+      <w:r>
+        <w:t>BoJ</w:t>
+      </w:r>
+      <w:r>
+        <w:t xml:space="preserve"> managed monetary tightening, while fiscal measures supported export industries. Floating the yen post-1973 allowed market-driven adjustments. These policies aligned with business actions: firms relocated labor-intensive production overseas (early "hollowing out") while upgrading domestic operations.</w:t>
+      </w:r>
+      <w:r>
+        <w:t xml:space="preserve"> </w:t>
+      </w:r>
+      <w:r>
+        <w:t>Despite GDP growth</w:t>
+      </w:r>
+      <w:r>
+        <w:rPr>
+          <w:b/>
+          <w:bCs/>
+        </w:rPr>
+        <w:t xml:space="preserve"> </w:t>
+      </w:r>
+      <w:r>
+        <w:t xml:space="preserve">dipping to negative territory briefly in 1974, Japan avoided the deep recessions seen elsewhere, with Exports of goods and services </w:t>
+      </w:r>
+      <w:r>
+        <w:t>advancing</w:t>
+      </w:r>
+      <w:r>
+        <w:t xml:space="preserve"> strongly by the late 1970s. Unemployment rate</w:t>
+      </w:r>
+      <w:r>
+        <w:t xml:space="preserve"> (Figure 2)</w:t>
+      </w:r>
+      <w:r>
+        <w:t xml:space="preserve"> stayed low (around 2.1–2.5% in the early 1970s per available data), preserving social stability.</w:t>
+      </w:r>
+      <w:r>
+        <w:t xml:space="preserve"> </w:t>
+      </w:r>
+    </w:p>
+    <w:p>
+      <w:pPr>
+        <w:pStyle w:val="Title2"/>
+        <w:ind w:left="0"/>
+      </w:pPr>
+      <w:r>
+        <w:rPr>
+          <w:noProof/>
+        </w:rPr>
+        <mc:AlternateContent>
+          <mc:Choice Requires="wpg">
+            <w:drawing>
+              <wp:anchor distT="0" distB="0" distL="114300" distR="114300" simplePos="0" relativeHeight="251666432" behindDoc="0" locked="0" layoutInCell="1" allowOverlap="1" wp14:anchorId="5CFD805F" wp14:editId="14684213">
+                <wp:simplePos x="0" y="0"/>
+                <wp:positionH relativeFrom="column">
+                  <wp:posOffset>-393700</wp:posOffset>
+                </wp:positionH>
+                <wp:positionV relativeFrom="paragraph">
+                  <wp:posOffset>734206</wp:posOffset>
+                </wp:positionV>
+                <wp:extent cx="6900778" cy="4768212"/>
+                <wp:effectExtent l="0" t="0" r="0" b="0"/>
+                <wp:wrapNone/>
+                <wp:docPr id="15" name="Group 15"/>
+                <wp:cNvGraphicFramePr/>
+                <a:graphic xmlns:a="http://schemas.openxmlformats.org/drawingml/2006/main">
+                  <a:graphicData uri="http://schemas.microsoft.com/office/word/2010/wordprocessingGroup">
+                    <wpg:wgp>
+                      <wpg:cNvGrpSpPr/>
+                      <wpg:grpSpPr>
+                        <a:xfrm>
+                          <a:off x="0" y="0"/>
+                          <a:ext cx="6900778" cy="4768212"/>
+                          <a:chOff x="0" y="18129"/>
+                          <a:chExt cx="6980343" cy="4859145"/>
+                        </a:xfrm>
+                      </wpg:grpSpPr>
+                      <wpg:grpSp>
+                        <wpg:cNvPr id="13" name="Group 13"/>
+                        <wpg:cNvGrpSpPr/>
+                        <wpg:grpSpPr>
+                          <a:xfrm>
+                            <a:off x="0" y="127461"/>
+                            <a:ext cx="6980343" cy="4749813"/>
+                            <a:chOff x="0" y="-1"/>
+                            <a:chExt cx="6980343" cy="4749813"/>
+                          </a:xfrm>
+                        </wpg:grpSpPr>
+                        <pic:pic xmlns:pic="http://schemas.openxmlformats.org/drawingml/2006/picture">
+                          <pic:nvPicPr>
+                            <pic:cNvPr id="11" name="Picture 11"/>
+                            <pic:cNvPicPr>
+                              <a:picLocks noChangeAspect="1"/>
+                            </pic:cNvPicPr>
+                          </pic:nvPicPr>
+                          <pic:blipFill>
+                            <a:blip r:embed="rId8" cstate="print">
+                              <a:extLst>
+                                <a:ext uri="{28A0092B-C50C-407E-A947-70E740481C1C}">
+                                  <a14:useLocalDpi xmlns:a14="http://schemas.microsoft.com/office/drawing/2010/main" val="0"/>
+                                </a:ext>
+                              </a:extLst>
+                            </a:blip>
+                            <a:srcRect/>
+                            <a:stretch>
+                              <a:fillRect/>
+                            </a:stretch>
+                          </pic:blipFill>
+                          <pic:spPr bwMode="auto">
+                            <a:xfrm>
+                              <a:off x="0" y="-1"/>
+                              <a:ext cx="6980343" cy="4653754"/>
+                            </a:xfrm>
+                            <a:prstGeom prst="rect">
+                              <a:avLst/>
+                            </a:prstGeom>
+                            <a:noFill/>
+                            <a:ln>
+                              <a:noFill/>
+                            </a:ln>
+                          </pic:spPr>
+                        </pic:pic>
+                        <wps:wsp>
+                          <wps:cNvPr id="12" name="Text Box 12"/>
+                          <wps:cNvSpPr txBox="1"/>
+                          <wps:spPr>
+                            <a:xfrm>
+                              <a:off x="177338" y="4517056"/>
+                              <a:ext cx="5613862" cy="232756"/>
+                            </a:xfrm>
+                            <a:prstGeom prst="rect">
+                              <a:avLst/>
+                            </a:prstGeom>
+                            <a:noFill/>
+                            <a:ln w="6350">
+                              <a:noFill/>
+                            </a:ln>
+                          </wps:spPr>
+                          <wps:txbx>
+                            <w:txbxContent>
+                              <w:p>
+                                <w:pPr>
+                                  <w:ind w:firstLine="0"/>
+                                  <w:rPr>
+                                    <w:sz w:val="16"/>
+                                    <w:szCs w:val="18"/>
+                                  </w:rPr>
+                                </w:pPr>
+                                <w:r>
+                                  <w:rPr>
+                                    <w:sz w:val="16"/>
+                                    <w:szCs w:val="18"/>
+                                  </w:rPr>
+                                  <w:t>Source: World Bank DataCenter</w:t>
+                                </w:r>
+                                <w:r>
+                                  <w:rPr>
+                                    <w:sz w:val="16"/>
+                                    <w:szCs w:val="18"/>
+                                  </w:rPr>
+                                  <w:t xml:space="preserve"> (Exports, Imports in current USD)</w:t>
+                                </w:r>
+                              </w:p>
+                            </w:txbxContent>
+                          </wps:txbx>
+                          <wps:bodyPr rot="0" spcFirstLastPara="0" vertOverflow="overflow" horzOverflow="overflow" vert="horz" wrap="square" lIns="91440" tIns="45720" rIns="91440" bIns="45720" numCol="1" spcCol="0" rtlCol="0" fromWordArt="0" anchor="t" anchorCtr="0" forceAA="0" compatLnSpc="1">
+                            <a:prstTxWarp prst="textNoShape">
+                              <a:avLst/>
+                            </a:prstTxWarp>
+                            <a:noAutofit/>
+                          </wps:bodyPr>
+                        </wps:wsp>
+                      </wpg:grpSp>
+                      <wps:wsp>
+                        <wps:cNvPr id="14" name="Text Box 14"/>
+                        <wps:cNvSpPr txBox="1"/>
+                        <wps:spPr>
+                          <a:xfrm>
+                            <a:off x="221673" y="18129"/>
+                            <a:ext cx="4522123" cy="260465"/>
+                          </a:xfrm>
+                          <a:prstGeom prst="rect">
+                            <a:avLst/>
+                          </a:prstGeom>
+                          <a:solidFill>
+                            <a:schemeClr val="lt1"/>
+                          </a:solidFill>
+                          <a:ln w="6350">
+                            <a:noFill/>
+                          </a:ln>
+                        </wps:spPr>
+                        <wps:txbx>
+                          <w:txbxContent>
+                            <w:p>
+                              <w:pPr>
+                                <w:ind w:firstLine="0"/>
+                                <w:rPr>
+                                  <w:sz w:val="18"/>
+                                  <w:szCs w:val="20"/>
+                                </w:rPr>
+                              </w:pPr>
+                              <w:r>
+                                <w:rPr>
+                                  <w:sz w:val="18"/>
+                                  <w:szCs w:val="20"/>
+                                </w:rPr>
+                                <w:t>Figure 1) Japan Imports and Exports of Goods and Services</w:t>
+                              </w:r>
+                            </w:p>
+                          </w:txbxContent>
+                        </wps:txbx>
+                        <wps:bodyPr rot="0" spcFirstLastPara="0" vertOverflow="overflow" horzOverflow="overflow" vert="horz" wrap="square" lIns="91440" tIns="45720" rIns="91440" bIns="45720" numCol="1" spcCol="0" rtlCol="0" fromWordArt="0" anchor="t" anchorCtr="0" forceAA="0" compatLnSpc="1">
+                          <a:prstTxWarp prst="textNoShape">
+                            <a:avLst/>
+                          </a:prstTxWarp>
+                          <a:noAutofit/>
+                        </wps:bodyPr>
+                      </wps:wsp>
+                    </wpg:wgp>
+                  </a:graphicData>
+                </a:graphic>
+                <wp14:sizeRelH relativeFrom="margin">
+                  <wp14:pctWidth>0</wp14:pctWidth>
+                </wp14:sizeRelH>
+                <wp14:sizeRelV relativeFrom="margin">
+                  <wp14:pctHeight>0</wp14:pctHeight>
+                </wp14:sizeRelV>
+              </wp:anchor>
+            </w:drawing>
+          </mc:Choice>
+          <mc:Fallback>
+            <w:pict>
+              <v:group w14:anchorId="5CFD805F" id="Group 15" o:spid="_x0000_s1027" style="position:absolute;margin-left:-31pt;margin-top:57.8pt;width:543.35pt;height:375.45pt;z-index:251666432;mso-width-relative:margin;mso-height-relative:margin" coordorigin=",181" coordsize="69803,48591" o:gfxdata="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">
+                <v:group id="Group 13" o:spid="_x0000_s1028" style="position:absolute;top:1274;width:69803;height:47498" coordorigin="" coordsize="69803,47498" o:gfxdata="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">
+                  <v:shapetype id="_x0000_t75" coordsize="21600,21600" o:spt="75" o:preferrelative="t" path="m@4@5l@4@11@9@11@9@5xe" filled="f" stroked="f">
+                    <v:stroke joinstyle="miter"/>
+                    <v:formulas>
+                      <v:f eqn="if lineDrawn pixelLineWidth 0"/>
+                      <v:f eqn="sum @0 1 0"/>
+                      <v:f eqn="sum 0 0 @1"/>
+                      <v:f eqn="prod @2 1 2"/>
+                      <v:f eqn="prod @3 21600 pixelWidth"/>
+                      <v:f eqn="prod @3 21600 pixelHeight"/>
+                      <v:f eqn="sum @0 0 1"/>
+                      <v:f eqn="prod @6 1 2"/>
+                      <v:f eqn="prod @7 21600 pixelWidth"/>
+                      <v:f eqn="sum @8 21600 0"/>
+                      <v:f eqn="prod @7 21600 pixelHeight"/>
+                      <v:f eqn="sum @10 21600 0"/>
+                    </v:formulas>
+                    <v:path o:extrusionok="f" gradientshapeok="t" o:connecttype="rect"/>
+                    <o:lock v:ext="edit" aspectratio="t"/>
+                  </v:shapetype>
+                  <v:shape id="Picture 11" o:spid="_x0000_s1029" type="#_x0000_t75" style="position:absolute;width:69803;height:46537;visibility:visible;mso-wrap-style:square" o:gfxdata="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">
+                    <v:imagedata r:id="rId9" o:title=""/>
+                  </v:shape>
+                  <v:shape id="Text Box 12" o:spid="_x0000_s1030" type="#_x0000_t202" style="position:absolute;left:1773;top:45170;width:56139;height:2328;visibility:visible;mso-wrap-style:square;v-text-anchor:top" o:gfxdata="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" filled="f" stroked="f" strokeweight=".5pt">
+                    <v:textbox>
+                      <w:txbxContent>
+                        <w:p>
+                          <w:pPr>
+                            <w:ind w:firstLine="0"/>
+                            <w:rPr>
+                              <w:sz w:val="16"/>
+                              <w:szCs w:val="18"/>
+                            </w:rPr>
+                          </w:pPr>
+                          <w:r>
+                            <w:rPr>
+                              <w:sz w:val="16"/>
+                              <w:szCs w:val="18"/>
+                            </w:rPr>
+                            <w:t>Source: World Bank DataCenter</w:t>
+                          </w:r>
+                          <w:r>
+                            <w:rPr>
+                              <w:sz w:val="16"/>
+                              <w:szCs w:val="18"/>
+                            </w:rPr>
+                            <w:t xml:space="preserve"> (Exports, Imports in current USD)</w:t>
+                          </w:r>
+                        </w:p>
+                      </w:txbxContent>
+                    </v:textbox>
+                  </v:shape>
+                </v:group>
+                <v:shape id="Text Box 14" o:spid="_x0000_s1031" type="#_x0000_t202" style="position:absolute;left:2216;top:181;width:45221;height:2604;visibility:visible;mso-wrap-style:square;v-text-anchor:top" o:gfxdata="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" fillcolor="white [3201]" stroked="f" strokeweight=".5pt">
+                  <v:textbox>
+                    <w:txbxContent>
+                      <w:p>
+                        <w:pPr>
+                          <w:ind w:firstLine="0"/>
+                          <w:rPr>
+                            <w:sz w:val="18"/>
+                            <w:szCs w:val="20"/>
+                          </w:rPr>
+                        </w:pPr>
+                        <w:r>
+                          <w:rPr>
+                            <w:sz w:val="18"/>
+                            <w:szCs w:val="20"/>
+                          </w:rPr>
+                          <w:t>Figure 1) Japan Imports and Exports of Goods and Services</w:t>
+                        </w:r>
+                      </w:p>
+                    </w:txbxContent>
+                  </v:textbox>
+                </v:shape>
+              </v:group>
+            </w:pict>
+          </mc:Fallback>
+        </mc:AlternateContent>
+      </w:r>
+      <w:r>
+        <w:br w:type="page"/>
+      </w:r>
+      <w:r>
+        <w:lastRenderedPageBreak/>
+        <w:t xml:space="preserve">Asset Bubble </w:t>
+      </w:r>
+    </w:p>
+    <w:p/>
+    <w:p>
+      <w:pPr>
+        <w:jc w:val="both"/>
+      </w:pPr>
+      <w:r>
+        <w:t>The asset bubble of the late 1980s, culminating in its peak around 1989–1991 and subsequent burst, represents a critical inflection point that transitioned Japan from the high-growth miracle era into the Lost Decades. This period was fueled by the 1985 Plaza Accord, which accelerated yen appreciation, prompting loose monetary policy from the BoJ to counteract export pressures. GDP growth remained solid at 6.79% in 1988 and 4.86% in 1989, but the speculative frenzy in stocks and real estate created unsustainable valuations.</w:t>
+      </w:r>
+      <w:r>
+        <w:t xml:space="preserve"> CPI</w:t>
+      </w:r>
+      <w:r>
+        <w:t xml:space="preserve"> stayed relatively moderate initially (around 0.68% in 1988 rising modestly), while Exports of goods and services</w:t>
+      </w:r>
+      <w:r>
+        <w:t xml:space="preserve"> </w:t>
+      </w:r>
+      <w:r>
+        <w:t xml:space="preserve">surged from </w:t>
+      </w:r>
+      <w:r>
+        <w:t xml:space="preserve">approximately </w:t>
+      </w:r>
+      <w:r>
+        <w:t xml:space="preserve">$231 billion in 1985 toward $404 billion by 1990, reflecting continued global competitiveness even as domestic asset prices detached from fundamentals. However, Imports of goods and services also </w:t>
+      </w:r>
+      <w:r>
+        <w:t>increased</w:t>
+      </w:r>
+      <w:r>
+        <w:t>, and deposit interest rates</w:t>
+      </w:r>
+      <w:r>
+        <w:t xml:space="preserve"> (Figure 4)</w:t>
+      </w:r>
+      <w:r>
+        <w:t xml:space="preserve"> were kept artificially low</w:t>
+      </w:r>
+      <w:r>
+        <w:t xml:space="preserve"> by the BoJ</w:t>
+      </w:r>
+      <w:r>
+        <w:t>, encouraging excessive borrowing and investment. In the global financial picture, Japan’s financial system</w:t>
+      </w:r>
+      <w:r>
+        <w:t xml:space="preserve">, which is </w:t>
+      </w:r>
+      <w:r>
+        <w:t>characterized by keiretsu main bank relationships,</w:t>
+      </w:r>
+      <w:r>
+        <w:t xml:space="preserve"> </w:t>
+      </w:r>
+      <w:r>
+        <w:t>and regulatory insulation</w:t>
+      </w:r>
+      <w:r>
+        <w:t xml:space="preserve"> boosted</w:t>
+      </w:r>
+      <w:r>
+        <w:t xml:space="preserve"> domestic liquidity while integrating into international capital flows post-Plaza. This created a unique vulnerability</w:t>
+      </w:r>
+      <w:r>
+        <w:t>:</w:t>
+      </w:r>
+      <w:r>
+        <w:t xml:space="preserve"> patient capital that once supported long-term industrial growth now fed speculative bubbles</w:t>
+      </w:r>
+      <w:r>
+        <w:t>.</w:t>
+      </w:r>
+    </w:p>
+    <w:p>
+      <w:pPr>
+        <w:jc w:val="both"/>
+      </w:pPr>
+      <w:r>
+        <w:t>Business leaders</w:t>
+      </w:r>
+      <w:r>
+        <w:t xml:space="preserve"> though</w:t>
+      </w:r>
+      <w:r>
+        <w:t xml:space="preserve"> played pivotal roles,</w:t>
+      </w:r>
+      <w:r>
+        <w:t xml:space="preserve"> </w:t>
+      </w:r>
+      <w:r>
+        <w:t>navigating the boom through aggressive expansion. A prominent figure was Yoshiaki Tsutsumi of the Seibu Group</w:t>
+      </w:r>
+      <w:r>
+        <w:t xml:space="preserve">. </w:t>
+      </w:r>
+      <w:r>
+        <w:t xml:space="preserve">Tsutsumi </w:t>
+      </w:r>
+      <w:r>
+        <w:t>used</w:t>
+      </w:r>
+      <w:r>
+        <w:t xml:space="preserve"> keiretsu-style financing to </w:t>
+      </w:r>
+      <w:r>
+        <w:t>gather vast</w:t>
+      </w:r>
+      <w:r>
+        <w:t xml:space="preserve"> property holdings, driving up urban land prices in Tokyo and contributing to the bubble’s inflation. His actions reflected broader business confidence in </w:t>
+      </w:r>
+      <w:r>
+        <w:t xml:space="preserve">having the need to </w:t>
+      </w:r>
+      <w:r>
+        <w:t>growth, fueled by low interest rates and export revenues. In manufacturing, Shoichiro Toyoda (succeeding Eiji) at Toyota expanded global production networks, using bubble-era capital surpluses for overseas plants to hedge yen strength</w:t>
+      </w:r>
+      <w:r>
+        <w:t>,</w:t>
+      </w:r>
+      <w:r>
+        <w:t xml:space="preserve"> a strategic move that preserved competitiveness but diverted focus from domestic efficiencies. At Sony, Norio Ohga pushed aggressive diversification into entertainment (e.g., Columbia Pictures acquisition in 1989), betting on synergies between hardware and content</w:t>
+      </w:r>
+      <w:r>
+        <w:t>. O</w:t>
+      </w:r>
+      <w:r>
+        <w:t xml:space="preserve">hga’s </w:t>
+      </w:r>
+      <w:r>
+        <w:t>vision</w:t>
+      </w:r>
+      <w:r>
+        <w:t xml:space="preserve"> </w:t>
+      </w:r>
+      <w:r>
+        <w:t xml:space="preserve">was to </w:t>
+      </w:r>
+      <w:r>
+        <w:t>globalize Sony</w:t>
+      </w:r>
+      <w:r>
+        <w:t xml:space="preserve"> for that time,</w:t>
+      </w:r>
+      <w:r>
+        <w:t xml:space="preserve"> but </w:t>
+      </w:r>
+      <w:r>
+        <w:t>exposed</w:t>
+      </w:r>
+      <w:r>
+        <w:t xml:space="preserve"> the firm to </w:t>
+      </w:r>
+      <w:r>
+        <w:t>bubble-burst risks</w:t>
+      </w:r>
+      <w:r>
+        <w:t xml:space="preserve">. Similarly, leaders in banking and trading houses, such as those at Sumitomo and Mitsubishi, channeled internal capital markets into property loans, reinforcing the keiretsu system’s risk-sharing but embedding moral hazard. These executives helped sustain short-term growth through </w:t>
+      </w:r>
+      <w:r>
+        <w:t xml:space="preserve">massive </w:t>
+      </w:r>
+      <w:r>
+        <w:t>investments, yet their optimism</w:t>
+      </w:r>
+      <w:r>
+        <w:t xml:space="preserve"> makes place for questioning their decision.</w:t>
+      </w:r>
+    </w:p>
+    <w:p>
+      <w:pPr>
+        <w:jc w:val="both"/>
+      </w:pPr>
+      <w:r>
+        <w:t xml:space="preserve">Policy responses initially accommodated the boom. The BoJ maintained loose policy to support exports after Plaza Accord yen appreciation, while the Ministry of Finance encouraged financial liberalization. However, tightening </w:t>
+      </w:r>
+      <w:r>
+        <w:t xml:space="preserve">policies </w:t>
+      </w:r>
+      <w:r>
+        <w:t>in 1989–1990 triggered the burst, with stock prices collapsing over 60% and land values plummeting. The government’s response included fiscal stimulus packages, but</w:t>
+      </w:r>
+      <w:r>
+        <w:t xml:space="preserve"> delayed bad loan recognition made the adjustment take more time than it was anticipated</w:t>
+      </w:r>
+      <w:r>
+        <w:t>. In the global context, Japan’s financial</w:t>
+      </w:r>
+      <w:r>
+        <w:t xml:space="preserve"> </w:t>
+      </w:r>
+      <w:r>
+        <w:t xml:space="preserve">faced scrutiny as interconnected keiretsu banks struggled with </w:t>
+      </w:r>
+      <w:r>
+        <w:t xml:space="preserve">low-return </w:t>
+      </w:r>
+      <w:r>
+        <w:t>loans, contrasting with more transparent international standards emerging in the 1990s.</w:t>
+      </w:r>
+    </w:p>
+    <w:p>
+      <w:pPr>
+        <w:jc w:val="both"/>
+      </w:pPr>
+      <w:r>
+        <w:t xml:space="preserve">Outcomes </w:t>
+      </w:r>
+      <w:r>
+        <w:t>of such a point were considerable</w:t>
+      </w:r>
+      <w:r>
+        <w:t>. GDP growth turned negative in 1993 (-0.52%) and remained subdued, while unemployment rate edged upward from low levels (</w:t>
+      </w:r>
+      <w:r>
+        <w:t xml:space="preserve">approximately </w:t>
+      </w:r>
+      <w:r>
+        <w:t xml:space="preserve">2.5% in the early 1990s). Exports proved resilient, but the </w:t>
+      </w:r>
+      <w:r>
+        <w:t>offsprings of what happened during the bubble inflected the slope of trade balance curve</w:t>
+      </w:r>
+      <w:r>
+        <w:t xml:space="preserve">. Business adaptations </w:t>
+      </w:r>
+      <w:r>
+        <w:t>after the burst started with gradual unwinding of the cross-holdings and start of an internationalization era</w:t>
+      </w:r>
+      <w:r>
+        <w:t>. This inflection exposed how the same mechanisms (main bank financing, group coordination) that drove miracles could</w:t>
+      </w:r>
+      <w:r>
+        <w:t xml:space="preserve"> suffer from</w:t>
+      </w:r>
+      <w:r>
+        <w:t xml:space="preserve"> inefficiencies when </w:t>
+      </w:r>
+      <w:r>
+        <w:t xml:space="preserve">they are not </w:t>
+      </w:r>
+      <w:r>
+        <w:t xml:space="preserve">aligned with global shifts. Ultimately, the 1991 burst shifted Japan toward </w:t>
+      </w:r>
+      <w:r>
+        <w:t>critical</w:t>
+      </w:r>
+      <w:r>
+        <w:t xml:space="preserve"> adjustment</w:t>
+      </w:r>
+      <w:r>
+        <w:t xml:space="preserve"> which were to balance the markets and the firms within it.</w:t>
+      </w:r>
+      <w:r>
+        <w:t xml:space="preserve"> </w:t>
+      </w:r>
+    </w:p>
+    <w:p>
+      <w:pPr>
+        <w:spacing w:before="240" w:line="276" w:lineRule="auto"/>
+        <w:jc w:val="both"/>
+      </w:pPr>
+    </w:p>
+    <w:p>
+      <w:pPr>
+        <w:spacing w:before="240" w:line="276" w:lineRule="auto"/>
+        <w:jc w:val="both"/>
+      </w:pPr>
+      <w:r>
+        <w:rPr>
+          <w:noProof/>
+        </w:rPr>
+        <w:lastRenderedPageBreak/>
+        <mc:AlternateContent>
+          <mc:Choice Requires="wpg">
+            <w:drawing>
+              <wp:anchor distT="0" distB="0" distL="114300" distR="114300" simplePos="0" relativeHeight="251670528" behindDoc="0" locked="0" layoutInCell="1" allowOverlap="1" wp14:anchorId="784B6056" wp14:editId="7EBB95CF">
+                <wp:simplePos x="0" y="0"/>
+                <wp:positionH relativeFrom="column">
+                  <wp:posOffset>-21841</wp:posOffset>
+                </wp:positionH>
+                <wp:positionV relativeFrom="paragraph">
+                  <wp:posOffset>-460112</wp:posOffset>
+                </wp:positionV>
+                <wp:extent cx="6188710" cy="4403098"/>
+                <wp:effectExtent l="0" t="0" r="2540" b="0"/>
+                <wp:wrapNone/>
+                <wp:docPr id="18" name="Group 18"/>
+                <wp:cNvGraphicFramePr/>
+                <a:graphic xmlns:a="http://schemas.openxmlformats.org/drawingml/2006/main">
+                  <a:graphicData uri="http://schemas.microsoft.com/office/word/2010/wordprocessingGroup">
+                    <wpg:wgp>
+                      <wpg:cNvGrpSpPr/>
+                      <wpg:grpSpPr>
+                        <a:xfrm>
+                          <a:off x="0" y="0"/>
+                          <a:ext cx="6188710" cy="4403098"/>
+                          <a:chOff x="0" y="0"/>
+                          <a:chExt cx="6188710" cy="4403098"/>
+                        </a:xfrm>
+                      </wpg:grpSpPr>
+                      <pic:pic xmlns:pic="http://schemas.openxmlformats.org/drawingml/2006/picture">
+                        <pic:nvPicPr>
+                          <pic:cNvPr id="10" name="Picture 10"/>
+                          <pic:cNvPicPr>
+                            <a:picLocks noChangeAspect="1"/>
+                          </pic:cNvPicPr>
+                        </pic:nvPicPr>
+                        <pic:blipFill>
+                          <a:blip r:embed="rId10" cstate="print">
+                            <a:extLst>
+                              <a:ext uri="{28A0092B-C50C-407E-A947-70E740481C1C}">
+                                <a14:useLocalDpi xmlns:a14="http://schemas.microsoft.com/office/drawing/2010/main" val="0"/>
+                              </a:ext>
+                            </a:extLst>
+                          </a:blip>
+                          <a:srcRect/>
+                          <a:stretch>
+                            <a:fillRect/>
+                          </a:stretch>
+                        </pic:blipFill>
+                        <pic:spPr bwMode="auto">
+                          <a:xfrm>
+                            <a:off x="0" y="163078"/>
+                            <a:ext cx="6188710" cy="4113530"/>
+                          </a:xfrm>
+                          <a:prstGeom prst="rect">
+                            <a:avLst/>
+                          </a:prstGeom>
+                          <a:noFill/>
+                          <a:ln>
+                            <a:noFill/>
+                          </a:ln>
+                        </pic:spPr>
+                      </pic:pic>
+                      <wps:wsp>
+                        <wps:cNvPr id="16" name="Text Box 16"/>
+                        <wps:cNvSpPr txBox="1"/>
+                        <wps:spPr>
+                          <a:xfrm>
+                            <a:off x="198023" y="0"/>
+                            <a:ext cx="4432219" cy="262089"/>
+                          </a:xfrm>
+                          <a:prstGeom prst="rect">
+                            <a:avLst/>
+                          </a:prstGeom>
+                          <a:solidFill>
+                            <a:schemeClr val="bg1"/>
+                          </a:solidFill>
+                          <a:ln w="6350">
+                            <a:noFill/>
+                          </a:ln>
+                        </wps:spPr>
+                        <wps:txbx>
+                          <w:txbxContent>
+                            <w:p>
+                              <w:pPr>
+                                <w:ind w:firstLine="0"/>
+                                <w:rPr>
+                                  <w:sz w:val="18"/>
+                                  <w:szCs w:val="20"/>
+                                </w:rPr>
+                              </w:pPr>
+                              <w:r>
+                                <w:rPr>
+                                  <w:sz w:val="18"/>
+                                  <w:szCs w:val="20"/>
+                                </w:rPr>
+                                <w:t>Figure 2) Japan’s Consumer Price Index (CPI)</w:t>
+                              </w:r>
+                            </w:p>
+                          </w:txbxContent>
+                        </wps:txbx>
+                        <wps:bodyPr rot="0" spcFirstLastPara="0" vertOverflow="overflow" horzOverflow="overflow" vert="horz" wrap="square" lIns="91440" tIns="45720" rIns="91440" bIns="45720" numCol="1" spcCol="0" rtlCol="0" fromWordArt="0" anchor="t" anchorCtr="0" forceAA="0" compatLnSpc="1">
+                          <a:prstTxWarp prst="textNoShape">
+                            <a:avLst/>
+                          </a:prstTxWarp>
+                          <a:noAutofit/>
+                        </wps:bodyPr>
+                      </wps:wsp>
+                      <wps:wsp>
+                        <wps:cNvPr id="17" name="Text Box 17"/>
+                        <wps:cNvSpPr txBox="1"/>
+                        <wps:spPr>
+                          <a:xfrm>
+                            <a:off x="128133" y="4141009"/>
+                            <a:ext cx="4432219" cy="262089"/>
+                          </a:xfrm>
+                          <a:prstGeom prst="rect">
+                            <a:avLst/>
+                          </a:prstGeom>
+                          <a:noFill/>
+                          <a:ln w="6350">
+                            <a:noFill/>
+                          </a:ln>
+                        </wps:spPr>
+                        <wps:txbx>
+                          <w:txbxContent>
+                            <w:p>
+                              <w:pPr>
+                                <w:ind w:firstLine="0"/>
+                                <w:rPr>
+                                  <w:sz w:val="16"/>
+                                  <w:szCs w:val="18"/>
+                                </w:rPr>
+                              </w:pPr>
+                              <w:r>
+                                <w:rPr>
+                                  <w:sz w:val="16"/>
+                                  <w:szCs w:val="18"/>
+                                </w:rPr>
+                                <w:t>Source: World Bank DataCenter (Inflation rate %)</w:t>
+                              </w:r>
+                            </w:p>
+                          </w:txbxContent>
+                        </wps:txbx>
+                        <wps:bodyPr rot="0" spcFirstLastPara="0" vertOverflow="overflow" horzOverflow="overflow" vert="horz" wrap="square" lIns="91440" tIns="45720" rIns="91440" bIns="45720" numCol="1" spcCol="0" rtlCol="0" fromWordArt="0" anchor="t" anchorCtr="0" forceAA="0" compatLnSpc="1">
+                          <a:prstTxWarp prst="textNoShape">
+                            <a:avLst/>
+                          </a:prstTxWarp>
+                          <a:noAutofit/>
+                        </wps:bodyPr>
+                      </wps:wsp>
+                    </wpg:wgp>
+                  </a:graphicData>
+                </a:graphic>
+              </wp:anchor>
+            </w:drawing>
+          </mc:Choice>
+          <mc:Fallback>
+            <w:pict>
+              <v:group w14:anchorId="784B6056" id="Group 18" o:spid="_x0000_s1032" style="position:absolute;left:0;text-align:left;margin-left:-1.7pt;margin-top:-36.25pt;width:487.3pt;height:346.7pt;z-index:251670528" coordsize="61887,44030" o:gfxdata="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">
+                <v:shape id="Picture 10" o:spid="_x0000_s1033" type="#_x0000_t75" style="position:absolute;top:1630;width:61887;height:41136;visibility:visible;mso-wrap-style:square" o:gfxdata="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">
+                  <v:imagedata r:id="rId11" o:title=""/>
+                </v:shape>
+                <v:shape id="Text Box 16" o:spid="_x0000_s1034" type="#_x0000_t202" style="position:absolute;left:1980;width:44322;height:2620;visibility:visible;mso-wrap-style:square;v-text-anchor:top" o:gfxdata="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" fillcolor="white [3212]" stroked="f" strokeweight=".5pt">
+                  <v:textbox>
+                    <w:txbxContent>
+                      <w:p>
+                        <w:pPr>
+                          <w:ind w:firstLine="0"/>
+                          <w:rPr>
+                            <w:sz w:val="18"/>
+                            <w:szCs w:val="20"/>
+                          </w:rPr>
+                        </w:pPr>
+                        <w:r>
+                          <w:rPr>
+                            <w:sz w:val="18"/>
+                            <w:szCs w:val="20"/>
+                          </w:rPr>
+                          <w:t>Figure 2) Japan’s Consumer Price Index (CPI)</w:t>
+                        </w:r>
+                      </w:p>
+                    </w:txbxContent>
+                  </v:textbox>
+                </v:shape>
+                <v:shape id="Text Box 17" o:spid="_x0000_s1035" type="#_x0000_t202" style="position:absolute;left:1281;top:41410;width:44322;height:2620;visibility:visible;mso-wrap-style:square;v-text-anchor:top" o:gfxdata="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" filled="f" stroked="f" strokeweight=".5pt">
+                  <v:textbox>
+                    <w:txbxContent>
+                      <w:p>
+                        <w:pPr>
+                          <w:ind w:firstLine="0"/>
+                          <w:rPr>
+                            <w:sz w:val="16"/>
+                            <w:szCs w:val="18"/>
+                          </w:rPr>
+                        </w:pPr>
+                        <w:r>
+                          <w:rPr>
+                            <w:sz w:val="16"/>
+                            <w:szCs w:val="18"/>
+                          </w:rPr>
+                          <w:t>Source: World Bank DataCenter (Inflation rate %)</w:t>
+                        </w:r>
+                      </w:p>
+                    </w:txbxContent>
+                  </v:textbox>
+                </v:shape>
+              </v:group>
+            </w:pict>
+          </mc:Fallback>
+        </mc:AlternateContent>
+      </w:r>
+    </w:p>
+    <w:p>
+      <w:pPr>
+        <w:ind w:firstLine="0"/>
+      </w:pPr>
+    </w:p>
+    <w:p>
+      <w:pPr>
+        <w:ind w:firstLine="0"/>
+      </w:pPr>
+    </w:p>
+    <w:p>
+      <w:pPr>
+        <w:ind w:firstLine="0"/>
+      </w:pPr>
+    </w:p>
+    <w:p>
+      <w:pPr>
+        <w:ind w:firstLine="0"/>
+      </w:pPr>
+    </w:p>
+    <w:p>
+      <w:pPr>
+        <w:ind w:firstLine="0"/>
+      </w:pPr>
+    </w:p>
+    <w:p>
+      <w:pPr>
+        <w:ind w:firstLine="0"/>
+      </w:pPr>
+    </w:p>
+    <w:p>
+      <w:pPr>
+        <w:ind w:firstLine="0"/>
+      </w:pPr>
+    </w:p>
+    <w:p>
+      <w:pPr>
+        <w:ind w:firstLine="0"/>
+      </w:pPr>
+    </w:p>
+    <w:p>
+      <w:pPr>
+        <w:ind w:firstLine="0"/>
+      </w:pPr>
+    </w:p>
+    <w:p>
+      <w:pPr>
+        <w:ind w:firstLine="0"/>
+      </w:pPr>
+    </w:p>
+    <w:p>
+      <w:pPr>
+        <w:ind w:firstLine="0"/>
+      </w:pPr>
+    </w:p>
+    <w:p>
+      <w:pPr>
+        <w:ind w:firstLine="0"/>
+      </w:pPr>
+    </w:p>
+    <w:p>
+      <w:pPr>
+        <w:ind w:firstLine="0"/>
+      </w:pPr>
+    </w:p>
+    <w:p>
+      <w:pPr>
+        <w:ind w:firstLine="0"/>
+      </w:pPr>
+    </w:p>
+    <w:p>
+      <w:pPr>
+        <w:pStyle w:val="Title2"/>
+        <w:ind w:left="0"/>
+      </w:pPr>
+      <w:r>
+        <w:t xml:space="preserve">The Asian Financial Crisis </w:t>
+      </w:r>
+    </w:p>
+    <w:p/>
+    <w:p>
+      <w:pPr>
+        <w:ind w:firstLine="0"/>
+      </w:pPr>
+      <w:r>
+        <w:t>The 1997–1998 Asian Financial Crisis constituted a significant external inflection point for Japan, amplifying the domestic vulnerabilities exposed by the 1991 asset bubble burst. While not originating in Japan, the crisis—triggered by currency devaluations in Thailand, Indonesia, South Korea, and others—created contagion effects through regional trade and financial linkages. According to GDP growth (annual %), Japan was already in a fragile state with near-zero or negative growth in the mid-1990s (e.g., -0.35% in 1998), but the crisis exacerbated this, contributing to a sharper contraction. Exports of goods and services (current US$) faced headwinds as key Asian markets contracted, though overall figures showed resilience around $400–450 billion in the late 1990s. Imports of goods and services (current US$) moderated with weaker domestic demand, while Inflation, consumer prices (annual %) turned deflationary (e.g., -0.34% in 1999), reflecting broader stagnation. Unemployment rate rose modestly but persistently, hovering above 4% amid corporate restructuring.</w:t>
+      </w:r>
+    </w:p>
+    <w:p>
+      <w:pPr>
+        <w:spacing w:before="240" w:line="276" w:lineRule="auto"/>
+      </w:pPr>
+      <w:r>
+        <w:t>In the global picture of Japan's financial system, the crisis highlighted ongoing fragilities in the bank-centered keiretsu model during the Lost Decades. Massive non-performing loans (NPLs) from the bubble era burdened major banks, limiting credit extension precisely when regional turmoil demanded flexibility. Japan's role as a major creditor and investor in Asia meant exposure through loans and supply chains, but the system's opacity and delayed write-offs—protected by cross-shareholding and main bank relationships—slowed recovery compared to more market-oriented economies. This period underscored the limits of "convoy capitalism," where relational ties preserved stability but hindered swift exits from unviable investments.</w:t>
+      </w:r>
+    </w:p>
+    <w:p>
+      <w:pPr>
+        <w:spacing w:before="240" w:line="276" w:lineRule="auto"/>
+      </w:pPr>
+      <w:r>
+        <w:lastRenderedPageBreak/>
+        <w:t xml:space="preserve">Business leaders responded with cautious adaptation focused on survival and selective internationalization. At Toyota, Hiroshi Okuda (President/Chairman in the late 1990s) accelerated global production networks, expanding in North America and Europe to diversify away from volatile Asian demand while maintaining JIT efficiency and supplier coordination domestically. His emphasis on cost control and hybrid technology R&amp;D helped Toyota weather export dips and emerge stronger. Sony's Nobuyuki </w:t>
       </w:r>
       <w:proofErr w:type="spellStart"/>
       <w:r>
-        <w:t>Soichiro</w:t>
+        <w:t>Idei</w:t>
       </w:r>
       <w:proofErr w:type="spellEnd"/>
       <w:r>
-        <w:t xml:space="preserve"> Honda at Honda Motor exemplified lean manufacturing agility. Honda diversified beyond motorcycles into automobiles, investing in fuel-efficient models like the Civic, directly countering oil shocks. Honda’s “man maximum, machine minimum” philosophy drove process improvements that reduced waste and boosted export viability.</w:t>
-      </w:r>
-    </w:p>
-    <w:p>
-      <w:r>
-        <w:t xml:space="preserve">In the automotive sector, </w:t>
-      </w:r>
-      <w:proofErr w:type="spellStart"/>
-      <w:r>
-        <w:t>Shoichiro</w:t>
-      </w:r>
-      <w:proofErr w:type="spellEnd"/>
-      <w:r>
-        <w:t xml:space="preserve"> Toyoda (Toyota) oversaw supply-chain optimizations within vertical keiretsu networks, enhancing just-in-time systems to mitigate raw material volatility. Toyota’s collaborative supplier relationships lowered transaction costs and enabled rapid model adjustments. Banking leaders, such as those at main banks tied to keiretsu (e.g., Mitsubishi Bank figures), provided patient capital for these transitions, aligning with government directives.</w:t>
-      </w:r>
-    </w:p>
-    <w:p>
-      <w:r>
-        <w:t>Policies were instrumental. The government floated the yen (1973), implemented fiscal stimulus packages, and launched energy conservation initiatives via MITI administrative guidance. Tax incentives for R&amp;D and export promotion, alongside the creation of the Japan Development Bank’s targeted loans, supported capital deepening. These measures, combined with business pragmatism, prevented collapse.</w:t>
-      </w:r>
-    </w:p>
-    <w:p>
-      <w:r>
-        <w:t>Outcomes proved dual-edged: growth decelerated from double-digits to ~4–5% annually, but Japan sustained technological upgrading and market share gains in autos and electronics. Firms like Sony and Honda emerged stronger globally, embedding flexibility that buffered later shocks. This period highlighted how visionary leaders translated policy support into enduring competitive advantages through innovation and relational governance. (Word count: ~498)</w:t>
-      </w:r>
-    </w:p>
-    <w:p>
-      <w:r>
-        <w:t>1985–1991: The Asset Bubble Economy – Speculative Expansion and Corporate Overreach</w:t>
-      </w:r>
-    </w:p>
-    <w:p>
-      <w:r>
-        <w:t>The mid-to-late 1980s bubble, fueled by the 1985 Plaza Accord (yen appreciation) and loose monetary policy, represented an inflection of exuberant asset inflation. Stock and land prices soared, with the Nikkei peaking near 39,000 in 1989. Industries reacted with aggressive expansion, often prioritizing asset appreciation over fundamentals.</w:t>
-      </w:r>
-    </w:p>
-    <w:p>
-      <w:r>
-        <w:t xml:space="preserve">Yasuo </w:t>
-      </w:r>
-      <w:proofErr w:type="spellStart"/>
-      <w:r>
-        <w:t>Hamanaka</w:t>
-      </w:r>
-      <w:proofErr w:type="spellEnd"/>
-      <w:r>
-        <w:t xml:space="preserve"> (Sumitomo Corporation) and trading house executives exemplified speculative trading in commodities and real estate, leveraging keiretsu financial ties. More constructively, automotive leaders like </w:t>
-      </w:r>
-      <w:proofErr w:type="spellStart"/>
-      <w:r>
-        <w:t>Shoichiro</w:t>
-      </w:r>
-      <w:proofErr w:type="spellEnd"/>
-      <w:r>
-        <w:t xml:space="preserve"> Toyoda oversaw massive domestic and overseas capacity builds, while Akio Morita (Sony) pursued ambitious acquisitions (e.g., Columbia Pictures in 1989), aiming to integrate content with hardware. Morita’s global vision drove Sony’s diversification but exposed currency and integration risks. In banking, figures like Ichiro </w:t>
-      </w:r>
-      <w:proofErr w:type="spellStart"/>
-      <w:r>
-        <w:t>Isoda</w:t>
-      </w:r>
-      <w:proofErr w:type="spellEnd"/>
-      <w:r>
-        <w:t xml:space="preserve"> (formerly of Sumitomo Bank) facilitated easy credit, enabling corporate land and stock speculation.</w:t>
-      </w:r>
-    </w:p>
-    <w:p>
-      <w:r>
+        <w:t xml:space="preserve"> pursued aggressive digital and entertainment diversification (building on Morita's legacy), including further international acquisitions, to offset hardware vulnerabilities amid regional currency crises. Banking figures, such as those at Sumitomo and Mitsubishi, navigated mergers (e.g., precursors to MUFG) to consolidate balance sheets, though often under government pressure rather than pure market initiative. These actions centered on leveraging core competencies—technological excellence and group coordination—while gradually unwinding inefficient cross-holdings.</w:t>
+      </w:r>
+    </w:p>
+    <w:p>
+      <w:pPr>
+        <w:spacing w:before="240" w:line="276" w:lineRule="auto"/>
+        <w:jc w:val="both"/>
+      </w:pPr>
+      <w:r>
+        <w:t>Policies included fiscal stimulus packages and Bank of Japan liquidity injections, alongside the "Big Bang" financial reforms (1996–2001) aimed at deregulation and transparency. The government injected public funds into banks to address NPLs, signaling a shift from implicit guarantees. These measures stabilized the system but prolonged zombie firm survival, delaying creative destruction.</w:t>
+      </w:r>
+      <w:r>
+        <w:t xml:space="preserve"> </w:t>
+      </w:r>
+      <w:proofErr w:type="gramStart"/>
+      <w:r>
+        <w:t>Outcomes</w:t>
+      </w:r>
+      <w:proofErr w:type="gramEnd"/>
+      <w:r>
+        <w:t xml:space="preserve"> mixed: Japan avoided the worst of the regional meltdown due to prior adjustments, with trade balances supported by Exports of goods and services, but the crisis deepened deflation and slow growth. It reinforced the need for financial system modernization, influencing later Abenomics-style reforms. Business titans like Okuda exemplified resilient leadership—prioritizing innovation and global reach amid adversity—preserving Japan's industrial core while exposing relational model's adjustment frictions. This inflection thus bridged bubble legacies to ongoing structural challenges.</w:t>
+      </w:r>
+    </w:p>
+    <w:p>
+      <w:r>
+        <w:rPr>
+          <w:noProof/>
+        </w:rPr>
+        <mc:AlternateContent>
+          <mc:Choice Requires="wpg">
+            <w:drawing>
+              <wp:anchor distT="0" distB="0" distL="114300" distR="114300" simplePos="0" relativeHeight="251673600" behindDoc="0" locked="0" layoutInCell="1" allowOverlap="1" wp14:anchorId="01D7AD1D" wp14:editId="7F912F59">
+                <wp:simplePos x="0" y="0"/>
+                <wp:positionH relativeFrom="column">
+                  <wp:posOffset>-215386</wp:posOffset>
+                </wp:positionH>
+                <wp:positionV relativeFrom="paragraph">
+                  <wp:posOffset>333074</wp:posOffset>
+                </wp:positionV>
+                <wp:extent cx="6478270" cy="4630141"/>
+                <wp:effectExtent l="0" t="0" r="0" b="0"/>
+                <wp:wrapNone/>
+                <wp:docPr id="22" name="Group 22"/>
+                <wp:cNvGraphicFramePr/>
+                <a:graphic xmlns:a="http://schemas.openxmlformats.org/drawingml/2006/main">
+                  <a:graphicData uri="http://schemas.microsoft.com/office/word/2010/wordprocessingGroup">
+                    <wpg:wgp>
+                      <wpg:cNvGrpSpPr/>
+                      <wpg:grpSpPr>
+                        <a:xfrm>
+                          <a:off x="0" y="0"/>
+                          <a:ext cx="6478270" cy="4630141"/>
+                          <a:chOff x="0" y="0"/>
+                          <a:chExt cx="6478270" cy="4630141"/>
+                        </a:xfrm>
+                      </wpg:grpSpPr>
+                      <pic:pic xmlns:pic="http://schemas.openxmlformats.org/drawingml/2006/picture">
+                        <pic:nvPicPr>
+                          <pic:cNvPr id="9" name="Picture 9"/>
+                          <pic:cNvPicPr>
+                            <a:picLocks noChangeAspect="1"/>
+                          </pic:cNvPicPr>
+                        </pic:nvPicPr>
+                        <pic:blipFill>
+                          <a:blip r:embed="rId12" cstate="print">
+                            <a:extLst>
+                              <a:ext uri="{28A0092B-C50C-407E-A947-70E740481C1C}">
+                                <a14:useLocalDpi xmlns:a14="http://schemas.microsoft.com/office/drawing/2010/main" val="0"/>
+                              </a:ext>
+                            </a:extLst>
+                          </a:blip>
+                          <a:srcRect/>
+                          <a:stretch>
+                            <a:fillRect/>
+                          </a:stretch>
+                        </pic:blipFill>
+                        <pic:spPr bwMode="auto">
+                          <a:xfrm>
+                            <a:off x="0" y="142710"/>
+                            <a:ext cx="6478270" cy="4305935"/>
+                          </a:xfrm>
+                          <a:prstGeom prst="rect">
+                            <a:avLst/>
+                          </a:prstGeom>
+                          <a:noFill/>
+                          <a:ln>
+                            <a:noFill/>
+                          </a:ln>
+                        </pic:spPr>
+                      </pic:pic>
+                      <wps:wsp>
+                        <wps:cNvPr id="19" name="Text Box 19"/>
+                        <wps:cNvSpPr txBox="1"/>
+                        <wps:spPr>
+                          <a:xfrm>
+                            <a:off x="147995" y="4355293"/>
+                            <a:ext cx="5121697" cy="274848"/>
+                          </a:xfrm>
+                          <a:prstGeom prst="rect">
+                            <a:avLst/>
+                          </a:prstGeom>
+                          <a:noFill/>
+                          <a:ln w="6350">
+                            <a:noFill/>
+                          </a:ln>
+                        </wps:spPr>
+                        <wps:txbx>
+                          <w:txbxContent>
+                            <w:p>
+                              <w:pPr>
+                                <w:ind w:firstLine="0"/>
+                                <w:rPr>
+                                  <w:sz w:val="16"/>
+                                  <w:szCs w:val="18"/>
+                                </w:rPr>
+                              </w:pPr>
+                              <w:r>
+                                <w:rPr>
+                                  <w:sz w:val="16"/>
+                                  <w:szCs w:val="18"/>
+                                </w:rPr>
+                                <w:t>Source: International Monetary Fund (IMF WEO. Unemployment rate)</w:t>
+                              </w:r>
+                            </w:p>
+                          </w:txbxContent>
+                        </wps:txbx>
+                        <wps:bodyPr rot="0" spcFirstLastPara="0" vertOverflow="overflow" horzOverflow="overflow" vert="horz" wrap="square" lIns="91440" tIns="45720" rIns="91440" bIns="45720" numCol="1" spcCol="0" rtlCol="0" fromWordArt="0" anchor="t" anchorCtr="0" forceAA="0" compatLnSpc="1">
+                          <a:prstTxWarp prst="textNoShape">
+                            <a:avLst/>
+                          </a:prstTxWarp>
+                          <a:noAutofit/>
+                        </wps:bodyPr>
+                      </wps:wsp>
+                      <wps:wsp>
+                        <wps:cNvPr id="21" name="Text Box 21"/>
+                        <wps:cNvSpPr txBox="1"/>
+                        <wps:spPr>
+                          <a:xfrm>
+                            <a:off x="216707" y="0"/>
+                            <a:ext cx="4973702" cy="269296"/>
+                          </a:xfrm>
+                          <a:prstGeom prst="rect">
+                            <a:avLst/>
+                          </a:prstGeom>
+                          <a:solidFill>
+                            <a:schemeClr val="lt1"/>
+                          </a:solidFill>
+                          <a:ln w="6350">
+                            <a:noFill/>
+                          </a:ln>
+                        </wps:spPr>
+                        <wps:txbx>
+                          <w:txbxContent>
+                            <w:p>
+                              <w:pPr>
+                                <w:ind w:firstLine="0"/>
+                                <w:rPr>
+                                  <w:sz w:val="20"/>
+                                  <w:szCs w:val="22"/>
+                                </w:rPr>
+                              </w:pPr>
+                              <w:r>
+                                <w:rPr>
+                                  <w:sz w:val="20"/>
+                                  <w:szCs w:val="22"/>
+                                </w:rPr>
+                                <w:t>Figure 3) Unemployment rate (%)</w:t>
+                              </w:r>
+                            </w:p>
+                          </w:txbxContent>
+                        </wps:txbx>
+                        <wps:bodyPr rot="0" spcFirstLastPara="0" vertOverflow="overflow" horzOverflow="overflow" vert="horz" wrap="square" lIns="91440" tIns="45720" rIns="91440" bIns="45720" numCol="1" spcCol="0" rtlCol="0" fromWordArt="0" anchor="t" anchorCtr="0" forceAA="0" compatLnSpc="1">
+                          <a:prstTxWarp prst="textNoShape">
+                            <a:avLst/>
+                          </a:prstTxWarp>
+                          <a:noAutofit/>
+                        </wps:bodyPr>
+                      </wps:wsp>
+                    </wpg:wgp>
+                  </a:graphicData>
+                </a:graphic>
+              </wp:anchor>
+            </w:drawing>
+          </mc:Choice>
+          <mc:Fallback>
+            <w:pict>
+              <v:group w14:anchorId="01D7AD1D" id="Group 22" o:spid="_x0000_s1036" style="position:absolute;left:0;text-align:left;margin-left:-16.95pt;margin-top:26.25pt;width:510.1pt;height:364.6pt;z-index:251673600" coordsize="64782,46301" o:gfxdata="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">
+                <v:shape id="Picture 9" o:spid="_x0000_s1037" type="#_x0000_t75" style="position:absolute;top:1427;width:64782;height:43059;visibility:visible;mso-wrap-style:square" o:gfxdata="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">
+                  <v:imagedata r:id="rId13" o:title=""/>
+                </v:shape>
+                <v:shape id="Text Box 19" o:spid="_x0000_s1038" type="#_x0000_t202" style="position:absolute;left:1479;top:43552;width:51217;height:2749;visibility:visible;mso-wrap-style:square;v-text-anchor:top" o:gfxdata="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" filled="f" stroked="f" strokeweight=".5pt">
+                  <v:textbox>
+                    <w:txbxContent>
+                      <w:p>
+                        <w:pPr>
+                          <w:ind w:firstLine="0"/>
+                          <w:rPr>
+                            <w:sz w:val="16"/>
+                            <w:szCs w:val="18"/>
+                          </w:rPr>
+                        </w:pPr>
+                        <w:r>
+                          <w:rPr>
+                            <w:sz w:val="16"/>
+                            <w:szCs w:val="18"/>
+                          </w:rPr>
+                          <w:t>Source: International Monetary Fund (IMF WEO. Unemployment rate)</w:t>
+                        </w:r>
+                      </w:p>
+                    </w:txbxContent>
+                  </v:textbox>
+                </v:shape>
+                <v:shape id="Text Box 21" o:spid="_x0000_s1039" type="#_x0000_t202" style="position:absolute;left:2167;width:49737;height:2692;visibility:visible;mso-wrap-style:square;v-text-anchor:top" o:gfxdata="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" fillcolor="white [3201]" stroked="f" strokeweight=".5pt">
+                  <v:textbox>
+                    <w:txbxContent>
+                      <w:p>
+                        <w:pPr>
+                          <w:ind w:firstLine="0"/>
+                          <w:rPr>
+                            <w:sz w:val="20"/>
+                            <w:szCs w:val="22"/>
+                          </w:rPr>
+                        </w:pPr>
+                        <w:r>
+                          <w:rPr>
+                            <w:sz w:val="20"/>
+                            <w:szCs w:val="22"/>
+                          </w:rPr>
+                          <w:t>Figure 3) Unemployment rate (%)</w:t>
+                        </w:r>
+                      </w:p>
+                    </w:txbxContent>
+                  </v:textbox>
+                </v:shape>
+              </v:group>
+            </w:pict>
+          </mc:Fallback>
+        </mc:AlternateContent>
+      </w:r>
+      <w:r>
+        <w:br w:type="page"/>
+      </w:r>
+    </w:p>
+    <w:p>
+      <w:pPr>
+        <w:spacing w:before="240" w:line="276" w:lineRule="auto"/>
+        <w:rPr>
+          <w:b/>
+          <w:bCs/>
+          <w:color w:val="000000" w:themeColor="text1"/>
+        </w:rPr>
+      </w:pPr>
+      <w:r>
+        <w:rPr>
+          <w:b/>
+          <w:bCs/>
+          <w:color w:val="000000" w:themeColor="text1"/>
+        </w:rPr>
         <w:lastRenderedPageBreak/>
-        <w:t>Businesses borrowed heavily for real estate and equities, inflating balance sheets via cross-shareholdings. Policies under the Bank of Japan (low rates) and government encouragement of domestic demand post-Plaza Accord amplified this. MITI continued sectoral guidance, but lax oversight allowed moral hazard.</w:t>
-      </w:r>
-    </w:p>
-    <w:p>
-      <w:r>
-        <w:t>The bubble created short-term wealth but distorted resource allocation. Leaders’ over-optimism, while fueling temporary booms, sowed vulnerabilities. Outcomes included inflated corporate valuations followed by sharp corrections, setting the stage for the burst. This era underscored the dangers of decoupling business strategy from sustainable productivity. (Word count: ~495; condensed for focus while meeting depth.)</w:t>
-      </w:r>
-    </w:p>
-    <w:p>
-      <w:r>
-        <w:t>1991–2000s: Lost Decades Onset – Bubble Burst, Banking Crisis, and Stagnant Adjustment</w:t>
-      </w:r>
-    </w:p>
-    <w:p>
-      <w:r>
-        <w:t>The 1991 asset collapse (Nikkei fell ~60% by 1992, land prices plummeted) triggered prolonged stagnation, deflation, and non-performing loans. Industries faced debt overhang and excess capacity.</w:t>
-      </w:r>
-    </w:p>
-    <w:p>
-      <w:r>
-        <w:t xml:space="preserve">Hiroshi Okuda (Toyota, later chairman) played a pivotal stabilizing role, pushing for cost rationalization, hybrid technology (Prius development in 1997), and global alliances (e.g., with GM). His leadership preserved Toyota’s core strengths amid credit crunches. Nobuyuki </w:t>
-      </w:r>
-      <w:proofErr w:type="spellStart"/>
-      <w:r>
-        <w:t>Idei</w:t>
-      </w:r>
-      <w:proofErr w:type="spellEnd"/>
-      <w:r>
-        <w:t xml:space="preserve"> at Sony navigated post-bubble restructuring, streamlining operations and emphasizing digital convergence, though legacy commitments slowed agility. Banking reformers, including Masaru Hayami (Bank of Japan Governor, 1998–2003), implemented aggressive monetary easing and “Big Bang” financial deregulation (1996 onward) to address zombie firms.</w:t>
-      </w:r>
-    </w:p>
-    <w:p>
-      <w:r>
-        <w:t>Business reactions involved gradual keiretsu unwinding, NPL write-offs, and selective internationalization. Policies included fiscal stimulus packages, zero-interest-rate policy (ZIRP), and quantitative easing precursors. The 1990s “Big Bang” reforms aimed at market liberalization, while METI shifted toward IT and services promotion. Influential leaders helped by advocating restructuring (e.g., Okuda’s efficiency drives) and innovation, mitigating total collapse.</w:t>
-      </w:r>
-    </w:p>
-    <w:p>
-      <w:pPr>
-        <w:pStyle w:val="Subtitle"/>
+        <w:t>The Global Financial Crisis (2008–2009): Japan's Export-Dependent Vulnerability, Carry Trade Dynamics, and Renewed Financial System Pressures</w:t>
+      </w:r>
+    </w:p>
+    <w:p>
+      <w:pPr>
+        <w:spacing w:before="240" w:line="276" w:lineRule="auto"/>
+      </w:pPr>
+      <w:r>
+        <w:t>The 2008 Global Financial Crisis (GFC), originating from the U.S. subprime mortgage collapse and Lehman Brothers' bankruptcy, represented a major external inflection point for Japan, exposing the structural fragilities of its export-oriented, bank-centered economy nearly two decades into the Lost Decades. According to GDP growth (annual %), Japan experienced a sharp contraction of -5.94% in 2009—the deepest among major economies at the time—following already subdued growth in prior years. Exports of goods and services (current US$) plummeted from peaks around $800 billion in 2008 to $657 billion in 2009, reflecting collapsed global demand for automobiles, electronics, and machinery. Imports of goods and services (current US$) also declined but less dramatically, contributing to a temporary trade surplus compression. Inflation, consumer prices (annual %) turned deeply deflationary (-1.35% in 2009), while Unemployment rate rose from around 4% to over 5% in 2009–2010. Deposit interest rates remained near zero, a legacy of prolonged monetary easing.</w:t>
+      </w:r>
+    </w:p>
+    <w:p>
+      <w:pPr>
+        <w:spacing w:before="240" w:line="276" w:lineRule="auto"/>
+      </w:pPr>
+      <w:r>
+        <w:t>In the global picture of Japan's financial system, the GFC amplified longstanding issues rooted in the keiretsu model and ultra-</w:t>
+      </w:r>
+      <w:proofErr w:type="gramStart"/>
+      <w:r>
+        <w:t>low interest rate</w:t>
+      </w:r>
+      <w:proofErr w:type="gramEnd"/>
+      <w:r>
+        <w:t xml:space="preserve"> environment. Japan's zero-interest-rate policy (ZIRP), maintained since the late 1990s to combat deflation and banking fragility, created a fertile ground for the yen carry trade. International financiers borrowed cheaply in yen—leveraging Japan's abundant liquidity and stable currency—and invested in higher-yielding assets abroad (e.g., U.S. subprime securities, Australian bonds, or emerging markets). This mechanism channeled Japanese savings globally, boosting short-term profits for hedge funds and banks but building systemic vulnerabilities. When risk aversion surged in 2008, the yen appreciated sharply as carry trades unwound: investors repatriated funds, driving JPY/USD movements that significantly hurt Japanese exporters. A stronger yen eroded competitiveness, as firms priced in dollars faced margin compression on repatriated earnings. This dynamic illustrated the double-edged nature of Japan's financial system—patient capital and low rates enabled export financing during good times but transmitted global shocks rapidly through currency and trade channels.</w:t>
+      </w:r>
+    </w:p>
+    <w:p>
+      <w:pPr>
+        <w:spacing w:before="240" w:line="276" w:lineRule="auto"/>
+      </w:pPr>
+      <w:r>
+        <w:t>Business leaders reacted with a mix of defensive restructuring and strategic repositioning, highlighting the centrality of adaptive agency. At Toyota, Akio Toyoda (who assumed presidency in 2009) confronted the crisis head-on, implementing aggressive cost-cutting, temporary plant shutdowns, and accelerated hybrid vehicle development (e.g., Prius advancements). His emphasis on lean manufacturing and supply-chain resilience—rooted in vertical keiretsu coordination—helped mitigate the export collapse, though sales dropped sharply in the U.S. and Europe. Toyoda publicly criticized over-reliance on financial engineering, advocating a return to core engineering excellence. At Honda, Takeo Fukui and successors focused on fuel-efficient models and North American production localization to buffer currency volatility. Sony's Howard Stringer (non-Japanese CEO, reflecting globalization) accelerated digital transformation and entertainment diversification to offset hardware revenue losses from yen appreciation. In finance, leaders at Mizuho and other megabanks managed liquidity strains from carry trade reversals, with government-backed capital injections aiding stability. These figures exemplified how executives navigated low-rate borrowing environments: while financiers profited from yen-funded investments abroad, domestic firms used cheap capital for R&amp;D and overseas hedging, though sudden JPY/USD swings (yen strengthening from ~120 to below 90 in late 2008) forced rapid adjustments.</w:t>
+      </w:r>
+    </w:p>
+    <w:p>
+      <w:pPr>
+        <w:spacing w:before="240" w:line="276" w:lineRule="auto"/>
+      </w:pPr>
+      <w:r>
+        <w:t xml:space="preserve">Policy responses were multifaceted but constrained by prior debt burdens. The Bank of Japan expanded quantitative easing (QE), flooding markets with liquidity to counter deflation and support lending. The government launched fiscal stimulus packages focused on infrastructure, consumer rebates, and export support (e.g., eco-car subsidies benefiting Toyota and Honda). Internationally, Japan participated in G20 </w:t>
+      </w:r>
+      <w:r>
+        <w:lastRenderedPageBreak/>
+        <w:t>coordination. However, the low-interest-rate regime persisted, perpetuating carry trade incentives until global normalization. These measures cushioned the blow but underscored the financial system's limitations: relational governance delayed bankruptcies (zombie firms), while export dependence amplified external shocks.</w:t>
+      </w:r>
+    </w:p>
+    <w:p>
+      <w:pPr>
+        <w:spacing w:before="240" w:line="276" w:lineRule="auto"/>
         <w:jc w:val="both"/>
       </w:pPr>
       <w:r>
@@ -1667,711 +3099,13 @@
           <w:noProof/>
         </w:rPr>
         <w:drawing>
-          <wp:anchor distT="0" distB="0" distL="114300" distR="114300" simplePos="0" relativeHeight="251662336" behindDoc="1" locked="0" layoutInCell="1" allowOverlap="1" wp14:anchorId="25E15F9A" wp14:editId="0C13A04C">
+          <wp:anchor distT="0" distB="0" distL="114300" distR="114300" simplePos="0" relativeHeight="251662336" behindDoc="1" locked="0" layoutInCell="1" allowOverlap="1" wp14:anchorId="034ECC96" wp14:editId="59826B6D">
             <wp:simplePos x="0" y="0"/>
             <wp:positionH relativeFrom="column">
-              <wp:posOffset>42545</wp:posOffset>
+              <wp:posOffset>-300355</wp:posOffset>
             </wp:positionH>
             <wp:positionV relativeFrom="page">
-              <wp:posOffset>5539740</wp:posOffset>
-            </wp:positionV>
-            <wp:extent cx="6188710" cy="4113530"/>
-            <wp:effectExtent l="0" t="0" r="2540" b="1270"/>
-            <wp:wrapNone/>
-            <wp:docPr id="10" name="Picture 10"/>
-            <wp:cNvGraphicFramePr>
-              <a:graphicFrameLocks xmlns:a="http://schemas.openxmlformats.org/drawingml/2006/main" noChangeAspect="1"/>
-            </wp:cNvGraphicFramePr>
-            <a:graphic xmlns:a="http://schemas.openxmlformats.org/drawingml/2006/main">
-              <a:graphicData uri="http://schemas.openxmlformats.org/drawingml/2006/picture">
-                <pic:pic xmlns:pic="http://schemas.openxmlformats.org/drawingml/2006/picture">
-                  <pic:nvPicPr>
-                    <pic:cNvPr id="0" name="Picture 14"/>
-                    <pic:cNvPicPr>
-                      <a:picLocks noChangeAspect="1" noChangeArrowheads="1"/>
-                    </pic:cNvPicPr>
-                  </pic:nvPicPr>
-                  <pic:blipFill>
-                    <a:blip r:embed="rId8" cstate="print">
-                      <a:extLst>
-                        <a:ext uri="{28A0092B-C50C-407E-A947-70E740481C1C}">
-                          <a14:useLocalDpi xmlns:a14="http://schemas.microsoft.com/office/drawing/2010/main" val="0"/>
-                        </a:ext>
-                      </a:extLst>
-                    </a:blip>
-                    <a:srcRect/>
-                    <a:stretch>
-                      <a:fillRect/>
-                    </a:stretch>
-                  </pic:blipFill>
-                  <pic:spPr bwMode="auto">
-                    <a:xfrm>
-                      <a:off x="0" y="0"/>
-                      <a:ext cx="6188710" cy="4113530"/>
-                    </a:xfrm>
-                    <a:prstGeom prst="rect">
-                      <a:avLst/>
-                    </a:prstGeom>
-                    <a:noFill/>
-                    <a:ln>
-                      <a:noFill/>
-                    </a:ln>
-                  </pic:spPr>
-                </pic:pic>
-              </a:graphicData>
-            </a:graphic>
-          </wp:anchor>
-        </w:drawing>
-      </w:r>
-    </w:p>
-    <w:p>
-      <w:pPr>
-        <w:pStyle w:val="Subtitle"/>
-        <w:jc w:val="both"/>
-      </w:pPr>
-    </w:p>
-    <w:p>
-      <w:pPr>
-        <w:pStyle w:val="Subtitle"/>
-        <w:jc w:val="both"/>
-      </w:pPr>
-    </w:p>
-    <w:p>
-      <w:pPr>
-        <w:pStyle w:val="Subtitle"/>
-        <w:jc w:val="both"/>
-      </w:pPr>
-    </w:p>
-    <w:p>
-      <w:pPr>
-        <w:pStyle w:val="Subtitle"/>
-        <w:jc w:val="both"/>
-      </w:pPr>
-    </w:p>
-    <w:p>
-      <w:pPr>
-        <w:pStyle w:val="Subtitle"/>
-        <w:jc w:val="both"/>
-      </w:pPr>
-    </w:p>
-    <w:p>
-      <w:pPr>
-        <w:rPr>
-          <w:rFonts w:asciiTheme="minorHAnsi" w:eastAsiaTheme="majorEastAsia" w:hAnsiTheme="minorHAnsi" w:cstheme="majorBidi"/>
-          <w:color w:val="595959" w:themeColor="text1" w:themeTint="A6"/>
-          <w:spacing w:val="15"/>
-          <w:sz w:val="28"/>
-          <w:szCs w:val="28"/>
-        </w:rPr>
-      </w:pPr>
-      <w:r>
-        <w:br w:type="page"/>
-      </w:r>
-    </w:p>
-    <w:p>
-      <w:pPr>
-        <w:pStyle w:val="Subtitle"/>
-        <w:jc w:val="both"/>
-      </w:pPr>
-      <w:r>
-        <w:lastRenderedPageBreak/>
-        <w:t>Immediate postwar (1945-1950)</w:t>
-      </w:r>
-    </w:p>
-    <w:p>
-      <w:pPr>
-        <w:spacing w:line="276" w:lineRule="auto"/>
-        <w:jc w:val="both"/>
-        <w:rPr>
-          <w:lang w:bidi="fa-IR"/>
-        </w:rPr>
-      </w:pPr>
-      <w:r>
-        <w:rPr>
-          <w:lang w:bidi="fa-IR"/>
-        </w:rPr>
-        <w:t xml:space="preserve">The immediate postwar period represented Japan’s most </w:t>
-      </w:r>
-      <w:r>
-        <w:rPr>
-          <w:lang w:bidi="fa-IR"/>
-        </w:rPr>
-        <w:t>remarkable</w:t>
-      </w:r>
-      <w:r>
-        <w:rPr>
-          <w:lang w:bidi="fa-IR"/>
-        </w:rPr>
-        <w:t xml:space="preserve"> economic inflection, transitioning from wartime collapse to institutional foundations for recovery. Industrial output plummeted </w:t>
-      </w:r>
-      <w:r>
-        <w:rPr>
-          <w:lang w:bidi="fa-IR"/>
-        </w:rPr>
-        <w:t>to</w:t>
-      </w:r>
-      <w:r>
-        <w:rPr>
-          <w:lang w:bidi="fa-IR"/>
-        </w:rPr>
-        <w:t xml:space="preserve"> prewar levels amid widespread destruction, hyperinflation, and supply shortages. Business leaders faced existential challenges</w:t>
-      </w:r>
-      <w:r>
-        <w:rPr>
-          <w:lang w:bidi="fa-IR"/>
-        </w:rPr>
-        <w:t xml:space="preserve">. Having the Zaibatsu conglomerates </w:t>
-      </w:r>
-      <w:r>
-        <w:rPr>
-          <w:lang w:bidi="fa-IR"/>
-        </w:rPr>
-        <w:t>dismantled</w:t>
-      </w:r>
-      <w:r>
-        <w:rPr>
-          <w:lang w:bidi="fa-IR"/>
-        </w:rPr>
-        <w:t xml:space="preserve">. To which, </w:t>
-      </w:r>
-      <w:r>
-        <w:rPr>
-          <w:lang w:bidi="fa-IR"/>
-        </w:rPr>
-        <w:t>adaptation from family-controlled empires to more decentralized structures</w:t>
-      </w:r>
-      <w:r>
-        <w:rPr>
-          <w:lang w:bidi="fa-IR"/>
-        </w:rPr>
-        <w:t xml:space="preserve"> was inevitable</w:t>
-      </w:r>
-      <w:r>
-        <w:rPr>
-          <w:lang w:bidi="fa-IR"/>
-        </w:rPr>
-        <w:t>. Key figures like those in the emerging professional managerial class</w:t>
-      </w:r>
-      <w:r>
-        <w:rPr>
-          <w:lang w:bidi="fa-IR"/>
-        </w:rPr>
-        <w:t xml:space="preserve">, </w:t>
-      </w:r>
-      <w:r>
-        <w:rPr>
-          <w:lang w:bidi="fa-IR"/>
-        </w:rPr>
-        <w:t xml:space="preserve">drawing from prewar political </w:t>
-      </w:r>
-      <w:r>
-        <w:rPr>
-          <w:lang w:bidi="fa-IR"/>
-        </w:rPr>
-        <w:t>merchant’s</w:t>
-      </w:r>
-      <w:r>
-        <w:rPr>
-          <w:lang w:bidi="fa-IR"/>
-        </w:rPr>
-        <w:t xml:space="preserve"> networks</w:t>
-      </w:r>
-      <w:r>
-        <w:rPr>
-          <w:lang w:bidi="fa-IR"/>
-        </w:rPr>
-        <w:t xml:space="preserve">, </w:t>
-      </w:r>
-      <w:r>
-        <w:rPr>
-          <w:lang w:bidi="fa-IR"/>
-        </w:rPr>
-        <w:t>played pivotal roles in reorganization. While families such as the Mitsui and Mitsubishi lost direct control due to SCAP</w:t>
-      </w:r>
-      <w:r>
-        <w:rPr>
-          <w:lang w:bidi="fa-IR"/>
-        </w:rPr>
-        <w:t xml:space="preserve"> </w:t>
-      </w:r>
-      <w:r>
-        <w:rPr>
-          <w:lang w:bidi="fa-IR"/>
-        </w:rPr>
-        <w:t xml:space="preserve">purges and asset liquidations, surviving </w:t>
-      </w:r>
-      <w:r>
-        <w:rPr>
-          <w:lang w:bidi="fa-IR"/>
-        </w:rPr>
-        <w:t>families tried to preserve their businesses, using their relational ties.</w:t>
-      </w:r>
-    </w:p>
-    <w:p>
-      <w:pPr>
-        <w:spacing w:line="276" w:lineRule="auto"/>
-        <w:jc w:val="both"/>
-        <w:rPr>
-          <w:lang w:bidi="fa-IR"/>
-        </w:rPr>
-      </w:pPr>
-      <w:r>
-        <w:rPr>
-          <w:lang w:bidi="fa-IR"/>
-        </w:rPr>
-        <w:t>SCAP policies under General Douglas MacArthur were transformative. Antitrust reforms (1945–1952) mandated zaibats</w:t>
-      </w:r>
-      <w:r>
-        <w:rPr>
-          <w:lang w:bidi="fa-IR"/>
-        </w:rPr>
-        <w:t xml:space="preserve">u dissolution. </w:t>
-      </w:r>
-      <w:r>
-        <w:rPr>
-          <w:lang w:bidi="fa-IR"/>
-        </w:rPr>
-        <w:t xml:space="preserve"> holding companies banned, cross-holdings dismantled, and family assets liquidated to democratize the economy and prevent militarism. Complementary measures included land reform, which redistributed holdings to farmers, broadening the domestic market and stabilizing rural consumption, alongside labor democratization that empowered union</w:t>
-      </w:r>
-      <w:r>
-        <w:rPr>
-          <w:lang w:bidi="fa-IR"/>
-        </w:rPr>
-        <w:t>s</w:t>
-      </w:r>
-      <w:r>
-        <w:rPr>
-          <w:lang w:bidi="fa-IR"/>
-        </w:rPr>
-        <w:t xml:space="preserve">. The Dodge Line (1949), implemented by American banker Joseph Dodge, enforced fiscal austerity, fixed the exchange rate at ¥360 per USD, and </w:t>
-      </w:r>
-      <w:r>
-        <w:rPr>
-          <w:lang w:bidi="fa-IR"/>
-        </w:rPr>
-        <w:t>controlled</w:t>
-      </w:r>
-      <w:r>
-        <w:rPr>
-          <w:lang w:bidi="fa-IR"/>
-        </w:rPr>
-        <w:t xml:space="preserve"> inflation</w:t>
-      </w:r>
-      <w:r>
-        <w:rPr>
-          <w:lang w:bidi="fa-IR"/>
-        </w:rPr>
-        <w:t xml:space="preserve">, </w:t>
-      </w:r>
-      <w:r>
-        <w:rPr>
-          <w:lang w:bidi="fa-IR"/>
-        </w:rPr>
-        <w:t>creating a stable platform for business planning</w:t>
-      </w:r>
-      <w:sdt>
-        <w:sdtPr>
-          <w:rPr>
-            <w:rFonts w:cs="Times New Roman"/>
-            <w:color w:val="262626"/>
-            <w:lang w:bidi="fa-IR"/>
-          </w:rPr>
-          <w:tag w:val="MENDELEY_CITATION_v3_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"/>
-          <w:id w:val="-1811317844"/>
-          <w:placeholder>
-            <w:docPart w:val="DefaultPlaceholder_-1854013440"/>
-          </w:placeholder>
-        </w:sdtPr>
-        <w:sdtContent>
-          <w:r>
-            <w:rPr>
-              <w:rFonts w:cs="Times New Roman"/>
-              <w:color w:val="262626"/>
-              <w:lang w:bidi="fa-IR"/>
-            </w:rPr>
-            <w:t xml:space="preserve"> </w:t>
-          </w:r>
-          <w:r>
-            <w:rPr>
-              <w:rFonts w:cs="Times New Roman"/>
-              <w:color w:val="262626"/>
-              <w:lang w:bidi="fa-IR"/>
-            </w:rPr>
-            <w:t>(Takada, 1999)</w:t>
-          </w:r>
-        </w:sdtContent>
-      </w:sdt>
-      <w:r>
-        <w:rPr>
-          <w:lang w:bidi="fa-IR"/>
-        </w:rPr>
-        <w:t>.</w:t>
-      </w:r>
-    </w:p>
-    <w:p>
-      <w:pPr>
-        <w:spacing w:line="276" w:lineRule="auto"/>
-        <w:jc w:val="both"/>
-        <w:rPr>
-          <w:lang w:bidi="fa-IR"/>
-        </w:rPr>
-      </w:pPr>
-      <w:r>
-        <w:rPr>
-          <w:noProof/>
-        </w:rPr>
-        <w:drawing>
-          <wp:anchor distT="0" distB="0" distL="114300" distR="114300" simplePos="0" relativeHeight="251664384" behindDoc="1" locked="0" layoutInCell="1" allowOverlap="1" wp14:anchorId="521D54C3" wp14:editId="0CD96C12">
-            <wp:simplePos x="0" y="0"/>
-            <wp:positionH relativeFrom="column">
-              <wp:posOffset>-982889</wp:posOffset>
-            </wp:positionH>
-            <wp:positionV relativeFrom="page">
-              <wp:posOffset>5199017</wp:posOffset>
-            </wp:positionV>
-            <wp:extent cx="6188710" cy="4113530"/>
-            <wp:effectExtent l="0" t="0" r="2540" b="1270"/>
-            <wp:wrapNone/>
-            <wp:docPr id="9" name="Picture 9"/>
-            <wp:cNvGraphicFramePr>
-              <a:graphicFrameLocks xmlns:a="http://schemas.openxmlformats.org/drawingml/2006/main" noChangeAspect="1"/>
-            </wp:cNvGraphicFramePr>
-            <a:graphic xmlns:a="http://schemas.openxmlformats.org/drawingml/2006/main">
-              <a:graphicData uri="http://schemas.openxmlformats.org/drawingml/2006/picture">
-                <pic:pic xmlns:pic="http://schemas.openxmlformats.org/drawingml/2006/picture">
-                  <pic:nvPicPr>
-                    <pic:cNvPr id="0" name="Picture 13"/>
-                    <pic:cNvPicPr>
-                      <a:picLocks noChangeAspect="1" noChangeArrowheads="1"/>
-                    </pic:cNvPicPr>
-                  </pic:nvPicPr>
-                  <pic:blipFill>
-                    <a:blip r:embed="rId9" cstate="print">
-                      <a:extLst>
-                        <a:ext uri="{28A0092B-C50C-407E-A947-70E740481C1C}">
-                          <a14:useLocalDpi xmlns:a14="http://schemas.microsoft.com/office/drawing/2010/main" val="0"/>
-                        </a:ext>
-                      </a:extLst>
-                    </a:blip>
-                    <a:srcRect/>
-                    <a:stretch>
-                      <a:fillRect/>
-                    </a:stretch>
-                  </pic:blipFill>
-                  <pic:spPr bwMode="auto">
-                    <a:xfrm>
-                      <a:off x="0" y="0"/>
-                      <a:ext cx="6188710" cy="4113530"/>
-                    </a:xfrm>
-                    <a:prstGeom prst="rect">
-                      <a:avLst/>
-                    </a:prstGeom>
-                    <a:noFill/>
-                    <a:ln>
-                      <a:noFill/>
-                    </a:ln>
-                  </pic:spPr>
-                </pic:pic>
-              </a:graphicData>
-            </a:graphic>
-          </wp:anchor>
-        </w:drawing>
-      </w:r>
-      <w:r>
-        <w:rPr>
-          <w:lang w:bidi="fa-IR"/>
-        </w:rPr>
-        <w:t xml:space="preserve">Industry reactions centered on </w:t>
-      </w:r>
-      <w:r>
-        <w:rPr>
-          <w:lang w:bidi="fa-IR"/>
-        </w:rPr>
-        <w:t>“Rebuilding Japan”</w:t>
-      </w:r>
-      <w:r>
-        <w:rPr>
-          <w:lang w:bidi="fa-IR"/>
-        </w:rPr>
-        <w:t xml:space="preserve">. Former zaibatsu affiliates re-formed into bank-centered keiretsu, emphasizing relational contracting and main-bank financing for risk-sharing. Business owners prioritized reconstruction in basics like coal, steel, and electric power, channeling limited resources into capacity rebuilding. This period laid groundwork for professional management over familial control, </w:t>
-      </w:r>
-      <w:r>
-        <w:rPr>
-          <w:lang w:bidi="fa-IR"/>
-        </w:rPr>
-        <w:t>enforcing</w:t>
-      </w:r>
-      <w:r>
-        <w:rPr>
-          <w:lang w:bidi="fa-IR"/>
-        </w:rPr>
-        <w:t xml:space="preserve"> adaptability. Outcomes proved largely positive: by 1952, prewar industrial levels were regained, a skilled workforce emerged, and broader market access supported subsequent export-led strategies</w:t>
-      </w:r>
-      <w:r>
-        <w:rPr>
-          <w:lang w:bidi="fa-IR"/>
-        </w:rPr>
-        <w:t xml:space="preserve"> which led to a better roadway to growth </w:t>
-      </w:r>
-      <w:sdt>
-        <w:sdtPr>
-          <w:rPr>
-            <w:rFonts w:cs="Times New Roman"/>
-            <w:color w:val="262626"/>
-            <w:lang w:bidi="fa-IR"/>
-          </w:rPr>
-          <w:tag w:val="MENDELEY_CITATION_v3_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"/>
-          <w:id w:val="291564683"/>
-          <w:placeholder>
-            <w:docPart w:val="DefaultPlaceholder_-1854013440"/>
-          </w:placeholder>
-        </w:sdtPr>
-        <w:sdtContent>
-          <w:r>
-            <w:rPr>
-              <w:rFonts w:cs="Times New Roman"/>
-              <w:color w:val="262626"/>
-              <w:lang w:bidi="fa-IR"/>
-            </w:rPr>
-            <w:t>(Takada, 1999)</w:t>
-          </w:r>
-        </w:sdtContent>
-      </w:sdt>
-      <w:r>
-        <w:rPr>
-          <w:lang w:bidi="fa-IR"/>
-        </w:rPr>
-        <w:t xml:space="preserve">. </w:t>
-      </w:r>
-    </w:p>
-    <w:p>
-      <w:pPr>
-        <w:spacing w:line="276" w:lineRule="auto"/>
-        <w:rPr>
-          <w:lang w:bidi="fa-IR"/>
-        </w:rPr>
-      </w:pPr>
-      <w:r>
-        <w:rPr>
-          <w:lang w:bidi="fa-IR"/>
-        </w:rPr>
-        <w:t>1950–1953: Korean War Boom – Demand Surge as External Catalyst</w:t>
-      </w:r>
-    </w:p>
-    <w:p>
-      <w:pPr>
-        <w:spacing w:line="276" w:lineRule="auto"/>
-        <w:rPr>
-          <w:lang w:bidi="fa-IR"/>
-        </w:rPr>
-      </w:pPr>
-      <w:r>
-        <w:rPr>
-          <w:lang w:bidi="fa-IR"/>
-        </w:rPr>
-        <w:t>The Korean War marked a sharp positive inflection, injecting exogenous demand that accelerated recovery. Special procurements by UN forces provided critical foreign exchange and orders, acting as a catalyst when domestic markets remained fragile. Business leaders capitalized aggressively: executives in heavy industries and trading firms (precursors to sogo shosha) redirected efforts toward fulfilling military-related contracts in textiles, metals, and machinery. Figures associated with re-emerging groups, such as Toyota’s leadership in vertical integration, exemplified supply-chain tightening to meet surged demand.</w:t>
-      </w:r>
-    </w:p>
-    <w:p>
-      <w:pPr>
-        <w:spacing w:line="276" w:lineRule="auto"/>
-        <w:rPr>
-          <w:lang w:bidi="fa-IR"/>
-        </w:rPr>
-      </w:pPr>
-      <w:r>
-        <w:rPr>
-          <w:lang w:bidi="fa-IR"/>
-        </w:rPr>
-        <w:t>Policies reinforced this momentum. The U.S.-Japan Security Treaty (1951, revised 1960) reduced defense burdens, freeing capital for industrial investment. Occupation authorities shifted toward economic rehabilitation in the “Reverse Course,” relaxing some earlier reforms to prioritize stability amid Cold War priorities. MITI’s early guidance began shaping priorities toward capital-intensive sectors.</w:t>
-      </w:r>
-    </w:p>
-    <w:p>
-      <w:pPr>
-        <w:spacing w:line="276" w:lineRule="auto"/>
-        <w:jc w:val="both"/>
-        <w:rPr>
-          <w:rFonts w:hint="cs"/>
-          <w:rtl/>
-          <w:lang w:bidi="fa-IR"/>
-        </w:rPr>
-      </w:pPr>
-      <w:r>
-        <w:rPr>
-          <w:lang w:bidi="fa-IR"/>
-        </w:rPr>
-        <w:t>Industry reactions involved rapid scaling: firms invested in imported technology and expanded capacity, leveraging Korean War windfalls for modernization. This external boost enabled technology imports and inventory buildup, smoothing the transition to peacetime production. Outcomes included accelerated GDP recovery, strengthened export capabilities, and confidence in coordinated capitalism. Business adaptation here highlighted pragmatism—converting geopolitical events into domestic industrial foundations—while policies provided the enabling security and financial environment. By 1953, Japan was poised for sustained high growth, closing gaps with Western economies.</w:t>
-      </w:r>
-    </w:p>
-    <w:p>
-      <w:pPr>
-        <w:jc w:val="both"/>
-      </w:pPr>
-    </w:p>
-    <w:p>
-      <w:pPr>
-        <w:jc w:val="both"/>
-      </w:pPr>
-      <w:r>
-        <w:rPr>
-          <w:noProof/>
-        </w:rPr>
-        <w:lastRenderedPageBreak/>
-        <w:drawing>
-          <wp:anchor distT="0" distB="0" distL="114300" distR="114300" simplePos="0" relativeHeight="251665408" behindDoc="1" locked="0" layoutInCell="1" allowOverlap="1" wp14:anchorId="4A49910F" wp14:editId="2614F3CB">
-            <wp:simplePos x="0" y="0"/>
-            <wp:positionH relativeFrom="column">
-              <wp:posOffset>-68490</wp:posOffset>
-            </wp:positionH>
-            <wp:positionV relativeFrom="paragraph">
-              <wp:posOffset>0</wp:posOffset>
-            </wp:positionV>
-            <wp:extent cx="6188710" cy="4113530"/>
-            <wp:effectExtent l="0" t="0" r="2540" b="1270"/>
-            <wp:wrapNone/>
-            <wp:docPr id="8" name="Picture 8"/>
-            <wp:cNvGraphicFramePr>
-              <a:graphicFrameLocks xmlns:a="http://schemas.openxmlformats.org/drawingml/2006/main" noChangeAspect="1"/>
-            </wp:cNvGraphicFramePr>
-            <a:graphic xmlns:a="http://schemas.openxmlformats.org/drawingml/2006/main">
-              <a:graphicData uri="http://schemas.openxmlformats.org/drawingml/2006/picture">
-                <pic:pic xmlns:pic="http://schemas.openxmlformats.org/drawingml/2006/picture">
-                  <pic:nvPicPr>
-                    <pic:cNvPr id="0" name="Picture 12"/>
-                    <pic:cNvPicPr>
-                      <a:picLocks noChangeAspect="1" noChangeArrowheads="1"/>
-                    </pic:cNvPicPr>
-                  </pic:nvPicPr>
-                  <pic:blipFill>
-                    <a:blip r:embed="rId10" cstate="print">
-                      <a:extLst>
-                        <a:ext uri="{28A0092B-C50C-407E-A947-70E740481C1C}">
-                          <a14:useLocalDpi xmlns:a14="http://schemas.microsoft.com/office/drawing/2010/main" val="0"/>
-                        </a:ext>
-                      </a:extLst>
-                    </a:blip>
-                    <a:srcRect/>
-                    <a:stretch>
-                      <a:fillRect/>
-                    </a:stretch>
-                  </pic:blipFill>
-                  <pic:spPr bwMode="auto">
-                    <a:xfrm>
-                      <a:off x="0" y="0"/>
-                      <a:ext cx="6188710" cy="4113530"/>
-                    </a:xfrm>
-                    <a:prstGeom prst="rect">
-                      <a:avLst/>
-                    </a:prstGeom>
-                    <a:noFill/>
-                    <a:ln>
-                      <a:noFill/>
-                    </a:ln>
-                  </pic:spPr>
-                </pic:pic>
-              </a:graphicData>
-            </a:graphic>
-          </wp:anchor>
-        </w:drawing>
-      </w:r>
-    </w:p>
-    <w:p>
-      <w:pPr>
-        <w:jc w:val="both"/>
-      </w:pPr>
-    </w:p>
-    <w:p>
-      <w:pPr>
-        <w:jc w:val="both"/>
-      </w:pPr>
-      <w:r>
-        <w:t>The most pivotal were the immediate postwar reconstruction (1945–1952), the high-growth consolidation (mid-1950s–early 1970s), and the external shocks of the early 1970s. These stand out for their profound impact on business strategies, policy innovation, and long-term outcomes.</w:t>
-      </w:r>
-    </w:p>
-    <w:p>
-      <w:pPr>
-        <w:jc w:val="both"/>
-      </w:pPr>
-      <w:r>
-        <w:t>1. Postwar Occupation and Zaibatsu Dissolution (1945–1952): Defeat left Japan’s economy in ruins—industrial output at ~30% of prewar levels, hyperinflation, and supply shortages. SCAP (Supreme Commander for the Allied Powers) reforms marked a foundational inflection. Antitrust measures dissolved family-controlled zaibatsu conglomerates (e.g., Mitsui, Mitsubishi), banning holding companies and liquidating assets to democratize economic power and curb militarism. Business leaders adapted by reorganizing into looser, bank-centered keiretsu networks with cross-shareholding and relational contracting. Complementary policies included land reform (redistributing to tenants, boosting rural demand and stability) and labor democratization (union rights, though moderated later).</w:t>
-      </w:r>
-    </w:p>
-    <w:p>
-      <w:pPr>
-        <w:jc w:val="both"/>
-      </w:pPr>
-      <w:r>
-        <w:t>Outcomes were transformative: freed from familial control, professional managers pursued aggressive investment and technology adoption. Supported by U.S. aid and MITI precursors, this laid groundwork for export orientation. Business actions—diversification into heavy industries and supply-chain integration—yielded rapid recovery, though incomplete dissolution preserved informal networks that later enabled coordinated growth while sowing bank-centric vulnerabilities.</w:t>
-      </w:r>
-    </w:p>
-    <w:p>
-      <w:pPr>
-        <w:jc w:val="both"/>
-      </w:pPr>
-      <w:r>
-        <w:t>2. Korean War Procurements and High-Growth Takeoff (1950–1973): The Korean War provided an exogenous demand shock ("special procurements" injecting foreign exchange), accelerating recovery. This period crystallized the "economic miracle," with real GDP growth averaging ~9–10% annually. Business owners in emerging keiretsu (horizontal like Mitsui/Mitsubishi; vertical like Toyota) leveraged stable capital via main banks, information sharing through sogo shosha, and long-term contracting for just-in-time efficiency. Strategies emphasized scale, quality (Deming-inspired), and heavy/chemical industry prioritization per MITI guidance.</w:t>
-      </w:r>
-    </w:p>
-    <w:p>
-      <w:pPr>
-        <w:jc w:val="both"/>
-      </w:pPr>
-      <w:r>
-        <w:t>Policies were synergistic: the 1960 Income Doubling Plan offered indicative planning; financial repression (low rates, directed credit) and undervalued yen (¥360/USD under Bretton Woods) fueled capital deepening and exports. High savings, education expansion, and U.S. alliance (security treaty reducing defense burdens) amplified effects. Outcomes: technological leapfrogging, export competitiveness (textiles → machinery → autos/electronics), and Japan’s rise as the world’s second-largest economy by the late 1960s. However, embedded rigidities (lifetime employment, over-investment norms) foreshadowed later strains.</w:t>
-      </w:r>
-    </w:p>
-    <w:p>
-      <w:pPr>
-        <w:jc w:val="both"/>
-      </w:pPr>
-      <w:r>
-        <w:t>3. 1971 Nixon Shock, Oil Crises, and Structural Adjustment (1970s onward): The collapse of Bretton Woods forced yen appreciation, compounded by 1973/1979 oil shocks. This inflection tested adaptability. Firms responded by enhancing productivity, relocating production overseas, diversifying into high-value sectors, and unwinding some cross-holdings. Policies shifted toward floating rates, fiscal stimulus, and later administrative guidance for energy efficiency.</w:t>
-      </w:r>
-    </w:p>
-    <w:p>
-      <w:pPr>
-        <w:jc w:val="both"/>
-      </w:pPr>
-      <w:r>
-        <w:t>Business outcomes were mixed but resilient: growth slowed to ~4–5% but maintained competitiveness through innovation. This era highlighted keiretsu strengths (risk-sharing) alongside limitations (discouraging radical exits), contributing to 1980s bubble dynamics and eventual 1990s stagnation. U.S. alliance continued as enabler, but rising global competition (e.g., China later) intensified pressures.</w:t>
-      </w:r>
-    </w:p>
-    <w:p>
-      <w:pPr>
-        <w:jc w:val="both"/>
-      </w:pPr>
-      <w:r>
-        <w:t xml:space="preserve">These points underscore how business leaders, navigating policy environments, converted challenges into advantages—relational governance and patient capital proving decisive. Less critical junctures (e.g., 1985 Plaza </w:t>
-      </w:r>
-      <w:r>
-        <w:lastRenderedPageBreak/>
-        <w:t>Accord) built on these foundations. Subsequent sections will examine firm-level actions and empirical data at these junctures. (Word count: ~890)</w:t>
-      </w:r>
-    </w:p>
-    <w:p>
-      <w:pPr>
-        <w:jc w:val="both"/>
-      </w:pPr>
-      <w:r>
-        <w:t>This paragraph seamlessly extends your opening definition. Integrate charts/tables here (e.g., GDP growth breakpoints) for visual impact. Let me know if you need expansions, references, or DOCX edits.</w:t>
-      </w:r>
-    </w:p>
-    <w:p>
-      <w:pPr>
-        <w:jc w:val="both"/>
-      </w:pPr>
-      <w:r>
-        <w:rPr>
-          <w:noProof/>
-        </w:rPr>
-        <w:drawing>
-          <wp:anchor distT="0" distB="0" distL="114300" distR="114300" simplePos="0" relativeHeight="251666432" behindDoc="1" locked="0" layoutInCell="1" allowOverlap="1" wp14:anchorId="034ECC96" wp14:editId="545D9B20">
-            <wp:simplePos x="0" y="0"/>
-            <wp:positionH relativeFrom="column">
-              <wp:posOffset>-16238</wp:posOffset>
-            </wp:positionH>
-            <wp:positionV relativeFrom="page">
-              <wp:posOffset>1889488</wp:posOffset>
+              <wp:posOffset>3158951</wp:posOffset>
             </wp:positionV>
             <wp:extent cx="6188710" cy="4125595"/>
             <wp:effectExtent l="0" t="0" r="2540" b="8255"/>
@@ -2390,7 +3124,7 @@
                     </pic:cNvPicPr>
                   </pic:nvPicPr>
                   <pic:blipFill>
-                    <a:blip r:embed="rId11" cstate="print">
+                    <a:blip r:embed="rId14" cstate="print">
                       <a:extLst>
                         <a:ext uri="{28A0092B-C50C-407E-A947-70E740481C1C}">
                           <a14:useLocalDpi xmlns:a14="http://schemas.microsoft.com/office/drawing/2010/main" val="0"/>
@@ -2421,30 +3155,52 @@
           </wp:anchor>
         </w:drawing>
       </w:r>
-    </w:p>
-    <w:p>
-      <w:pPr>
+      <w:r>
+        <w:t>Outcomes were sobering yet revealing. The crisis accelerated deleveraging and corporate governance reforms, with increased foreign investor pressure on keiretsu structures. Exports of goods and services recovered post-2009 on global stimulus, but Japan's relative global position weakened. Unemployment stabilized without mass layoffs due to lifetime employment norms, preserving skills but limiting flexibility. The yen carry trade unwind demonstrated how low rates, while supporting domestic borrowers, exposed the economy to volatile capital flows and JPY/USD movements. Business titans like Akio Toyoda reinforced a narrative of resilience through innovation and operational discipline, using crisis liquidity for long-term positioning (e.g., electrification). This inflection reinforced Japan's transition toward services, technology, and quality-over-quantity manufacturing, while highlighting the need for financial system modernization beyond traditional coordination. Ultimately, the GFC tested the limits of patient capital in a globalized world, with leaders' adaptive strategies mitigating damage and laying groundwork for later Abenomics reforms aimed at ending deflation and boosting competitiveness.</w:t>
+      </w:r>
+      <w:r>
+        <w:br/>
+      </w:r>
+    </w:p>
+    <w:p>
+      <w:pPr>
+        <w:spacing w:before="240" w:line="276" w:lineRule="auto"/>
         <w:jc w:val="both"/>
       </w:pPr>
     </w:p>
     <w:p>
+      <w:pPr>
+        <w:spacing w:before="240" w:line="276" w:lineRule="auto"/>
+        <w:jc w:val="both"/>
+      </w:pPr>
+    </w:p>
+    <w:p>
+      <w:pPr>
+        <w:spacing w:before="240" w:line="276" w:lineRule="auto"/>
+        <w:jc w:val="both"/>
+      </w:pPr>
+    </w:p>
+    <w:p>
+      <w:pPr>
+        <w:ind w:firstLine="0"/>
+      </w:pPr>
       <w:r>
         <w:rPr>
           <w:noProof/>
         </w:rPr>
         <w:drawing>
-          <wp:anchor distT="0" distB="0" distL="114300" distR="114300" simplePos="0" relativeHeight="251663360" behindDoc="1" locked="0" layoutInCell="1" allowOverlap="1" wp14:anchorId="37D5F33E" wp14:editId="59B01D37">
+          <wp:anchor distT="0" distB="0" distL="114300" distR="114300" simplePos="0" relativeHeight="251661312" behindDoc="1" locked="0" layoutInCell="1" allowOverlap="1" wp14:anchorId="4A49910F" wp14:editId="23AEAF8B">
             <wp:simplePos x="0" y="0"/>
             <wp:positionH relativeFrom="column">
-              <wp:posOffset>101146</wp:posOffset>
+              <wp:posOffset>-178435</wp:posOffset>
             </wp:positionH>
-            <wp:positionV relativeFrom="page">
-              <wp:posOffset>6256927</wp:posOffset>
+            <wp:positionV relativeFrom="paragraph">
+              <wp:posOffset>1856451</wp:posOffset>
             </wp:positionV>
-            <wp:extent cx="6188710" cy="4125595"/>
-            <wp:effectExtent l="0" t="0" r="2540" b="8255"/>
+            <wp:extent cx="6188710" cy="4113530"/>
+            <wp:effectExtent l="0" t="0" r="2540" b="1270"/>
             <wp:wrapNone/>
-            <wp:docPr id="11" name="Picture 11"/>
+            <wp:docPr id="8" name="Picture 8"/>
             <wp:cNvGraphicFramePr>
               <a:graphicFrameLocks xmlns:a="http://schemas.openxmlformats.org/drawingml/2006/main" noChangeAspect="1"/>
             </wp:cNvGraphicFramePr>
@@ -2452,13 +3208,13 @@
               <a:graphicData uri="http://schemas.openxmlformats.org/drawingml/2006/picture">
                 <pic:pic xmlns:pic="http://schemas.openxmlformats.org/drawingml/2006/picture">
                   <pic:nvPicPr>
-                    <pic:cNvPr id="0" name="Picture 15"/>
+                    <pic:cNvPr id="0" name="Picture 12"/>
                     <pic:cNvPicPr>
                       <a:picLocks noChangeAspect="1" noChangeArrowheads="1"/>
                     </pic:cNvPicPr>
                   </pic:nvPicPr>
                   <pic:blipFill>
-                    <a:blip r:embed="rId12" cstate="print">
+                    <a:blip r:embed="rId15" cstate="print">
                       <a:extLst>
                         <a:ext uri="{28A0092B-C50C-407E-A947-70E740481C1C}">
                           <a14:useLocalDpi xmlns:a14="http://schemas.microsoft.com/office/drawing/2010/main" val="0"/>
@@ -2473,7 +3229,7 @@
                   <pic:spPr bwMode="auto">
                     <a:xfrm>
                       <a:off x="0" y="0"/>
-                      <a:ext cx="6188710" cy="4125595"/>
+                      <a:ext cx="6188710" cy="4113530"/>
                     </a:xfrm>
                     <a:prstGeom prst="rect">
                       <a:avLst/>
@@ -2486,162 +3242,6 @@
                 </pic:pic>
               </a:graphicData>
             </a:graphic>
-          </wp:anchor>
-        </w:drawing>
-      </w:r>
-      <w:r>
-        <w:br w:type="page"/>
-      </w:r>
-      <w:r>
-        <w:lastRenderedPageBreak/>
-        <w:br w:type="page"/>
-      </w:r>
-    </w:p>
-    <w:p>
-      <w:r>
-        <w:lastRenderedPageBreak/>
-        <w:br w:type="page"/>
-      </w:r>
-    </w:p>
-    <w:p>
-      <w:r>
-        <w:rPr>
-          <w:noProof/>
-        </w:rPr>
-        <w:lastRenderedPageBreak/>
-        <w:drawing>
-          <wp:anchor distT="0" distB="0" distL="114300" distR="114300" simplePos="0" relativeHeight="251661312" behindDoc="1" locked="0" layoutInCell="1" allowOverlap="1" wp14:anchorId="65CC8A4E" wp14:editId="3C143213">
-            <wp:simplePos x="0" y="0"/>
-            <wp:positionH relativeFrom="column">
-              <wp:posOffset>-647065</wp:posOffset>
-            </wp:positionH>
-            <wp:positionV relativeFrom="paragraph">
-              <wp:posOffset>-209550</wp:posOffset>
-            </wp:positionV>
-            <wp:extent cx="7524750" cy="3736125"/>
-            <wp:effectExtent l="0" t="0" r="0" b="0"/>
-            <wp:wrapNone/>
-            <wp:docPr id="5" name="Picture 5"/>
-            <wp:cNvGraphicFramePr>
-              <a:graphicFrameLocks xmlns:a="http://schemas.openxmlformats.org/drawingml/2006/main" noChangeAspect="1"/>
-            </wp:cNvGraphicFramePr>
-            <a:graphic xmlns:a="http://schemas.openxmlformats.org/drawingml/2006/main">
-              <a:graphicData uri="http://schemas.openxmlformats.org/drawingml/2006/picture">
-                <pic:pic xmlns:pic="http://schemas.openxmlformats.org/drawingml/2006/picture">
-                  <pic:nvPicPr>
-                    <pic:cNvPr id="0" name="Picture 4"/>
-                    <pic:cNvPicPr>
-                      <a:picLocks noChangeAspect="1" noChangeArrowheads="1"/>
-                    </pic:cNvPicPr>
-                  </pic:nvPicPr>
-                  <pic:blipFill>
-                    <a:blip r:embed="rId13" cstate="print">
-                      <a:extLst>
-                        <a:ext uri="{28A0092B-C50C-407E-A947-70E740481C1C}">
-                          <a14:useLocalDpi xmlns:a14="http://schemas.microsoft.com/office/drawing/2010/main" val="0"/>
-                        </a:ext>
-                      </a:extLst>
-                    </a:blip>
-                    <a:srcRect/>
-                    <a:stretch>
-                      <a:fillRect/>
-                    </a:stretch>
-                  </pic:blipFill>
-                  <pic:spPr bwMode="auto">
-                    <a:xfrm>
-                      <a:off x="0" y="0"/>
-                      <a:ext cx="7524750" cy="3736125"/>
-                    </a:xfrm>
-                    <a:prstGeom prst="rect">
-                      <a:avLst/>
-                    </a:prstGeom>
-                    <a:noFill/>
-                    <a:ln>
-                      <a:noFill/>
-                    </a:ln>
-                  </pic:spPr>
-                </pic:pic>
-              </a:graphicData>
-            </a:graphic>
-            <wp14:sizeRelH relativeFrom="margin">
-              <wp14:pctWidth>0</wp14:pctWidth>
-            </wp14:sizeRelH>
-            <wp14:sizeRelV relativeFrom="margin">
-              <wp14:pctHeight>0</wp14:pctHeight>
-            </wp14:sizeRelV>
-          </wp:anchor>
-        </w:drawing>
-      </w:r>
-      <w:r>
-        <w:br w:type="page"/>
-      </w:r>
-    </w:p>
-    <w:p>
-      <w:r>
-        <w:rPr>
-          <w:noProof/>
-        </w:rPr>
-        <w:lastRenderedPageBreak/>
-        <w:drawing>
-          <wp:anchor distT="0" distB="0" distL="114300" distR="114300" simplePos="0" relativeHeight="251660288" behindDoc="1" locked="0" layoutInCell="1" allowOverlap="1" wp14:anchorId="2DDBD6CF" wp14:editId="4AD3AA0D">
-            <wp:simplePos x="0" y="0"/>
-            <wp:positionH relativeFrom="column">
-              <wp:posOffset>-400050</wp:posOffset>
-            </wp:positionH>
-            <wp:positionV relativeFrom="page">
-              <wp:posOffset>641350</wp:posOffset>
-            </wp:positionV>
-            <wp:extent cx="6601460" cy="3300730"/>
-            <wp:effectExtent l="0" t="0" r="8890" b="0"/>
-            <wp:wrapNone/>
-            <wp:docPr id="6" name="Picture 6"/>
-            <wp:cNvGraphicFramePr>
-              <a:graphicFrameLocks xmlns:a="http://schemas.openxmlformats.org/drawingml/2006/main" noChangeAspect="1"/>
-            </wp:cNvGraphicFramePr>
-            <a:graphic xmlns:a="http://schemas.openxmlformats.org/drawingml/2006/main">
-              <a:graphicData uri="http://schemas.openxmlformats.org/drawingml/2006/picture">
-                <pic:pic xmlns:pic="http://schemas.openxmlformats.org/drawingml/2006/picture">
-                  <pic:nvPicPr>
-                    <pic:cNvPr id="0" name="Picture 5"/>
-                    <pic:cNvPicPr>
-                      <a:picLocks noChangeAspect="1" noChangeArrowheads="1"/>
-                    </pic:cNvPicPr>
-                  </pic:nvPicPr>
-                  <pic:blipFill>
-                    <a:blip r:embed="rId14" cstate="print">
-                      <a:extLst>
-                        <a:ext uri="{28A0092B-C50C-407E-A947-70E740481C1C}">
-                          <a14:useLocalDpi xmlns:a14="http://schemas.microsoft.com/office/drawing/2010/main" val="0"/>
-                        </a:ext>
-                      </a:extLst>
-                    </a:blip>
-                    <a:srcRect/>
-                    <a:stretch>
-                      <a:fillRect/>
-                    </a:stretch>
-                  </pic:blipFill>
-                  <pic:spPr bwMode="auto">
-                    <a:xfrm>
-                      <a:off x="0" y="0"/>
-                      <a:ext cx="6601460" cy="3300730"/>
-                    </a:xfrm>
-                    <a:prstGeom prst="rect">
-                      <a:avLst/>
-                    </a:prstGeom>
-                    <a:noFill/>
-                    <a:ln>
-                      <a:noFill/>
-                    </a:ln>
-                  </pic:spPr>
-                </pic:pic>
-              </a:graphicData>
-            </a:graphic>
-            <wp14:sizeRelH relativeFrom="margin">
-              <wp14:pctWidth>0</wp14:pctWidth>
-            </wp14:sizeRelH>
-            <wp14:sizeRelV relativeFrom="margin">
-              <wp14:pctHeight>0</wp14:pctHeight>
-            </wp14:sizeRelV>
           </wp:anchor>
         </w:drawing>
       </w:r>
@@ -3788,14 +4388,13 @@
     <w:p>
       <w:pPr>
         <w:pStyle w:val="Title2"/>
-        <w:ind w:left="0"/>
-      </w:pPr>
-      <w:bookmarkStart w:id="4" w:name="_Toc234854330"/>
+      </w:pPr>
+      <w:bookmarkStart w:id="5" w:name="_Toc234936132"/>
       <w:r>
         <w:lastRenderedPageBreak/>
         <w:t>References</w:t>
       </w:r>
-      <w:bookmarkEnd w:id="4"/>
+      <w:bookmarkEnd w:id="5"/>
     </w:p>
     <w:p>
       <w:pPr>
@@ -4061,7 +4660,7 @@
       </w:sdtContent>
     </w:sdt>
     <w:sectPr>
-      <w:footerReference w:type="default" r:id="rId15"/>
+      <w:footerReference w:type="default" r:id="rId16"/>
       <w:pgSz w:w="11906" w:h="16838" w:code="9"/>
       <w:pgMar w:top="1440" w:right="1080" w:bottom="1440" w:left="1080" w:header="576" w:footer="576" w:gutter="0"/>
       <w:cols w:space="720"/>
@@ -5239,7 +5838,7 @@
     <w:link w:val="Title2Char"/>
     <w:autoRedefine/>
     <w:qFormat/>
-    <w:rsid w:val="00DF6FA8"/>
+    <w:rsid w:val="00414EDA"/>
     <w:pPr>
       <w:ind w:left="288" w:firstLine="0"/>
     </w:pPr>
@@ -5252,7 +5851,7 @@
     <w:name w:val="Title2 Char"/>
     <w:basedOn w:val="TitleChar"/>
     <w:link w:val="Title2"/>
-    <w:rsid w:val="00DF6FA8"/>
+    <w:rsid w:val="00414EDA"/>
     <w:rPr>
       <w:rFonts w:asciiTheme="majorBidi" w:eastAsiaTheme="majorEastAsia" w:hAnsiTheme="majorBidi" w:cstheme="majorBidi"/>
       <w:color w:val="000000" w:themeColor="text1"/>
@@ -5567,7 +6166,7 @@
     <w:rsidRoot w:val="003A7952"/>
     <w:rsid w:val="003A7952"/>
     <w:rsid w:val="005E2486"/>
-    <w:rsid w:val="00D735B4"/>
+    <w:rsid w:val="0091797F"/>
   </w:rsids>
   <m:mathPr>
     <m:mathFont m:val="Cambria Math"/>
@@ -6362,7 +6961,7 @@
   <we:properties>
     <we:property name="MENDELEY_BIBLIOGRAPHY_IS_DIRTY" value="true"/>
     <we:property name="MENDELEY_BIBLIOGRAPHY_LAST_MODIFIED" value="1783847829193"/>
-    <we:property name="MENDELEY_CITATIONS" value="[{&quot;citationID&quot;:&quot;MENDELEY_CITATION_dc96fa10-71f1-4baf-bbbe-e69ced2d911d&quot;,&quot;properties&quot;:{&quot;noteIndex&quot;:0},&quot;isEdited&quot;:false,&quot;manualOverride&quot;:{&quot;isManuallyOverridden&quot;:false,&quot;citeprocText&quot;:&quot;(Takada, 1999)&quot;,&quot;manualOverrideText&quot;:&quot;&quot;},&quot;citationTag&quot;:&quot;MENDELEY_CITATION_v3_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&quot;,&quot;citationItems&quot;:[{&quot;id&quot;:&quot;9bfbe78e-55ba-3d43-9cfa-42308fc1b8ec&quot;,&quot;itemData&quot;:{&quot;type&quot;:&quot;article-journal&quot;,&quot;id&quot;:&quot;9bfbe78e-55ba-3d43-9cfa-42308fc1b8ec&quot;,&quot;title&quot;:&quot;Japan's Economic Miracle: Underlying Factors and Strategies for the Growth.&quot;,&quot;author&quot;:[{&quot;family&quot;:&quot;Takada&quot;,&quot;given&quot;:&quot;Masahiro&quot;,&quot;parse-names&quot;:false,&quot;dropping-particle&quot;:&quot;&quot;,&quot;non-dropping-particle&quot;:&quot;&quot;}],&quot;issued&quot;:{&quot;date-parts&quot;:[[1999]]},&quot;container-title-short&quot;:&quot;&quot;},&quot;isTemporary&quot;:false}]},{&quot;citationID&quot;:&quot;MENDELEY_CITATION_9873a62a-982e-4ccb-981c-e6ac3feeeaaa&quot;,&quot;properties&quot;:{&quot;noteIndex&quot;:0},&quot;isEdited&quot;:false,&quot;manualOverride&quot;:{&quot;isManuallyOverridden&quot;:false,&quot;citeprocText&quot;:&quot;(Takada, 1999)&quot;,&quot;manualOverrideText&quot;:&quot;&quot;},&quot;citationTag&quot;:&quot;MENDELEY_CITATION_v3_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&quot;,&quot;citationItems&quot;:[{&quot;id&quot;:&quot;9bfbe78e-55ba-3d43-9cfa-42308fc1b8ec&quot;,&quot;itemData&quot;:{&quot;type&quot;:&quot;article-journal&quot;,&quot;id&quot;:&quot;9bfbe78e-55ba-3d43-9cfa-42308fc1b8ec&quot;,&quot;title&quot;:&quot;Japan's Economic Miracle: Underlying Factors and Strategies for the Growth.&quot;,&quot;author&quot;:[{&quot;family&quot;:&quot;Takada&quot;,&quot;given&quot;:&quot;Masahiro&quot;,&quot;parse-names&quot;:false,&quot;dropping-particle&quot;:&quot;&quot;,&quot;non-dropping-particle&quot;:&quot;&quot;}],&quot;issued&quot;:{&quot;date-parts&quot;:[[1999]]},&quot;container-title-short&quot;:&quot;&quot;},&quot;isTemporary&quot;:false}]}]"/>
+    <we:property name="MENDELEY_CITATIONS" value="[]"/>
     <we:property name="MENDELEY_CITATIONS_STYLE" value="{&quot;id&quot;:&quot;https://www.zotero.org/styles/apa&quot;,&quot;title&quot;:&quot;APA Style 7th edition&quot;,&quot;format&quot;:&quot;author-date&quot;,&quot;defaultLocale&quot;:null,&quot;isLocaleCodeValid&quot;:true}"/>
   </we:properties>
   <we:bindings/>
